--- a/Отчёт по УП 05.01 Слизов.docx
+++ b/Отчёт по УП 05.01 Слизов.docx
@@ -1083,8 +1083,11 @@
             <w:rPr>
               <w:rFonts w:eastAsiaTheme="minorEastAsia"/>
               <w:noProof/>
-              <w:color w:val="000000" w:themeColor="text1"/>
+              <w:kern w:val="2"/>
+              <w:sz w:val="24"/>
+              <w:szCs w:val="24"/>
               <w:lang w:eastAsia="ru-RU"/>
+              <w14:ligatures w14:val="standardContextual"/>
             </w:rPr>
           </w:pPr>
           <w:r>
@@ -1105,12 +1108,12 @@
             </w:rPr>
             <w:fldChar w:fldCharType="separate"/>
           </w:r>
-          <w:hyperlink w:anchor="_Toc164933029" w:history="1">
+          <w:hyperlink w:anchor="_Toc195102316" w:history="1">
             <w:r>
               <w:rPr>
                 <w:rStyle w:val="a7"/>
-                <w:noProof/>
-                <w:color w:val="000000" w:themeColor="text1"/>
+                <w:rFonts w:ascii="Times New Roman" w:hAnsi="Times New Roman" w:cs="Times New Roman"/>
+                <w:noProof/>
               </w:rPr>
               <w:t>Тема 1. Выбор средств разработки проекта</w:t>
             </w:r>
@@ -1118,7 +1121,6 @@
               <w:rPr>
                 <w:noProof/>
                 <w:webHidden/>
-                <w:color w:val="000000" w:themeColor="text1"/>
               </w:rPr>
               <w:tab/>
             </w:r>
@@ -1126,7 +1128,6 @@
               <w:rPr>
                 <w:noProof/>
                 <w:webHidden/>
-                <w:color w:val="000000" w:themeColor="text1"/>
               </w:rPr>
               <w:fldChar w:fldCharType="begin"/>
             </w:r>
@@ -1134,22 +1135,19 @@
               <w:rPr>
                 <w:noProof/>
                 <w:webHidden/>
-                <w:color w:val="000000" w:themeColor="text1"/>
-              </w:rPr>
-              <w:instrText xml:space="preserve"> PAGEREF _Toc164933029 \h </w:instrText>
-            </w:r>
-            <w:r>
-              <w:rPr>
-                <w:noProof/>
-                <w:webHidden/>
-                <w:color w:val="000000" w:themeColor="text1"/>
-              </w:rPr>
-            </w:r>
-            <w:r>
-              <w:rPr>
-                <w:noProof/>
-                <w:webHidden/>
-                <w:color w:val="000000" w:themeColor="text1"/>
+              </w:rPr>
+              <w:instrText xml:space="preserve"> PAGEREF _Toc195102316 \h </w:instrText>
+            </w:r>
+            <w:r>
+              <w:rPr>
+                <w:noProof/>
+                <w:webHidden/>
+              </w:rPr>
+            </w:r>
+            <w:r>
+              <w:rPr>
+                <w:noProof/>
+                <w:webHidden/>
               </w:rPr>
               <w:fldChar w:fldCharType="separate"/>
             </w:r>
@@ -1157,7 +1155,6 @@
               <w:rPr>
                 <w:noProof/>
                 <w:webHidden/>
-                <w:color w:val="000000" w:themeColor="text1"/>
               </w:rPr>
               <w:t>3</w:t>
             </w:r>
@@ -1165,7 +1162,6 @@
               <w:rPr>
                 <w:noProof/>
                 <w:webHidden/>
-                <w:color w:val="000000" w:themeColor="text1"/>
               </w:rPr>
               <w:fldChar w:fldCharType="end"/>
             </w:r>
@@ -1180,16 +1176,19 @@
             <w:rPr>
               <w:rFonts w:eastAsiaTheme="minorEastAsia"/>
               <w:noProof/>
-              <w:color w:val="000000" w:themeColor="text1"/>
+              <w:kern w:val="2"/>
+              <w:sz w:val="24"/>
+              <w:szCs w:val="24"/>
               <w:lang w:eastAsia="ru-RU"/>
+              <w14:ligatures w14:val="standardContextual"/>
             </w:rPr>
           </w:pPr>
-          <w:hyperlink w:anchor="_Toc164933030" w:history="1">
+          <w:hyperlink w:anchor="_Toc195102317" w:history="1">
             <w:r>
               <w:rPr>
                 <w:rStyle w:val="a7"/>
-                <w:noProof/>
-                <w:color w:val="000000" w:themeColor="text1"/>
+                <w:rFonts w:ascii="Times New Roman" w:hAnsi="Times New Roman" w:cs="Times New Roman"/>
+                <w:noProof/>
               </w:rPr>
               <w:t>Тема 2. Разработка технического задания.</w:t>
             </w:r>
@@ -1197,7 +1196,6 @@
               <w:rPr>
                 <w:noProof/>
                 <w:webHidden/>
-                <w:color w:val="000000" w:themeColor="text1"/>
               </w:rPr>
               <w:tab/>
             </w:r>
@@ -1205,7 +1203,6 @@
               <w:rPr>
                 <w:noProof/>
                 <w:webHidden/>
-                <w:color w:val="000000" w:themeColor="text1"/>
               </w:rPr>
               <w:fldChar w:fldCharType="begin"/>
             </w:r>
@@ -1213,22 +1210,19 @@
               <w:rPr>
                 <w:noProof/>
                 <w:webHidden/>
-                <w:color w:val="000000" w:themeColor="text1"/>
-              </w:rPr>
-              <w:instrText xml:space="preserve"> PAGEREF _Toc164933030 \h </w:instrText>
-            </w:r>
-            <w:r>
-              <w:rPr>
-                <w:noProof/>
-                <w:webHidden/>
-                <w:color w:val="000000" w:themeColor="text1"/>
-              </w:rPr>
-            </w:r>
-            <w:r>
-              <w:rPr>
-                <w:noProof/>
-                <w:webHidden/>
-                <w:color w:val="000000" w:themeColor="text1"/>
+              </w:rPr>
+              <w:instrText xml:space="preserve"> PAGEREF _Toc195102317 \h </w:instrText>
+            </w:r>
+            <w:r>
+              <w:rPr>
+                <w:noProof/>
+                <w:webHidden/>
+              </w:rPr>
+            </w:r>
+            <w:r>
+              <w:rPr>
+                <w:noProof/>
+                <w:webHidden/>
               </w:rPr>
               <w:fldChar w:fldCharType="separate"/>
             </w:r>
@@ -1236,15 +1230,13 @@
               <w:rPr>
                 <w:noProof/>
                 <w:webHidden/>
-                <w:color w:val="000000" w:themeColor="text1"/>
-              </w:rPr>
-              <w:t>4</w:t>
-            </w:r>
-            <w:r>
-              <w:rPr>
-                <w:noProof/>
-                <w:webHidden/>
-                <w:color w:val="000000" w:themeColor="text1"/>
+              </w:rPr>
+              <w:t>5</w:t>
+            </w:r>
+            <w:r>
+              <w:rPr>
+                <w:noProof/>
+                <w:webHidden/>
               </w:rPr>
               <w:fldChar w:fldCharType="end"/>
             </w:r>
@@ -1259,16 +1251,19 @@
             <w:rPr>
               <w:rFonts w:eastAsiaTheme="minorEastAsia"/>
               <w:noProof/>
-              <w:color w:val="000000" w:themeColor="text1"/>
+              <w:kern w:val="2"/>
+              <w:sz w:val="24"/>
+              <w:szCs w:val="24"/>
               <w:lang w:eastAsia="ru-RU"/>
+              <w14:ligatures w14:val="standardContextual"/>
             </w:rPr>
           </w:pPr>
-          <w:hyperlink w:anchor="_Toc164933031" w:history="1">
+          <w:hyperlink w:anchor="_Toc195102318" w:history="1">
             <w:r>
               <w:rPr>
                 <w:rStyle w:val="a7"/>
-                <w:noProof/>
-                <w:color w:val="000000" w:themeColor="text1"/>
+                <w:rFonts w:ascii="Times New Roman" w:hAnsi="Times New Roman" w:cs="Times New Roman"/>
+                <w:noProof/>
               </w:rPr>
               <w:t>Тема 3. Система контроля версий</w:t>
             </w:r>
@@ -1276,7 +1271,6 @@
               <w:rPr>
                 <w:noProof/>
                 <w:webHidden/>
-                <w:color w:val="000000" w:themeColor="text1"/>
               </w:rPr>
               <w:tab/>
             </w:r>
@@ -1284,7 +1278,6 @@
               <w:rPr>
                 <w:noProof/>
                 <w:webHidden/>
-                <w:color w:val="000000" w:themeColor="text1"/>
               </w:rPr>
               <w:fldChar w:fldCharType="begin"/>
             </w:r>
@@ -1292,22 +1285,19 @@
               <w:rPr>
                 <w:noProof/>
                 <w:webHidden/>
-                <w:color w:val="000000" w:themeColor="text1"/>
-              </w:rPr>
-              <w:instrText xml:space="preserve"> PAGEREF _Toc164933031 \h </w:instrText>
-            </w:r>
-            <w:r>
-              <w:rPr>
-                <w:noProof/>
-                <w:webHidden/>
-                <w:color w:val="000000" w:themeColor="text1"/>
-              </w:rPr>
-            </w:r>
-            <w:r>
-              <w:rPr>
-                <w:noProof/>
-                <w:webHidden/>
-                <w:color w:val="000000" w:themeColor="text1"/>
+              </w:rPr>
+              <w:instrText xml:space="preserve"> PAGEREF _Toc195102318 \h </w:instrText>
+            </w:r>
+            <w:r>
+              <w:rPr>
+                <w:noProof/>
+                <w:webHidden/>
+              </w:rPr>
+            </w:r>
+            <w:r>
+              <w:rPr>
+                <w:noProof/>
+                <w:webHidden/>
               </w:rPr>
               <w:fldChar w:fldCharType="separate"/>
             </w:r>
@@ -1315,15 +1305,13 @@
               <w:rPr>
                 <w:noProof/>
                 <w:webHidden/>
-                <w:color w:val="000000" w:themeColor="text1"/>
-              </w:rPr>
-              <w:t>5</w:t>
-            </w:r>
-            <w:r>
-              <w:rPr>
-                <w:noProof/>
-                <w:webHidden/>
-                <w:color w:val="000000" w:themeColor="text1"/>
+              </w:rPr>
+              <w:t>9</w:t>
+            </w:r>
+            <w:r>
+              <w:rPr>
+                <w:noProof/>
+                <w:webHidden/>
               </w:rPr>
               <w:fldChar w:fldCharType="end"/>
             </w:r>
@@ -1338,16 +1326,19 @@
             <w:rPr>
               <w:rFonts w:eastAsiaTheme="minorEastAsia"/>
               <w:noProof/>
-              <w:color w:val="000000" w:themeColor="text1"/>
+              <w:kern w:val="2"/>
+              <w:sz w:val="24"/>
+              <w:szCs w:val="24"/>
               <w:lang w:eastAsia="ru-RU"/>
+              <w14:ligatures w14:val="standardContextual"/>
             </w:rPr>
           </w:pPr>
-          <w:hyperlink w:anchor="_Toc164933032" w:history="1">
+          <w:hyperlink w:anchor="_Toc195102319" w:history="1">
             <w:r>
               <w:rPr>
                 <w:rStyle w:val="a7"/>
-                <w:noProof/>
-                <w:color w:val="000000" w:themeColor="text1"/>
+                <w:rFonts w:ascii="Times New Roman" w:hAnsi="Times New Roman" w:cs="Times New Roman"/>
+                <w:noProof/>
               </w:rPr>
               <w:t>Тема 4. Сбор данных для создания информационной системы</w:t>
             </w:r>
@@ -1355,7 +1346,6 @@
               <w:rPr>
                 <w:noProof/>
                 <w:webHidden/>
-                <w:color w:val="000000" w:themeColor="text1"/>
               </w:rPr>
               <w:tab/>
             </w:r>
@@ -1363,7 +1353,6 @@
               <w:rPr>
                 <w:noProof/>
                 <w:webHidden/>
-                <w:color w:val="000000" w:themeColor="text1"/>
               </w:rPr>
               <w:fldChar w:fldCharType="begin"/>
             </w:r>
@@ -1371,22 +1360,19 @@
               <w:rPr>
                 <w:noProof/>
                 <w:webHidden/>
-                <w:color w:val="000000" w:themeColor="text1"/>
-              </w:rPr>
-              <w:instrText xml:space="preserve"> PAGEREF _Toc164933032 \h </w:instrText>
-            </w:r>
-            <w:r>
-              <w:rPr>
-                <w:noProof/>
-                <w:webHidden/>
-                <w:color w:val="000000" w:themeColor="text1"/>
-              </w:rPr>
-            </w:r>
-            <w:r>
-              <w:rPr>
-                <w:noProof/>
-                <w:webHidden/>
-                <w:color w:val="000000" w:themeColor="text1"/>
+              </w:rPr>
+              <w:instrText xml:space="preserve"> PAGEREF _Toc195102319 \h </w:instrText>
+            </w:r>
+            <w:r>
+              <w:rPr>
+                <w:noProof/>
+                <w:webHidden/>
+              </w:rPr>
+            </w:r>
+            <w:r>
+              <w:rPr>
+                <w:noProof/>
+                <w:webHidden/>
               </w:rPr>
               <w:fldChar w:fldCharType="separate"/>
             </w:r>
@@ -1394,15 +1380,13 @@
               <w:rPr>
                 <w:noProof/>
                 <w:webHidden/>
-                <w:color w:val="000000" w:themeColor="text1"/>
-              </w:rPr>
-              <w:t>6</w:t>
-            </w:r>
-            <w:r>
-              <w:rPr>
-                <w:noProof/>
-                <w:webHidden/>
-                <w:color w:val="000000" w:themeColor="text1"/>
+              </w:rPr>
+              <w:t>11</w:t>
+            </w:r>
+            <w:r>
+              <w:rPr>
+                <w:noProof/>
+                <w:webHidden/>
               </w:rPr>
               <w:fldChar w:fldCharType="end"/>
             </w:r>
@@ -1417,16 +1401,19 @@
             <w:rPr>
               <w:rFonts w:eastAsiaTheme="minorEastAsia"/>
               <w:noProof/>
-              <w:color w:val="000000" w:themeColor="text1"/>
+              <w:kern w:val="2"/>
+              <w:sz w:val="24"/>
+              <w:szCs w:val="24"/>
               <w:lang w:eastAsia="ru-RU"/>
+              <w14:ligatures w14:val="standardContextual"/>
             </w:rPr>
           </w:pPr>
-          <w:hyperlink w:anchor="_Toc164933033" w:history="1">
+          <w:hyperlink w:anchor="_Toc195102320" w:history="1">
             <w:r>
               <w:rPr>
                 <w:rStyle w:val="a7"/>
-                <w:noProof/>
-                <w:color w:val="000000" w:themeColor="text1"/>
+                <w:rFonts w:ascii="Times New Roman" w:hAnsi="Times New Roman" w:cs="Times New Roman"/>
+                <w:noProof/>
               </w:rPr>
               <w:t>Тема 5. Создание макета информационной системы</w:t>
             </w:r>
@@ -1434,7 +1421,6 @@
               <w:rPr>
                 <w:noProof/>
                 <w:webHidden/>
-                <w:color w:val="000000" w:themeColor="text1"/>
               </w:rPr>
               <w:tab/>
             </w:r>
@@ -1442,7 +1428,6 @@
               <w:rPr>
                 <w:noProof/>
                 <w:webHidden/>
-                <w:color w:val="000000" w:themeColor="text1"/>
               </w:rPr>
               <w:fldChar w:fldCharType="begin"/>
             </w:r>
@@ -1450,22 +1435,19 @@
               <w:rPr>
                 <w:noProof/>
                 <w:webHidden/>
-                <w:color w:val="000000" w:themeColor="text1"/>
-              </w:rPr>
-              <w:instrText xml:space="preserve"> PAGEREF _Toc164933033 \h </w:instrText>
-            </w:r>
-            <w:r>
-              <w:rPr>
-                <w:noProof/>
-                <w:webHidden/>
-                <w:color w:val="000000" w:themeColor="text1"/>
-              </w:rPr>
-            </w:r>
-            <w:r>
-              <w:rPr>
-                <w:noProof/>
-                <w:webHidden/>
-                <w:color w:val="000000" w:themeColor="text1"/>
+              </w:rPr>
+              <w:instrText xml:space="preserve"> PAGEREF _Toc195102320 \h </w:instrText>
+            </w:r>
+            <w:r>
+              <w:rPr>
+                <w:noProof/>
+                <w:webHidden/>
+              </w:rPr>
+            </w:r>
+            <w:r>
+              <w:rPr>
+                <w:noProof/>
+                <w:webHidden/>
               </w:rPr>
               <w:fldChar w:fldCharType="separate"/>
             </w:r>
@@ -1473,15 +1455,13 @@
               <w:rPr>
                 <w:noProof/>
                 <w:webHidden/>
-                <w:color w:val="000000" w:themeColor="text1"/>
-              </w:rPr>
-              <w:t>7</w:t>
-            </w:r>
-            <w:r>
-              <w:rPr>
-                <w:noProof/>
-                <w:webHidden/>
-                <w:color w:val="000000" w:themeColor="text1"/>
+              </w:rPr>
+              <w:t>12</w:t>
+            </w:r>
+            <w:r>
+              <w:rPr>
+                <w:noProof/>
+                <w:webHidden/>
               </w:rPr>
               <w:fldChar w:fldCharType="end"/>
             </w:r>
@@ -1496,16 +1476,19 @@
             <w:rPr>
               <w:rFonts w:eastAsiaTheme="minorEastAsia"/>
               <w:noProof/>
-              <w:color w:val="000000" w:themeColor="text1"/>
+              <w:kern w:val="2"/>
+              <w:sz w:val="24"/>
+              <w:szCs w:val="24"/>
               <w:lang w:eastAsia="ru-RU"/>
+              <w14:ligatures w14:val="standardContextual"/>
             </w:rPr>
           </w:pPr>
-          <w:hyperlink w:anchor="_Toc164933034" w:history="1">
+          <w:hyperlink w:anchor="_Toc195102321" w:history="1">
             <w:r>
               <w:rPr>
                 <w:rStyle w:val="a7"/>
-                <w:noProof/>
-                <w:color w:val="000000" w:themeColor="text1"/>
+                <w:rFonts w:ascii="Times New Roman" w:hAnsi="Times New Roman" w:cs="Times New Roman"/>
+                <w:noProof/>
               </w:rPr>
               <w:t>Тема 6.  Создание элементов пользовательского интерфейса</w:t>
             </w:r>
@@ -1513,7 +1496,6 @@
               <w:rPr>
                 <w:noProof/>
                 <w:webHidden/>
-                <w:color w:val="000000" w:themeColor="text1"/>
               </w:rPr>
               <w:tab/>
             </w:r>
@@ -1521,7 +1503,6 @@
               <w:rPr>
                 <w:noProof/>
                 <w:webHidden/>
-                <w:color w:val="000000" w:themeColor="text1"/>
               </w:rPr>
               <w:fldChar w:fldCharType="begin"/>
             </w:r>
@@ -1529,22 +1510,19 @@
               <w:rPr>
                 <w:noProof/>
                 <w:webHidden/>
-                <w:color w:val="000000" w:themeColor="text1"/>
-              </w:rPr>
-              <w:instrText xml:space="preserve"> PAGEREF _Toc164933034 \h </w:instrText>
-            </w:r>
-            <w:r>
-              <w:rPr>
-                <w:noProof/>
-                <w:webHidden/>
-                <w:color w:val="000000" w:themeColor="text1"/>
-              </w:rPr>
-            </w:r>
-            <w:r>
-              <w:rPr>
-                <w:noProof/>
-                <w:webHidden/>
-                <w:color w:val="000000" w:themeColor="text1"/>
+              </w:rPr>
+              <w:instrText xml:space="preserve"> PAGEREF _Toc195102321 \h </w:instrText>
+            </w:r>
+            <w:r>
+              <w:rPr>
+                <w:noProof/>
+                <w:webHidden/>
+              </w:rPr>
+            </w:r>
+            <w:r>
+              <w:rPr>
+                <w:noProof/>
+                <w:webHidden/>
               </w:rPr>
               <w:fldChar w:fldCharType="separate"/>
             </w:r>
@@ -1552,15 +1530,13 @@
               <w:rPr>
                 <w:noProof/>
                 <w:webHidden/>
-                <w:color w:val="000000" w:themeColor="text1"/>
-              </w:rPr>
-              <w:t>8</w:t>
-            </w:r>
-            <w:r>
-              <w:rPr>
-                <w:noProof/>
-                <w:webHidden/>
-                <w:color w:val="000000" w:themeColor="text1"/>
+              </w:rPr>
+              <w:t>13</w:t>
+            </w:r>
+            <w:r>
+              <w:rPr>
+                <w:noProof/>
+                <w:webHidden/>
               </w:rPr>
               <w:fldChar w:fldCharType="end"/>
             </w:r>
@@ -1575,24 +1551,27 @@
             <w:rPr>
               <w:rFonts w:eastAsiaTheme="minorEastAsia"/>
               <w:noProof/>
-              <w:color w:val="000000" w:themeColor="text1"/>
+              <w:kern w:val="2"/>
+              <w:sz w:val="24"/>
+              <w:szCs w:val="24"/>
               <w:lang w:eastAsia="ru-RU"/>
+              <w14:ligatures w14:val="standardContextual"/>
             </w:rPr>
           </w:pPr>
-          <w:hyperlink w:anchor="_Toc164933035" w:history="1">
+          <w:hyperlink w:anchor="_Toc195102322" w:history="1">
             <w:r>
               <w:rPr>
                 <w:rStyle w:val="a7"/>
-                <w:noProof/>
-                <w:color w:val="000000" w:themeColor="text1"/>
+                <w:rFonts w:ascii="Times New Roman" w:hAnsi="Times New Roman" w:cs="Times New Roman"/>
+                <w:noProof/>
               </w:rPr>
               <w:t xml:space="preserve">Тема 7. </w:t>
             </w:r>
             <w:r>
               <w:rPr>
                 <w:rStyle w:val="a7"/>
-                <w:noProof/>
-                <w:color w:val="000000" w:themeColor="text1"/>
+                <w:rFonts w:ascii="Times New Roman" w:hAnsi="Times New Roman" w:cs="Times New Roman"/>
+                <w:noProof/>
                 <w:shd w:val="clear" w:color="auto" w:fill="FFFFFF"/>
               </w:rPr>
               <w:t>Material Design</w:t>
@@ -1601,7 +1580,6 @@
               <w:rPr>
                 <w:noProof/>
                 <w:webHidden/>
-                <w:color w:val="000000" w:themeColor="text1"/>
               </w:rPr>
               <w:tab/>
             </w:r>
@@ -1609,7 +1587,6 @@
               <w:rPr>
                 <w:noProof/>
                 <w:webHidden/>
-                <w:color w:val="000000" w:themeColor="text1"/>
               </w:rPr>
               <w:fldChar w:fldCharType="begin"/>
             </w:r>
@@ -1617,22 +1594,19 @@
               <w:rPr>
                 <w:noProof/>
                 <w:webHidden/>
-                <w:color w:val="000000" w:themeColor="text1"/>
-              </w:rPr>
-              <w:instrText xml:space="preserve"> PAGEREF _Toc164933035 \h </w:instrText>
-            </w:r>
-            <w:r>
-              <w:rPr>
-                <w:noProof/>
-                <w:webHidden/>
-                <w:color w:val="000000" w:themeColor="text1"/>
-              </w:rPr>
-            </w:r>
-            <w:r>
-              <w:rPr>
-                <w:noProof/>
-                <w:webHidden/>
-                <w:color w:val="000000" w:themeColor="text1"/>
+              </w:rPr>
+              <w:instrText xml:space="preserve"> PAGEREF _Toc195102322 \h </w:instrText>
+            </w:r>
+            <w:r>
+              <w:rPr>
+                <w:noProof/>
+                <w:webHidden/>
+              </w:rPr>
+            </w:r>
+            <w:r>
+              <w:rPr>
+                <w:noProof/>
+                <w:webHidden/>
               </w:rPr>
               <w:fldChar w:fldCharType="separate"/>
             </w:r>
@@ -1640,15 +1614,13 @@
               <w:rPr>
                 <w:noProof/>
                 <w:webHidden/>
-                <w:color w:val="000000" w:themeColor="text1"/>
-              </w:rPr>
-              <w:t>9</w:t>
-            </w:r>
-            <w:r>
-              <w:rPr>
-                <w:noProof/>
-                <w:webHidden/>
-                <w:color w:val="000000" w:themeColor="text1"/>
+              </w:rPr>
+              <w:t>14</w:t>
+            </w:r>
+            <w:r>
+              <w:rPr>
+                <w:noProof/>
+                <w:webHidden/>
               </w:rPr>
               <w:fldChar w:fldCharType="end"/>
             </w:r>
@@ -1663,16 +1635,19 @@
             <w:rPr>
               <w:rFonts w:eastAsiaTheme="minorEastAsia"/>
               <w:noProof/>
-              <w:color w:val="000000" w:themeColor="text1"/>
+              <w:kern w:val="2"/>
+              <w:sz w:val="24"/>
+              <w:szCs w:val="24"/>
               <w:lang w:eastAsia="ru-RU"/>
+              <w14:ligatures w14:val="standardContextual"/>
             </w:rPr>
           </w:pPr>
-          <w:hyperlink w:anchor="_Toc164933036" w:history="1">
+          <w:hyperlink w:anchor="_Toc195102323" w:history="1">
             <w:r>
               <w:rPr>
                 <w:rStyle w:val="a7"/>
-                <w:noProof/>
-                <w:color w:val="000000" w:themeColor="text1"/>
+                <w:rFonts w:ascii="Times New Roman" w:hAnsi="Times New Roman" w:cs="Times New Roman"/>
+                <w:noProof/>
               </w:rPr>
               <w:t>Тема 8. Работа со списочными элементами интерфейса</w:t>
             </w:r>
@@ -1680,7 +1655,6 @@
               <w:rPr>
                 <w:noProof/>
                 <w:webHidden/>
-                <w:color w:val="000000" w:themeColor="text1"/>
               </w:rPr>
               <w:tab/>
             </w:r>
@@ -1688,7 +1662,6 @@
               <w:rPr>
                 <w:noProof/>
                 <w:webHidden/>
-                <w:color w:val="000000" w:themeColor="text1"/>
               </w:rPr>
               <w:fldChar w:fldCharType="begin"/>
             </w:r>
@@ -1696,22 +1669,19 @@
               <w:rPr>
                 <w:noProof/>
                 <w:webHidden/>
-                <w:color w:val="000000" w:themeColor="text1"/>
-              </w:rPr>
-              <w:instrText xml:space="preserve"> PAGEREF _Toc164933036 \h </w:instrText>
-            </w:r>
-            <w:r>
-              <w:rPr>
-                <w:noProof/>
-                <w:webHidden/>
-                <w:color w:val="000000" w:themeColor="text1"/>
-              </w:rPr>
-            </w:r>
-            <w:r>
-              <w:rPr>
-                <w:noProof/>
-                <w:webHidden/>
-                <w:color w:val="000000" w:themeColor="text1"/>
+              </w:rPr>
+              <w:instrText xml:space="preserve"> PAGEREF _Toc195102323 \h </w:instrText>
+            </w:r>
+            <w:r>
+              <w:rPr>
+                <w:noProof/>
+                <w:webHidden/>
+              </w:rPr>
+            </w:r>
+            <w:r>
+              <w:rPr>
+                <w:noProof/>
+                <w:webHidden/>
               </w:rPr>
               <w:fldChar w:fldCharType="separate"/>
             </w:r>
@@ -1719,15 +1689,13 @@
               <w:rPr>
                 <w:noProof/>
                 <w:webHidden/>
-                <w:color w:val="000000" w:themeColor="text1"/>
-              </w:rPr>
-              <w:t>10</w:t>
-            </w:r>
-            <w:r>
-              <w:rPr>
-                <w:noProof/>
-                <w:webHidden/>
-                <w:color w:val="000000" w:themeColor="text1"/>
+              </w:rPr>
+              <w:t>15</w:t>
+            </w:r>
+            <w:r>
+              <w:rPr>
+                <w:noProof/>
+                <w:webHidden/>
               </w:rPr>
               <w:fldChar w:fldCharType="end"/>
             </w:r>
@@ -1742,16 +1710,19 @@
             <w:rPr>
               <w:rFonts w:eastAsiaTheme="minorEastAsia"/>
               <w:noProof/>
-              <w:color w:val="000000" w:themeColor="text1"/>
+              <w:kern w:val="2"/>
+              <w:sz w:val="24"/>
+              <w:szCs w:val="24"/>
               <w:lang w:eastAsia="ru-RU"/>
+              <w14:ligatures w14:val="standardContextual"/>
             </w:rPr>
           </w:pPr>
-          <w:hyperlink w:anchor="_Toc164933037" w:history="1">
+          <w:hyperlink w:anchor="_Toc195102324" w:history="1">
             <w:r>
               <w:rPr>
                 <w:rStyle w:val="a7"/>
-                <w:noProof/>
-                <w:color w:val="000000" w:themeColor="text1"/>
+                <w:rFonts w:ascii="Times New Roman" w:hAnsi="Times New Roman" w:cs="Times New Roman"/>
+                <w:noProof/>
               </w:rPr>
               <w:t>Тема 9. Объектно-ориентированный подход в разработке кода информационной системы</w:t>
             </w:r>
@@ -1759,7 +1730,6 @@
               <w:rPr>
                 <w:noProof/>
                 <w:webHidden/>
-                <w:color w:val="000000" w:themeColor="text1"/>
               </w:rPr>
               <w:tab/>
             </w:r>
@@ -1767,7 +1737,6 @@
               <w:rPr>
                 <w:noProof/>
                 <w:webHidden/>
-                <w:color w:val="000000" w:themeColor="text1"/>
               </w:rPr>
               <w:fldChar w:fldCharType="begin"/>
             </w:r>
@@ -1775,22 +1744,19 @@
               <w:rPr>
                 <w:noProof/>
                 <w:webHidden/>
-                <w:color w:val="000000" w:themeColor="text1"/>
-              </w:rPr>
-              <w:instrText xml:space="preserve"> PAGEREF _Toc164933037 \h </w:instrText>
-            </w:r>
-            <w:r>
-              <w:rPr>
-                <w:noProof/>
-                <w:webHidden/>
-                <w:color w:val="000000" w:themeColor="text1"/>
-              </w:rPr>
-            </w:r>
-            <w:r>
-              <w:rPr>
-                <w:noProof/>
-                <w:webHidden/>
-                <w:color w:val="000000" w:themeColor="text1"/>
+              </w:rPr>
+              <w:instrText xml:space="preserve"> PAGEREF _Toc195102324 \h </w:instrText>
+            </w:r>
+            <w:r>
+              <w:rPr>
+                <w:noProof/>
+                <w:webHidden/>
+              </w:rPr>
+            </w:r>
+            <w:r>
+              <w:rPr>
+                <w:noProof/>
+                <w:webHidden/>
               </w:rPr>
               <w:fldChar w:fldCharType="separate"/>
             </w:r>
@@ -1798,15 +1764,13 @@
               <w:rPr>
                 <w:noProof/>
                 <w:webHidden/>
-                <w:color w:val="000000" w:themeColor="text1"/>
-              </w:rPr>
-              <w:t>11</w:t>
-            </w:r>
-            <w:r>
-              <w:rPr>
-                <w:noProof/>
-                <w:webHidden/>
-                <w:color w:val="000000" w:themeColor="text1"/>
+              </w:rPr>
+              <w:t>16</w:t>
+            </w:r>
+            <w:r>
+              <w:rPr>
+                <w:noProof/>
+                <w:webHidden/>
               </w:rPr>
               <w:fldChar w:fldCharType="end"/>
             </w:r>
@@ -1821,16 +1785,19 @@
             <w:rPr>
               <w:rFonts w:eastAsiaTheme="minorEastAsia"/>
               <w:noProof/>
-              <w:color w:val="000000" w:themeColor="text1"/>
+              <w:kern w:val="2"/>
+              <w:sz w:val="24"/>
+              <w:szCs w:val="24"/>
               <w:lang w:eastAsia="ru-RU"/>
+              <w14:ligatures w14:val="standardContextual"/>
             </w:rPr>
           </w:pPr>
-          <w:hyperlink w:anchor="_Toc164933038" w:history="1">
+          <w:hyperlink w:anchor="_Toc195102325" w:history="1">
             <w:r>
               <w:rPr>
                 <w:rStyle w:val="a7"/>
-                <w:noProof/>
-                <w:color w:val="000000" w:themeColor="text1"/>
+                <w:rFonts w:ascii="Times New Roman" w:hAnsi="Times New Roman" w:cs="Times New Roman"/>
+                <w:noProof/>
               </w:rPr>
               <w:t>Тема 10. Создание процедур обработки информации.</w:t>
             </w:r>
@@ -1838,7 +1805,6 @@
               <w:rPr>
                 <w:noProof/>
                 <w:webHidden/>
-                <w:color w:val="000000" w:themeColor="text1"/>
               </w:rPr>
               <w:tab/>
             </w:r>
@@ -1846,7 +1812,6 @@
               <w:rPr>
                 <w:noProof/>
                 <w:webHidden/>
-                <w:color w:val="000000" w:themeColor="text1"/>
               </w:rPr>
               <w:fldChar w:fldCharType="begin"/>
             </w:r>
@@ -1854,22 +1819,19 @@
               <w:rPr>
                 <w:noProof/>
                 <w:webHidden/>
-                <w:color w:val="000000" w:themeColor="text1"/>
-              </w:rPr>
-              <w:instrText xml:space="preserve"> PAGEREF _Toc164933038 \h </w:instrText>
-            </w:r>
-            <w:r>
-              <w:rPr>
-                <w:noProof/>
-                <w:webHidden/>
-                <w:color w:val="000000" w:themeColor="text1"/>
-              </w:rPr>
-            </w:r>
-            <w:r>
-              <w:rPr>
-                <w:noProof/>
-                <w:webHidden/>
-                <w:color w:val="000000" w:themeColor="text1"/>
+              </w:rPr>
+              <w:instrText xml:space="preserve"> PAGEREF _Toc195102325 \h </w:instrText>
+            </w:r>
+            <w:r>
+              <w:rPr>
+                <w:noProof/>
+                <w:webHidden/>
+              </w:rPr>
+            </w:r>
+            <w:r>
+              <w:rPr>
+                <w:noProof/>
+                <w:webHidden/>
               </w:rPr>
               <w:fldChar w:fldCharType="separate"/>
             </w:r>
@@ -1877,15 +1839,13 @@
               <w:rPr>
                 <w:noProof/>
                 <w:webHidden/>
-                <w:color w:val="000000" w:themeColor="text1"/>
-              </w:rPr>
-              <w:t>12</w:t>
-            </w:r>
-            <w:r>
-              <w:rPr>
-                <w:noProof/>
-                <w:webHidden/>
-                <w:color w:val="000000" w:themeColor="text1"/>
+              </w:rPr>
+              <w:t>17</w:t>
+            </w:r>
+            <w:r>
+              <w:rPr>
+                <w:noProof/>
+                <w:webHidden/>
               </w:rPr>
               <w:fldChar w:fldCharType="end"/>
             </w:r>
@@ -1900,16 +1860,19 @@
             <w:rPr>
               <w:rFonts w:eastAsiaTheme="minorEastAsia"/>
               <w:noProof/>
-              <w:color w:val="000000" w:themeColor="text1"/>
+              <w:kern w:val="2"/>
+              <w:sz w:val="24"/>
+              <w:szCs w:val="24"/>
               <w:lang w:eastAsia="ru-RU"/>
+              <w14:ligatures w14:val="standardContextual"/>
             </w:rPr>
           </w:pPr>
-          <w:hyperlink w:anchor="_Toc164933039" w:history="1">
+          <w:hyperlink w:anchor="_Toc195102326" w:history="1">
             <w:r>
               <w:rPr>
                 <w:rStyle w:val="a7"/>
-                <w:noProof/>
-                <w:color w:val="000000" w:themeColor="text1"/>
+                <w:rFonts w:ascii="Times New Roman" w:hAnsi="Times New Roman" w:cs="Times New Roman"/>
+                <w:noProof/>
               </w:rPr>
               <w:t>Тема 11. Обеспечение дополнительной функциональности системы.</w:t>
             </w:r>
@@ -1917,7 +1880,6 @@
               <w:rPr>
                 <w:noProof/>
                 <w:webHidden/>
-                <w:color w:val="000000" w:themeColor="text1"/>
               </w:rPr>
               <w:tab/>
             </w:r>
@@ -1925,7 +1887,6 @@
               <w:rPr>
                 <w:noProof/>
                 <w:webHidden/>
-                <w:color w:val="000000" w:themeColor="text1"/>
               </w:rPr>
               <w:fldChar w:fldCharType="begin"/>
             </w:r>
@@ -1933,22 +1894,19 @@
               <w:rPr>
                 <w:noProof/>
                 <w:webHidden/>
-                <w:color w:val="000000" w:themeColor="text1"/>
-              </w:rPr>
-              <w:instrText xml:space="preserve"> PAGEREF _Toc164933039 \h </w:instrText>
-            </w:r>
-            <w:r>
-              <w:rPr>
-                <w:noProof/>
-                <w:webHidden/>
-                <w:color w:val="000000" w:themeColor="text1"/>
-              </w:rPr>
-            </w:r>
-            <w:r>
-              <w:rPr>
-                <w:noProof/>
-                <w:webHidden/>
-                <w:color w:val="000000" w:themeColor="text1"/>
+              </w:rPr>
+              <w:instrText xml:space="preserve"> PAGEREF _Toc195102326 \h </w:instrText>
+            </w:r>
+            <w:r>
+              <w:rPr>
+                <w:noProof/>
+                <w:webHidden/>
+              </w:rPr>
+            </w:r>
+            <w:r>
+              <w:rPr>
+                <w:noProof/>
+                <w:webHidden/>
               </w:rPr>
               <w:fldChar w:fldCharType="separate"/>
             </w:r>
@@ -1956,15 +1914,13 @@
               <w:rPr>
                 <w:noProof/>
                 <w:webHidden/>
-                <w:color w:val="000000" w:themeColor="text1"/>
-              </w:rPr>
-              <w:t>13</w:t>
-            </w:r>
-            <w:r>
-              <w:rPr>
-                <w:noProof/>
-                <w:webHidden/>
-                <w:color w:val="000000" w:themeColor="text1"/>
+              </w:rPr>
+              <w:t>18</w:t>
+            </w:r>
+            <w:r>
+              <w:rPr>
+                <w:noProof/>
+                <w:webHidden/>
               </w:rPr>
               <w:fldChar w:fldCharType="end"/>
             </w:r>
@@ -1979,24 +1935,27 @@
             <w:rPr>
               <w:rFonts w:eastAsiaTheme="minorEastAsia"/>
               <w:noProof/>
-              <w:color w:val="000000" w:themeColor="text1"/>
+              <w:kern w:val="2"/>
+              <w:sz w:val="24"/>
+              <w:szCs w:val="24"/>
               <w:lang w:eastAsia="ru-RU"/>
+              <w14:ligatures w14:val="standardContextual"/>
             </w:rPr>
           </w:pPr>
-          <w:hyperlink w:anchor="_Toc164933040" w:history="1">
+          <w:hyperlink w:anchor="_Toc195102327" w:history="1">
             <w:r>
               <w:rPr>
                 <w:rStyle w:val="a7"/>
-                <w:noProof/>
-                <w:color w:val="000000" w:themeColor="text1"/>
+                <w:rFonts w:ascii="Times New Roman" w:hAnsi="Times New Roman" w:cs="Times New Roman"/>
+                <w:noProof/>
               </w:rPr>
               <w:t>Тема 12.</w:t>
             </w:r>
             <w:r>
               <w:rPr>
                 <w:rStyle w:val="a7"/>
-                <w:noProof/>
-                <w:color w:val="000000" w:themeColor="text1"/>
+                <w:rFonts w:ascii="Times New Roman" w:hAnsi="Times New Roman" w:cs="Times New Roman"/>
+                <w:noProof/>
                 <w:shd w:val="clear" w:color="auto" w:fill="FFFFFF"/>
               </w:rPr>
               <w:t xml:space="preserve"> Intents</w:t>
@@ -2005,7 +1964,6 @@
               <w:rPr>
                 <w:noProof/>
                 <w:webHidden/>
-                <w:color w:val="000000" w:themeColor="text1"/>
               </w:rPr>
               <w:tab/>
             </w:r>
@@ -2013,7 +1971,6 @@
               <w:rPr>
                 <w:noProof/>
                 <w:webHidden/>
-                <w:color w:val="000000" w:themeColor="text1"/>
               </w:rPr>
               <w:fldChar w:fldCharType="begin"/>
             </w:r>
@@ -2021,22 +1978,19 @@
               <w:rPr>
                 <w:noProof/>
                 <w:webHidden/>
-                <w:color w:val="000000" w:themeColor="text1"/>
-              </w:rPr>
-              <w:instrText xml:space="preserve"> PAGEREF _Toc164933040 \h </w:instrText>
-            </w:r>
-            <w:r>
-              <w:rPr>
-                <w:noProof/>
-                <w:webHidden/>
-                <w:color w:val="000000" w:themeColor="text1"/>
-              </w:rPr>
-            </w:r>
-            <w:r>
-              <w:rPr>
-                <w:noProof/>
-                <w:webHidden/>
-                <w:color w:val="000000" w:themeColor="text1"/>
+              </w:rPr>
+              <w:instrText xml:space="preserve"> PAGEREF _Toc195102327 \h </w:instrText>
+            </w:r>
+            <w:r>
+              <w:rPr>
+                <w:noProof/>
+                <w:webHidden/>
+              </w:rPr>
+            </w:r>
+            <w:r>
+              <w:rPr>
+                <w:noProof/>
+                <w:webHidden/>
               </w:rPr>
               <w:fldChar w:fldCharType="separate"/>
             </w:r>
@@ -2044,15 +1998,13 @@
               <w:rPr>
                 <w:noProof/>
                 <w:webHidden/>
-                <w:color w:val="000000" w:themeColor="text1"/>
-              </w:rPr>
-              <w:t>14</w:t>
-            </w:r>
-            <w:r>
-              <w:rPr>
-                <w:noProof/>
-                <w:webHidden/>
-                <w:color w:val="000000" w:themeColor="text1"/>
+              </w:rPr>
+              <w:t>19</w:t>
+            </w:r>
+            <w:r>
+              <w:rPr>
+                <w:noProof/>
+                <w:webHidden/>
               </w:rPr>
               <w:fldChar w:fldCharType="end"/>
             </w:r>
@@ -2067,25 +2019,27 @@
             <w:rPr>
               <w:rFonts w:eastAsiaTheme="minorEastAsia"/>
               <w:noProof/>
-              <w:color w:val="000000" w:themeColor="text1"/>
+              <w:kern w:val="2"/>
+              <w:sz w:val="24"/>
+              <w:szCs w:val="24"/>
               <w:lang w:eastAsia="ru-RU"/>
+              <w14:ligatures w14:val="standardContextual"/>
             </w:rPr>
           </w:pPr>
-          <w:hyperlink w:anchor="_Toc164933041" w:history="1">
+          <w:hyperlink w:anchor="_Toc195102328" w:history="1">
             <w:r>
               <w:rPr>
                 <w:rStyle w:val="a7"/>
-                <w:noProof/>
-                <w:color w:val="000000" w:themeColor="text1"/>
+                <w:rFonts w:ascii="Times New Roman" w:hAnsi="Times New Roman" w:cs="Times New Roman"/>
+                <w:noProof/>
               </w:rPr>
               <w:t xml:space="preserve">Тема 13. </w:t>
             </w:r>
             <w:r>
               <w:rPr>
                 <w:rStyle w:val="a7"/>
-                <w:rFonts w:eastAsia="Calibri"/>
-                <w:noProof/>
-                <w:color w:val="000000" w:themeColor="text1"/>
+                <w:rFonts w:ascii="Times New Roman" w:eastAsia="Calibri" w:hAnsi="Times New Roman" w:cs="Times New Roman"/>
+                <w:noProof/>
               </w:rPr>
               <w:t>Тестирование приложения</w:t>
             </w:r>
@@ -2093,7 +2047,6 @@
               <w:rPr>
                 <w:noProof/>
                 <w:webHidden/>
-                <w:color w:val="000000" w:themeColor="text1"/>
               </w:rPr>
               <w:tab/>
             </w:r>
@@ -2101,7 +2054,6 @@
               <w:rPr>
                 <w:noProof/>
                 <w:webHidden/>
-                <w:color w:val="000000" w:themeColor="text1"/>
               </w:rPr>
               <w:fldChar w:fldCharType="begin"/>
             </w:r>
@@ -2109,22 +2061,19 @@
               <w:rPr>
                 <w:noProof/>
                 <w:webHidden/>
-                <w:color w:val="000000" w:themeColor="text1"/>
-              </w:rPr>
-              <w:instrText xml:space="preserve"> PAGEREF _Toc164933041 \h </w:instrText>
-            </w:r>
-            <w:r>
-              <w:rPr>
-                <w:noProof/>
-                <w:webHidden/>
-                <w:color w:val="000000" w:themeColor="text1"/>
-              </w:rPr>
-            </w:r>
-            <w:r>
-              <w:rPr>
-                <w:noProof/>
-                <w:webHidden/>
-                <w:color w:val="000000" w:themeColor="text1"/>
+              </w:rPr>
+              <w:instrText xml:space="preserve"> PAGEREF _Toc195102328 \h </w:instrText>
+            </w:r>
+            <w:r>
+              <w:rPr>
+                <w:noProof/>
+                <w:webHidden/>
+              </w:rPr>
+            </w:r>
+            <w:r>
+              <w:rPr>
+                <w:noProof/>
+                <w:webHidden/>
               </w:rPr>
               <w:fldChar w:fldCharType="separate"/>
             </w:r>
@@ -2132,15 +2081,13 @@
               <w:rPr>
                 <w:noProof/>
                 <w:webHidden/>
-                <w:color w:val="000000" w:themeColor="text1"/>
-              </w:rPr>
-              <w:t>15</w:t>
-            </w:r>
-            <w:r>
-              <w:rPr>
-                <w:noProof/>
-                <w:webHidden/>
-                <w:color w:val="000000" w:themeColor="text1"/>
+              </w:rPr>
+              <w:t>20</w:t>
+            </w:r>
+            <w:r>
+              <w:rPr>
+                <w:noProof/>
+                <w:webHidden/>
               </w:rPr>
               <w:fldChar w:fldCharType="end"/>
             </w:r>
@@ -2155,16 +2102,19 @@
             <w:rPr>
               <w:rFonts w:eastAsiaTheme="minorEastAsia"/>
               <w:noProof/>
-              <w:color w:val="000000" w:themeColor="text1"/>
+              <w:kern w:val="2"/>
+              <w:sz w:val="24"/>
+              <w:szCs w:val="24"/>
               <w:lang w:eastAsia="ru-RU"/>
+              <w14:ligatures w14:val="standardContextual"/>
             </w:rPr>
           </w:pPr>
-          <w:hyperlink w:anchor="_Toc164933042" w:history="1">
+          <w:hyperlink w:anchor="_Toc195102329" w:history="1">
             <w:r>
               <w:rPr>
                 <w:rStyle w:val="a7"/>
-                <w:noProof/>
-                <w:color w:val="000000" w:themeColor="text1"/>
+                <w:rFonts w:ascii="Times New Roman" w:hAnsi="Times New Roman" w:cs="Times New Roman"/>
+                <w:noProof/>
               </w:rPr>
               <w:t>Тема 14. Отладка приложения.</w:t>
             </w:r>
@@ -2172,7 +2122,6 @@
               <w:rPr>
                 <w:noProof/>
                 <w:webHidden/>
-                <w:color w:val="000000" w:themeColor="text1"/>
               </w:rPr>
               <w:tab/>
             </w:r>
@@ -2180,7 +2129,6 @@
               <w:rPr>
                 <w:noProof/>
                 <w:webHidden/>
-                <w:color w:val="000000" w:themeColor="text1"/>
               </w:rPr>
               <w:fldChar w:fldCharType="begin"/>
             </w:r>
@@ -2188,22 +2136,19 @@
               <w:rPr>
                 <w:noProof/>
                 <w:webHidden/>
-                <w:color w:val="000000" w:themeColor="text1"/>
-              </w:rPr>
-              <w:instrText xml:space="preserve"> PAGEREF _Toc164933042 \h </w:instrText>
-            </w:r>
-            <w:r>
-              <w:rPr>
-                <w:noProof/>
-                <w:webHidden/>
-                <w:color w:val="000000" w:themeColor="text1"/>
-              </w:rPr>
-            </w:r>
-            <w:r>
-              <w:rPr>
-                <w:noProof/>
-                <w:webHidden/>
-                <w:color w:val="000000" w:themeColor="text1"/>
+              </w:rPr>
+              <w:instrText xml:space="preserve"> PAGEREF _Toc195102329 \h </w:instrText>
+            </w:r>
+            <w:r>
+              <w:rPr>
+                <w:noProof/>
+                <w:webHidden/>
+              </w:rPr>
+            </w:r>
+            <w:r>
+              <w:rPr>
+                <w:noProof/>
+                <w:webHidden/>
               </w:rPr>
               <w:fldChar w:fldCharType="separate"/>
             </w:r>
@@ -2211,15 +2156,13 @@
               <w:rPr>
                 <w:noProof/>
                 <w:webHidden/>
-                <w:color w:val="000000" w:themeColor="text1"/>
-              </w:rPr>
-              <w:t>16</w:t>
-            </w:r>
-            <w:r>
-              <w:rPr>
-                <w:noProof/>
-                <w:webHidden/>
-                <w:color w:val="000000" w:themeColor="text1"/>
+              </w:rPr>
+              <w:t>21</w:t>
+            </w:r>
+            <w:r>
+              <w:rPr>
+                <w:noProof/>
+                <w:webHidden/>
               </w:rPr>
               <w:fldChar w:fldCharType="end"/>
             </w:r>
@@ -2234,16 +2177,19 @@
             <w:rPr>
               <w:rFonts w:eastAsiaTheme="minorEastAsia"/>
               <w:noProof/>
-              <w:color w:val="000000" w:themeColor="text1"/>
+              <w:kern w:val="2"/>
+              <w:sz w:val="24"/>
+              <w:szCs w:val="24"/>
               <w:lang w:eastAsia="ru-RU"/>
+              <w14:ligatures w14:val="standardContextual"/>
             </w:rPr>
           </w:pPr>
-          <w:hyperlink w:anchor="_Toc164933043" w:history="1">
+          <w:hyperlink w:anchor="_Toc195102330" w:history="1">
             <w:r>
               <w:rPr>
                 <w:rStyle w:val="a7"/>
-                <w:noProof/>
-                <w:color w:val="000000" w:themeColor="text1"/>
+                <w:rFonts w:ascii="Times New Roman" w:hAnsi="Times New Roman" w:cs="Times New Roman"/>
+                <w:noProof/>
               </w:rPr>
               <w:t>Тема 15. Защита приложения. Оценка качества и надежности приложения.</w:t>
             </w:r>
@@ -2251,7 +2197,6 @@
               <w:rPr>
                 <w:noProof/>
                 <w:webHidden/>
-                <w:color w:val="000000" w:themeColor="text1"/>
               </w:rPr>
               <w:tab/>
             </w:r>
@@ -2259,7 +2204,6 @@
               <w:rPr>
                 <w:noProof/>
                 <w:webHidden/>
-                <w:color w:val="000000" w:themeColor="text1"/>
               </w:rPr>
               <w:fldChar w:fldCharType="begin"/>
             </w:r>
@@ -2267,22 +2211,19 @@
               <w:rPr>
                 <w:noProof/>
                 <w:webHidden/>
-                <w:color w:val="000000" w:themeColor="text1"/>
-              </w:rPr>
-              <w:instrText xml:space="preserve"> PAGEREF _Toc164933043 \h </w:instrText>
-            </w:r>
-            <w:r>
-              <w:rPr>
-                <w:noProof/>
-                <w:webHidden/>
-                <w:color w:val="000000" w:themeColor="text1"/>
-              </w:rPr>
-            </w:r>
-            <w:r>
-              <w:rPr>
-                <w:noProof/>
-                <w:webHidden/>
-                <w:color w:val="000000" w:themeColor="text1"/>
+              </w:rPr>
+              <w:instrText xml:space="preserve"> PAGEREF _Toc195102330 \h </w:instrText>
+            </w:r>
+            <w:r>
+              <w:rPr>
+                <w:noProof/>
+                <w:webHidden/>
+              </w:rPr>
+            </w:r>
+            <w:r>
+              <w:rPr>
+                <w:noProof/>
+                <w:webHidden/>
               </w:rPr>
               <w:fldChar w:fldCharType="separate"/>
             </w:r>
@@ -2290,15 +2231,13 @@
               <w:rPr>
                 <w:noProof/>
                 <w:webHidden/>
-                <w:color w:val="000000" w:themeColor="text1"/>
-              </w:rPr>
-              <w:t>17</w:t>
-            </w:r>
-            <w:r>
-              <w:rPr>
-                <w:noProof/>
-                <w:webHidden/>
-                <w:color w:val="000000" w:themeColor="text1"/>
+              </w:rPr>
+              <w:t>22</w:t>
+            </w:r>
+            <w:r>
+              <w:rPr>
+                <w:noProof/>
+                <w:webHidden/>
               </w:rPr>
               <w:fldChar w:fldCharType="end"/>
             </w:r>
@@ -2313,25 +2252,27 @@
             <w:rPr>
               <w:rFonts w:eastAsiaTheme="minorEastAsia"/>
               <w:noProof/>
-              <w:color w:val="000000" w:themeColor="text1"/>
+              <w:kern w:val="2"/>
+              <w:sz w:val="24"/>
+              <w:szCs w:val="24"/>
               <w:lang w:eastAsia="ru-RU"/>
+              <w14:ligatures w14:val="standardContextual"/>
             </w:rPr>
           </w:pPr>
-          <w:hyperlink w:anchor="_Toc164933044" w:history="1">
+          <w:hyperlink w:anchor="_Toc195102331" w:history="1">
             <w:r>
               <w:rPr>
                 <w:rStyle w:val="a7"/>
-                <w:noProof/>
-                <w:color w:val="000000" w:themeColor="text1"/>
+                <w:rFonts w:ascii="Times New Roman" w:hAnsi="Times New Roman" w:cs="Times New Roman"/>
+                <w:noProof/>
               </w:rPr>
               <w:t xml:space="preserve">Тема 16. </w:t>
             </w:r>
             <w:r>
               <w:rPr>
                 <w:rStyle w:val="a7"/>
-                <w:rFonts w:eastAsia="Calibri"/>
-                <w:noProof/>
-                <w:color w:val="000000" w:themeColor="text1"/>
+                <w:rFonts w:ascii="Times New Roman" w:eastAsia="Calibri" w:hAnsi="Times New Roman" w:cs="Times New Roman"/>
+                <w:noProof/>
               </w:rPr>
               <w:t>Сопровождение программ</w:t>
             </w:r>
@@ -2339,7 +2280,6 @@
               <w:rPr>
                 <w:noProof/>
                 <w:webHidden/>
-                <w:color w:val="000000" w:themeColor="text1"/>
               </w:rPr>
               <w:tab/>
             </w:r>
@@ -2347,7 +2287,6 @@
               <w:rPr>
                 <w:noProof/>
                 <w:webHidden/>
-                <w:color w:val="000000" w:themeColor="text1"/>
               </w:rPr>
               <w:fldChar w:fldCharType="begin"/>
             </w:r>
@@ -2355,22 +2294,19 @@
               <w:rPr>
                 <w:noProof/>
                 <w:webHidden/>
-                <w:color w:val="000000" w:themeColor="text1"/>
-              </w:rPr>
-              <w:instrText xml:space="preserve"> PAGEREF _Toc164933044 \h </w:instrText>
-            </w:r>
-            <w:r>
-              <w:rPr>
-                <w:noProof/>
-                <w:webHidden/>
-                <w:color w:val="000000" w:themeColor="text1"/>
-              </w:rPr>
-            </w:r>
-            <w:r>
-              <w:rPr>
-                <w:noProof/>
-                <w:webHidden/>
-                <w:color w:val="000000" w:themeColor="text1"/>
+              </w:rPr>
+              <w:instrText xml:space="preserve"> PAGEREF _Toc195102331 \h </w:instrText>
+            </w:r>
+            <w:r>
+              <w:rPr>
+                <w:noProof/>
+                <w:webHidden/>
+              </w:rPr>
+            </w:r>
+            <w:r>
+              <w:rPr>
+                <w:noProof/>
+                <w:webHidden/>
               </w:rPr>
               <w:fldChar w:fldCharType="separate"/>
             </w:r>
@@ -2378,15 +2314,13 @@
               <w:rPr>
                 <w:noProof/>
                 <w:webHidden/>
-                <w:color w:val="000000" w:themeColor="text1"/>
-              </w:rPr>
-              <w:t>18</w:t>
-            </w:r>
-            <w:r>
-              <w:rPr>
-                <w:noProof/>
-                <w:webHidden/>
-                <w:color w:val="000000" w:themeColor="text1"/>
+              </w:rPr>
+              <w:t>23</w:t>
+            </w:r>
+            <w:r>
+              <w:rPr>
+                <w:noProof/>
+                <w:webHidden/>
               </w:rPr>
               <w:fldChar w:fldCharType="end"/>
             </w:r>
@@ -2402,8 +2336,6 @@
           </w:pPr>
           <w:r>
             <w:rPr>
-              <w:b/>
-              <w:bCs/>
               <w:color w:val="000000" w:themeColor="text1"/>
             </w:rPr>
             <w:fldChar w:fldCharType="end"/>
@@ -2449,14 +2381,13 @@
           <w:color w:val="000000" w:themeColor="text1"/>
         </w:rPr>
       </w:pPr>
-      <w:bookmarkStart w:id="0" w:name="_Toc164933029"/>
-      <w:r>
-        <w:rPr>
-          <w:rFonts w:ascii="Times New Roman" w:hAnsi="Times New Roman" w:cs="Times New Roman"/>
-          <w:b/>
-          <w:color w:val="000000" w:themeColor="text1"/>
-        </w:rPr>
-        <w:lastRenderedPageBreak/>
+      <w:bookmarkStart w:id="0" w:name="_Toc195102316"/>
+      <w:r>
+        <w:rPr>
+          <w:rFonts w:ascii="Times New Roman" w:hAnsi="Times New Roman" w:cs="Times New Roman"/>
+          <w:b/>
+          <w:color w:val="000000" w:themeColor="text1"/>
+        </w:rPr>
         <w:t>Тема 1. Выбор средств разработки проекта</w:t>
       </w:r>
       <w:bookmarkEnd w:id="0"/>
@@ -3247,7 +3178,6 @@
           <w:sz w:val="28"/>
           <w:szCs w:val="28"/>
         </w:rPr>
-        <w:lastRenderedPageBreak/>
         <w:t>Фрагменты (</w:t>
       </w:r>
       <w:proofErr w:type="spellStart"/>
@@ -3411,14 +3341,13 @@
           <w:szCs w:val="28"/>
         </w:rPr>
       </w:pPr>
-      <w:bookmarkStart w:id="1" w:name="_Toc164933030"/>
-      <w:r>
-        <w:rPr>
-          <w:rFonts w:ascii="Times New Roman" w:hAnsi="Times New Roman" w:cs="Times New Roman"/>
-          <w:b/>
-          <w:color w:val="000000" w:themeColor="text1"/>
-        </w:rPr>
-        <w:lastRenderedPageBreak/>
+      <w:bookmarkStart w:id="1" w:name="_Toc195102317"/>
+      <w:r>
+        <w:rPr>
+          <w:rFonts w:ascii="Times New Roman" w:hAnsi="Times New Roman" w:cs="Times New Roman"/>
+          <w:b/>
+          <w:color w:val="000000" w:themeColor="text1"/>
+        </w:rPr>
         <w:t>Тема 2. Разработка технического задания.</w:t>
       </w:r>
       <w:bookmarkEnd w:id="1"/>
@@ -3693,7 +3622,6 @@
           <w:sz w:val="28"/>
           <w:szCs w:val="28"/>
         </w:rPr>
-        <w:lastRenderedPageBreak/>
         <w:t>Ввёл название проекта и нажал на кнопку «</w:t>
       </w:r>
       <w:r>
@@ -3884,7 +3812,6 @@
           <w:sz w:val="28"/>
           <w:szCs w:val="28"/>
         </w:rPr>
-        <w:lastRenderedPageBreak/>
         <w:t>Окно нового проекта</w:t>
       </w:r>
       <w:r>
@@ -4064,7 +3991,6 @@
           <w:sz w:val="28"/>
           <w:szCs w:val="28"/>
         </w:rPr>
-        <w:lastRenderedPageBreak/>
         <w:t>Если пользователь нажмёт на кнопку «Да», то будет уведомление «Верно»</w:t>
       </w:r>
     </w:p>
@@ -4132,7 +4058,6 @@
           <w:color w:val="000000" w:themeColor="text1"/>
           <w:sz w:val="28"/>
           <w:szCs w:val="28"/>
-          <w:lang w:val="en-US"/>
         </w:rPr>
       </w:pPr>
       <w:r>
@@ -4208,14 +4133,217 @@
           <w:color w:val="000000" w:themeColor="text1"/>
         </w:rPr>
       </w:pPr>
-      <w:r>
-        <w:rPr>
-          <w:rFonts w:ascii="Times New Roman" w:hAnsi="Times New Roman" w:cs="Times New Roman"/>
-          <w:b/>
-          <w:color w:val="000000" w:themeColor="text1"/>
-        </w:rPr>
-        <w:lastRenderedPageBreak/>
+      <w:bookmarkStart w:id="2" w:name="_Toc195102318"/>
+      <w:r>
+        <w:rPr>
+          <w:rFonts w:ascii="Times New Roman" w:hAnsi="Times New Roman" w:cs="Times New Roman"/>
+          <w:b/>
+          <w:color w:val="000000" w:themeColor="text1"/>
+        </w:rPr>
         <w:t>Тема 3. Система контроля версий</w:t>
+      </w:r>
+      <w:bookmarkEnd w:id="2"/>
+    </w:p>
+    <w:p>
+      <w:pPr>
+        <w:suppressAutoHyphens w:val="0"/>
+        <w:rPr>
+          <w:rFonts w:ascii="Times New Roman" w:hAnsi="Times New Roman" w:cs="Times New Roman"/>
+          <w:bCs/>
+          <w:color w:val="000000" w:themeColor="text1"/>
+          <w:sz w:val="28"/>
+          <w:szCs w:val="28"/>
+        </w:rPr>
+      </w:pPr>
+      <w:r>
+        <w:rPr>
+          <w:rFonts w:ascii="Times New Roman" w:hAnsi="Times New Roman" w:cs="Times New Roman"/>
+          <w:bCs/>
+          <w:color w:val="000000" w:themeColor="text1"/>
+          <w:sz w:val="28"/>
+          <w:szCs w:val="28"/>
+        </w:rPr>
+        <w:t xml:space="preserve">Добавил кнопки для перехода к другим вопросам </w:t>
+      </w:r>
+      <w:r>
+        <w:rPr>
+          <w:rFonts w:ascii="Times New Roman" w:hAnsi="Times New Roman" w:cs="Times New Roman"/>
+          <w:bCs/>
+          <w:color w:val="000000" w:themeColor="text1"/>
+          <w:sz w:val="28"/>
+          <w:szCs w:val="28"/>
+        </w:rPr>
+        <w:t xml:space="preserve">вместе с </w:t>
+      </w:r>
+      <w:r>
+        <w:rPr>
+          <w:rFonts w:ascii="Times New Roman" w:hAnsi="Times New Roman" w:cs="Times New Roman"/>
+          <w:bCs/>
+          <w:color w:val="000000" w:themeColor="text1"/>
+          <w:sz w:val="28"/>
+          <w:szCs w:val="28"/>
+        </w:rPr>
+        <w:t>правильными ответами</w:t>
+      </w:r>
+    </w:p>
+    <w:p>
+      <w:pPr>
+        <w:suppressAutoHyphens w:val="0"/>
+        <w:rPr>
+          <w:rFonts w:ascii="Times New Roman" w:hAnsi="Times New Roman" w:cs="Times New Roman"/>
+          <w:bCs/>
+          <w:color w:val="000000" w:themeColor="text1"/>
+        </w:rPr>
+      </w:pPr>
+      <w:r>
+        <w:rPr>
+          <w:rFonts w:ascii="Times New Roman" w:hAnsi="Times New Roman" w:cs="Times New Roman"/>
+          <w:bCs/>
+          <w:color w:val="000000" w:themeColor="text1"/>
+        </w:rPr>
+        <w:drawing>
+          <wp:inline distT="0" distB="0" distL="0" distR="0" wp14:anchorId="43EDC94C" wp14:editId="50DCF5D0">
+            <wp:extent cx="2095542" cy="4156075"/>
+            <wp:effectExtent l="0" t="0" r="0" b="0"/>
+            <wp:docPr id="2096459528" name="Рисунок 1"/>
+            <wp:cNvGraphicFramePr>
+              <a:graphicFrameLocks xmlns:a="http://schemas.openxmlformats.org/drawingml/2006/main" noChangeAspect="1"/>
+            </wp:cNvGraphicFramePr>
+            <a:graphic xmlns:a="http://schemas.openxmlformats.org/drawingml/2006/main">
+              <a:graphicData uri="http://schemas.openxmlformats.org/drawingml/2006/picture">
+                <pic:pic xmlns:pic="http://schemas.openxmlformats.org/drawingml/2006/picture">
+                  <pic:nvPicPr>
+                    <pic:cNvPr id="2096459528" name=""/>
+                    <pic:cNvPicPr/>
+                  </pic:nvPicPr>
+                  <pic:blipFill>
+                    <a:blip r:embed="rId17"/>
+                    <a:stretch>
+                      <a:fillRect/>
+                    </a:stretch>
+                  </pic:blipFill>
+                  <pic:spPr>
+                    <a:xfrm>
+                      <a:off x="0" y="0"/>
+                      <a:ext cx="2114678" cy="4194028"/>
+                    </a:xfrm>
+                    <a:prstGeom prst="rect">
+                      <a:avLst/>
+                    </a:prstGeom>
+                  </pic:spPr>
+                </pic:pic>
+              </a:graphicData>
+            </a:graphic>
+          </wp:inline>
+        </w:drawing>
+      </w:r>
+      <w:r>
+        <w:rPr>
+          <w:rFonts w:ascii="Times New Roman" w:hAnsi="Times New Roman" w:cs="Times New Roman"/>
+          <w:bCs/>
+          <w:color w:val="000000" w:themeColor="text1"/>
+        </w:rPr>
+        <w:t xml:space="preserve"> </w:t>
+      </w:r>
+    </w:p>
+    <w:p>
+      <w:pPr>
+        <w:suppressAutoHyphens w:val="0"/>
+        <w:rPr>
+          <w:rFonts w:ascii="Times New Roman" w:hAnsi="Times New Roman" w:cs="Times New Roman"/>
+          <w:bCs/>
+          <w:color w:val="000000" w:themeColor="text1"/>
+        </w:rPr>
+      </w:pPr>
+      <w:r>
+        <w:rPr>
+          <w:noProof/>
+        </w:rPr>
+        <w:drawing>
+          <wp:inline distT="0" distB="0" distL="0" distR="0" wp14:anchorId="65D8699C" wp14:editId="6E2EC018">
+            <wp:extent cx="2108200" cy="4308733"/>
+            <wp:effectExtent l="0" t="0" r="6350" b="0"/>
+            <wp:docPr id="919536447" name="Рисунок 1"/>
+            <wp:cNvGraphicFramePr>
+              <a:graphicFrameLocks xmlns:a="http://schemas.openxmlformats.org/drawingml/2006/main" noChangeAspect="1"/>
+            </wp:cNvGraphicFramePr>
+            <a:graphic xmlns:a="http://schemas.openxmlformats.org/drawingml/2006/main">
+              <a:graphicData uri="http://schemas.openxmlformats.org/drawingml/2006/picture">
+                <pic:pic xmlns:pic="http://schemas.openxmlformats.org/drawingml/2006/picture">
+                  <pic:nvPicPr>
+                    <pic:cNvPr id="919536447" name=""/>
+                    <pic:cNvPicPr/>
+                  </pic:nvPicPr>
+                  <pic:blipFill>
+                    <a:blip r:embed="rId18"/>
+                    <a:stretch>
+                      <a:fillRect/>
+                    </a:stretch>
+                  </pic:blipFill>
+                  <pic:spPr>
+                    <a:xfrm>
+                      <a:off x="0" y="0"/>
+                      <a:ext cx="2120862" cy="4334613"/>
+                    </a:xfrm>
+                    <a:prstGeom prst="rect">
+                      <a:avLst/>
+                    </a:prstGeom>
+                  </pic:spPr>
+                </pic:pic>
+              </a:graphicData>
+            </a:graphic>
+          </wp:inline>
+        </w:drawing>
+      </w:r>
+    </w:p>
+    <w:p>
+      <w:pPr>
+        <w:suppressAutoHyphens w:val="0"/>
+        <w:rPr>
+          <w:rFonts w:ascii="Times New Roman" w:hAnsi="Times New Roman" w:cs="Times New Roman"/>
+          <w:bCs/>
+          <w:color w:val="000000" w:themeColor="text1"/>
+        </w:rPr>
+      </w:pPr>
+      <w:r>
+        <w:rPr>
+          <w:noProof/>
+        </w:rPr>
+        <w:drawing>
+          <wp:inline distT="0" distB="0" distL="0" distR="0" wp14:anchorId="3408B36E" wp14:editId="3AB0B389">
+            <wp:extent cx="2125784" cy="4318000"/>
+            <wp:effectExtent l="0" t="0" r="8255" b="6350"/>
+            <wp:docPr id="1860219654" name="Рисунок 1"/>
+            <wp:cNvGraphicFramePr>
+              <a:graphicFrameLocks xmlns:a="http://schemas.openxmlformats.org/drawingml/2006/main" noChangeAspect="1"/>
+            </wp:cNvGraphicFramePr>
+            <a:graphic xmlns:a="http://schemas.openxmlformats.org/drawingml/2006/main">
+              <a:graphicData uri="http://schemas.openxmlformats.org/drawingml/2006/picture">
+                <pic:pic xmlns:pic="http://schemas.openxmlformats.org/drawingml/2006/picture">
+                  <pic:nvPicPr>
+                    <pic:cNvPr id="1860219654" name=""/>
+                    <pic:cNvPicPr/>
+                  </pic:nvPicPr>
+                  <pic:blipFill>
+                    <a:blip r:embed="rId19"/>
+                    <a:stretch>
+                      <a:fillRect/>
+                    </a:stretch>
+                  </pic:blipFill>
+                  <pic:spPr>
+                    <a:xfrm>
+                      <a:off x="0" y="0"/>
+                      <a:ext cx="2142595" cy="4352148"/>
+                    </a:xfrm>
+                    <a:prstGeom prst="rect">
+                      <a:avLst/>
+                    </a:prstGeom>
+                  </pic:spPr>
+                </pic:pic>
+              </a:graphicData>
+            </a:graphic>
+          </wp:inline>
+        </w:drawing>
       </w:r>
     </w:p>
     <w:p>
@@ -4243,61 +4371,152 @@
         <w:pStyle w:val="1"/>
         <w:ind w:firstLine="709"/>
         <w:rPr>
-          <w:b/>
-          <w:color w:val="000000" w:themeColor="text1"/>
-        </w:rPr>
-      </w:pPr>
-      <w:bookmarkStart w:id="2" w:name="_Toc164933032"/>
-      <w:r>
-        <w:rPr>
-          <w:b/>
-          <w:color w:val="000000" w:themeColor="text1"/>
-        </w:rPr>
-        <w:lastRenderedPageBreak/>
+          <w:rFonts w:ascii="Times New Roman" w:hAnsi="Times New Roman" w:cs="Times New Roman"/>
+          <w:b/>
+          <w:color w:val="000000" w:themeColor="text1"/>
+        </w:rPr>
+      </w:pPr>
+      <w:bookmarkStart w:id="3" w:name="_Toc195102319"/>
+      <w:r>
+        <w:rPr>
+          <w:rFonts w:ascii="Times New Roman" w:hAnsi="Times New Roman" w:cs="Times New Roman"/>
+          <w:b/>
+          <w:color w:val="000000" w:themeColor="text1"/>
+        </w:rPr>
         <w:t>Тема 4. Сбор данных для создания информационной системы</w:t>
       </w:r>
-      <w:bookmarkEnd w:id="2"/>
-    </w:p>
-    <w:p>
-      <w:pPr>
-        <w:pStyle w:val="1"/>
-        <w:rPr>
-          <w:b/>
-          <w:color w:val="000000" w:themeColor="text1"/>
-        </w:rPr>
-      </w:pPr>
-    </w:p>
-    <w:p>
-      <w:pPr>
-        <w:pStyle w:val="1"/>
-        <w:rPr>
-          <w:b/>
-          <w:color w:val="000000" w:themeColor="text1"/>
-        </w:rPr>
-      </w:pPr>
-    </w:p>
-    <w:p>
-      <w:pPr>
-        <w:pStyle w:val="1"/>
-        <w:rPr>
-          <w:b/>
-          <w:color w:val="000000" w:themeColor="text1"/>
-        </w:rPr>
-      </w:pPr>
-    </w:p>
-    <w:p>
-      <w:pPr>
-        <w:pStyle w:val="1"/>
-        <w:rPr>
-          <w:b/>
-          <w:color w:val="000000" w:themeColor="text1"/>
-        </w:rPr>
-      </w:pPr>
-    </w:p>
-    <w:p>
-      <w:pPr>
-        <w:pStyle w:val="1"/>
-        <w:rPr>
+      <w:bookmarkEnd w:id="3"/>
+    </w:p>
+    <w:p>
+      <w:pPr>
+        <w:pStyle w:val="1"/>
+        <w:rPr>
+          <w:rFonts w:ascii="Times New Roman" w:hAnsi="Times New Roman" w:cs="Times New Roman"/>
+          <w:b/>
+          <w:color w:val="000000" w:themeColor="text1"/>
+        </w:rPr>
+      </w:pPr>
+    </w:p>
+    <w:p>
+      <w:pPr>
+        <w:pStyle w:val="1"/>
+        <w:rPr>
+          <w:rFonts w:ascii="Times New Roman" w:hAnsi="Times New Roman" w:cs="Times New Roman"/>
+          <w:b/>
+          <w:color w:val="000000" w:themeColor="text1"/>
+        </w:rPr>
+      </w:pPr>
+    </w:p>
+    <w:p>
+      <w:pPr>
+        <w:pStyle w:val="1"/>
+        <w:rPr>
+          <w:rFonts w:ascii="Times New Roman" w:hAnsi="Times New Roman" w:cs="Times New Roman"/>
+          <w:b/>
+          <w:color w:val="000000" w:themeColor="text1"/>
+        </w:rPr>
+      </w:pPr>
+    </w:p>
+    <w:p>
+      <w:pPr>
+        <w:pStyle w:val="1"/>
+        <w:rPr>
+          <w:rFonts w:ascii="Times New Roman" w:hAnsi="Times New Roman" w:cs="Times New Roman"/>
+          <w:b/>
+          <w:color w:val="000000" w:themeColor="text1"/>
+        </w:rPr>
+      </w:pPr>
+    </w:p>
+    <w:p>
+      <w:pPr>
+        <w:pStyle w:val="1"/>
+        <w:rPr>
+          <w:rFonts w:ascii="Times New Roman" w:hAnsi="Times New Roman" w:cs="Times New Roman"/>
+          <w:b/>
+          <w:color w:val="000000" w:themeColor="text1"/>
+        </w:rPr>
+        <w:sectPr>
+          <w:footerReference w:type="default" r:id="rId20"/>
+          <w:pgSz w:w="11906" w:h="16838"/>
+          <w:pgMar w:top="1134" w:right="850" w:bottom="1134" w:left="1560" w:header="0" w:footer="0" w:gutter="0"/>
+          <w:cols w:space="720"/>
+          <w:formProt w:val="0"/>
+          <w:titlePg/>
+          <w:docGrid w:linePitch="360" w:charSpace="4096"/>
+        </w:sectPr>
+      </w:pPr>
+    </w:p>
+    <w:p>
+      <w:pPr>
+        <w:pStyle w:val="1"/>
+        <w:ind w:firstLine="709"/>
+        <w:rPr>
+          <w:rFonts w:ascii="Times New Roman" w:hAnsi="Times New Roman" w:cs="Times New Roman"/>
+          <w:b/>
+          <w:color w:val="000000" w:themeColor="text1"/>
+        </w:rPr>
+      </w:pPr>
+      <w:bookmarkStart w:id="4" w:name="_Toc195102320"/>
+      <w:r>
+        <w:rPr>
+          <w:rFonts w:ascii="Times New Roman" w:hAnsi="Times New Roman" w:cs="Times New Roman"/>
+          <w:b/>
+          <w:color w:val="000000" w:themeColor="text1"/>
+        </w:rPr>
+        <w:t>Тема 5. Создание макета информационной системы</w:t>
+      </w:r>
+      <w:bookmarkEnd w:id="4"/>
+    </w:p>
+    <w:p>
+      <w:pPr>
+        <w:pStyle w:val="1"/>
+        <w:ind w:firstLine="709"/>
+        <w:rPr>
+          <w:rFonts w:ascii="Times New Roman" w:hAnsi="Times New Roman" w:cs="Times New Roman"/>
+          <w:b/>
+          <w:color w:val="000000" w:themeColor="text1"/>
+        </w:rPr>
+      </w:pPr>
+    </w:p>
+    <w:p>
+      <w:pPr>
+        <w:pStyle w:val="1"/>
+        <w:ind w:firstLine="709"/>
+        <w:rPr>
+          <w:rFonts w:ascii="Times New Roman" w:hAnsi="Times New Roman" w:cs="Times New Roman"/>
+          <w:b/>
+          <w:color w:val="000000" w:themeColor="text1"/>
+        </w:rPr>
+      </w:pPr>
+    </w:p>
+    <w:p>
+      <w:pPr>
+        <w:pStyle w:val="1"/>
+        <w:ind w:firstLine="709"/>
+        <w:rPr>
+          <w:rFonts w:ascii="Times New Roman" w:hAnsi="Times New Roman" w:cs="Times New Roman"/>
+          <w:b/>
+          <w:color w:val="000000" w:themeColor="text1"/>
+        </w:rPr>
+      </w:pPr>
+    </w:p>
+    <w:p>
+      <w:pPr>
+        <w:pStyle w:val="1"/>
+        <w:ind w:firstLine="709"/>
+        <w:rPr>
+          <w:rFonts w:ascii="Times New Roman" w:eastAsia="Calibri" w:hAnsi="Times New Roman" w:cs="Times New Roman"/>
+          <w:b/>
+          <w:color w:val="000000" w:themeColor="text1"/>
+        </w:rPr>
+      </w:pPr>
+    </w:p>
+    <w:p>
+      <w:pPr>
+        <w:pStyle w:val="1"/>
+        <w:ind w:firstLine="709"/>
+        <w:rPr>
+          <w:rFonts w:ascii="Times New Roman" w:hAnsi="Times New Roman" w:cs="Times New Roman"/>
           <w:b/>
           <w:color w:val="000000" w:themeColor="text1"/>
         </w:rPr>
@@ -4315,26 +4534,28 @@
         <w:pStyle w:val="1"/>
         <w:ind w:firstLine="709"/>
         <w:rPr>
-          <w:b/>
-          <w:color w:val="000000" w:themeColor="text1"/>
-        </w:rPr>
-      </w:pPr>
-      <w:bookmarkStart w:id="3" w:name="_Toc164933033"/>
-      <w:r>
-        <w:rPr>
-          <w:b/>
-          <w:color w:val="000000" w:themeColor="text1"/>
-        </w:rPr>
-        <w:lastRenderedPageBreak/>
-        <w:t>Тема 5. Создание макета информационной системы</w:t>
-      </w:r>
-      <w:bookmarkEnd w:id="3"/>
+          <w:rFonts w:ascii="Times New Roman" w:hAnsi="Times New Roman" w:cs="Times New Roman"/>
+          <w:b/>
+          <w:color w:val="000000" w:themeColor="text1"/>
+        </w:rPr>
+      </w:pPr>
+      <w:bookmarkStart w:id="5" w:name="_Toc195102321"/>
+      <w:r>
+        <w:rPr>
+          <w:rFonts w:ascii="Times New Roman" w:hAnsi="Times New Roman" w:cs="Times New Roman"/>
+          <w:b/>
+          <w:color w:val="000000" w:themeColor="text1"/>
+        </w:rPr>
+        <w:t>Тема 6.  Создание элементов пользовательского интерфейса</w:t>
+      </w:r>
+      <w:bookmarkEnd w:id="5"/>
     </w:p>
     <w:p>
       <w:pPr>
         <w:pStyle w:val="1"/>
         <w:ind w:firstLine="709"/>
         <w:rPr>
+          <w:rFonts w:ascii="Times New Roman" w:hAnsi="Times New Roman" w:cs="Times New Roman"/>
           <w:b/>
           <w:color w:val="000000" w:themeColor="text1"/>
         </w:rPr>
@@ -4345,6 +4566,7 @@
         <w:pStyle w:val="1"/>
         <w:ind w:firstLine="709"/>
         <w:rPr>
+          <w:rFonts w:ascii="Times New Roman" w:hAnsi="Times New Roman" w:cs="Times New Roman"/>
           <w:b/>
           <w:color w:val="000000" w:themeColor="text1"/>
         </w:rPr>
@@ -4355,6 +4577,7 @@
         <w:pStyle w:val="1"/>
         <w:ind w:firstLine="709"/>
         <w:rPr>
+          <w:rFonts w:ascii="Times New Roman" w:hAnsi="Times New Roman" w:cs="Times New Roman"/>
           <w:b/>
           <w:color w:val="000000" w:themeColor="text1"/>
         </w:rPr>
@@ -4365,7 +4588,7 @@
         <w:pStyle w:val="1"/>
         <w:ind w:firstLine="709"/>
         <w:rPr>
-          <w:rFonts w:eastAsia="Calibri"/>
+          <w:rFonts w:ascii="Times New Roman" w:eastAsia="Calibri" w:hAnsi="Times New Roman" w:cs="Times New Roman"/>
           <w:b/>
           <w:color w:val="000000" w:themeColor="text1"/>
         </w:rPr>
@@ -4376,6 +4599,7 @@
         <w:pStyle w:val="1"/>
         <w:ind w:firstLine="709"/>
         <w:rPr>
+          <w:rFonts w:ascii="Times New Roman" w:hAnsi="Times New Roman" w:cs="Times New Roman"/>
           <w:b/>
           <w:color w:val="000000" w:themeColor="text1"/>
         </w:rPr>
@@ -4393,28 +4617,51 @@
         <w:pStyle w:val="1"/>
         <w:ind w:firstLine="709"/>
         <w:rPr>
-          <w:b/>
-          <w:color w:val="000000" w:themeColor="text1"/>
-        </w:rPr>
-      </w:pPr>
-      <w:bookmarkStart w:id="4" w:name="_Toc164933034"/>
-      <w:r>
-        <w:rPr>
-          <w:b/>
-          <w:color w:val="000000" w:themeColor="text1"/>
-        </w:rPr>
-        <w:lastRenderedPageBreak/>
-        <w:t>Тема 6.  Создание элементов пользовательского интерфейса</w:t>
-      </w:r>
-      <w:bookmarkEnd w:id="4"/>
+          <w:rFonts w:ascii="Times New Roman" w:eastAsia="Calibri" w:hAnsi="Times New Roman" w:cs="Times New Roman"/>
+          <w:b/>
+          <w:color w:val="000000" w:themeColor="text1"/>
+        </w:rPr>
+      </w:pPr>
+      <w:bookmarkStart w:id="6" w:name="_Toc195102322"/>
+      <w:r>
+        <w:rPr>
+          <w:rFonts w:ascii="Times New Roman" w:hAnsi="Times New Roman" w:cs="Times New Roman"/>
+          <w:b/>
+          <w:color w:val="000000" w:themeColor="text1"/>
+        </w:rPr>
+        <w:t xml:space="preserve">Тема 7. </w:t>
+      </w:r>
+      <w:proofErr w:type="spellStart"/>
+      <w:r>
+        <w:rPr>
+          <w:rFonts w:ascii="Times New Roman" w:hAnsi="Times New Roman" w:cs="Times New Roman"/>
+          <w:b/>
+          <w:color w:val="000000" w:themeColor="text1"/>
+          <w:shd w:val="clear" w:color="auto" w:fill="FFFFFF"/>
+        </w:rPr>
+        <w:t>Material</w:t>
+      </w:r>
+      <w:proofErr w:type="spellEnd"/>
+      <w:r>
+        <w:rPr>
+          <w:rFonts w:ascii="Times New Roman" w:hAnsi="Times New Roman" w:cs="Times New Roman"/>
+          <w:b/>
+          <w:color w:val="000000" w:themeColor="text1"/>
+          <w:shd w:val="clear" w:color="auto" w:fill="FFFFFF"/>
+        </w:rPr>
+        <w:t xml:space="preserve"> Design</w:t>
+      </w:r>
+      <w:bookmarkEnd w:id="6"/>
     </w:p>
     <w:p>
       <w:pPr>
         <w:pStyle w:val="1"/>
         <w:ind w:firstLine="709"/>
         <w:rPr>
-          <w:b/>
-          <w:color w:val="000000" w:themeColor="text1"/>
+          <w:rFonts w:ascii="Times New Roman" w:hAnsi="Times New Roman" w:cs="Times New Roman"/>
+          <w:b/>
+          <w:color w:val="000000" w:themeColor="text1"/>
+          <w:shd w:val="clear" w:color="auto" w:fill="FFFFFF"/>
         </w:rPr>
       </w:pPr>
     </w:p>
@@ -4423,8 +4670,10 @@
         <w:pStyle w:val="1"/>
         <w:ind w:firstLine="709"/>
         <w:rPr>
-          <w:b/>
-          <w:color w:val="000000" w:themeColor="text1"/>
+          <w:rFonts w:ascii="Times New Roman" w:hAnsi="Times New Roman" w:cs="Times New Roman"/>
+          <w:b/>
+          <w:color w:val="000000" w:themeColor="text1"/>
+          <w:shd w:val="clear" w:color="auto" w:fill="FFFFFF"/>
         </w:rPr>
       </w:pPr>
     </w:p>
@@ -4433,8 +4682,10 @@
         <w:pStyle w:val="1"/>
         <w:ind w:firstLine="709"/>
         <w:rPr>
-          <w:b/>
-          <w:color w:val="000000" w:themeColor="text1"/>
+          <w:rFonts w:ascii="Times New Roman" w:hAnsi="Times New Roman" w:cs="Times New Roman"/>
+          <w:b/>
+          <w:color w:val="000000" w:themeColor="text1"/>
+          <w:shd w:val="clear" w:color="auto" w:fill="FFFFFF"/>
         </w:rPr>
       </w:pPr>
     </w:p>
@@ -4443,9 +4694,10 @@
         <w:pStyle w:val="1"/>
         <w:ind w:firstLine="709"/>
         <w:rPr>
-          <w:rFonts w:eastAsia="Calibri"/>
-          <w:b/>
-          <w:color w:val="000000" w:themeColor="text1"/>
+          <w:rFonts w:ascii="Times New Roman" w:hAnsi="Times New Roman" w:cs="Times New Roman"/>
+          <w:b/>
+          <w:color w:val="000000" w:themeColor="text1"/>
+          <w:shd w:val="clear" w:color="auto" w:fill="FFFFFF"/>
         </w:rPr>
       </w:pPr>
     </w:p>
@@ -4454,8 +4706,10 @@
         <w:pStyle w:val="1"/>
         <w:ind w:firstLine="709"/>
         <w:rPr>
-          <w:b/>
-          <w:color w:val="000000" w:themeColor="text1"/>
+          <w:rFonts w:ascii="Times New Roman" w:hAnsi="Times New Roman" w:cs="Times New Roman"/>
+          <w:b/>
+          <w:color w:val="000000" w:themeColor="text1"/>
+          <w:shd w:val="clear" w:color="auto" w:fill="FFFFFF"/>
         </w:rPr>
         <w:sectPr>
           <w:pgSz w:w="11906" w:h="16838"/>
@@ -4471,48 +4725,30 @@
         <w:pStyle w:val="1"/>
         <w:ind w:firstLine="709"/>
         <w:rPr>
-          <w:rFonts w:eastAsia="Calibri"/>
-          <w:b/>
-          <w:color w:val="000000" w:themeColor="text1"/>
-        </w:rPr>
-      </w:pPr>
-      <w:bookmarkStart w:id="5" w:name="_Toc164933035"/>
-      <w:r>
-        <w:rPr>
-          <w:b/>
-          <w:color w:val="000000" w:themeColor="text1"/>
-        </w:rPr>
-        <w:lastRenderedPageBreak/>
-        <w:t xml:space="preserve">Тема 7. </w:t>
-      </w:r>
-      <w:proofErr w:type="spellStart"/>
-      <w:r>
-        <w:rPr>
-          <w:b/>
-          <w:color w:val="000000" w:themeColor="text1"/>
-          <w:shd w:val="clear" w:color="auto" w:fill="FFFFFF"/>
-        </w:rPr>
-        <w:t>Material</w:t>
-      </w:r>
-      <w:proofErr w:type="spellEnd"/>
-      <w:r>
-        <w:rPr>
-          <w:b/>
-          <w:color w:val="000000" w:themeColor="text1"/>
-          <w:shd w:val="clear" w:color="auto" w:fill="FFFFFF"/>
-        </w:rPr>
-        <w:t xml:space="preserve"> Design</w:t>
-      </w:r>
-      <w:bookmarkEnd w:id="5"/>
+          <w:rFonts w:ascii="Times New Roman" w:hAnsi="Times New Roman" w:cs="Times New Roman"/>
+          <w:b/>
+          <w:color w:val="000000" w:themeColor="text1"/>
+        </w:rPr>
+      </w:pPr>
+      <w:bookmarkStart w:id="7" w:name="_Toc195102323"/>
+      <w:r>
+        <w:rPr>
+          <w:rFonts w:ascii="Times New Roman" w:hAnsi="Times New Roman" w:cs="Times New Roman"/>
+          <w:b/>
+          <w:color w:val="000000" w:themeColor="text1"/>
+        </w:rPr>
+        <w:t>Тема 8. Работа со списочными элементами интерфейса</w:t>
+      </w:r>
+      <w:bookmarkEnd w:id="7"/>
     </w:p>
     <w:p>
       <w:pPr>
         <w:pStyle w:val="1"/>
         <w:ind w:firstLine="709"/>
         <w:rPr>
-          <w:b/>
-          <w:color w:val="000000" w:themeColor="text1"/>
-          <w:shd w:val="clear" w:color="auto" w:fill="FFFFFF"/>
+          <w:rFonts w:ascii="Times New Roman" w:hAnsi="Times New Roman" w:cs="Times New Roman"/>
+          <w:b/>
+          <w:color w:val="000000" w:themeColor="text1"/>
         </w:rPr>
       </w:pPr>
     </w:p>
@@ -4521,9 +4757,9 @@
         <w:pStyle w:val="1"/>
         <w:ind w:firstLine="709"/>
         <w:rPr>
-          <w:b/>
-          <w:color w:val="000000" w:themeColor="text1"/>
-          <w:shd w:val="clear" w:color="auto" w:fill="FFFFFF"/>
+          <w:rFonts w:ascii="Times New Roman" w:hAnsi="Times New Roman" w:cs="Times New Roman"/>
+          <w:b/>
+          <w:color w:val="000000" w:themeColor="text1"/>
         </w:rPr>
       </w:pPr>
     </w:p>
@@ -4532,9 +4768,9 @@
         <w:pStyle w:val="1"/>
         <w:ind w:firstLine="709"/>
         <w:rPr>
-          <w:b/>
-          <w:color w:val="000000" w:themeColor="text1"/>
-          <w:shd w:val="clear" w:color="auto" w:fill="FFFFFF"/>
+          <w:rFonts w:ascii="Times New Roman" w:hAnsi="Times New Roman" w:cs="Times New Roman"/>
+          <w:b/>
+          <w:color w:val="000000" w:themeColor="text1"/>
         </w:rPr>
       </w:pPr>
     </w:p>
@@ -4543,9 +4779,9 @@
         <w:pStyle w:val="1"/>
         <w:ind w:firstLine="709"/>
         <w:rPr>
-          <w:b/>
-          <w:color w:val="000000" w:themeColor="text1"/>
-          <w:shd w:val="clear" w:color="auto" w:fill="FFFFFF"/>
+          <w:rFonts w:ascii="Times New Roman" w:eastAsia="Calibri" w:hAnsi="Times New Roman" w:cs="Times New Roman"/>
+          <w:b/>
+          <w:color w:val="000000" w:themeColor="text1"/>
         </w:rPr>
       </w:pPr>
     </w:p>
@@ -4554,9 +4790,9 @@
         <w:pStyle w:val="1"/>
         <w:ind w:firstLine="709"/>
         <w:rPr>
-          <w:b/>
-          <w:color w:val="000000" w:themeColor="text1"/>
-          <w:shd w:val="clear" w:color="auto" w:fill="FFFFFF"/>
+          <w:rFonts w:ascii="Times New Roman" w:hAnsi="Times New Roman" w:cs="Times New Roman"/>
+          <w:b/>
+          <w:color w:val="000000" w:themeColor="text1"/>
         </w:rPr>
         <w:sectPr>
           <w:pgSz w:w="11906" w:h="16838"/>
@@ -4572,26 +4808,28 @@
         <w:pStyle w:val="1"/>
         <w:ind w:firstLine="709"/>
         <w:rPr>
-          <w:b/>
-          <w:color w:val="000000" w:themeColor="text1"/>
-        </w:rPr>
-      </w:pPr>
-      <w:bookmarkStart w:id="6" w:name="_Toc164933036"/>
-      <w:r>
-        <w:rPr>
-          <w:b/>
-          <w:color w:val="000000" w:themeColor="text1"/>
-        </w:rPr>
-        <w:lastRenderedPageBreak/>
-        <w:t>Тема 8. Работа со списочными элементами интерфейса</w:t>
-      </w:r>
-      <w:bookmarkEnd w:id="6"/>
+          <w:rFonts w:ascii="Times New Roman" w:hAnsi="Times New Roman" w:cs="Times New Roman"/>
+          <w:b/>
+          <w:color w:val="000000" w:themeColor="text1"/>
+        </w:rPr>
+      </w:pPr>
+      <w:bookmarkStart w:id="8" w:name="_Toc195102324"/>
+      <w:r>
+        <w:rPr>
+          <w:rFonts w:ascii="Times New Roman" w:hAnsi="Times New Roman" w:cs="Times New Roman"/>
+          <w:b/>
+          <w:color w:val="000000" w:themeColor="text1"/>
+        </w:rPr>
+        <w:t>Тема 9. Объектно-ориентированный подход в разработке кода информационной системы</w:t>
+      </w:r>
+      <w:bookmarkEnd w:id="8"/>
     </w:p>
     <w:p>
       <w:pPr>
         <w:pStyle w:val="1"/>
         <w:ind w:firstLine="709"/>
         <w:rPr>
+          <w:rFonts w:ascii="Times New Roman" w:hAnsi="Times New Roman" w:cs="Times New Roman"/>
           <w:b/>
           <w:color w:val="000000" w:themeColor="text1"/>
         </w:rPr>
@@ -4602,6 +4840,7 @@
         <w:pStyle w:val="1"/>
         <w:ind w:firstLine="709"/>
         <w:rPr>
+          <w:rFonts w:ascii="Times New Roman" w:hAnsi="Times New Roman" w:cs="Times New Roman"/>
           <w:b/>
           <w:color w:val="000000" w:themeColor="text1"/>
         </w:rPr>
@@ -4612,6 +4851,7 @@
         <w:pStyle w:val="1"/>
         <w:ind w:firstLine="709"/>
         <w:rPr>
+          <w:rFonts w:ascii="Times New Roman" w:hAnsi="Times New Roman" w:cs="Times New Roman"/>
           <w:b/>
           <w:color w:val="000000" w:themeColor="text1"/>
         </w:rPr>
@@ -4622,7 +4862,7 @@
         <w:pStyle w:val="1"/>
         <w:ind w:firstLine="709"/>
         <w:rPr>
-          <w:rFonts w:eastAsia="Calibri"/>
+          <w:rFonts w:ascii="Times New Roman" w:hAnsi="Times New Roman" w:cs="Times New Roman"/>
           <w:b/>
           <w:color w:val="000000" w:themeColor="text1"/>
         </w:rPr>
@@ -4633,6 +4873,18 @@
         <w:pStyle w:val="1"/>
         <w:ind w:firstLine="709"/>
         <w:rPr>
+          <w:rFonts w:ascii="Times New Roman" w:hAnsi="Times New Roman" w:cs="Times New Roman"/>
+          <w:b/>
+          <w:color w:val="000000" w:themeColor="text1"/>
+        </w:rPr>
+      </w:pPr>
+    </w:p>
+    <w:p>
+      <w:pPr>
+        <w:pStyle w:val="1"/>
+        <w:ind w:firstLine="709"/>
+        <w:rPr>
+          <w:rFonts w:ascii="Times New Roman" w:hAnsi="Times New Roman" w:cs="Times New Roman"/>
           <w:b/>
           <w:color w:val="000000" w:themeColor="text1"/>
         </w:rPr>
@@ -4650,26 +4902,28 @@
         <w:pStyle w:val="1"/>
         <w:ind w:firstLine="709"/>
         <w:rPr>
-          <w:b/>
-          <w:color w:val="000000" w:themeColor="text1"/>
-        </w:rPr>
-      </w:pPr>
-      <w:bookmarkStart w:id="7" w:name="_Toc164933037"/>
-      <w:r>
-        <w:rPr>
-          <w:b/>
-          <w:color w:val="000000" w:themeColor="text1"/>
-        </w:rPr>
-        <w:lastRenderedPageBreak/>
-        <w:t>Тема 9. Объектно-ориентированный подход в разработке кода информационной системы</w:t>
-      </w:r>
-      <w:bookmarkEnd w:id="7"/>
+          <w:rFonts w:ascii="Times New Roman" w:hAnsi="Times New Roman" w:cs="Times New Roman"/>
+          <w:b/>
+          <w:color w:val="000000" w:themeColor="text1"/>
+        </w:rPr>
+      </w:pPr>
+      <w:bookmarkStart w:id="9" w:name="_Toc195102325"/>
+      <w:r>
+        <w:rPr>
+          <w:rFonts w:ascii="Times New Roman" w:hAnsi="Times New Roman" w:cs="Times New Roman"/>
+          <w:b/>
+          <w:color w:val="000000" w:themeColor="text1"/>
+        </w:rPr>
+        <w:t>Тема 10. Создание процедур обработки информации.</w:t>
+      </w:r>
+      <w:bookmarkEnd w:id="9"/>
     </w:p>
     <w:p>
       <w:pPr>
         <w:pStyle w:val="1"/>
         <w:ind w:firstLine="709"/>
         <w:rPr>
+          <w:rFonts w:ascii="Times New Roman" w:hAnsi="Times New Roman" w:cs="Times New Roman"/>
           <w:b/>
           <w:color w:val="000000" w:themeColor="text1"/>
         </w:rPr>
@@ -4680,6 +4934,7 @@
         <w:pStyle w:val="1"/>
         <w:ind w:firstLine="709"/>
         <w:rPr>
+          <w:rFonts w:ascii="Times New Roman" w:hAnsi="Times New Roman" w:cs="Times New Roman"/>
           <w:b/>
           <w:color w:val="000000" w:themeColor="text1"/>
         </w:rPr>
@@ -4690,6 +4945,7 @@
         <w:pStyle w:val="1"/>
         <w:ind w:firstLine="709"/>
         <w:rPr>
+          <w:rFonts w:ascii="Times New Roman" w:hAnsi="Times New Roman" w:cs="Times New Roman"/>
           <w:b/>
           <w:color w:val="000000" w:themeColor="text1"/>
         </w:rPr>
@@ -4700,6 +4956,7 @@
         <w:pStyle w:val="1"/>
         <w:ind w:firstLine="709"/>
         <w:rPr>
+          <w:rFonts w:ascii="Times New Roman" w:hAnsi="Times New Roman" w:cs="Times New Roman"/>
           <w:b/>
           <w:color w:val="000000" w:themeColor="text1"/>
         </w:rPr>
@@ -4710,16 +4967,7 @@
         <w:pStyle w:val="1"/>
         <w:ind w:firstLine="709"/>
         <w:rPr>
-          <w:b/>
-          <w:color w:val="000000" w:themeColor="text1"/>
-        </w:rPr>
-      </w:pPr>
-    </w:p>
-    <w:p>
-      <w:pPr>
-        <w:pStyle w:val="1"/>
-        <w:ind w:firstLine="709"/>
-        <w:rPr>
+          <w:rFonts w:ascii="Times New Roman" w:hAnsi="Times New Roman" w:cs="Times New Roman"/>
           <w:b/>
           <w:color w:val="000000" w:themeColor="text1"/>
         </w:rPr>
@@ -4737,26 +4985,28 @@
         <w:pStyle w:val="1"/>
         <w:ind w:firstLine="709"/>
         <w:rPr>
-          <w:b/>
-          <w:color w:val="000000" w:themeColor="text1"/>
-        </w:rPr>
-      </w:pPr>
-      <w:bookmarkStart w:id="8" w:name="_Toc164933038"/>
-      <w:r>
-        <w:rPr>
-          <w:b/>
-          <w:color w:val="000000" w:themeColor="text1"/>
-        </w:rPr>
-        <w:lastRenderedPageBreak/>
-        <w:t>Тема 10. Создание процедур обработки информации.</w:t>
-      </w:r>
-      <w:bookmarkEnd w:id="8"/>
+          <w:rFonts w:ascii="Times New Roman" w:eastAsia="Calibri" w:hAnsi="Times New Roman" w:cs="Times New Roman"/>
+          <w:b/>
+          <w:color w:val="000000" w:themeColor="text1"/>
+        </w:rPr>
+      </w:pPr>
+      <w:bookmarkStart w:id="10" w:name="_Toc195102326"/>
+      <w:r>
+        <w:rPr>
+          <w:rFonts w:ascii="Times New Roman" w:hAnsi="Times New Roman" w:cs="Times New Roman"/>
+          <w:b/>
+          <w:color w:val="000000" w:themeColor="text1"/>
+        </w:rPr>
+        <w:t>Тема 11. Обеспечение дополнительной функциональности системы.</w:t>
+      </w:r>
+      <w:bookmarkEnd w:id="10"/>
     </w:p>
     <w:p>
       <w:pPr>
         <w:pStyle w:val="1"/>
         <w:ind w:firstLine="709"/>
         <w:rPr>
+          <w:rFonts w:ascii="Times New Roman" w:hAnsi="Times New Roman" w:cs="Times New Roman"/>
           <w:b/>
           <w:color w:val="000000" w:themeColor="text1"/>
         </w:rPr>
@@ -4767,6 +5017,7 @@
         <w:pStyle w:val="1"/>
         <w:ind w:firstLine="709"/>
         <w:rPr>
+          <w:rFonts w:ascii="Times New Roman" w:hAnsi="Times New Roman" w:cs="Times New Roman"/>
           <w:b/>
           <w:color w:val="000000" w:themeColor="text1"/>
         </w:rPr>
@@ -4777,6 +5028,7 @@
         <w:pStyle w:val="1"/>
         <w:ind w:firstLine="709"/>
         <w:rPr>
+          <w:rFonts w:ascii="Times New Roman" w:hAnsi="Times New Roman" w:cs="Times New Roman"/>
           <w:b/>
           <w:color w:val="000000" w:themeColor="text1"/>
         </w:rPr>
@@ -4787,6 +5039,7 @@
         <w:pStyle w:val="1"/>
         <w:ind w:firstLine="709"/>
         <w:rPr>
+          <w:rFonts w:ascii="Times New Roman" w:hAnsi="Times New Roman" w:cs="Times New Roman"/>
           <w:b/>
           <w:color w:val="000000" w:themeColor="text1"/>
         </w:rPr>
@@ -4797,6 +5050,18 @@
         <w:pStyle w:val="1"/>
         <w:ind w:firstLine="709"/>
         <w:rPr>
+          <w:rFonts w:ascii="Times New Roman" w:hAnsi="Times New Roman" w:cs="Times New Roman"/>
+          <w:b/>
+          <w:color w:val="000000" w:themeColor="text1"/>
+        </w:rPr>
+      </w:pPr>
+    </w:p>
+    <w:p>
+      <w:pPr>
+        <w:pStyle w:val="1"/>
+        <w:ind w:firstLine="709"/>
+        <w:rPr>
+          <w:rFonts w:ascii="Times New Roman" w:hAnsi="Times New Roman" w:cs="Times New Roman"/>
           <w:b/>
           <w:color w:val="000000" w:themeColor="text1"/>
         </w:rPr>
@@ -4814,29 +5079,51 @@
         <w:pStyle w:val="1"/>
         <w:ind w:firstLine="709"/>
         <w:rPr>
-          <w:rFonts w:eastAsia="Calibri"/>
-          <w:b/>
-          <w:color w:val="000000" w:themeColor="text1"/>
-        </w:rPr>
-      </w:pPr>
-      <w:bookmarkStart w:id="9" w:name="_Toc164933039"/>
-      <w:r>
-        <w:rPr>
-          <w:b/>
-          <w:color w:val="000000" w:themeColor="text1"/>
-        </w:rPr>
-        <w:lastRenderedPageBreak/>
-        <w:t>Тема 11. Обеспечение дополнительной функциональности системы.</w:t>
-      </w:r>
-      <w:bookmarkEnd w:id="9"/>
+          <w:rFonts w:ascii="Times New Roman" w:hAnsi="Times New Roman" w:cs="Times New Roman"/>
+          <w:b/>
+          <w:color w:val="000000" w:themeColor="text1"/>
+        </w:rPr>
+      </w:pPr>
+      <w:bookmarkStart w:id="11" w:name="_Toc195102327"/>
+      <w:r>
+        <w:rPr>
+          <w:rFonts w:ascii="Times New Roman" w:hAnsi="Times New Roman" w:cs="Times New Roman"/>
+          <w:b/>
+          <w:color w:val="000000" w:themeColor="text1"/>
+        </w:rPr>
+        <w:t>Тема 12.</w:t>
+      </w:r>
+      <w:r>
+        <w:rPr>
+          <w:rFonts w:ascii="Times New Roman" w:hAnsi="Times New Roman" w:cs="Times New Roman"/>
+          <w:b/>
+          <w:color w:val="000000" w:themeColor="text1"/>
+          <w:shd w:val="clear" w:color="auto" w:fill="FFFFFF"/>
+        </w:rPr>
+        <w:t xml:space="preserve"> </w:t>
+      </w:r>
+      <w:proofErr w:type="spellStart"/>
+      <w:r>
+        <w:rPr>
+          <w:rFonts w:ascii="Times New Roman" w:hAnsi="Times New Roman" w:cs="Times New Roman"/>
+          <w:b/>
+          <w:color w:val="000000" w:themeColor="text1"/>
+          <w:shd w:val="clear" w:color="auto" w:fill="FFFFFF"/>
+        </w:rPr>
+        <w:t>Intents</w:t>
+      </w:r>
+      <w:bookmarkEnd w:id="11"/>
+      <w:proofErr w:type="spellEnd"/>
     </w:p>
     <w:p>
       <w:pPr>
         <w:pStyle w:val="1"/>
         <w:ind w:firstLine="709"/>
         <w:rPr>
-          <w:b/>
-          <w:color w:val="000000" w:themeColor="text1"/>
+          <w:rFonts w:ascii="Times New Roman" w:hAnsi="Times New Roman" w:cs="Times New Roman"/>
+          <w:b/>
+          <w:color w:val="000000" w:themeColor="text1"/>
+          <w:shd w:val="clear" w:color="auto" w:fill="FFFFFF"/>
         </w:rPr>
       </w:pPr>
     </w:p>
@@ -4845,8 +5132,10 @@
         <w:pStyle w:val="1"/>
         <w:ind w:firstLine="709"/>
         <w:rPr>
-          <w:b/>
-          <w:color w:val="000000" w:themeColor="text1"/>
+          <w:rFonts w:ascii="Times New Roman" w:hAnsi="Times New Roman" w:cs="Times New Roman"/>
+          <w:b/>
+          <w:color w:val="000000" w:themeColor="text1"/>
+          <w:shd w:val="clear" w:color="auto" w:fill="FFFFFF"/>
         </w:rPr>
       </w:pPr>
     </w:p>
@@ -4855,8 +5144,10 @@
         <w:pStyle w:val="1"/>
         <w:ind w:firstLine="709"/>
         <w:rPr>
-          <w:b/>
-          <w:color w:val="000000" w:themeColor="text1"/>
+          <w:rFonts w:ascii="Times New Roman" w:hAnsi="Times New Roman" w:cs="Times New Roman"/>
+          <w:b/>
+          <w:color w:val="000000" w:themeColor="text1"/>
+          <w:shd w:val="clear" w:color="auto" w:fill="FFFFFF"/>
         </w:rPr>
       </w:pPr>
     </w:p>
@@ -4865,28 +5156,10 @@
         <w:pStyle w:val="1"/>
         <w:ind w:firstLine="709"/>
         <w:rPr>
-          <w:b/>
-          <w:color w:val="000000" w:themeColor="text1"/>
-        </w:rPr>
-      </w:pPr>
-    </w:p>
-    <w:p>
-      <w:pPr>
-        <w:pStyle w:val="1"/>
-        <w:ind w:firstLine="709"/>
-        <w:rPr>
-          <w:b/>
-          <w:color w:val="000000" w:themeColor="text1"/>
-        </w:rPr>
-      </w:pPr>
-    </w:p>
-    <w:p>
-      <w:pPr>
-        <w:pStyle w:val="1"/>
-        <w:ind w:firstLine="709"/>
-        <w:rPr>
-          <w:b/>
-          <w:color w:val="000000" w:themeColor="text1"/>
+          <w:rFonts w:ascii="Times New Roman" w:hAnsi="Times New Roman" w:cs="Times New Roman"/>
+          <w:b/>
+          <w:color w:val="000000" w:themeColor="text1"/>
+          <w:shd w:val="clear" w:color="auto" w:fill="FFFFFF"/>
         </w:rPr>
         <w:sectPr>
           <w:pgSz w:w="11906" w:h="16838"/>
@@ -4902,47 +5175,38 @@
         <w:pStyle w:val="1"/>
         <w:ind w:firstLine="709"/>
         <w:rPr>
-          <w:b/>
-          <w:color w:val="000000" w:themeColor="text1"/>
-        </w:rPr>
-      </w:pPr>
-      <w:bookmarkStart w:id="10" w:name="_Toc164933040"/>
-      <w:r>
-        <w:rPr>
-          <w:b/>
-          <w:color w:val="000000" w:themeColor="text1"/>
-        </w:rPr>
-        <w:lastRenderedPageBreak/>
-        <w:t>Тема 12.</w:t>
-      </w:r>
-      <w:r>
-        <w:rPr>
-          <w:b/>
-          <w:color w:val="000000" w:themeColor="text1"/>
-          <w:shd w:val="clear" w:color="auto" w:fill="FFFFFF"/>
-        </w:rPr>
-        <w:t xml:space="preserve"> </w:t>
-      </w:r>
-      <w:proofErr w:type="spellStart"/>
-      <w:r>
-        <w:rPr>
-          <w:b/>
-          <w:color w:val="000000" w:themeColor="text1"/>
-          <w:shd w:val="clear" w:color="auto" w:fill="FFFFFF"/>
-        </w:rPr>
-        <w:t>Intents</w:t>
-      </w:r>
-      <w:bookmarkEnd w:id="10"/>
-      <w:proofErr w:type="spellEnd"/>
+          <w:rFonts w:ascii="Times New Roman" w:eastAsia="Calibri" w:hAnsi="Times New Roman" w:cs="Times New Roman"/>
+          <w:b/>
+          <w:color w:val="000000" w:themeColor="text1"/>
+        </w:rPr>
+      </w:pPr>
+      <w:bookmarkStart w:id="12" w:name="_Toc195102328"/>
+      <w:r>
+        <w:rPr>
+          <w:rFonts w:ascii="Times New Roman" w:hAnsi="Times New Roman" w:cs="Times New Roman"/>
+          <w:b/>
+          <w:color w:val="000000" w:themeColor="text1"/>
+        </w:rPr>
+        <w:t xml:space="preserve">Тема 13. </w:t>
+      </w:r>
+      <w:r>
+        <w:rPr>
+          <w:rFonts w:ascii="Times New Roman" w:eastAsia="Calibri" w:hAnsi="Times New Roman" w:cs="Times New Roman"/>
+          <w:b/>
+          <w:color w:val="000000" w:themeColor="text1"/>
+        </w:rPr>
+        <w:t>Тестирование приложения</w:t>
+      </w:r>
+      <w:bookmarkEnd w:id="12"/>
     </w:p>
     <w:p>
       <w:pPr>
         <w:pStyle w:val="1"/>
         <w:ind w:firstLine="709"/>
         <w:rPr>
-          <w:b/>
-          <w:color w:val="000000" w:themeColor="text1"/>
-          <w:shd w:val="clear" w:color="auto" w:fill="FFFFFF"/>
+          <w:rFonts w:ascii="Times New Roman" w:eastAsia="Calibri" w:hAnsi="Times New Roman" w:cs="Times New Roman"/>
+          <w:b/>
+          <w:color w:val="000000" w:themeColor="text1"/>
         </w:rPr>
       </w:pPr>
     </w:p>
@@ -4951,9 +5215,9 @@
         <w:pStyle w:val="1"/>
         <w:ind w:firstLine="709"/>
         <w:rPr>
-          <w:b/>
-          <w:color w:val="000000" w:themeColor="text1"/>
-          <w:shd w:val="clear" w:color="auto" w:fill="FFFFFF"/>
+          <w:rFonts w:ascii="Times New Roman" w:eastAsia="Calibri" w:hAnsi="Times New Roman" w:cs="Times New Roman"/>
+          <w:b/>
+          <w:color w:val="000000" w:themeColor="text1"/>
         </w:rPr>
       </w:pPr>
     </w:p>
@@ -4962,9 +5226,9 @@
         <w:pStyle w:val="1"/>
         <w:ind w:firstLine="709"/>
         <w:rPr>
-          <w:b/>
-          <w:color w:val="000000" w:themeColor="text1"/>
-          <w:shd w:val="clear" w:color="auto" w:fill="FFFFFF"/>
+          <w:rFonts w:ascii="Times New Roman" w:eastAsiaTheme="minorHAnsi" w:hAnsi="Times New Roman" w:cs="Times New Roman"/>
+          <w:b/>
+          <w:color w:val="000000" w:themeColor="text1"/>
         </w:rPr>
       </w:pPr>
     </w:p>
@@ -4973,9 +5237,9 @@
         <w:pStyle w:val="1"/>
         <w:ind w:firstLine="709"/>
         <w:rPr>
-          <w:b/>
-          <w:color w:val="000000" w:themeColor="text1"/>
-          <w:shd w:val="clear" w:color="auto" w:fill="FFFFFF"/>
+          <w:rFonts w:ascii="Times New Roman" w:eastAsia="Calibri" w:hAnsi="Times New Roman" w:cs="Times New Roman"/>
+          <w:b/>
+          <w:color w:val="000000" w:themeColor="text1"/>
         </w:rPr>
         <w:sectPr>
           <w:pgSz w:w="11906" w:h="16838"/>
@@ -4991,36 +5255,28 @@
         <w:pStyle w:val="1"/>
         <w:ind w:firstLine="709"/>
         <w:rPr>
-          <w:rFonts w:eastAsia="Calibri"/>
-          <w:b/>
-          <w:color w:val="000000" w:themeColor="text1"/>
-        </w:rPr>
-      </w:pPr>
-      <w:bookmarkStart w:id="11" w:name="_Toc164933041"/>
-      <w:r>
-        <w:rPr>
-          <w:b/>
-          <w:color w:val="000000" w:themeColor="text1"/>
-        </w:rPr>
-        <w:lastRenderedPageBreak/>
-        <w:t xml:space="preserve">Тема 13. </w:t>
-      </w:r>
-      <w:r>
-        <w:rPr>
-          <w:rFonts w:eastAsia="Calibri"/>
-          <w:b/>
-          <w:color w:val="000000" w:themeColor="text1"/>
-        </w:rPr>
-        <w:t>Тестирование приложения</w:t>
-      </w:r>
-      <w:bookmarkEnd w:id="11"/>
+          <w:rFonts w:ascii="Times New Roman" w:hAnsi="Times New Roman" w:cs="Times New Roman"/>
+          <w:b/>
+          <w:color w:val="000000" w:themeColor="text1"/>
+        </w:rPr>
+      </w:pPr>
+      <w:bookmarkStart w:id="13" w:name="_Toc195102329"/>
+      <w:r>
+        <w:rPr>
+          <w:rFonts w:ascii="Times New Roman" w:hAnsi="Times New Roman" w:cs="Times New Roman"/>
+          <w:b/>
+          <w:color w:val="000000" w:themeColor="text1"/>
+        </w:rPr>
+        <w:t>Тема 14. Отладка приложения.</w:t>
+      </w:r>
+      <w:bookmarkEnd w:id="13"/>
     </w:p>
     <w:p>
       <w:pPr>
         <w:pStyle w:val="1"/>
         <w:ind w:firstLine="709"/>
         <w:rPr>
-          <w:rFonts w:eastAsia="Calibri"/>
+          <w:rFonts w:ascii="Times New Roman" w:hAnsi="Times New Roman" w:cs="Times New Roman"/>
           <w:b/>
           <w:color w:val="000000" w:themeColor="text1"/>
         </w:rPr>
@@ -5031,7 +5287,7 @@
         <w:pStyle w:val="1"/>
         <w:ind w:firstLine="709"/>
         <w:rPr>
-          <w:rFonts w:eastAsia="Calibri"/>
+          <w:rFonts w:ascii="Times New Roman" w:hAnsi="Times New Roman" w:cs="Times New Roman"/>
           <w:b/>
           <w:color w:val="000000" w:themeColor="text1"/>
         </w:rPr>
@@ -5042,7 +5298,7 @@
         <w:pStyle w:val="1"/>
         <w:ind w:firstLine="709"/>
         <w:rPr>
-          <w:rFonts w:eastAsiaTheme="minorHAnsi"/>
+          <w:rFonts w:ascii="Times New Roman" w:hAnsi="Times New Roman" w:cs="Times New Roman"/>
           <w:b/>
           <w:color w:val="000000" w:themeColor="text1"/>
         </w:rPr>
@@ -5053,7 +5309,18 @@
         <w:pStyle w:val="1"/>
         <w:ind w:firstLine="709"/>
         <w:rPr>
-          <w:rFonts w:eastAsia="Calibri"/>
+          <w:rFonts w:ascii="Times New Roman" w:hAnsi="Times New Roman" w:cs="Times New Roman"/>
+          <w:b/>
+          <w:color w:val="000000" w:themeColor="text1"/>
+        </w:rPr>
+      </w:pPr>
+    </w:p>
+    <w:p>
+      <w:pPr>
+        <w:pStyle w:val="1"/>
+        <w:ind w:firstLine="709"/>
+        <w:rPr>
+          <w:rFonts w:ascii="Times New Roman" w:hAnsi="Times New Roman" w:cs="Times New Roman"/>
           <w:b/>
           <w:color w:val="000000" w:themeColor="text1"/>
         </w:rPr>
@@ -5071,26 +5338,28 @@
         <w:pStyle w:val="1"/>
         <w:ind w:firstLine="709"/>
         <w:rPr>
-          <w:b/>
-          <w:color w:val="000000" w:themeColor="text1"/>
-        </w:rPr>
-      </w:pPr>
-      <w:bookmarkStart w:id="12" w:name="_Toc164933042"/>
-      <w:r>
-        <w:rPr>
-          <w:b/>
-          <w:color w:val="000000" w:themeColor="text1"/>
-        </w:rPr>
-        <w:lastRenderedPageBreak/>
-        <w:t>Тема 14. Отладка приложения.</w:t>
-      </w:r>
-      <w:bookmarkEnd w:id="12"/>
+          <w:rFonts w:ascii="Times New Roman" w:hAnsi="Times New Roman" w:cs="Times New Roman"/>
+          <w:b/>
+          <w:color w:val="000000" w:themeColor="text1"/>
+        </w:rPr>
+      </w:pPr>
+      <w:bookmarkStart w:id="14" w:name="_Toc195102330"/>
+      <w:r>
+        <w:rPr>
+          <w:rFonts w:ascii="Times New Roman" w:hAnsi="Times New Roman" w:cs="Times New Roman"/>
+          <w:b/>
+          <w:color w:val="000000" w:themeColor="text1"/>
+        </w:rPr>
+        <w:t>Тема 15. Защита приложения. Оценка качества и надежности приложения.</w:t>
+      </w:r>
+      <w:bookmarkEnd w:id="14"/>
     </w:p>
     <w:p>
       <w:pPr>
         <w:pStyle w:val="1"/>
         <w:ind w:firstLine="709"/>
         <w:rPr>
+          <w:rFonts w:ascii="Times New Roman" w:hAnsi="Times New Roman" w:cs="Times New Roman"/>
           <w:b/>
           <w:color w:val="000000" w:themeColor="text1"/>
         </w:rPr>
@@ -5101,6 +5370,7 @@
         <w:pStyle w:val="1"/>
         <w:ind w:firstLine="709"/>
         <w:rPr>
+          <w:rFonts w:ascii="Times New Roman" w:hAnsi="Times New Roman" w:cs="Times New Roman"/>
           <w:b/>
           <w:color w:val="000000" w:themeColor="text1"/>
         </w:rPr>
@@ -5111,6 +5381,7 @@
         <w:pStyle w:val="1"/>
         <w:ind w:firstLine="709"/>
         <w:rPr>
+          <w:rFonts w:ascii="Times New Roman" w:hAnsi="Times New Roman" w:cs="Times New Roman"/>
           <w:b/>
           <w:color w:val="000000" w:themeColor="text1"/>
         </w:rPr>
@@ -5121,16 +5392,7 @@
         <w:pStyle w:val="1"/>
         <w:ind w:firstLine="709"/>
         <w:rPr>
-          <w:b/>
-          <w:color w:val="000000" w:themeColor="text1"/>
-        </w:rPr>
-      </w:pPr>
-    </w:p>
-    <w:p>
-      <w:pPr>
-        <w:pStyle w:val="1"/>
-        <w:ind w:firstLine="709"/>
-        <w:rPr>
+          <w:rFonts w:ascii="Times New Roman" w:hAnsi="Times New Roman" w:cs="Times New Roman"/>
           <w:b/>
           <w:color w:val="000000" w:themeColor="text1"/>
         </w:rPr>
@@ -5148,96 +5410,29 @@
         <w:pStyle w:val="1"/>
         <w:ind w:firstLine="709"/>
         <w:rPr>
-          <w:b/>
-          <w:color w:val="000000" w:themeColor="text1"/>
-        </w:rPr>
-      </w:pPr>
-      <w:bookmarkStart w:id="13" w:name="_Toc164933043"/>
-      <w:r>
-        <w:rPr>
-          <w:b/>
-          <w:color w:val="000000" w:themeColor="text1"/>
-        </w:rPr>
-        <w:lastRenderedPageBreak/>
-        <w:t>Тема 15. Защита приложения. Оценка качества и надежности приложения.</w:t>
-      </w:r>
-      <w:bookmarkEnd w:id="13"/>
-    </w:p>
-    <w:p>
-      <w:pPr>
-        <w:pStyle w:val="1"/>
-        <w:ind w:firstLine="709"/>
-        <w:rPr>
-          <w:b/>
-          <w:color w:val="000000" w:themeColor="text1"/>
-        </w:rPr>
-      </w:pPr>
-    </w:p>
-    <w:p>
-      <w:pPr>
-        <w:pStyle w:val="1"/>
-        <w:ind w:firstLine="709"/>
-        <w:rPr>
-          <w:b/>
-          <w:color w:val="000000" w:themeColor="text1"/>
-        </w:rPr>
-      </w:pPr>
-    </w:p>
-    <w:p>
-      <w:pPr>
-        <w:pStyle w:val="1"/>
-        <w:ind w:firstLine="709"/>
-        <w:rPr>
-          <w:b/>
-          <w:color w:val="000000" w:themeColor="text1"/>
-        </w:rPr>
-      </w:pPr>
-    </w:p>
-    <w:p>
-      <w:pPr>
-        <w:pStyle w:val="1"/>
-        <w:ind w:firstLine="709"/>
-        <w:rPr>
-          <w:b/>
-          <w:color w:val="000000" w:themeColor="text1"/>
-        </w:rPr>
-        <w:sectPr>
-          <w:pgSz w:w="11906" w:h="16838"/>
-          <w:pgMar w:top="1134" w:right="850" w:bottom="1134" w:left="1560" w:header="0" w:footer="0" w:gutter="0"/>
-          <w:cols w:space="720"/>
-          <w:formProt w:val="0"/>
-          <w:docGrid w:linePitch="360" w:charSpace="4096"/>
-        </w:sectPr>
-      </w:pPr>
-    </w:p>
-    <w:p>
-      <w:pPr>
-        <w:pStyle w:val="1"/>
-        <w:ind w:firstLine="709"/>
-        <w:rPr>
-          <w:rFonts w:eastAsiaTheme="minorHAnsi"/>
-          <w:b/>
-          <w:color w:val="000000" w:themeColor="text1"/>
-        </w:rPr>
-      </w:pPr>
-      <w:bookmarkStart w:id="14" w:name="_Toc164933044"/>
-      <w:r>
-        <w:rPr>
-          <w:b/>
-          <w:color w:val="000000" w:themeColor="text1"/>
-        </w:rPr>
-        <w:lastRenderedPageBreak/>
+          <w:rFonts w:ascii="Times New Roman" w:eastAsiaTheme="minorHAnsi" w:hAnsi="Times New Roman" w:cs="Times New Roman"/>
+          <w:b/>
+          <w:color w:val="000000" w:themeColor="text1"/>
+        </w:rPr>
+      </w:pPr>
+      <w:bookmarkStart w:id="15" w:name="_Toc195102331"/>
+      <w:r>
+        <w:rPr>
+          <w:rFonts w:ascii="Times New Roman" w:hAnsi="Times New Roman" w:cs="Times New Roman"/>
+          <w:b/>
+          <w:color w:val="000000" w:themeColor="text1"/>
+        </w:rPr>
         <w:t xml:space="preserve">Тема 16. </w:t>
       </w:r>
       <w:r>
         <w:rPr>
-          <w:rFonts w:eastAsia="Calibri"/>
+          <w:rFonts w:ascii="Times New Roman" w:eastAsia="Calibri" w:hAnsi="Times New Roman" w:cs="Times New Roman"/>
           <w:b/>
           <w:color w:val="000000" w:themeColor="text1"/>
         </w:rPr>
         <w:t>Сопровождение программ</w:t>
       </w:r>
-      <w:bookmarkEnd w:id="14"/>
+      <w:bookmarkEnd w:id="15"/>
     </w:p>
     <w:p>
       <w:pPr>
@@ -5258,7 +5453,7 @@
       </w:pPr>
     </w:p>
     <w:sectPr>
-      <w:footerReference w:type="default" r:id="rId17"/>
+      <w:footerReference w:type="default" r:id="rId21"/>
       <w:pgSz w:w="11906" w:h="16838"/>
       <w:pgMar w:top="1134" w:right="850" w:bottom="1134" w:left="1701" w:header="708" w:footer="708" w:gutter="0"/>
       <w:cols w:space="708"/>
@@ -5295,6 +5490,48 @@
 </file>
 
 <file path=word/footer1.xml><?xml version="1.0" encoding="utf-8"?>
+<w:ftr xmlns:wpc="http://schemas.microsoft.com/office/word/2010/wordprocessingCanvas" xmlns:cx="http://schemas.microsoft.com/office/drawing/2014/chartex" xmlns:cx1="http://schemas.microsoft.com/office/drawing/2015/9/8/chartex" xmlns:cx2="http://schemas.microsoft.com/office/drawing/2015/10/21/chartex" xmlns:cx3="http://schemas.microsoft.com/office/drawing/2016/5/9/chartex" xmlns:cx4="http://schemas.microsoft.com/office/drawing/2016/5/10/chartex" xmlns:cx5="http://schemas.microsoft.com/office/drawing/2016/5/11/chartex" xmlns:cx6="http://schemas.microsoft.com/office/drawing/2016/5/12/chartex" xmlns:cx7="http://schemas.microsoft.com/office/drawing/2016/5/13/chartex" xmlns:cx8="http://schemas.microsoft.com/office/drawing/2016/5/14/chartex" xmlns:mc="http://schemas.openxmlformats.org/markup-compatibility/2006" xmlns:aink="http://schemas.microsoft.com/office/drawing/2016/ink" xmlns:am3d="http://schemas.microsoft.com/office/drawing/2017/model3d" xmlns:o="urn:schemas-microsoft-com:office:office" xmlns:oel="http://schemas.microsoft.com/office/2019/extlst" xmlns:r="http://schemas.openxmlformats.org/officeDocument/2006/relationships" xmlns:m="http://schemas.openxmlformats.org/officeDocument/2006/math" xmlns:v="urn:schemas-microsoft-com:vml" xmlns:wp14="http://schemas.microsoft.com/office/word/2010/wordprocessingDrawing" xmlns:wp="http://schemas.openxmlformats.org/drawingml/2006/wordprocessingDrawing" xmlns:w10="urn:schemas-microsoft-com:office:word" xmlns:w="http://schemas.openxmlformats.org/wordprocessingml/2006/main" xmlns:w14="http://schemas.microsoft.com/office/word/2010/wordml" xmlns:w15="http://schemas.microsoft.com/office/word/2012/wordml" xmlns:w16cex="http://schemas.microsoft.com/office/word/2018/wordml/cex" xmlns:w16cid="http://schemas.microsoft.com/office/word/2016/wordml/cid" xmlns:w16="http://schemas.microsoft.com/office/word/2018/wordml" xmlns:w16du="http://schemas.microsoft.com/office/word/2023/wordml/word16du" xmlns:w16sdtdh="http://schemas.microsoft.com/office/word/2020/wordml/sdtdatahash" xmlns:w16sdtfl="http://schemas.microsoft.com/office/word/2024/wordml/sdtformatlock" xmlns:w16se="http://schemas.microsoft.com/office/word/2015/wordml/symex" xmlns:wpg="http://schemas.microsoft.com/office/word/2010/wordprocessingGroup" xmlns:wpi="http://schemas.microsoft.com/office/word/2010/wordprocessingInk" xmlns:wne="http://schemas.microsoft.com/office/word/2006/wordml" xmlns:wps="http://schemas.microsoft.com/office/word/2010/wordprocessingShape" mc:Ignorable="w14 w15 w16se w16cid w16 w16cex w16sdtdh w16sdtfl w16du wp14">
+  <w:sdt>
+    <w:sdtPr>
+      <w:id w:val="57594461"/>
+      <w:docPartObj>
+        <w:docPartGallery w:val="Page Numbers (Bottom of Page)"/>
+        <w:docPartUnique/>
+      </w:docPartObj>
+    </w:sdtPr>
+    <w:sdtContent>
+      <w:p>
+        <w:pPr>
+          <w:pStyle w:val="a5"/>
+          <w:jc w:val="center"/>
+        </w:pPr>
+        <w:r>
+          <w:fldChar w:fldCharType="begin"/>
+        </w:r>
+        <w:r>
+          <w:instrText>PAGE   \* MERGEFORMAT</w:instrText>
+        </w:r>
+        <w:r>
+          <w:fldChar w:fldCharType="separate"/>
+        </w:r>
+        <w:r>
+          <w:t>2</w:t>
+        </w:r>
+        <w:r>
+          <w:fldChar w:fldCharType="end"/>
+        </w:r>
+      </w:p>
+    </w:sdtContent>
+  </w:sdt>
+  <w:p>
+    <w:pPr>
+      <w:pStyle w:val="a5"/>
+    </w:pPr>
+  </w:p>
+</w:ftr>
+</file>
+
+<file path=word/footer2.xml><?xml version="1.0" encoding="utf-8"?>
 <w:ftr xmlns:wpc="http://schemas.microsoft.com/office/word/2010/wordprocessingCanvas" xmlns:cx="http://schemas.microsoft.com/office/drawing/2014/chartex" xmlns:cx1="http://schemas.microsoft.com/office/drawing/2015/9/8/chartex" xmlns:cx2="http://schemas.microsoft.com/office/drawing/2015/10/21/chartex" xmlns:cx3="http://schemas.microsoft.com/office/drawing/2016/5/9/chartex" xmlns:cx4="http://schemas.microsoft.com/office/drawing/2016/5/10/chartex" xmlns:cx5="http://schemas.microsoft.com/office/drawing/2016/5/11/chartex" xmlns:cx6="http://schemas.microsoft.com/office/drawing/2016/5/12/chartex" xmlns:cx7="http://schemas.microsoft.com/office/drawing/2016/5/13/chartex" xmlns:cx8="http://schemas.microsoft.com/office/drawing/2016/5/14/chartex" xmlns:mc="http://schemas.openxmlformats.org/markup-compatibility/2006" xmlns:aink="http://schemas.microsoft.com/office/drawing/2016/ink" xmlns:am3d="http://schemas.microsoft.com/office/drawing/2017/model3d" xmlns:o="urn:schemas-microsoft-com:office:office" xmlns:oel="http://schemas.microsoft.com/office/2019/extlst" xmlns:r="http://schemas.openxmlformats.org/officeDocument/2006/relationships" xmlns:m="http://schemas.openxmlformats.org/officeDocument/2006/math" xmlns:v="urn:schemas-microsoft-com:vml" xmlns:wp14="http://schemas.microsoft.com/office/word/2010/wordprocessingDrawing" xmlns:wp="http://schemas.openxmlformats.org/drawingml/2006/wordprocessingDrawing" xmlns:w10="urn:schemas-microsoft-com:office:word" xmlns:w="http://schemas.openxmlformats.org/wordprocessingml/2006/main" xmlns:w14="http://schemas.microsoft.com/office/word/2010/wordml" xmlns:w15="http://schemas.microsoft.com/office/word/2012/wordml" xmlns:w16cex="http://schemas.microsoft.com/office/word/2018/wordml/cex" xmlns:w16cid="http://schemas.microsoft.com/office/word/2016/wordml/cid" xmlns:w16="http://schemas.microsoft.com/office/word/2018/wordml" xmlns:w16du="http://schemas.microsoft.com/office/word/2023/wordml/word16du" xmlns:w16sdtdh="http://schemas.microsoft.com/office/word/2020/wordml/sdtdatahash" xmlns:w16sdtfl="http://schemas.microsoft.com/office/word/2024/wordml/sdtformatlock" xmlns:w16se="http://schemas.microsoft.com/office/word/2015/wordml/symex" xmlns:wpg="http://schemas.microsoft.com/office/word/2010/wordprocessingGroup" xmlns:wpi="http://schemas.microsoft.com/office/word/2010/wordprocessingInk" xmlns:wne="http://schemas.microsoft.com/office/word/2006/wordml" xmlns:wps="http://schemas.microsoft.com/office/word/2010/wordprocessingShape" mc:Ignorable="w14 w15 w16se w16cid w16 w16cex w16sdtdh w16sdtfl w16du wp14">
   <w:sdt>
     <w:sdtPr>
@@ -6741,7 +6978,6 @@
   <w:style w:type="character" w:default="1" w:styleId="a0">
     <w:name w:val="Default Paragraph Font"/>
     <w:uiPriority w:val="1"/>
-    <w:semiHidden/>
     <w:unhideWhenUsed/>
   </w:style>
   <w:style w:type="table" w:default="1" w:styleId="a1">
@@ -6871,6 +7107,74 @@
       <w:ind w:left="720"/>
       <w:contextualSpacing/>
     </w:pPr>
+  </w:style>
+  <w:style w:type="character" w:styleId="aa">
+    <w:name w:val="annotation reference"/>
+    <w:basedOn w:val="a0"/>
+    <w:uiPriority w:val="99"/>
+    <w:semiHidden/>
+    <w:unhideWhenUsed/>
+    <w:rsid w:val="00C5302F"/>
+    <w:rPr>
+      <w:sz w:val="16"/>
+      <w:szCs w:val="16"/>
+    </w:rPr>
+  </w:style>
+  <w:style w:type="paragraph" w:styleId="ab">
+    <w:name w:val="annotation text"/>
+    <w:basedOn w:val="a"/>
+    <w:link w:val="ac"/>
+    <w:uiPriority w:val="99"/>
+    <w:semiHidden/>
+    <w:unhideWhenUsed/>
+    <w:rsid w:val="00C5302F"/>
+    <w:pPr>
+      <w:spacing w:line="240" w:lineRule="auto"/>
+    </w:pPr>
+    <w:rPr>
+      <w:sz w:val="20"/>
+      <w:szCs w:val="20"/>
+    </w:rPr>
+  </w:style>
+  <w:style w:type="character" w:customStyle="1" w:styleId="ac">
+    <w:name w:val="Текст примечания Знак"/>
+    <w:basedOn w:val="a0"/>
+    <w:link w:val="ab"/>
+    <w:uiPriority w:val="99"/>
+    <w:semiHidden/>
+    <w:rsid w:val="00C5302F"/>
+    <w:rPr>
+      <w:sz w:val="20"/>
+      <w:szCs w:val="20"/>
+    </w:rPr>
+  </w:style>
+  <w:style w:type="paragraph" w:styleId="ad">
+    <w:name w:val="annotation subject"/>
+    <w:basedOn w:val="ab"/>
+    <w:next w:val="ab"/>
+    <w:link w:val="ae"/>
+    <w:uiPriority w:val="99"/>
+    <w:semiHidden/>
+    <w:unhideWhenUsed/>
+    <w:rsid w:val="00C5302F"/>
+    <w:rPr>
+      <w:b/>
+      <w:bCs/>
+    </w:rPr>
+  </w:style>
+  <w:style w:type="character" w:customStyle="1" w:styleId="ae">
+    <w:name w:val="Тема примечания Знак"/>
+    <w:basedOn w:val="ac"/>
+    <w:link w:val="ad"/>
+    <w:uiPriority w:val="99"/>
+    <w:semiHidden/>
+    <w:rsid w:val="00C5302F"/>
+    <w:rPr>
+      <w:b/>
+      <w:bCs/>
+      <w:sz w:val="20"/>
+      <w:szCs w:val="20"/>
+    </w:rPr>
   </w:style>
 </w:styles>
 </file>

--- a/Отчёт по УП 05.01 Слизов.docx
+++ b/Отчёт по УП 05.01 Слизов.docx
@@ -384,18 +384,7 @@
                 <w:szCs w:val="28"/>
                 <w:lang w:eastAsia="ru-RU"/>
               </w:rPr>
-              <w:t xml:space="preserve">Выполнил </w:t>
-            </w:r>
-            <w:proofErr w:type="gramStart"/>
-            <w:r>
-              <w:rPr>
-                <w:rFonts w:ascii="Times New Roman" w:eastAsia="Times New Roman" w:hAnsi="Times New Roman" w:cs="Times New Roman"/>
-                <w:color w:val="000000" w:themeColor="text1"/>
-                <w:sz w:val="28"/>
-                <w:szCs w:val="28"/>
-                <w:lang w:eastAsia="ru-RU"/>
-              </w:rPr>
-              <w:t xml:space="preserve">студент  </w:t>
+              <w:t xml:space="preserve">Выполнил студент  </w:t>
             </w:r>
             <w:r>
               <w:rPr>
@@ -406,19 +395,7 @@
                 <w:u w:val="single"/>
                 <w:lang w:eastAsia="ru-RU"/>
               </w:rPr>
-              <w:t>_</w:t>
-            </w:r>
-            <w:proofErr w:type="gramEnd"/>
-            <w:r>
-              <w:rPr>
-                <w:rFonts w:ascii="Times New Roman" w:eastAsia="Times New Roman" w:hAnsi="Times New Roman" w:cs="Times New Roman"/>
-                <w:color w:val="000000" w:themeColor="text1"/>
-                <w:sz w:val="28"/>
-                <w:szCs w:val="28"/>
-                <w:u w:val="single"/>
-                <w:lang w:eastAsia="ru-RU"/>
-              </w:rPr>
-              <w:t xml:space="preserve">_3__ </w:t>
+              <w:t xml:space="preserve">__3__ </w:t>
             </w:r>
             <w:r>
               <w:rPr>
@@ -2388,6 +2365,7 @@
           <w:b/>
           <w:color w:val="000000" w:themeColor="text1"/>
         </w:rPr>
+        <w:lastRenderedPageBreak/>
         <w:t>Тема 1. Выбор средств разработки проекта</w:t>
       </w:r>
       <w:bookmarkEnd w:id="0"/>
@@ -3064,27 +3042,7 @@
           <w:sz w:val="28"/>
           <w:szCs w:val="28"/>
         </w:rPr>
-        <w:t>)</w:t>
-      </w:r>
-      <w:proofErr w:type="gramStart"/>
-      <w:r>
-        <w:rPr>
-          <w:rFonts w:ascii="Times New Roman" w:hAnsi="Times New Roman" w:cs="Times New Roman"/>
-          <w:color w:val="000000" w:themeColor="text1"/>
-          <w:sz w:val="28"/>
-          <w:szCs w:val="28"/>
-        </w:rPr>
-        <w:t>: Реагируют</w:t>
-      </w:r>
-      <w:proofErr w:type="gramEnd"/>
-      <w:r>
-        <w:rPr>
-          <w:rFonts w:ascii="Times New Roman" w:hAnsi="Times New Roman" w:cs="Times New Roman"/>
-          <w:color w:val="000000" w:themeColor="text1"/>
-          <w:sz w:val="28"/>
-          <w:szCs w:val="28"/>
-        </w:rPr>
-        <w:t xml:space="preserve"> на системные события (например, получение SMS).</w:t>
+        <w:t>): Реагируют на системные события (например, получение SMS).</w:t>
       </w:r>
     </w:p>
     <w:p>
@@ -3131,27 +3089,7 @@
           <w:sz w:val="28"/>
           <w:szCs w:val="28"/>
         </w:rPr>
-        <w:t>)</w:t>
-      </w:r>
-      <w:proofErr w:type="gramStart"/>
-      <w:r>
-        <w:rPr>
-          <w:rFonts w:ascii="Times New Roman" w:hAnsi="Times New Roman" w:cs="Times New Roman"/>
-          <w:color w:val="000000" w:themeColor="text1"/>
-          <w:sz w:val="28"/>
-          <w:szCs w:val="28"/>
-        </w:rPr>
-        <w:t>: Позволяют</w:t>
-      </w:r>
-      <w:proofErr w:type="gramEnd"/>
-      <w:r>
-        <w:rPr>
-          <w:rFonts w:ascii="Times New Roman" w:hAnsi="Times New Roman" w:cs="Times New Roman"/>
-          <w:color w:val="000000" w:themeColor="text1"/>
-          <w:sz w:val="28"/>
-          <w:szCs w:val="28"/>
-        </w:rPr>
-        <w:t xml:space="preserve"> другим приложениям получать доступ к данным.</w:t>
+        <w:t>): Позволяют другим приложениям получать доступ к данным.</w:t>
       </w:r>
     </w:p>
     <w:p>
@@ -3178,6 +3116,7 @@
           <w:sz w:val="28"/>
           <w:szCs w:val="28"/>
         </w:rPr>
+        <w:lastRenderedPageBreak/>
         <w:t>Фрагменты (</w:t>
       </w:r>
       <w:proofErr w:type="spellStart"/>
@@ -3348,6 +3287,7 @@
           <w:b/>
           <w:color w:val="000000" w:themeColor="text1"/>
         </w:rPr>
+        <w:lastRenderedPageBreak/>
         <w:t>Тема 2. Разработка технического задания.</w:t>
       </w:r>
       <w:bookmarkEnd w:id="1"/>
@@ -3622,6 +3562,7 @@
           <w:sz w:val="28"/>
           <w:szCs w:val="28"/>
         </w:rPr>
+        <w:lastRenderedPageBreak/>
         <w:t>Ввёл название проекта и нажал на кнопку «</w:t>
       </w:r>
       <w:r>
@@ -3812,6 +3753,7 @@
           <w:sz w:val="28"/>
           <w:szCs w:val="28"/>
         </w:rPr>
+        <w:lastRenderedPageBreak/>
         <w:t>Окно нового проекта</w:t>
       </w:r>
       <w:r>
@@ -3991,6 +3933,7 @@
           <w:sz w:val="28"/>
           <w:szCs w:val="28"/>
         </w:rPr>
+        <w:lastRenderedPageBreak/>
         <w:t>Если пользователь нажмёт на кнопку «Да», то будет уведомление «Верно»</w:t>
       </w:r>
     </w:p>
@@ -4140,6 +4083,7 @@
           <w:b/>
           <w:color w:val="000000" w:themeColor="text1"/>
         </w:rPr>
+        <w:lastRenderedPageBreak/>
         <w:t>Тема 3. Система контроля версий</w:t>
       </w:r>
       <w:bookmarkEnd w:id="2"/>
@@ -4147,6 +4091,9 @@
     <w:p>
       <w:pPr>
         <w:suppressAutoHyphens w:val="0"/>
+        <w:spacing w:after="0" w:line="360" w:lineRule="auto"/>
+        <w:ind w:firstLine="709"/>
+        <w:jc w:val="both"/>
         <w:rPr>
           <w:rFonts w:ascii="Times New Roman" w:hAnsi="Times New Roman" w:cs="Times New Roman"/>
           <w:bCs/>
@@ -4163,42 +4110,23 @@
           <w:sz w:val="28"/>
           <w:szCs w:val="28"/>
         </w:rPr>
-        <w:t xml:space="preserve">Добавил кнопки для перехода к другим вопросам </w:t>
-      </w:r>
-      <w:r>
+        <w:t>Добавил кнопки для перехода к другим вопросам вместе с правильными ответами</w:t>
+      </w:r>
+    </w:p>
+    <w:p>
+      <w:pPr>
+        <w:suppressAutoHyphens w:val="0"/>
         <w:rPr>
           <w:rFonts w:ascii="Times New Roman" w:hAnsi="Times New Roman" w:cs="Times New Roman"/>
           <w:bCs/>
           <w:color w:val="000000" w:themeColor="text1"/>
-          <w:sz w:val="28"/>
-          <w:szCs w:val="28"/>
-        </w:rPr>
-        <w:t xml:space="preserve">вместе с </w:t>
-      </w:r>
+        </w:rPr>
+      </w:pPr>
       <w:r>
         <w:rPr>
           <w:rFonts w:ascii="Times New Roman" w:hAnsi="Times New Roman" w:cs="Times New Roman"/>
           <w:bCs/>
-          <w:color w:val="000000" w:themeColor="text1"/>
-          <w:sz w:val="28"/>
-          <w:szCs w:val="28"/>
-        </w:rPr>
-        <w:t>правильными ответами</w:t>
-      </w:r>
-    </w:p>
-    <w:p>
-      <w:pPr>
-        <w:suppressAutoHyphens w:val="0"/>
-        <w:rPr>
-          <w:rFonts w:ascii="Times New Roman" w:hAnsi="Times New Roman" w:cs="Times New Roman"/>
-          <w:bCs/>
-          <w:color w:val="000000" w:themeColor="text1"/>
-        </w:rPr>
-      </w:pPr>
-      <w:r>
-        <w:rPr>
-          <w:rFonts w:ascii="Times New Roman" w:hAnsi="Times New Roman" w:cs="Times New Roman"/>
-          <w:bCs/>
+          <w:noProof/>
           <w:color w:val="000000" w:themeColor="text1"/>
         </w:rPr>
         <w:drawing>
@@ -4259,6 +4187,7 @@
         <w:rPr>
           <w:noProof/>
         </w:rPr>
+        <w:lastRenderedPageBreak/>
         <w:drawing>
           <wp:inline distT="0" distB="0" distL="0" distR="0" wp14:anchorId="65D8699C" wp14:editId="6E2EC018">
             <wp:extent cx="2108200" cy="4308733"/>
@@ -4383,60 +4312,267 @@
           <w:b/>
           <w:color w:val="000000" w:themeColor="text1"/>
         </w:rPr>
+        <w:lastRenderedPageBreak/>
         <w:t>Тема 4. Сбор данных для создания информационной системы</w:t>
       </w:r>
       <w:bookmarkEnd w:id="3"/>
     </w:p>
     <w:p>
       <w:pPr>
-        <w:pStyle w:val="1"/>
-        <w:rPr>
-          <w:rFonts w:ascii="Times New Roman" w:hAnsi="Times New Roman" w:cs="Times New Roman"/>
-          <w:b/>
-          <w:color w:val="000000" w:themeColor="text1"/>
-        </w:rPr>
-      </w:pPr>
-    </w:p>
-    <w:p>
-      <w:pPr>
-        <w:pStyle w:val="1"/>
-        <w:rPr>
-          <w:rFonts w:ascii="Times New Roman" w:hAnsi="Times New Roman" w:cs="Times New Roman"/>
-          <w:b/>
-          <w:color w:val="000000" w:themeColor="text1"/>
-        </w:rPr>
-      </w:pPr>
-    </w:p>
-    <w:p>
-      <w:pPr>
-        <w:pStyle w:val="1"/>
-        <w:rPr>
-          <w:rFonts w:ascii="Times New Roman" w:hAnsi="Times New Roman" w:cs="Times New Roman"/>
-          <w:b/>
-          <w:color w:val="000000" w:themeColor="text1"/>
-        </w:rPr>
-      </w:pPr>
-    </w:p>
-    <w:p>
-      <w:pPr>
-        <w:pStyle w:val="1"/>
-        <w:rPr>
-          <w:rFonts w:ascii="Times New Roman" w:hAnsi="Times New Roman" w:cs="Times New Roman"/>
-          <w:b/>
-          <w:color w:val="000000" w:themeColor="text1"/>
-        </w:rPr>
-      </w:pPr>
-    </w:p>
-    <w:p>
-      <w:pPr>
-        <w:pStyle w:val="1"/>
-        <w:rPr>
-          <w:rFonts w:ascii="Times New Roman" w:hAnsi="Times New Roman" w:cs="Times New Roman"/>
-          <w:b/>
-          <w:color w:val="000000" w:themeColor="text1"/>
-        </w:rPr>
+        <w:spacing w:after="0" w:line="360" w:lineRule="auto"/>
+        <w:ind w:firstLine="709"/>
+        <w:jc w:val="both"/>
+        <w:rPr>
+          <w:rFonts w:ascii="Times New Roman" w:hAnsi="Times New Roman" w:cs="Times New Roman"/>
+          <w:bCs/>
+          <w:color w:val="000000" w:themeColor="text1"/>
+          <w:sz w:val="28"/>
+          <w:szCs w:val="28"/>
+        </w:rPr>
+      </w:pPr>
+      <w:r>
+        <w:rPr>
+          <w:rFonts w:ascii="Times New Roman" w:hAnsi="Times New Roman" w:cs="Times New Roman"/>
+          <w:bCs/>
+          <w:color w:val="000000" w:themeColor="text1"/>
+          <w:sz w:val="28"/>
+          <w:szCs w:val="28"/>
+        </w:rPr>
+        <w:t>Добавление логов</w:t>
+      </w:r>
+    </w:p>
+    <w:p>
+      <w:pPr>
+        <w:rPr>
+          <w:rFonts w:ascii="Times New Roman" w:hAnsi="Times New Roman" w:cs="Times New Roman"/>
+          <w:b/>
+          <w:color w:val="000000" w:themeColor="text1"/>
+          <w:sz w:val="28"/>
+          <w:szCs w:val="28"/>
+        </w:rPr>
+      </w:pPr>
+      <w:r>
+        <w:rPr>
+          <w:rFonts w:ascii="Times New Roman" w:hAnsi="Times New Roman" w:cs="Times New Roman"/>
+          <w:b/>
+          <w:noProof/>
+          <w:color w:val="000000" w:themeColor="text1"/>
+          <w:sz w:val="28"/>
+          <w:szCs w:val="28"/>
+        </w:rPr>
+        <w:drawing>
+          <wp:inline distT="0" distB="0" distL="0" distR="0" wp14:anchorId="1B0154F0" wp14:editId="03D3C2C0">
+            <wp:extent cx="6029960" cy="1209040"/>
+            <wp:effectExtent l="0" t="0" r="8890" b="0"/>
+            <wp:docPr id="2" name="Рисунок 2"/>
+            <wp:cNvGraphicFramePr>
+              <a:graphicFrameLocks xmlns:a="http://schemas.openxmlformats.org/drawingml/2006/main" noChangeAspect="1"/>
+            </wp:cNvGraphicFramePr>
+            <a:graphic xmlns:a="http://schemas.openxmlformats.org/drawingml/2006/main">
+              <a:graphicData uri="http://schemas.openxmlformats.org/drawingml/2006/picture">
+                <pic:pic xmlns:pic="http://schemas.openxmlformats.org/drawingml/2006/picture">
+                  <pic:nvPicPr>
+                    <pic:cNvPr id="1" name=""/>
+                    <pic:cNvPicPr/>
+                  </pic:nvPicPr>
+                  <pic:blipFill>
+                    <a:blip r:embed="rId20"/>
+                    <a:stretch>
+                      <a:fillRect/>
+                    </a:stretch>
+                  </pic:blipFill>
+                  <pic:spPr>
+                    <a:xfrm>
+                      <a:off x="0" y="0"/>
+                      <a:ext cx="6029960" cy="1209040"/>
+                    </a:xfrm>
+                    <a:prstGeom prst="rect">
+                      <a:avLst/>
+                    </a:prstGeom>
+                  </pic:spPr>
+                </pic:pic>
+              </a:graphicData>
+            </a:graphic>
+          </wp:inline>
+        </w:drawing>
+      </w:r>
+    </w:p>
+    <w:p>
+      <w:pPr>
+        <w:spacing w:after="0" w:line="360" w:lineRule="auto"/>
+        <w:ind w:firstLine="709"/>
+        <w:jc w:val="both"/>
+        <w:rPr>
+          <w:rFonts w:ascii="Times New Roman" w:hAnsi="Times New Roman" w:cs="Times New Roman"/>
+          <w:bCs/>
+          <w:color w:val="000000" w:themeColor="text1"/>
+          <w:sz w:val="28"/>
+          <w:szCs w:val="28"/>
+        </w:rPr>
+      </w:pPr>
+      <w:r>
+        <w:rPr>
+          <w:rFonts w:ascii="Times New Roman" w:hAnsi="Times New Roman" w:cs="Times New Roman"/>
+          <w:bCs/>
+          <w:color w:val="000000" w:themeColor="text1"/>
+          <w:sz w:val="28"/>
+          <w:szCs w:val="28"/>
+        </w:rPr>
+        <w:t>При повороте приложения всё работает</w:t>
+      </w:r>
+    </w:p>
+    <w:p>
+      <w:pPr>
+        <w:rPr>
+          <w:rFonts w:ascii="Times New Roman" w:hAnsi="Times New Roman" w:cs="Times New Roman"/>
+          <w:bCs/>
+          <w:color w:val="000000" w:themeColor="text1"/>
+          <w:sz w:val="28"/>
+          <w:szCs w:val="28"/>
+        </w:rPr>
+      </w:pPr>
+      <w:r>
+        <w:rPr>
+          <w:noProof/>
+        </w:rPr>
+        <w:drawing>
+          <wp:inline distT="0" distB="0" distL="0" distR="0" wp14:anchorId="0DF89B79" wp14:editId="3D35140D">
+            <wp:extent cx="5116209" cy="2623457"/>
+            <wp:effectExtent l="0" t="0" r="8255" b="5715"/>
+            <wp:docPr id="2038308675" name="Рисунок 1"/>
+            <wp:cNvGraphicFramePr>
+              <a:graphicFrameLocks xmlns:a="http://schemas.openxmlformats.org/drawingml/2006/main" noChangeAspect="1"/>
+            </wp:cNvGraphicFramePr>
+            <a:graphic xmlns:a="http://schemas.openxmlformats.org/drawingml/2006/main">
+              <a:graphicData uri="http://schemas.openxmlformats.org/drawingml/2006/picture">
+                <pic:pic xmlns:pic="http://schemas.openxmlformats.org/drawingml/2006/picture">
+                  <pic:nvPicPr>
+                    <pic:cNvPr id="2038308675" name=""/>
+                    <pic:cNvPicPr/>
+                  </pic:nvPicPr>
+                  <pic:blipFill>
+                    <a:blip r:embed="rId21"/>
+                    <a:stretch>
+                      <a:fillRect/>
+                    </a:stretch>
+                  </pic:blipFill>
+                  <pic:spPr>
+                    <a:xfrm>
+                      <a:off x="0" y="0"/>
+                      <a:ext cx="5128752" cy="2629889"/>
+                    </a:xfrm>
+                    <a:prstGeom prst="rect">
+                      <a:avLst/>
+                    </a:prstGeom>
+                  </pic:spPr>
+                </pic:pic>
+              </a:graphicData>
+            </a:graphic>
+          </wp:inline>
+        </w:drawing>
+      </w:r>
+    </w:p>
+    <w:p>
+      <w:pPr>
+        <w:spacing w:after="0" w:line="360" w:lineRule="auto"/>
+        <w:ind w:firstLine="709"/>
+        <w:jc w:val="both"/>
+        <w:rPr>
+          <w:rFonts w:ascii="Times New Roman" w:hAnsi="Times New Roman" w:cs="Times New Roman"/>
+          <w:bCs/>
+          <w:color w:val="000000" w:themeColor="text1"/>
+          <w:sz w:val="28"/>
+          <w:szCs w:val="28"/>
+        </w:rPr>
+      </w:pPr>
+      <w:r>
+        <w:rPr>
+          <w:rFonts w:ascii="Times New Roman" w:hAnsi="Times New Roman" w:cs="Times New Roman"/>
+          <w:bCs/>
+          <w:color w:val="000000" w:themeColor="text1"/>
+          <w:sz w:val="28"/>
+          <w:szCs w:val="28"/>
+        </w:rPr>
+        <w:t xml:space="preserve">Добавил </w:t>
+      </w:r>
+      <w:r>
+        <w:rPr>
+          <w:rFonts w:ascii="Times New Roman" w:hAnsi="Times New Roman" w:cs="Times New Roman"/>
+          <w:bCs/>
+          <w:color w:val="000000" w:themeColor="text1"/>
+          <w:sz w:val="28"/>
+          <w:szCs w:val="28"/>
+        </w:rPr>
+        <w:t>5 новых вопросов</w:t>
+      </w:r>
+    </w:p>
+    <w:p>
+      <w:pPr>
+        <w:rPr>
+          <w:rFonts w:ascii="Times New Roman" w:hAnsi="Times New Roman" w:cs="Times New Roman"/>
+          <w:bCs/>
+          <w:color w:val="000000" w:themeColor="text1"/>
+          <w:sz w:val="28"/>
+          <w:szCs w:val="28"/>
+        </w:rPr>
+      </w:pPr>
+      <w:r>
+        <w:rPr>
+          <w:noProof/>
+        </w:rPr>
+        <w:drawing>
+          <wp:inline distT="0" distB="0" distL="0" distR="0" wp14:anchorId="50659AD2" wp14:editId="64F15775">
+            <wp:extent cx="5152381" cy="2580952"/>
+            <wp:effectExtent l="0" t="0" r="0" b="0"/>
+            <wp:docPr id="316936631" name="Рисунок 1"/>
+            <wp:cNvGraphicFramePr>
+              <a:graphicFrameLocks xmlns:a="http://schemas.openxmlformats.org/drawingml/2006/main" noChangeAspect="1"/>
+            </wp:cNvGraphicFramePr>
+            <a:graphic xmlns:a="http://schemas.openxmlformats.org/drawingml/2006/main">
+              <a:graphicData uri="http://schemas.openxmlformats.org/drawingml/2006/picture">
+                <pic:pic xmlns:pic="http://schemas.openxmlformats.org/drawingml/2006/picture">
+                  <pic:nvPicPr>
+                    <pic:cNvPr id="316936631" name=""/>
+                    <pic:cNvPicPr/>
+                  </pic:nvPicPr>
+                  <pic:blipFill>
+                    <a:blip r:embed="rId22"/>
+                    <a:stretch>
+                      <a:fillRect/>
+                    </a:stretch>
+                  </pic:blipFill>
+                  <pic:spPr>
+                    <a:xfrm>
+                      <a:off x="0" y="0"/>
+                      <a:ext cx="5152381" cy="2580952"/>
+                    </a:xfrm>
+                    <a:prstGeom prst="rect">
+                      <a:avLst/>
+                    </a:prstGeom>
+                  </pic:spPr>
+                </pic:pic>
+              </a:graphicData>
+            </a:graphic>
+          </wp:inline>
+        </w:drawing>
+      </w:r>
+    </w:p>
+    <w:p>
+      <w:pPr>
+        <w:rPr>
+          <w:rFonts w:ascii="Times New Roman" w:hAnsi="Times New Roman" w:cs="Times New Roman"/>
+          <w:bCs/>
+          <w:color w:val="000000" w:themeColor="text1"/>
+          <w:sz w:val="28"/>
+          <w:szCs w:val="28"/>
+        </w:rPr>
+      </w:pPr>
+    </w:p>
+    <w:p/>
+    <w:p>
+      <w:pPr>
         <w:sectPr>
-          <w:footerReference w:type="default" r:id="rId20"/>
+          <w:footerReference w:type="default" r:id="rId23"/>
           <w:pgSz w:w="11906" w:h="16838"/>
           <w:pgMar w:top="1134" w:right="850" w:bottom="1134" w:left="1560" w:header="0" w:footer="0" w:gutter="0"/>
           <w:cols w:space="720"/>
@@ -4463,9 +4599,32 @@
           <w:b/>
           <w:color w:val="000000" w:themeColor="text1"/>
         </w:rPr>
+        <w:lastRenderedPageBreak/>
         <w:t>Тема 5. Создание макета информационной системы</w:t>
       </w:r>
       <w:bookmarkEnd w:id="4"/>
+    </w:p>
+    <w:p>
+      <w:r>
+        <w:rPr>
+          <w:rFonts w:ascii="Times New Roman" w:hAnsi="Times New Roman" w:cs="Times New Roman"/>
+          <w:sz w:val="28"/>
+          <w:szCs w:val="28"/>
+        </w:rPr>
+        <w:t>Ссылка на макет:</w:t>
+      </w:r>
+      <w:r>
+        <w:br/>
+      </w:r>
+      <w:hyperlink r:id="rId24" w:history="1">
+        <w:r>
+          <w:rPr>
+            <w:rStyle w:val="a7"/>
+            <w:color w:val="000000" w:themeColor="text1"/>
+          </w:rPr>
+          <w:t>https://www.figma.com/design/BIixSyRlRksNdhx5bIFVZA/У-меня-лапки--Соц.сеть-?node-id=0-1&amp;p=f&amp;t=3bsosLiRO05PlLVS-0</w:t>
+        </w:r>
+      </w:hyperlink>
     </w:p>
     <w:p>
       <w:pPr>
@@ -4546,53 +4705,10 @@
           <w:b/>
           <w:color w:val="000000" w:themeColor="text1"/>
         </w:rPr>
+        <w:lastRenderedPageBreak/>
         <w:t>Тема 6.  Создание элементов пользовательского интерфейса</w:t>
       </w:r>
       <w:bookmarkEnd w:id="5"/>
-    </w:p>
-    <w:p>
-      <w:pPr>
-        <w:pStyle w:val="1"/>
-        <w:ind w:firstLine="709"/>
-        <w:rPr>
-          <w:rFonts w:ascii="Times New Roman" w:hAnsi="Times New Roman" w:cs="Times New Roman"/>
-          <w:b/>
-          <w:color w:val="000000" w:themeColor="text1"/>
-        </w:rPr>
-      </w:pPr>
-    </w:p>
-    <w:p>
-      <w:pPr>
-        <w:pStyle w:val="1"/>
-        <w:ind w:firstLine="709"/>
-        <w:rPr>
-          <w:rFonts w:ascii="Times New Roman" w:hAnsi="Times New Roman" w:cs="Times New Roman"/>
-          <w:b/>
-          <w:color w:val="000000" w:themeColor="text1"/>
-        </w:rPr>
-      </w:pPr>
-    </w:p>
-    <w:p>
-      <w:pPr>
-        <w:pStyle w:val="1"/>
-        <w:ind w:firstLine="709"/>
-        <w:rPr>
-          <w:rFonts w:ascii="Times New Roman" w:hAnsi="Times New Roman" w:cs="Times New Roman"/>
-          <w:b/>
-          <w:color w:val="000000" w:themeColor="text1"/>
-        </w:rPr>
-      </w:pPr>
-    </w:p>
-    <w:p>
-      <w:pPr>
-        <w:pStyle w:val="1"/>
-        <w:ind w:firstLine="709"/>
-        <w:rPr>
-          <w:rFonts w:ascii="Times New Roman" w:eastAsia="Calibri" w:hAnsi="Times New Roman" w:cs="Times New Roman"/>
-          <w:b/>
-          <w:color w:val="000000" w:themeColor="text1"/>
-        </w:rPr>
-      </w:pPr>
     </w:p>
     <w:p>
       <w:pPr>
@@ -4629,6 +4745,7 @@
           <w:b/>
           <w:color w:val="000000" w:themeColor="text1"/>
         </w:rPr>
+        <w:lastRenderedPageBreak/>
         <w:t xml:space="preserve">Тема 7. </w:t>
       </w:r>
       <w:proofErr w:type="spellStart"/>
@@ -4737,6 +4854,7 @@
           <w:b/>
           <w:color w:val="000000" w:themeColor="text1"/>
         </w:rPr>
+        <w:lastRenderedPageBreak/>
         <w:t>Тема 8. Работа со списочными элементами интерфейса</w:t>
       </w:r>
       <w:bookmarkEnd w:id="7"/>
@@ -4820,6 +4938,7 @@
           <w:b/>
           <w:color w:val="000000" w:themeColor="text1"/>
         </w:rPr>
+        <w:lastRenderedPageBreak/>
         <w:t>Тема 9. Объектно-ориентированный подход в разработке кода информационной системы</w:t>
       </w:r>
       <w:bookmarkEnd w:id="8"/>
@@ -4914,6 +5033,7 @@
           <w:b/>
           <w:color w:val="000000" w:themeColor="text1"/>
         </w:rPr>
+        <w:lastRenderedPageBreak/>
         <w:t>Тема 10. Создание процедур обработки информации.</w:t>
       </w:r>
       <w:bookmarkEnd w:id="9"/>
@@ -4997,6 +5117,7 @@
           <w:b/>
           <w:color w:val="000000" w:themeColor="text1"/>
         </w:rPr>
+        <w:lastRenderedPageBreak/>
         <w:t>Тема 11. Обеспечение дополнительной функциональности системы.</w:t>
       </w:r>
       <w:bookmarkEnd w:id="10"/>
@@ -5091,6 +5212,7 @@
           <w:b/>
           <w:color w:val="000000" w:themeColor="text1"/>
         </w:rPr>
+        <w:lastRenderedPageBreak/>
         <w:t>Тема 12.</w:t>
       </w:r>
       <w:r>
@@ -5187,6 +5309,7 @@
           <w:b/>
           <w:color w:val="000000" w:themeColor="text1"/>
         </w:rPr>
+        <w:lastRenderedPageBreak/>
         <w:t xml:space="preserve">Тема 13. </w:t>
       </w:r>
       <w:r>
@@ -5267,6 +5390,7 @@
           <w:b/>
           <w:color w:val="000000" w:themeColor="text1"/>
         </w:rPr>
+        <w:lastRenderedPageBreak/>
         <w:t>Тема 14. Отладка приложения.</w:t>
       </w:r>
       <w:bookmarkEnd w:id="13"/>
@@ -5350,6 +5474,7 @@
           <w:b/>
           <w:color w:val="000000" w:themeColor="text1"/>
         </w:rPr>
+        <w:lastRenderedPageBreak/>
         <w:t>Тема 15. Защита приложения. Оценка качества и надежности приложения.</w:t>
       </w:r>
       <w:bookmarkEnd w:id="14"/>
@@ -5422,6 +5547,7 @@
           <w:b/>
           <w:color w:val="000000" w:themeColor="text1"/>
         </w:rPr>
+        <w:lastRenderedPageBreak/>
         <w:t xml:space="preserve">Тема 16. </w:t>
       </w:r>
       <w:r>
@@ -5453,7 +5579,7 @@
       </w:pPr>
     </w:p>
     <w:sectPr>
-      <w:footerReference w:type="default" r:id="rId21"/>
+      <w:footerReference w:type="default" r:id="rId25"/>
       <w:pgSz w:w="11906" w:h="16838"/>
       <w:pgMar w:top="1134" w:right="850" w:bottom="1134" w:left="1701" w:header="708" w:footer="708" w:gutter="0"/>
       <w:cols w:space="708"/>
@@ -5499,6 +5625,7 @@
         <w:docPartUnique/>
       </w:docPartObj>
     </w:sdtPr>
+    <w:sdtEndPr/>
     <w:sdtContent>
       <w:p>
         <w:pPr>
@@ -6524,28 +6651,28 @@
       </w:pPr>
     </w:lvl>
   </w:abstractNum>
-  <w:num w:numId="1" w16cid:durableId="373652266">
+  <w:num w:numId="1" w16cid:durableId="1182662744">
     <w:abstractNumId w:val="7"/>
   </w:num>
-  <w:num w:numId="2" w16cid:durableId="829902531">
+  <w:num w:numId="2" w16cid:durableId="1893613101">
     <w:abstractNumId w:val="4"/>
   </w:num>
-  <w:num w:numId="3" w16cid:durableId="1899516391">
+  <w:num w:numId="3" w16cid:durableId="1168398640">
     <w:abstractNumId w:val="2"/>
   </w:num>
-  <w:num w:numId="4" w16cid:durableId="1330601184">
+  <w:num w:numId="4" w16cid:durableId="1804618533">
     <w:abstractNumId w:val="5"/>
   </w:num>
-  <w:num w:numId="5" w16cid:durableId="1549494008">
+  <w:num w:numId="5" w16cid:durableId="1978601872">
     <w:abstractNumId w:val="6"/>
   </w:num>
-  <w:num w:numId="6" w16cid:durableId="2145006274">
+  <w:num w:numId="6" w16cid:durableId="960571022">
     <w:abstractNumId w:val="0"/>
   </w:num>
-  <w:num w:numId="7" w16cid:durableId="1278415997">
+  <w:num w:numId="7" w16cid:durableId="1799181698">
     <w:abstractNumId w:val="3"/>
   </w:num>
-  <w:num w:numId="8" w16cid:durableId="781455244">
+  <w:num w:numId="8" w16cid:durableId="1663509013">
     <w:abstractNumId w:val="1"/>
   </w:num>
 </w:numbering>
@@ -6978,6 +7105,7 @@
   <w:style w:type="character" w:default="1" w:styleId="a0">
     <w:name w:val="Default Paragraph Font"/>
     <w:uiPriority w:val="1"/>
+    <w:semiHidden/>
     <w:unhideWhenUsed/>
   </w:style>
   <w:style w:type="table" w:default="1" w:styleId="a1">
@@ -7174,6 +7302,30 @@
       <w:bCs/>
       <w:sz w:val="20"/>
       <w:szCs w:val="20"/>
+    </w:rPr>
+  </w:style>
+  <w:style w:type="character" w:styleId="af">
+    <w:name w:val="Unresolved Mention"/>
+    <w:basedOn w:val="a0"/>
+    <w:uiPriority w:val="99"/>
+    <w:semiHidden/>
+    <w:unhideWhenUsed/>
+    <w:rsid w:val="00991E10"/>
+    <w:rPr>
+      <w:color w:val="605E5C"/>
+      <w:shd w:val="clear" w:color="auto" w:fill="E1DFDD"/>
+    </w:rPr>
+  </w:style>
+  <w:style w:type="character" w:styleId="af0">
+    <w:name w:val="FollowedHyperlink"/>
+    <w:basedOn w:val="a0"/>
+    <w:uiPriority w:val="99"/>
+    <w:semiHidden/>
+    <w:unhideWhenUsed/>
+    <w:rsid w:val="00991E10"/>
+    <w:rPr>
+      <w:color w:val="954F72" w:themeColor="followedHyperlink"/>
+      <w:u w:val="single"/>
     </w:rPr>
   </w:style>
 </w:styles>
@@ -7479,7 +7631,7 @@
 </file>
 
 <file path=customXml/itemProps1.xml><?xml version="1.0" encoding="utf-8"?>
-<ds:datastoreItem xmlns:ds="http://schemas.openxmlformats.org/officeDocument/2006/customXml" ds:itemID="{59DF0E0B-29B0-450F-9866-2C5B52AFDE92}">
+<ds:datastoreItem xmlns:ds="http://schemas.openxmlformats.org/officeDocument/2006/customXml" ds:itemID="{DEFD78DA-2AC9-453A-8DA7-3F1D157F896C}">
   <ds:schemaRefs>
     <ds:schemaRef ds:uri="http://schemas.openxmlformats.org/officeDocument/2006/bibliography"/>
   </ds:schemaRefs>

--- a/Отчёт по УП 05.01 Слизов.docx
+++ b/Отчёт по УП 05.01 Слизов.docx
@@ -384,7 +384,18 @@
                 <w:szCs w:val="28"/>
                 <w:lang w:eastAsia="ru-RU"/>
               </w:rPr>
-              <w:t xml:space="preserve">Выполнил студент  </w:t>
+              <w:t xml:space="preserve">Выполнил </w:t>
+            </w:r>
+            <w:proofErr w:type="gramStart"/>
+            <w:r>
+              <w:rPr>
+                <w:rFonts w:ascii="Times New Roman" w:eastAsia="Times New Roman" w:hAnsi="Times New Roman" w:cs="Times New Roman"/>
+                <w:color w:val="000000" w:themeColor="text1"/>
+                <w:sz w:val="28"/>
+                <w:szCs w:val="28"/>
+                <w:lang w:eastAsia="ru-RU"/>
+              </w:rPr>
+              <w:t xml:space="preserve">студент  </w:t>
             </w:r>
             <w:r>
               <w:rPr>
@@ -395,7 +406,19 @@
                 <w:u w:val="single"/>
                 <w:lang w:eastAsia="ru-RU"/>
               </w:rPr>
-              <w:t xml:space="preserve">__3__ </w:t>
+              <w:t>_</w:t>
+            </w:r>
+            <w:proofErr w:type="gramEnd"/>
+            <w:r>
+              <w:rPr>
+                <w:rFonts w:ascii="Times New Roman" w:eastAsia="Times New Roman" w:hAnsi="Times New Roman" w:cs="Times New Roman"/>
+                <w:color w:val="000000" w:themeColor="text1"/>
+                <w:sz w:val="28"/>
+                <w:szCs w:val="28"/>
+                <w:u w:val="single"/>
+                <w:lang w:eastAsia="ru-RU"/>
+              </w:rPr>
+              <w:t xml:space="preserve">_3__ </w:t>
             </w:r>
             <w:r>
               <w:rPr>
@@ -503,29 +526,7 @@
                 <w:szCs w:val="28"/>
                 <w:lang w:eastAsia="ru-RU"/>
               </w:rPr>
-              <w:t xml:space="preserve">     </w:t>
-            </w:r>
-            <w:proofErr w:type="spellStart"/>
-            <w:r>
-              <w:rPr>
-                <w:rFonts w:ascii="Times New Roman" w:eastAsia="Times New Roman" w:hAnsi="Times New Roman" w:cs="Times New Roman"/>
-                <w:color w:val="000000" w:themeColor="text1"/>
-                <w:sz w:val="28"/>
-                <w:szCs w:val="28"/>
-                <w:lang w:eastAsia="ru-RU"/>
-              </w:rPr>
-              <w:t>Слизов</w:t>
-            </w:r>
-            <w:proofErr w:type="spellEnd"/>
-            <w:r>
-              <w:rPr>
-                <w:rFonts w:ascii="Times New Roman" w:eastAsia="Times New Roman" w:hAnsi="Times New Roman" w:cs="Times New Roman"/>
-                <w:color w:val="000000" w:themeColor="text1"/>
-                <w:sz w:val="28"/>
-                <w:szCs w:val="28"/>
-                <w:lang w:eastAsia="ru-RU"/>
-              </w:rPr>
-              <w:t xml:space="preserve"> Д.В.</w:t>
+              <w:t xml:space="preserve">     Слизов Д.В.</w:t>
             </w:r>
           </w:p>
           <w:p>
@@ -2897,27 +2898,7 @@
           <w:sz w:val="28"/>
           <w:szCs w:val="28"/>
         </w:rPr>
-        <w:t>Активности (</w:t>
-      </w:r>
-      <w:proofErr w:type="spellStart"/>
-      <w:r>
-        <w:rPr>
-          <w:rFonts w:ascii="Times New Roman" w:hAnsi="Times New Roman" w:cs="Times New Roman"/>
-          <w:color w:val="000000" w:themeColor="text1"/>
-          <w:sz w:val="28"/>
-          <w:szCs w:val="28"/>
-        </w:rPr>
-        <w:t>Activity</w:t>
-      </w:r>
-      <w:proofErr w:type="spellEnd"/>
-      <w:r>
-        <w:rPr>
-          <w:rFonts w:ascii="Times New Roman" w:hAnsi="Times New Roman" w:cs="Times New Roman"/>
-          <w:color w:val="000000" w:themeColor="text1"/>
-          <w:sz w:val="28"/>
-          <w:szCs w:val="28"/>
-        </w:rPr>
-        <w:t>): основные экраны приложения, где пользователь взаимодействует с интерфейсом.</w:t>
+        <w:t>Активности (Activity): основные экраны приложения, где пользователь взаимодействует с интерфейсом.</w:t>
       </w:r>
     </w:p>
     <w:p>
@@ -3022,27 +3003,27 @@
           <w:sz w:val="28"/>
           <w:szCs w:val="28"/>
         </w:rPr>
-        <w:t>Приемники (</w:t>
-      </w:r>
-      <w:proofErr w:type="spellStart"/>
-      <w:r>
-        <w:rPr>
-          <w:rFonts w:ascii="Times New Roman" w:hAnsi="Times New Roman" w:cs="Times New Roman"/>
-          <w:color w:val="000000" w:themeColor="text1"/>
-          <w:sz w:val="28"/>
-          <w:szCs w:val="28"/>
-        </w:rPr>
-        <w:t>BroadcastReceiver</w:t>
-      </w:r>
-      <w:proofErr w:type="spellEnd"/>
-      <w:r>
-        <w:rPr>
-          <w:rFonts w:ascii="Times New Roman" w:hAnsi="Times New Roman" w:cs="Times New Roman"/>
-          <w:color w:val="000000" w:themeColor="text1"/>
-          <w:sz w:val="28"/>
-          <w:szCs w:val="28"/>
-        </w:rPr>
-        <w:t>): Реагируют на системные события (например, получение SMS).</w:t>
+        <w:t>Приемники (BroadcastReceiver)</w:t>
+      </w:r>
+      <w:proofErr w:type="gramStart"/>
+      <w:r>
+        <w:rPr>
+          <w:rFonts w:ascii="Times New Roman" w:hAnsi="Times New Roman" w:cs="Times New Roman"/>
+          <w:color w:val="000000" w:themeColor="text1"/>
+          <w:sz w:val="28"/>
+          <w:szCs w:val="28"/>
+        </w:rPr>
+        <w:t>: Реагируют</w:t>
+      </w:r>
+      <w:proofErr w:type="gramEnd"/>
+      <w:r>
+        <w:rPr>
+          <w:rFonts w:ascii="Times New Roman" w:hAnsi="Times New Roman" w:cs="Times New Roman"/>
+          <w:color w:val="000000" w:themeColor="text1"/>
+          <w:sz w:val="28"/>
+          <w:szCs w:val="28"/>
+        </w:rPr>
+        <w:t xml:space="preserve"> на системные события (например, получение SMS).</w:t>
       </w:r>
     </w:p>
     <w:p>
@@ -3069,27 +3050,27 @@
           <w:sz w:val="28"/>
           <w:szCs w:val="28"/>
         </w:rPr>
-        <w:t>Контент-провайдеры (</w:t>
-      </w:r>
-      <w:proofErr w:type="spellStart"/>
-      <w:r>
-        <w:rPr>
-          <w:rFonts w:ascii="Times New Roman" w:hAnsi="Times New Roman" w:cs="Times New Roman"/>
-          <w:color w:val="000000" w:themeColor="text1"/>
-          <w:sz w:val="28"/>
-          <w:szCs w:val="28"/>
-        </w:rPr>
-        <w:t>ContentProvider</w:t>
-      </w:r>
-      <w:proofErr w:type="spellEnd"/>
-      <w:r>
-        <w:rPr>
-          <w:rFonts w:ascii="Times New Roman" w:hAnsi="Times New Roman" w:cs="Times New Roman"/>
-          <w:color w:val="000000" w:themeColor="text1"/>
-          <w:sz w:val="28"/>
-          <w:szCs w:val="28"/>
-        </w:rPr>
-        <w:t>): Позволяют другим приложениям получать доступ к данным.</w:t>
+        <w:t>Контент-провайдеры (ContentProvider)</w:t>
+      </w:r>
+      <w:proofErr w:type="gramStart"/>
+      <w:r>
+        <w:rPr>
+          <w:rFonts w:ascii="Times New Roman" w:hAnsi="Times New Roman" w:cs="Times New Roman"/>
+          <w:color w:val="000000" w:themeColor="text1"/>
+          <w:sz w:val="28"/>
+          <w:szCs w:val="28"/>
+        </w:rPr>
+        <w:t>: Позволяют</w:t>
+      </w:r>
+      <w:proofErr w:type="gramEnd"/>
+      <w:r>
+        <w:rPr>
+          <w:rFonts w:ascii="Times New Roman" w:hAnsi="Times New Roman" w:cs="Times New Roman"/>
+          <w:color w:val="000000" w:themeColor="text1"/>
+          <w:sz w:val="28"/>
+          <w:szCs w:val="28"/>
+        </w:rPr>
+        <w:t xml:space="preserve"> другим приложениям получать доступ к данным.</w:t>
       </w:r>
     </w:p>
     <w:p>
@@ -3117,27 +3098,7 @@
           <w:szCs w:val="28"/>
         </w:rPr>
         <w:lastRenderedPageBreak/>
-        <w:t>Фрагменты (</w:t>
-      </w:r>
-      <w:proofErr w:type="spellStart"/>
-      <w:r>
-        <w:rPr>
-          <w:rFonts w:ascii="Times New Roman" w:hAnsi="Times New Roman" w:cs="Times New Roman"/>
-          <w:color w:val="000000" w:themeColor="text1"/>
-          <w:sz w:val="28"/>
-          <w:szCs w:val="28"/>
-        </w:rPr>
-        <w:t>Fragment</w:t>
-      </w:r>
-      <w:proofErr w:type="spellEnd"/>
-      <w:r>
-        <w:rPr>
-          <w:rFonts w:ascii="Times New Roman" w:hAnsi="Times New Roman" w:cs="Times New Roman"/>
-          <w:color w:val="000000" w:themeColor="text1"/>
-          <w:sz w:val="28"/>
-          <w:szCs w:val="28"/>
-        </w:rPr>
-        <w:t>): Часть интерфейса, которую можно использовать в разных активностях.</w:t>
+        <w:t>Фрагменты (Fragment): Часть интерфейса, которую можно использовать в разных активностях.</w:t>
       </w:r>
     </w:p>
     <w:p>
@@ -3831,7 +3792,6 @@
         </w:rPr>
         <w:t>Приложение «</w:t>
       </w:r>
-      <w:proofErr w:type="spellStart"/>
       <w:r>
         <w:rPr>
           <w:rFonts w:ascii="Times New Roman" w:hAnsi="Times New Roman" w:cs="Times New Roman"/>
@@ -3842,7 +3802,6 @@
         </w:rPr>
         <w:t>tema</w:t>
       </w:r>
-      <w:proofErr w:type="spellEnd"/>
       <w:r>
         <w:rPr>
           <w:rFonts w:ascii="Times New Roman" w:hAnsi="Times New Roman" w:cs="Times New Roman"/>
@@ -4712,6 +4671,319 @@
     </w:p>
     <w:p>
       <w:pPr>
+        <w:spacing w:after="0" w:line="360" w:lineRule="auto"/>
+        <w:ind w:firstLine="709"/>
+        <w:jc w:val="both"/>
+        <w:rPr>
+          <w:rFonts w:ascii="Times New Roman" w:hAnsi="Times New Roman" w:cs="Times New Roman"/>
+          <w:color w:val="000000" w:themeColor="text1"/>
+          <w:sz w:val="28"/>
+          <w:szCs w:val="28"/>
+        </w:rPr>
+      </w:pPr>
+      <w:r>
+        <w:rPr>
+          <w:rFonts w:ascii="Times New Roman" w:hAnsi="Times New Roman" w:cs="Times New Roman"/>
+          <w:color w:val="000000" w:themeColor="text1"/>
+          <w:sz w:val="28"/>
+          <w:szCs w:val="28"/>
+        </w:rPr>
+        <w:t xml:space="preserve">Добавил кнопку «Обмануть» по нажатию которой </w:t>
+      </w:r>
+      <w:r>
+        <w:rPr>
+          <w:rFonts w:ascii="Times New Roman" w:hAnsi="Times New Roman" w:cs="Times New Roman"/>
+          <w:color w:val="000000" w:themeColor="text1"/>
+          <w:sz w:val="28"/>
+          <w:szCs w:val="28"/>
+        </w:rPr>
+        <w:t>перекидывает на страницу, где пользователь может подсмотреть правильный ответ на определенный вопрос</w:t>
+      </w:r>
+    </w:p>
+    <w:p>
+      <w:r>
+        <w:rPr>
+          <w:noProof/>
+        </w:rPr>
+        <w:drawing>
+          <wp:inline distT="0" distB="0" distL="0" distR="0" wp14:anchorId="3FD5CC8C" wp14:editId="3E829791">
+            <wp:extent cx="1976084" cy="3985260"/>
+            <wp:effectExtent l="0" t="0" r="5715" b="0"/>
+            <wp:docPr id="15202820" name="Рисунок 1"/>
+            <wp:cNvGraphicFramePr>
+              <a:graphicFrameLocks xmlns:a="http://schemas.openxmlformats.org/drawingml/2006/main" noChangeAspect="1"/>
+            </wp:cNvGraphicFramePr>
+            <a:graphic xmlns:a="http://schemas.openxmlformats.org/drawingml/2006/main">
+              <a:graphicData uri="http://schemas.openxmlformats.org/drawingml/2006/picture">
+                <pic:pic xmlns:pic="http://schemas.openxmlformats.org/drawingml/2006/picture">
+                  <pic:nvPicPr>
+                    <pic:cNvPr id="15202820" name=""/>
+                    <pic:cNvPicPr/>
+                  </pic:nvPicPr>
+                  <pic:blipFill>
+                    <a:blip r:embed="rId25"/>
+                    <a:stretch>
+                      <a:fillRect/>
+                    </a:stretch>
+                  </pic:blipFill>
+                  <pic:spPr>
+                    <a:xfrm>
+                      <a:off x="0" y="0"/>
+                      <a:ext cx="1999660" cy="4032807"/>
+                    </a:xfrm>
+                    <a:prstGeom prst="rect">
+                      <a:avLst/>
+                    </a:prstGeom>
+                  </pic:spPr>
+                </pic:pic>
+              </a:graphicData>
+            </a:graphic>
+          </wp:inline>
+        </w:drawing>
+      </w:r>
+    </w:p>
+    <w:p>
+      <w:pPr>
+        <w:suppressAutoHyphens w:val="0"/>
+      </w:pPr>
+      <w:r>
+        <w:br w:type="page"/>
+      </w:r>
+    </w:p>
+    <w:p>
+      <w:pPr>
+        <w:spacing w:after="0" w:line="360" w:lineRule="auto"/>
+        <w:ind w:firstLine="709"/>
+        <w:jc w:val="both"/>
+        <w:rPr>
+          <w:rFonts w:ascii="Times New Roman" w:hAnsi="Times New Roman" w:cs="Times New Roman"/>
+          <w:sz w:val="28"/>
+          <w:szCs w:val="28"/>
+        </w:rPr>
+      </w:pPr>
+      <w:r>
+        <w:rPr>
+          <w:rFonts w:ascii="Times New Roman" w:hAnsi="Times New Roman" w:cs="Times New Roman"/>
+          <w:sz w:val="28"/>
+          <w:szCs w:val="28"/>
+        </w:rPr>
+        <w:lastRenderedPageBreak/>
+        <w:t>Нажав</w:t>
+      </w:r>
+      <w:r>
+        <w:rPr>
+          <w:rFonts w:ascii="Times New Roman" w:hAnsi="Times New Roman" w:cs="Times New Roman"/>
+          <w:sz w:val="28"/>
+          <w:szCs w:val="28"/>
+        </w:rPr>
+        <w:t xml:space="preserve"> на кнопку «Показать ответ» покажется текст с правильным ответом</w:t>
+      </w:r>
+    </w:p>
+    <w:p>
+      <w:r>
+        <w:rPr>
+          <w:noProof/>
+        </w:rPr>
+        <w:drawing>
+          <wp:inline distT="0" distB="0" distL="0" distR="0" wp14:anchorId="43D8C0EC" wp14:editId="122B931C">
+            <wp:extent cx="1622170" cy="3314700"/>
+            <wp:effectExtent l="0" t="0" r="0" b="0"/>
+            <wp:docPr id="62195228" name="Рисунок 1"/>
+            <wp:cNvGraphicFramePr>
+              <a:graphicFrameLocks xmlns:a="http://schemas.openxmlformats.org/drawingml/2006/main" noChangeAspect="1"/>
+            </wp:cNvGraphicFramePr>
+            <a:graphic xmlns:a="http://schemas.openxmlformats.org/drawingml/2006/main">
+              <a:graphicData uri="http://schemas.openxmlformats.org/drawingml/2006/picture">
+                <pic:pic xmlns:pic="http://schemas.openxmlformats.org/drawingml/2006/picture">
+                  <pic:nvPicPr>
+                    <pic:cNvPr id="62195228" name=""/>
+                    <pic:cNvPicPr/>
+                  </pic:nvPicPr>
+                  <pic:blipFill>
+                    <a:blip r:embed="rId26"/>
+                    <a:stretch>
+                      <a:fillRect/>
+                    </a:stretch>
+                  </pic:blipFill>
+                  <pic:spPr>
+                    <a:xfrm>
+                      <a:off x="0" y="0"/>
+                      <a:ext cx="1644408" cy="3360141"/>
+                    </a:xfrm>
+                    <a:prstGeom prst="rect">
+                      <a:avLst/>
+                    </a:prstGeom>
+                  </pic:spPr>
+                </pic:pic>
+              </a:graphicData>
+            </a:graphic>
+          </wp:inline>
+        </w:drawing>
+      </w:r>
+    </w:p>
+    <w:p>
+      <w:pPr>
+        <w:spacing w:after="0" w:line="360" w:lineRule="auto"/>
+        <w:ind w:firstLine="709"/>
+        <w:jc w:val="both"/>
+        <w:rPr>
+          <w:rFonts w:ascii="Times New Roman" w:hAnsi="Times New Roman" w:cs="Times New Roman"/>
+          <w:sz w:val="28"/>
+          <w:szCs w:val="28"/>
+        </w:rPr>
+      </w:pPr>
+      <w:r>
+        <w:rPr>
+          <w:rFonts w:ascii="Times New Roman" w:hAnsi="Times New Roman" w:cs="Times New Roman"/>
+          <w:sz w:val="28"/>
+          <w:szCs w:val="28"/>
+        </w:rPr>
+        <w:t>И когда пользователь узнал правильный ответ, нажав на кнопку «Да» или на кнопк</w:t>
+      </w:r>
+      <w:r>
+        <w:rPr>
+          <w:rFonts w:ascii="Times New Roman" w:hAnsi="Times New Roman" w:cs="Times New Roman"/>
+          <w:sz w:val="28"/>
+          <w:szCs w:val="28"/>
+        </w:rPr>
+        <w:t>у</w:t>
+      </w:r>
+      <w:r>
+        <w:rPr>
+          <w:rFonts w:ascii="Times New Roman" w:hAnsi="Times New Roman" w:cs="Times New Roman"/>
+          <w:sz w:val="28"/>
+          <w:szCs w:val="28"/>
+        </w:rPr>
+        <w:t xml:space="preserve"> «Нет», то всплывёт уведомление «Обманывать нельзя»</w:t>
+      </w:r>
+    </w:p>
+    <w:p>
+      <w:r>
+        <w:rPr>
+          <w:noProof/>
+        </w:rPr>
+        <w:drawing>
+          <wp:inline distT="0" distB="0" distL="0" distR="0" wp14:anchorId="255F58A0" wp14:editId="06898491">
+            <wp:extent cx="1629877" cy="3329940"/>
+            <wp:effectExtent l="0" t="0" r="8890" b="3810"/>
+            <wp:docPr id="1224352421" name="Рисунок 1"/>
+            <wp:cNvGraphicFramePr>
+              <a:graphicFrameLocks xmlns:a="http://schemas.openxmlformats.org/drawingml/2006/main" noChangeAspect="1"/>
+            </wp:cNvGraphicFramePr>
+            <a:graphic xmlns:a="http://schemas.openxmlformats.org/drawingml/2006/main">
+              <a:graphicData uri="http://schemas.openxmlformats.org/drawingml/2006/picture">
+                <pic:pic xmlns:pic="http://schemas.openxmlformats.org/drawingml/2006/picture">
+                  <pic:nvPicPr>
+                    <pic:cNvPr id="1224352421" name=""/>
+                    <pic:cNvPicPr/>
+                  </pic:nvPicPr>
+                  <pic:blipFill>
+                    <a:blip r:embed="rId27"/>
+                    <a:stretch>
+                      <a:fillRect/>
+                    </a:stretch>
+                  </pic:blipFill>
+                  <pic:spPr>
+                    <a:xfrm>
+                      <a:off x="0" y="0"/>
+                      <a:ext cx="1639080" cy="3348742"/>
+                    </a:xfrm>
+                    <a:prstGeom prst="rect">
+                      <a:avLst/>
+                    </a:prstGeom>
+                  </pic:spPr>
+                </pic:pic>
+              </a:graphicData>
+            </a:graphic>
+          </wp:inline>
+        </w:drawing>
+      </w:r>
+    </w:p>
+    <w:p/>
+    <w:p>
+      <w:pPr>
+        <w:suppressAutoHyphens w:val="0"/>
+      </w:pPr>
+      <w:r>
+        <w:br w:type="page"/>
+      </w:r>
+    </w:p>
+    <w:p>
+      <w:pPr>
+        <w:spacing w:after="0" w:line="360" w:lineRule="auto"/>
+        <w:ind w:firstLine="709"/>
+        <w:jc w:val="both"/>
+        <w:rPr>
+          <w:rFonts w:ascii="Times New Roman" w:hAnsi="Times New Roman" w:cs="Times New Roman"/>
+          <w:sz w:val="28"/>
+          <w:szCs w:val="28"/>
+        </w:rPr>
+      </w:pPr>
+      <w:r>
+        <w:rPr>
+          <w:rFonts w:ascii="Times New Roman" w:hAnsi="Times New Roman" w:cs="Times New Roman"/>
+          <w:sz w:val="28"/>
+          <w:szCs w:val="28"/>
+        </w:rPr>
+        <w:lastRenderedPageBreak/>
+        <w:t>Пользователь нажимает на кнопку «Далее» пока не появится вопрос, ответ на который был подсмотрен, снова не появится на экране</w:t>
+      </w:r>
+    </w:p>
+    <w:p>
+      <w:r>
+        <w:rPr>
+          <w:noProof/>
+        </w:rPr>
+        <w:drawing>
+          <wp:inline distT="0" distB="0" distL="0" distR="0" wp14:anchorId="1A8A6490" wp14:editId="42709B8D">
+            <wp:extent cx="1772242" cy="3665220"/>
+            <wp:effectExtent l="0" t="0" r="0" b="0"/>
+            <wp:docPr id="57761827" name="Рисунок 1"/>
+            <wp:cNvGraphicFramePr>
+              <a:graphicFrameLocks xmlns:a="http://schemas.openxmlformats.org/drawingml/2006/main" noChangeAspect="1"/>
+            </wp:cNvGraphicFramePr>
+            <a:graphic xmlns:a="http://schemas.openxmlformats.org/drawingml/2006/main">
+              <a:graphicData uri="http://schemas.openxmlformats.org/drawingml/2006/picture">
+                <pic:pic xmlns:pic="http://schemas.openxmlformats.org/drawingml/2006/picture">
+                  <pic:nvPicPr>
+                    <pic:cNvPr id="57761827" name=""/>
+                    <pic:cNvPicPr/>
+                  </pic:nvPicPr>
+                  <pic:blipFill>
+                    <a:blip r:embed="rId28"/>
+                    <a:stretch>
+                      <a:fillRect/>
+                    </a:stretch>
+                  </pic:blipFill>
+                  <pic:spPr>
+                    <a:xfrm>
+                      <a:off x="0" y="0"/>
+                      <a:ext cx="1777381" cy="3675848"/>
+                    </a:xfrm>
+                    <a:prstGeom prst="rect">
+                      <a:avLst/>
+                    </a:prstGeom>
+                  </pic:spPr>
+                </pic:pic>
+              </a:graphicData>
+            </a:graphic>
+          </wp:inline>
+        </w:drawing>
+      </w:r>
+    </w:p>
+    <w:p>
+      <w:pPr>
+        <w:pStyle w:val="1"/>
+        <w:ind w:firstLine="709"/>
+        <w:rPr>
+          <w:rFonts w:ascii="Times New Roman" w:eastAsia="Calibri" w:hAnsi="Times New Roman" w:cs="Times New Roman"/>
+          <w:b/>
+          <w:color w:val="000000" w:themeColor="text1"/>
+        </w:rPr>
+      </w:pPr>
+    </w:p>
+    <w:p>
+      <w:pPr>
         <w:pStyle w:val="1"/>
         <w:ind w:firstLine="709"/>
         <w:rPr>
@@ -4736,6 +5008,7 @@
           <w:rFonts w:ascii="Times New Roman" w:eastAsia="Calibri" w:hAnsi="Times New Roman" w:cs="Times New Roman"/>
           <w:b/>
           <w:color w:val="000000" w:themeColor="text1"/>
+          <w:lang w:val="en-US"/>
         </w:rPr>
       </w:pPr>
       <w:bookmarkStart w:id="6" w:name="_Toc195102322"/>
@@ -4748,7 +5021,6 @@
         <w:lastRenderedPageBreak/>
         <w:t xml:space="preserve">Тема 7. </w:t>
       </w:r>
-      <w:proofErr w:type="spellStart"/>
       <w:r>
         <w:rPr>
           <w:rFonts w:ascii="Times New Roman" w:hAnsi="Times New Roman" w:cs="Times New Roman"/>
@@ -4756,17 +5028,7 @@
           <w:color w:val="000000" w:themeColor="text1"/>
           <w:shd w:val="clear" w:color="auto" w:fill="FFFFFF"/>
         </w:rPr>
-        <w:t>Material</w:t>
-      </w:r>
-      <w:proofErr w:type="spellEnd"/>
-      <w:r>
-        <w:rPr>
-          <w:rFonts w:ascii="Times New Roman" w:hAnsi="Times New Roman" w:cs="Times New Roman"/>
-          <w:b/>
-          <w:color w:val="000000" w:themeColor="text1"/>
-          <w:shd w:val="clear" w:color="auto" w:fill="FFFFFF"/>
-        </w:rPr>
-        <w:t xml:space="preserve"> Design</w:t>
+        <w:t>Material Design</w:t>
       </w:r>
       <w:bookmarkEnd w:id="6"/>
     </w:p>
@@ -5222,20 +5484,9 @@
           <w:color w:val="000000" w:themeColor="text1"/>
           <w:shd w:val="clear" w:color="auto" w:fill="FFFFFF"/>
         </w:rPr>
-        <w:t xml:space="preserve"> </w:t>
-      </w:r>
-      <w:proofErr w:type="spellStart"/>
-      <w:r>
-        <w:rPr>
-          <w:rFonts w:ascii="Times New Roman" w:hAnsi="Times New Roman" w:cs="Times New Roman"/>
-          <w:b/>
-          <w:color w:val="000000" w:themeColor="text1"/>
-          <w:shd w:val="clear" w:color="auto" w:fill="FFFFFF"/>
-        </w:rPr>
-        <w:t>Intents</w:t>
+        <w:t xml:space="preserve"> Intents</w:t>
       </w:r>
       <w:bookmarkEnd w:id="11"/>
-      <w:proofErr w:type="spellEnd"/>
     </w:p>
     <w:p>
       <w:pPr>
@@ -5579,7 +5830,7 @@
       </w:pPr>
     </w:p>
     <w:sectPr>
-      <w:footerReference w:type="default" r:id="rId25"/>
+      <w:footerReference w:type="default" r:id="rId29"/>
       <w:pgSz w:w="11906" w:h="16838"/>
       <w:pgMar w:top="1134" w:right="850" w:bottom="1134" w:left="1701" w:header="708" w:footer="708" w:gutter="0"/>
       <w:cols w:space="708"/>

--- a/Отчёт по УП 05.01 Слизов.docx
+++ b/Отчёт по УП 05.01 Слизов.docx
@@ -1083,11 +1083,7 @@
             <w:rPr>
               <w:rFonts w:eastAsiaTheme="minorEastAsia"/>
               <w:noProof/>
-              <w:kern w:val="2"/>
-              <w:sz w:val="24"/>
-              <w:szCs w:val="24"/>
               <w:lang w:eastAsia="ru-RU"/>
-              <w14:ligatures w14:val="standardContextual"/>
             </w:rPr>
           </w:pPr>
           <w:r>
@@ -1108,7 +1104,7 @@
             </w:rPr>
             <w:fldChar w:fldCharType="separate"/>
           </w:r>
-          <w:hyperlink w:anchor="_Toc195102316" w:history="1">
+          <w:hyperlink w:anchor="_Toc195538310" w:history="1">
             <w:r>
               <w:rPr>
                 <w:rStyle w:val="a7"/>
@@ -1136,7 +1132,7 @@
                 <w:noProof/>
                 <w:webHidden/>
               </w:rPr>
-              <w:instrText xml:space="preserve"> PAGEREF _Toc195102316 \h </w:instrText>
+              <w:instrText xml:space="preserve"> PAGEREF _Toc195538310 \h </w:instrText>
             </w:r>
             <w:r>
               <w:rPr>
@@ -1176,14 +1172,10 @@
             <w:rPr>
               <w:rFonts w:eastAsiaTheme="minorEastAsia"/>
               <w:noProof/>
-              <w:kern w:val="2"/>
-              <w:sz w:val="24"/>
-              <w:szCs w:val="24"/>
               <w:lang w:eastAsia="ru-RU"/>
-              <w14:ligatures w14:val="standardContextual"/>
             </w:rPr>
           </w:pPr>
-          <w:hyperlink w:anchor="_Toc195102317" w:history="1">
+          <w:hyperlink w:anchor="_Toc195538311" w:history="1">
             <w:r>
               <w:rPr>
                 <w:rStyle w:val="a7"/>
@@ -1211,7 +1203,7 @@
                 <w:noProof/>
                 <w:webHidden/>
               </w:rPr>
-              <w:instrText xml:space="preserve"> PAGEREF _Toc195102317 \h </w:instrText>
+              <w:instrText xml:space="preserve"> PAGEREF _Toc195538311 \h </w:instrText>
             </w:r>
             <w:r>
               <w:rPr>
@@ -1251,14 +1243,10 @@
             <w:rPr>
               <w:rFonts w:eastAsiaTheme="minorEastAsia"/>
               <w:noProof/>
-              <w:kern w:val="2"/>
-              <w:sz w:val="24"/>
-              <w:szCs w:val="24"/>
               <w:lang w:eastAsia="ru-RU"/>
-              <w14:ligatures w14:val="standardContextual"/>
             </w:rPr>
           </w:pPr>
-          <w:hyperlink w:anchor="_Toc195102318" w:history="1">
+          <w:hyperlink w:anchor="_Toc195538312" w:history="1">
             <w:r>
               <w:rPr>
                 <w:rStyle w:val="a7"/>
@@ -1286,7 +1274,7 @@
                 <w:noProof/>
                 <w:webHidden/>
               </w:rPr>
-              <w:instrText xml:space="preserve"> PAGEREF _Toc195102318 \h </w:instrText>
+              <w:instrText xml:space="preserve"> PAGEREF _Toc195538312 \h </w:instrText>
             </w:r>
             <w:r>
               <w:rPr>
@@ -1326,14 +1314,10 @@
             <w:rPr>
               <w:rFonts w:eastAsiaTheme="minorEastAsia"/>
               <w:noProof/>
-              <w:kern w:val="2"/>
-              <w:sz w:val="24"/>
-              <w:szCs w:val="24"/>
               <w:lang w:eastAsia="ru-RU"/>
-              <w14:ligatures w14:val="standardContextual"/>
             </w:rPr>
           </w:pPr>
-          <w:hyperlink w:anchor="_Toc195102319" w:history="1">
+          <w:hyperlink w:anchor="_Toc195538313" w:history="1">
             <w:r>
               <w:rPr>
                 <w:rStyle w:val="a7"/>
@@ -1361,7 +1345,7 @@
                 <w:noProof/>
                 <w:webHidden/>
               </w:rPr>
-              <w:instrText xml:space="preserve"> PAGEREF _Toc195102319 \h </w:instrText>
+              <w:instrText xml:space="preserve"> PAGEREF _Toc195538313 \h </w:instrText>
             </w:r>
             <w:r>
               <w:rPr>
@@ -1401,14 +1385,10 @@
             <w:rPr>
               <w:rFonts w:eastAsiaTheme="minorEastAsia"/>
               <w:noProof/>
-              <w:kern w:val="2"/>
-              <w:sz w:val="24"/>
-              <w:szCs w:val="24"/>
               <w:lang w:eastAsia="ru-RU"/>
-              <w14:ligatures w14:val="standardContextual"/>
             </w:rPr>
           </w:pPr>
-          <w:hyperlink w:anchor="_Toc195102320" w:history="1">
+          <w:hyperlink w:anchor="_Toc195538314" w:history="1">
             <w:r>
               <w:rPr>
                 <w:rStyle w:val="a7"/>
@@ -1436,7 +1416,7 @@
                 <w:noProof/>
                 <w:webHidden/>
               </w:rPr>
-              <w:instrText xml:space="preserve"> PAGEREF _Toc195102320 \h </w:instrText>
+              <w:instrText xml:space="preserve"> PAGEREF _Toc195538314 \h </w:instrText>
             </w:r>
             <w:r>
               <w:rPr>
@@ -1476,14 +1456,10 @@
             <w:rPr>
               <w:rFonts w:eastAsiaTheme="minorEastAsia"/>
               <w:noProof/>
-              <w:kern w:val="2"/>
-              <w:sz w:val="24"/>
-              <w:szCs w:val="24"/>
               <w:lang w:eastAsia="ru-RU"/>
-              <w14:ligatures w14:val="standardContextual"/>
             </w:rPr>
           </w:pPr>
-          <w:hyperlink w:anchor="_Toc195102321" w:history="1">
+          <w:hyperlink w:anchor="_Toc195538315" w:history="1">
             <w:r>
               <w:rPr>
                 <w:rStyle w:val="a7"/>
@@ -1511,7 +1487,7 @@
                 <w:noProof/>
                 <w:webHidden/>
               </w:rPr>
-              <w:instrText xml:space="preserve"> PAGEREF _Toc195102321 \h </w:instrText>
+              <w:instrText xml:space="preserve"> PAGEREF _Toc195538315 \h </w:instrText>
             </w:r>
             <w:r>
               <w:rPr>
@@ -1551,14 +1527,10 @@
             <w:rPr>
               <w:rFonts w:eastAsiaTheme="minorEastAsia"/>
               <w:noProof/>
-              <w:kern w:val="2"/>
-              <w:sz w:val="24"/>
-              <w:szCs w:val="24"/>
               <w:lang w:eastAsia="ru-RU"/>
-              <w14:ligatures w14:val="standardContextual"/>
             </w:rPr>
           </w:pPr>
-          <w:hyperlink w:anchor="_Toc195102322" w:history="1">
+          <w:hyperlink w:anchor="_Toc195538316" w:history="1">
             <w:r>
               <w:rPr>
                 <w:rStyle w:val="a7"/>
@@ -1595,7 +1567,7 @@
                 <w:noProof/>
                 <w:webHidden/>
               </w:rPr>
-              <w:instrText xml:space="preserve"> PAGEREF _Toc195102322 \h </w:instrText>
+              <w:instrText xml:space="preserve"> PAGEREF _Toc195538316 \h </w:instrText>
             </w:r>
             <w:r>
               <w:rPr>
@@ -1615,7 +1587,7 @@
                 <w:noProof/>
                 <w:webHidden/>
               </w:rPr>
-              <w:t>14</w:t>
+              <w:t>16</w:t>
             </w:r>
             <w:r>
               <w:rPr>
@@ -1635,14 +1607,10 @@
             <w:rPr>
               <w:rFonts w:eastAsiaTheme="minorEastAsia"/>
               <w:noProof/>
-              <w:kern w:val="2"/>
-              <w:sz w:val="24"/>
-              <w:szCs w:val="24"/>
               <w:lang w:eastAsia="ru-RU"/>
-              <w14:ligatures w14:val="standardContextual"/>
             </w:rPr>
           </w:pPr>
-          <w:hyperlink w:anchor="_Toc195102323" w:history="1">
+          <w:hyperlink w:anchor="_Toc195538317" w:history="1">
             <w:r>
               <w:rPr>
                 <w:rStyle w:val="a7"/>
@@ -1670,7 +1638,7 @@
                 <w:noProof/>
                 <w:webHidden/>
               </w:rPr>
-              <w:instrText xml:space="preserve"> PAGEREF _Toc195102323 \h </w:instrText>
+              <w:instrText xml:space="preserve"> PAGEREF _Toc195538317 \h </w:instrText>
             </w:r>
             <w:r>
               <w:rPr>
@@ -1690,7 +1658,7 @@
                 <w:noProof/>
                 <w:webHidden/>
               </w:rPr>
-              <w:t>15</w:t>
+              <w:t>18</w:t>
             </w:r>
             <w:r>
               <w:rPr>
@@ -1710,14 +1678,10 @@
             <w:rPr>
               <w:rFonts w:eastAsiaTheme="minorEastAsia"/>
               <w:noProof/>
-              <w:kern w:val="2"/>
-              <w:sz w:val="24"/>
-              <w:szCs w:val="24"/>
               <w:lang w:eastAsia="ru-RU"/>
-              <w14:ligatures w14:val="standardContextual"/>
             </w:rPr>
           </w:pPr>
-          <w:hyperlink w:anchor="_Toc195102324" w:history="1">
+          <w:hyperlink w:anchor="_Toc195538318" w:history="1">
             <w:r>
               <w:rPr>
                 <w:rStyle w:val="a7"/>
@@ -1745,7 +1709,7 @@
                 <w:noProof/>
                 <w:webHidden/>
               </w:rPr>
-              <w:instrText xml:space="preserve"> PAGEREF _Toc195102324 \h </w:instrText>
+              <w:instrText xml:space="preserve"> PAGEREF _Toc195538318 \h </w:instrText>
             </w:r>
             <w:r>
               <w:rPr>
@@ -1765,7 +1729,7 @@
                 <w:noProof/>
                 <w:webHidden/>
               </w:rPr>
-              <w:t>16</w:t>
+              <w:t>19</w:t>
             </w:r>
             <w:r>
               <w:rPr>
@@ -1785,14 +1749,10 @@
             <w:rPr>
               <w:rFonts w:eastAsiaTheme="minorEastAsia"/>
               <w:noProof/>
-              <w:kern w:val="2"/>
-              <w:sz w:val="24"/>
-              <w:szCs w:val="24"/>
               <w:lang w:eastAsia="ru-RU"/>
-              <w14:ligatures w14:val="standardContextual"/>
             </w:rPr>
           </w:pPr>
-          <w:hyperlink w:anchor="_Toc195102325" w:history="1">
+          <w:hyperlink w:anchor="_Toc195538319" w:history="1">
             <w:r>
               <w:rPr>
                 <w:rStyle w:val="a7"/>
@@ -1820,7 +1780,7 @@
                 <w:noProof/>
                 <w:webHidden/>
               </w:rPr>
-              <w:instrText xml:space="preserve"> PAGEREF _Toc195102325 \h </w:instrText>
+              <w:instrText xml:space="preserve"> PAGEREF _Toc195538319 \h </w:instrText>
             </w:r>
             <w:r>
               <w:rPr>
@@ -1840,7 +1800,7 @@
                 <w:noProof/>
                 <w:webHidden/>
               </w:rPr>
-              <w:t>17</w:t>
+              <w:t>20</w:t>
             </w:r>
             <w:r>
               <w:rPr>
@@ -1860,14 +1820,10 @@
             <w:rPr>
               <w:rFonts w:eastAsiaTheme="minorEastAsia"/>
               <w:noProof/>
-              <w:kern w:val="2"/>
-              <w:sz w:val="24"/>
-              <w:szCs w:val="24"/>
               <w:lang w:eastAsia="ru-RU"/>
-              <w14:ligatures w14:val="standardContextual"/>
             </w:rPr>
           </w:pPr>
-          <w:hyperlink w:anchor="_Toc195102326" w:history="1">
+          <w:hyperlink w:anchor="_Toc195538320" w:history="1">
             <w:r>
               <w:rPr>
                 <w:rStyle w:val="a7"/>
@@ -1895,7 +1851,7 @@
                 <w:noProof/>
                 <w:webHidden/>
               </w:rPr>
-              <w:instrText xml:space="preserve"> PAGEREF _Toc195102326 \h </w:instrText>
+              <w:instrText xml:space="preserve"> PAGEREF _Toc195538320 \h </w:instrText>
             </w:r>
             <w:r>
               <w:rPr>
@@ -1915,7 +1871,7 @@
                 <w:noProof/>
                 <w:webHidden/>
               </w:rPr>
-              <w:t>18</w:t>
+              <w:t>21</w:t>
             </w:r>
             <w:r>
               <w:rPr>
@@ -1935,14 +1891,10 @@
             <w:rPr>
               <w:rFonts w:eastAsiaTheme="minorEastAsia"/>
               <w:noProof/>
-              <w:kern w:val="2"/>
-              <w:sz w:val="24"/>
-              <w:szCs w:val="24"/>
               <w:lang w:eastAsia="ru-RU"/>
-              <w14:ligatures w14:val="standardContextual"/>
             </w:rPr>
           </w:pPr>
-          <w:hyperlink w:anchor="_Toc195102327" w:history="1">
+          <w:hyperlink w:anchor="_Toc195538321" w:history="1">
             <w:r>
               <w:rPr>
                 <w:rStyle w:val="a7"/>
@@ -1979,7 +1931,7 @@
                 <w:noProof/>
                 <w:webHidden/>
               </w:rPr>
-              <w:instrText xml:space="preserve"> PAGEREF _Toc195102327 \h </w:instrText>
+              <w:instrText xml:space="preserve"> PAGEREF _Toc195538321 \h </w:instrText>
             </w:r>
             <w:r>
               <w:rPr>
@@ -1999,7 +1951,7 @@
                 <w:noProof/>
                 <w:webHidden/>
               </w:rPr>
-              <w:t>19</w:t>
+              <w:t>22</w:t>
             </w:r>
             <w:r>
               <w:rPr>
@@ -2019,14 +1971,10 @@
             <w:rPr>
               <w:rFonts w:eastAsiaTheme="minorEastAsia"/>
               <w:noProof/>
-              <w:kern w:val="2"/>
-              <w:sz w:val="24"/>
-              <w:szCs w:val="24"/>
               <w:lang w:eastAsia="ru-RU"/>
-              <w14:ligatures w14:val="standardContextual"/>
             </w:rPr>
           </w:pPr>
-          <w:hyperlink w:anchor="_Toc195102328" w:history="1">
+          <w:hyperlink w:anchor="_Toc195538322" w:history="1">
             <w:r>
               <w:rPr>
                 <w:rStyle w:val="a7"/>
@@ -2062,7 +2010,7 @@
                 <w:noProof/>
                 <w:webHidden/>
               </w:rPr>
-              <w:instrText xml:space="preserve"> PAGEREF _Toc195102328 \h </w:instrText>
+              <w:instrText xml:space="preserve"> PAGEREF _Toc195538322 \h </w:instrText>
             </w:r>
             <w:r>
               <w:rPr>
@@ -2082,7 +2030,7 @@
                 <w:noProof/>
                 <w:webHidden/>
               </w:rPr>
-              <w:t>20</w:t>
+              <w:t>23</w:t>
             </w:r>
             <w:r>
               <w:rPr>
@@ -2102,14 +2050,10 @@
             <w:rPr>
               <w:rFonts w:eastAsiaTheme="minorEastAsia"/>
               <w:noProof/>
-              <w:kern w:val="2"/>
-              <w:sz w:val="24"/>
-              <w:szCs w:val="24"/>
               <w:lang w:eastAsia="ru-RU"/>
-              <w14:ligatures w14:val="standardContextual"/>
             </w:rPr>
           </w:pPr>
-          <w:hyperlink w:anchor="_Toc195102329" w:history="1">
+          <w:hyperlink w:anchor="_Toc195538323" w:history="1">
             <w:r>
               <w:rPr>
                 <w:rStyle w:val="a7"/>
@@ -2137,7 +2081,7 @@
                 <w:noProof/>
                 <w:webHidden/>
               </w:rPr>
-              <w:instrText xml:space="preserve"> PAGEREF _Toc195102329 \h </w:instrText>
+              <w:instrText xml:space="preserve"> PAGEREF _Toc195538323 \h </w:instrText>
             </w:r>
             <w:r>
               <w:rPr>
@@ -2157,7 +2101,7 @@
                 <w:noProof/>
                 <w:webHidden/>
               </w:rPr>
-              <w:t>21</w:t>
+              <w:t>24</w:t>
             </w:r>
             <w:r>
               <w:rPr>
@@ -2177,14 +2121,10 @@
             <w:rPr>
               <w:rFonts w:eastAsiaTheme="minorEastAsia"/>
               <w:noProof/>
-              <w:kern w:val="2"/>
-              <w:sz w:val="24"/>
-              <w:szCs w:val="24"/>
               <w:lang w:eastAsia="ru-RU"/>
-              <w14:ligatures w14:val="standardContextual"/>
             </w:rPr>
           </w:pPr>
-          <w:hyperlink w:anchor="_Toc195102330" w:history="1">
+          <w:hyperlink w:anchor="_Toc195538324" w:history="1">
             <w:r>
               <w:rPr>
                 <w:rStyle w:val="a7"/>
@@ -2212,7 +2152,7 @@
                 <w:noProof/>
                 <w:webHidden/>
               </w:rPr>
-              <w:instrText xml:space="preserve"> PAGEREF _Toc195102330 \h </w:instrText>
+              <w:instrText xml:space="preserve"> PAGEREF _Toc195538324 \h </w:instrText>
             </w:r>
             <w:r>
               <w:rPr>
@@ -2232,7 +2172,7 @@
                 <w:noProof/>
                 <w:webHidden/>
               </w:rPr>
-              <w:t>22</w:t>
+              <w:t>25</w:t>
             </w:r>
             <w:r>
               <w:rPr>
@@ -2252,14 +2192,10 @@
             <w:rPr>
               <w:rFonts w:eastAsiaTheme="minorEastAsia"/>
               <w:noProof/>
-              <w:kern w:val="2"/>
-              <w:sz w:val="24"/>
-              <w:szCs w:val="24"/>
               <w:lang w:eastAsia="ru-RU"/>
-              <w14:ligatures w14:val="standardContextual"/>
             </w:rPr>
           </w:pPr>
-          <w:hyperlink w:anchor="_Toc195102331" w:history="1">
+          <w:hyperlink w:anchor="_Toc195538325" w:history="1">
             <w:r>
               <w:rPr>
                 <w:rStyle w:val="a7"/>
@@ -2295,7 +2231,7 @@
                 <w:noProof/>
                 <w:webHidden/>
               </w:rPr>
-              <w:instrText xml:space="preserve"> PAGEREF _Toc195102331 \h </w:instrText>
+              <w:instrText xml:space="preserve"> PAGEREF _Toc195538325 \h </w:instrText>
             </w:r>
             <w:r>
               <w:rPr>
@@ -2315,7 +2251,7 @@
                 <w:noProof/>
                 <w:webHidden/>
               </w:rPr>
-              <w:t>23</w:t>
+              <w:t>26</w:t>
             </w:r>
             <w:r>
               <w:rPr>
@@ -2381,7 +2317,7 @@
           <w:color w:val="000000" w:themeColor="text1"/>
         </w:rPr>
       </w:pPr>
-      <w:bookmarkStart w:id="0" w:name="_Toc195102316"/>
+      <w:bookmarkStart w:id="0" w:name="_Toc195538310"/>
       <w:r>
         <w:rPr>
           <w:rFonts w:ascii="Times New Roman" w:hAnsi="Times New Roman" w:cs="Times New Roman"/>
@@ -3343,7 +3279,7 @@
           <w:szCs w:val="28"/>
         </w:rPr>
       </w:pPr>
-      <w:bookmarkStart w:id="1" w:name="_Toc195102317"/>
+      <w:bookmarkStart w:id="1" w:name="_Toc195538311"/>
       <w:r>
         <w:rPr>
           <w:rFonts w:ascii="Times New Roman" w:hAnsi="Times New Roman" w:cs="Times New Roman"/>
@@ -4139,7 +4075,7 @@
           <w:color w:val="000000" w:themeColor="text1"/>
         </w:rPr>
       </w:pPr>
-      <w:bookmarkStart w:id="2" w:name="_Toc195102318"/>
+      <w:bookmarkStart w:id="2" w:name="_Toc195538312"/>
       <w:r>
         <w:rPr>
           <w:rFonts w:ascii="Times New Roman" w:hAnsi="Times New Roman" w:cs="Times New Roman"/>
@@ -4368,7 +4304,7 @@
           <w:color w:val="000000" w:themeColor="text1"/>
         </w:rPr>
       </w:pPr>
-      <w:bookmarkStart w:id="3" w:name="_Toc195102319"/>
+      <w:bookmarkStart w:id="3" w:name="_Toc195538313"/>
       <w:r>
         <w:rPr>
           <w:rFonts w:ascii="Times New Roman" w:hAnsi="Times New Roman" w:cs="Times New Roman"/>
@@ -4418,6 +4354,7 @@
         <w:rPr>
           <w:rFonts w:ascii="Times New Roman" w:hAnsi="Times New Roman" w:cs="Times New Roman"/>
           <w:b/>
+          <w:noProof/>
           <w:color w:val="000000" w:themeColor="text1"/>
           <w:sz w:val="28"/>
           <w:szCs w:val="28"/>
@@ -4458,8 +4395,6 @@
           </wp:inline>
         </w:drawing>
       </w:r>
-      <w:bookmarkStart w:id="4" w:name="_GoBack"/>
-      <w:bookmarkEnd w:id="4"/>
     </w:p>
     <w:p>
       <w:pPr>
@@ -4656,7 +4591,7 @@
           <w:color w:val="000000" w:themeColor="text1"/>
         </w:rPr>
       </w:pPr>
-      <w:bookmarkStart w:id="5" w:name="_Toc195102320"/>
+      <w:bookmarkStart w:id="4" w:name="_Toc195538314"/>
       <w:r>
         <w:rPr>
           <w:rFonts w:ascii="Times New Roman" w:hAnsi="Times New Roman" w:cs="Times New Roman"/>
@@ -4666,7 +4601,29 @@
         <w:lastRenderedPageBreak/>
         <w:t>Тема 5. Создание макета информационной системы</w:t>
       </w:r>
-      <w:bookmarkEnd w:id="5"/>
+      <w:bookmarkEnd w:id="4"/>
+    </w:p>
+    <w:p>
+      <w:r>
+        <w:rPr>
+          <w:rFonts w:ascii="Times New Roman" w:hAnsi="Times New Roman" w:cs="Times New Roman"/>
+          <w:sz w:val="28"/>
+          <w:szCs w:val="28"/>
+        </w:rPr>
+        <w:t>Ссылка на макет:</w:t>
+      </w:r>
+      <w:r>
+        <w:br/>
+      </w:r>
+      <w:hyperlink r:id="rId24" w:history="1">
+        <w:r>
+          <w:rPr>
+            <w:rStyle w:val="a7"/>
+            <w:color w:val="000000" w:themeColor="text1"/>
+          </w:rPr>
+          <w:t>https://www.figma.com/design/BIixSyRlRksNdhx5bIFVZA/У-меня-лапки--Соц.сеть-?node-id=0-1&amp;p=f&amp;t=3bsosLiRO05PlLVS-0</w:t>
+        </w:r>
+      </w:hyperlink>
     </w:p>
     <w:p>
       <w:pPr>
@@ -4740,7 +4697,7 @@
           <w:color w:val="000000" w:themeColor="text1"/>
         </w:rPr>
       </w:pPr>
-      <w:bookmarkStart w:id="6" w:name="_Toc195102321"/>
+      <w:bookmarkStart w:id="5" w:name="_Toc195538315"/>
       <w:r>
         <w:rPr>
           <w:rFonts w:ascii="Times New Roman" w:hAnsi="Times New Roman" w:cs="Times New Roman"/>
@@ -4750,40 +4707,310 @@
         <w:lastRenderedPageBreak/>
         <w:t>Тема 6.  Создание элементов пользовательского интерфейса</w:t>
       </w:r>
-      <w:bookmarkEnd w:id="6"/>
-    </w:p>
-    <w:p>
-      <w:pPr>
-        <w:pStyle w:val="1"/>
+      <w:bookmarkEnd w:id="5"/>
+    </w:p>
+    <w:p>
+      <w:pPr>
+        <w:spacing w:after="0" w:line="360" w:lineRule="auto"/>
         <w:ind w:firstLine="709"/>
-        <w:rPr>
-          <w:rFonts w:ascii="Times New Roman" w:hAnsi="Times New Roman" w:cs="Times New Roman"/>
-          <w:b/>
-          <w:color w:val="000000" w:themeColor="text1"/>
-        </w:rPr>
-      </w:pPr>
-    </w:p>
-    <w:p>
-      <w:pPr>
-        <w:pStyle w:val="1"/>
+        <w:jc w:val="both"/>
+        <w:rPr>
+          <w:rFonts w:ascii="Times New Roman" w:hAnsi="Times New Roman" w:cs="Times New Roman"/>
+          <w:color w:val="000000" w:themeColor="text1"/>
+          <w:sz w:val="28"/>
+          <w:szCs w:val="28"/>
+        </w:rPr>
+      </w:pPr>
+      <w:r>
+        <w:rPr>
+          <w:rFonts w:ascii="Times New Roman" w:hAnsi="Times New Roman" w:cs="Times New Roman"/>
+          <w:color w:val="000000" w:themeColor="text1"/>
+          <w:sz w:val="28"/>
+          <w:szCs w:val="28"/>
+        </w:rPr>
+        <w:t xml:space="preserve">Добавил кнопку «Обмануть» по нажатию которой </w:t>
+      </w:r>
+      <w:r>
+        <w:rPr>
+          <w:rFonts w:ascii="Times New Roman" w:hAnsi="Times New Roman" w:cs="Times New Roman"/>
+          <w:color w:val="000000" w:themeColor="text1"/>
+          <w:sz w:val="28"/>
+          <w:szCs w:val="28"/>
+        </w:rPr>
+        <w:t>перекидывает на страницу, где пользователь может подсмотреть правильный ответ на определенный вопрос</w:t>
+      </w:r>
+    </w:p>
+    <w:p>
+      <w:r>
+        <w:rPr>
+          <w:noProof/>
+        </w:rPr>
+        <w:drawing>
+          <wp:inline distT="0" distB="0" distL="0" distR="0" wp14:anchorId="3FD5CC8C" wp14:editId="3E829791">
+            <wp:extent cx="1976084" cy="3985260"/>
+            <wp:effectExtent l="0" t="0" r="5715" b="0"/>
+            <wp:docPr id="15202820" name="Рисунок 1"/>
+            <wp:cNvGraphicFramePr>
+              <a:graphicFrameLocks xmlns:a="http://schemas.openxmlformats.org/drawingml/2006/main" noChangeAspect="1"/>
+            </wp:cNvGraphicFramePr>
+            <a:graphic xmlns:a="http://schemas.openxmlformats.org/drawingml/2006/main">
+              <a:graphicData uri="http://schemas.openxmlformats.org/drawingml/2006/picture">
+                <pic:pic xmlns:pic="http://schemas.openxmlformats.org/drawingml/2006/picture">
+                  <pic:nvPicPr>
+                    <pic:cNvPr id="15202820" name=""/>
+                    <pic:cNvPicPr/>
+                  </pic:nvPicPr>
+                  <pic:blipFill>
+                    <a:blip r:embed="rId25"/>
+                    <a:stretch>
+                      <a:fillRect/>
+                    </a:stretch>
+                  </pic:blipFill>
+                  <pic:spPr>
+                    <a:xfrm>
+                      <a:off x="0" y="0"/>
+                      <a:ext cx="1999660" cy="4032807"/>
+                    </a:xfrm>
+                    <a:prstGeom prst="rect">
+                      <a:avLst/>
+                    </a:prstGeom>
+                  </pic:spPr>
+                </pic:pic>
+              </a:graphicData>
+            </a:graphic>
+          </wp:inline>
+        </w:drawing>
+      </w:r>
+    </w:p>
+    <w:p>
+      <w:pPr>
+        <w:suppressAutoHyphens w:val="0"/>
+      </w:pPr>
+      <w:r>
+        <w:br w:type="page"/>
+      </w:r>
+    </w:p>
+    <w:p>
+      <w:pPr>
+        <w:spacing w:after="0" w:line="360" w:lineRule="auto"/>
         <w:ind w:firstLine="709"/>
-        <w:rPr>
-          <w:rFonts w:ascii="Times New Roman" w:hAnsi="Times New Roman" w:cs="Times New Roman"/>
-          <w:b/>
-          <w:color w:val="000000" w:themeColor="text1"/>
-        </w:rPr>
-      </w:pPr>
-    </w:p>
-    <w:p>
-      <w:pPr>
-        <w:pStyle w:val="1"/>
+        <w:jc w:val="both"/>
+        <w:rPr>
+          <w:rFonts w:ascii="Times New Roman" w:hAnsi="Times New Roman" w:cs="Times New Roman"/>
+          <w:sz w:val="28"/>
+          <w:szCs w:val="28"/>
+          <w:lang w:val="en-US"/>
+        </w:rPr>
+      </w:pPr>
+      <w:r>
+        <w:rPr>
+          <w:rFonts w:ascii="Times New Roman" w:hAnsi="Times New Roman" w:cs="Times New Roman"/>
+          <w:sz w:val="28"/>
+          <w:szCs w:val="28"/>
+        </w:rPr>
+        <w:lastRenderedPageBreak/>
+        <w:t>Нажав</w:t>
+      </w:r>
+      <w:r>
+        <w:rPr>
+          <w:rFonts w:ascii="Times New Roman" w:hAnsi="Times New Roman" w:cs="Times New Roman"/>
+          <w:sz w:val="28"/>
+          <w:szCs w:val="28"/>
+        </w:rPr>
+        <w:t xml:space="preserve"> на кнопку «Показать ответ» покажется текст с правильным ответом</w:t>
+      </w:r>
+    </w:p>
+    <w:p>
+      <w:r>
+        <w:rPr>
+          <w:noProof/>
+        </w:rPr>
+        <w:drawing>
+          <wp:inline distT="0" distB="0" distL="0" distR="0" wp14:anchorId="43D8C0EC" wp14:editId="122B931C">
+            <wp:extent cx="1622170" cy="3314700"/>
+            <wp:effectExtent l="0" t="0" r="0" b="0"/>
+            <wp:docPr id="62195228" name="Рисунок 1"/>
+            <wp:cNvGraphicFramePr>
+              <a:graphicFrameLocks xmlns:a="http://schemas.openxmlformats.org/drawingml/2006/main" noChangeAspect="1"/>
+            </wp:cNvGraphicFramePr>
+            <a:graphic xmlns:a="http://schemas.openxmlformats.org/drawingml/2006/main">
+              <a:graphicData uri="http://schemas.openxmlformats.org/drawingml/2006/picture">
+                <pic:pic xmlns:pic="http://schemas.openxmlformats.org/drawingml/2006/picture">
+                  <pic:nvPicPr>
+                    <pic:cNvPr id="62195228" name=""/>
+                    <pic:cNvPicPr/>
+                  </pic:nvPicPr>
+                  <pic:blipFill>
+                    <a:blip r:embed="rId26"/>
+                    <a:stretch>
+                      <a:fillRect/>
+                    </a:stretch>
+                  </pic:blipFill>
+                  <pic:spPr>
+                    <a:xfrm>
+                      <a:off x="0" y="0"/>
+                      <a:ext cx="1644408" cy="3360141"/>
+                    </a:xfrm>
+                    <a:prstGeom prst="rect">
+                      <a:avLst/>
+                    </a:prstGeom>
+                  </pic:spPr>
+                </pic:pic>
+              </a:graphicData>
+            </a:graphic>
+          </wp:inline>
+        </w:drawing>
+      </w:r>
+    </w:p>
+    <w:p>
+      <w:pPr>
+        <w:spacing w:after="0" w:line="360" w:lineRule="auto"/>
         <w:ind w:firstLine="709"/>
-        <w:rPr>
-          <w:rFonts w:ascii="Times New Roman" w:hAnsi="Times New Roman" w:cs="Times New Roman"/>
-          <w:b/>
-          <w:color w:val="000000" w:themeColor="text1"/>
-        </w:rPr>
-      </w:pPr>
+        <w:jc w:val="both"/>
+        <w:rPr>
+          <w:rFonts w:ascii="Times New Roman" w:hAnsi="Times New Roman" w:cs="Times New Roman"/>
+          <w:sz w:val="28"/>
+          <w:szCs w:val="28"/>
+        </w:rPr>
+      </w:pPr>
+      <w:r>
+        <w:rPr>
+          <w:rFonts w:ascii="Times New Roman" w:hAnsi="Times New Roman" w:cs="Times New Roman"/>
+          <w:sz w:val="28"/>
+          <w:szCs w:val="28"/>
+        </w:rPr>
+        <w:t>И когда пользователь узнал правильный ответ, нажав на кнопку «Да» или на кнопк</w:t>
+      </w:r>
+      <w:r>
+        <w:rPr>
+          <w:rFonts w:ascii="Times New Roman" w:hAnsi="Times New Roman" w:cs="Times New Roman"/>
+          <w:sz w:val="28"/>
+          <w:szCs w:val="28"/>
+        </w:rPr>
+        <w:t>у</w:t>
+      </w:r>
+      <w:r>
+        <w:rPr>
+          <w:rFonts w:ascii="Times New Roman" w:hAnsi="Times New Roman" w:cs="Times New Roman"/>
+          <w:sz w:val="28"/>
+          <w:szCs w:val="28"/>
+        </w:rPr>
+        <w:t xml:space="preserve"> «Нет», то всплывёт уведомление «Обманывать нельзя»</w:t>
+      </w:r>
+    </w:p>
+    <w:p>
+      <w:r>
+        <w:rPr>
+          <w:noProof/>
+        </w:rPr>
+        <w:drawing>
+          <wp:inline distT="0" distB="0" distL="0" distR="0" wp14:anchorId="255F58A0" wp14:editId="06898491">
+            <wp:extent cx="1629877" cy="3329940"/>
+            <wp:effectExtent l="0" t="0" r="8890" b="3810"/>
+            <wp:docPr id="1224352421" name="Рисунок 1"/>
+            <wp:cNvGraphicFramePr>
+              <a:graphicFrameLocks xmlns:a="http://schemas.openxmlformats.org/drawingml/2006/main" noChangeAspect="1"/>
+            </wp:cNvGraphicFramePr>
+            <a:graphic xmlns:a="http://schemas.openxmlformats.org/drawingml/2006/main">
+              <a:graphicData uri="http://schemas.openxmlformats.org/drawingml/2006/picture">
+                <pic:pic xmlns:pic="http://schemas.openxmlformats.org/drawingml/2006/picture">
+                  <pic:nvPicPr>
+                    <pic:cNvPr id="1224352421" name=""/>
+                    <pic:cNvPicPr/>
+                  </pic:nvPicPr>
+                  <pic:blipFill>
+                    <a:blip r:embed="rId27"/>
+                    <a:stretch>
+                      <a:fillRect/>
+                    </a:stretch>
+                  </pic:blipFill>
+                  <pic:spPr>
+                    <a:xfrm>
+                      <a:off x="0" y="0"/>
+                      <a:ext cx="1639080" cy="3348742"/>
+                    </a:xfrm>
+                    <a:prstGeom prst="rect">
+                      <a:avLst/>
+                    </a:prstGeom>
+                  </pic:spPr>
+                </pic:pic>
+              </a:graphicData>
+            </a:graphic>
+          </wp:inline>
+        </w:drawing>
+      </w:r>
+    </w:p>
+    <w:p/>
+    <w:p>
+      <w:pPr>
+        <w:suppressAutoHyphens w:val="0"/>
+      </w:pPr>
+      <w:r>
+        <w:br w:type="page"/>
+      </w:r>
+    </w:p>
+    <w:p>
+      <w:pPr>
+        <w:spacing w:after="0" w:line="360" w:lineRule="auto"/>
+        <w:ind w:firstLine="709"/>
+        <w:jc w:val="both"/>
+        <w:rPr>
+          <w:rFonts w:ascii="Times New Roman" w:hAnsi="Times New Roman" w:cs="Times New Roman"/>
+          <w:sz w:val="28"/>
+          <w:szCs w:val="28"/>
+        </w:rPr>
+      </w:pPr>
+      <w:r>
+        <w:rPr>
+          <w:rFonts w:ascii="Times New Roman" w:hAnsi="Times New Roman" w:cs="Times New Roman"/>
+          <w:sz w:val="28"/>
+          <w:szCs w:val="28"/>
+        </w:rPr>
+        <w:lastRenderedPageBreak/>
+        <w:t>Пользователь нажимает на кнопку «Далее» пока не появится вопрос, ответ на который был подсмотрен, снова не появится на экране</w:t>
+      </w:r>
+    </w:p>
+    <w:p>
+      <w:r>
+        <w:rPr>
+          <w:noProof/>
+        </w:rPr>
+        <w:drawing>
+          <wp:inline distT="0" distB="0" distL="0" distR="0" wp14:anchorId="1A8A6490" wp14:editId="42709B8D">
+            <wp:extent cx="1772242" cy="3665220"/>
+            <wp:effectExtent l="0" t="0" r="0" b="0"/>
+            <wp:docPr id="57761827" name="Рисунок 1"/>
+            <wp:cNvGraphicFramePr>
+              <a:graphicFrameLocks xmlns:a="http://schemas.openxmlformats.org/drawingml/2006/main" noChangeAspect="1"/>
+            </wp:cNvGraphicFramePr>
+            <a:graphic xmlns:a="http://schemas.openxmlformats.org/drawingml/2006/main">
+              <a:graphicData uri="http://schemas.openxmlformats.org/drawingml/2006/picture">
+                <pic:pic xmlns:pic="http://schemas.openxmlformats.org/drawingml/2006/picture">
+                  <pic:nvPicPr>
+                    <pic:cNvPr id="57761827" name=""/>
+                    <pic:cNvPicPr/>
+                  </pic:nvPicPr>
+                  <pic:blipFill>
+                    <a:blip r:embed="rId28"/>
+                    <a:stretch>
+                      <a:fillRect/>
+                    </a:stretch>
+                  </pic:blipFill>
+                  <pic:spPr>
+                    <a:xfrm>
+                      <a:off x="0" y="0"/>
+                      <a:ext cx="1777381" cy="3675848"/>
+                    </a:xfrm>
+                    <a:prstGeom prst="rect">
+                      <a:avLst/>
+                    </a:prstGeom>
+                  </pic:spPr>
+                </pic:pic>
+              </a:graphicData>
+            </a:graphic>
+          </wp:inline>
+        </w:drawing>
+      </w:r>
     </w:p>
     <w:p>
       <w:pPr>
@@ -4824,7 +5051,7 @@
           <w:color w:val="000000" w:themeColor="text1"/>
         </w:rPr>
       </w:pPr>
-      <w:bookmarkStart w:id="7" w:name="_Toc195102322"/>
+      <w:bookmarkStart w:id="6" w:name="_Toc195538316"/>
       <w:r>
         <w:rPr>
           <w:rFonts w:ascii="Times New Roman" w:hAnsi="Times New Roman" w:cs="Times New Roman"/>
@@ -4864,13 +5091,266 @@
         </w:rPr>
         <w:t>Design</w:t>
       </w:r>
+      <w:bookmarkEnd w:id="6"/>
+      <w:proofErr w:type="spellEnd"/>
+    </w:p>
+    <w:p>
+      <w:pPr>
+        <w:spacing w:after="0" w:line="360" w:lineRule="auto"/>
+        <w:ind w:firstLine="709"/>
+        <w:jc w:val="both"/>
+        <w:rPr>
+          <w:rFonts w:ascii="Times New Roman" w:hAnsi="Times New Roman" w:cs="Times New Roman"/>
+          <w:bCs/>
+          <w:color w:val="000000" w:themeColor="text1"/>
+          <w:sz w:val="28"/>
+          <w:szCs w:val="28"/>
+          <w:shd w:val="clear" w:color="auto" w:fill="FFFFFF"/>
+        </w:rPr>
+      </w:pPr>
+      <w:r>
+        <w:rPr>
+          <w:rFonts w:ascii="Times New Roman" w:hAnsi="Times New Roman" w:cs="Times New Roman"/>
+          <w:bCs/>
+          <w:color w:val="000000" w:themeColor="text1"/>
+          <w:sz w:val="28"/>
+          <w:szCs w:val="28"/>
+          <w:shd w:val="clear" w:color="auto" w:fill="FFFFFF"/>
+        </w:rPr>
+        <w:t>Создание нового проекта</w:t>
+      </w:r>
+    </w:p>
+    <w:p>
+      <w:pPr>
+        <w:rPr>
+          <w:rFonts w:ascii="Times New Roman" w:hAnsi="Times New Roman" w:cs="Times New Roman"/>
+          <w:b/>
+          <w:color w:val="000000" w:themeColor="text1"/>
+          <w:shd w:val="clear" w:color="auto" w:fill="FFFFFF"/>
+        </w:rPr>
+      </w:pPr>
+      <w:r>
+        <w:rPr>
+          <w:noProof/>
+        </w:rPr>
+        <w:drawing>
+          <wp:inline distT="0" distB="0" distL="0" distR="0" wp14:anchorId="3C1281A8" wp14:editId="249DB278">
+            <wp:extent cx="3733800" cy="2684750"/>
+            <wp:effectExtent l="0" t="0" r="0" b="1905"/>
+            <wp:docPr id="1542284042" name="Рисунок 1"/>
+            <wp:cNvGraphicFramePr>
+              <a:graphicFrameLocks xmlns:a="http://schemas.openxmlformats.org/drawingml/2006/main" noChangeAspect="1"/>
+            </wp:cNvGraphicFramePr>
+            <a:graphic xmlns:a="http://schemas.openxmlformats.org/drawingml/2006/main">
+              <a:graphicData uri="http://schemas.openxmlformats.org/drawingml/2006/picture">
+                <pic:pic xmlns:pic="http://schemas.openxmlformats.org/drawingml/2006/picture">
+                  <pic:nvPicPr>
+                    <pic:cNvPr id="1542284042" name=""/>
+                    <pic:cNvPicPr/>
+                  </pic:nvPicPr>
+                  <pic:blipFill>
+                    <a:blip r:embed="rId29"/>
+                    <a:stretch>
+                      <a:fillRect/>
+                    </a:stretch>
+                  </pic:blipFill>
+                  <pic:spPr>
+                    <a:xfrm>
+                      <a:off x="0" y="0"/>
+                      <a:ext cx="3746098" cy="2693593"/>
+                    </a:xfrm>
+                    <a:prstGeom prst="rect">
+                      <a:avLst/>
+                    </a:prstGeom>
+                  </pic:spPr>
+                </pic:pic>
+              </a:graphicData>
+            </a:graphic>
+          </wp:inline>
+        </w:drawing>
+      </w:r>
+    </w:p>
+    <w:p>
+      <w:pPr>
+        <w:spacing w:after="0" w:line="360" w:lineRule="auto"/>
+        <w:ind w:firstLine="709"/>
+        <w:jc w:val="both"/>
+        <w:rPr>
+          <w:rFonts w:ascii="Times New Roman" w:hAnsi="Times New Roman" w:cs="Times New Roman"/>
+          <w:color w:val="000000" w:themeColor="text1"/>
+          <w:shd w:val="clear" w:color="auto" w:fill="FFFFFF"/>
+        </w:rPr>
+      </w:pPr>
+      <w:r>
+        <w:rPr>
+          <w:rFonts w:ascii="Times New Roman" w:hAnsi="Times New Roman" w:cs="Times New Roman"/>
+          <w:color w:val="000000" w:themeColor="text1"/>
+          <w:sz w:val="28"/>
+          <w:szCs w:val="28"/>
+          <w:shd w:val="clear" w:color="auto" w:fill="FFFFFF"/>
+        </w:rPr>
+        <w:t>Здесь представлена форма для ввода названия книги</w:t>
+      </w:r>
+    </w:p>
+    <w:p>
+      <w:pPr>
+        <w:rPr>
+          <w:rFonts w:ascii="Times New Roman" w:hAnsi="Times New Roman" w:cs="Times New Roman"/>
+          <w:color w:val="000000" w:themeColor="text1"/>
+          <w:shd w:val="clear" w:color="auto" w:fill="FFFFFF"/>
+        </w:rPr>
+      </w:pPr>
+      <w:r>
+        <w:rPr>
+          <w:rFonts w:ascii="Times New Roman" w:hAnsi="Times New Roman" w:cs="Times New Roman"/>
+          <w:color w:val="000000" w:themeColor="text1"/>
+          <w:shd w:val="clear" w:color="auto" w:fill="FFFFFF"/>
+        </w:rPr>
+        <w:drawing>
+          <wp:inline distT="0" distB="0" distL="0" distR="0" wp14:anchorId="122ADE2D" wp14:editId="2910C42F">
+            <wp:extent cx="1923803" cy="4086576"/>
+            <wp:effectExtent l="0" t="0" r="635" b="0"/>
+            <wp:docPr id="11" name="Рисунок 11"/>
+            <wp:cNvGraphicFramePr>
+              <a:graphicFrameLocks xmlns:a="http://schemas.openxmlformats.org/drawingml/2006/main" noChangeAspect="1"/>
+            </wp:cNvGraphicFramePr>
+            <a:graphic xmlns:a="http://schemas.openxmlformats.org/drawingml/2006/main">
+              <a:graphicData uri="http://schemas.openxmlformats.org/drawingml/2006/picture">
+                <pic:pic xmlns:pic="http://schemas.openxmlformats.org/drawingml/2006/picture">
+                  <pic:nvPicPr>
+                    <pic:cNvPr id="1" name=""/>
+                    <pic:cNvPicPr/>
+                  </pic:nvPicPr>
+                  <pic:blipFill>
+                    <a:blip r:embed="rId30"/>
+                    <a:stretch>
+                      <a:fillRect/>
+                    </a:stretch>
+                  </pic:blipFill>
+                  <pic:spPr>
+                    <a:xfrm>
+                      <a:off x="0" y="0"/>
+                      <a:ext cx="1958656" cy="4160611"/>
+                    </a:xfrm>
+                    <a:prstGeom prst="rect">
+                      <a:avLst/>
+                    </a:prstGeom>
+                  </pic:spPr>
+                </pic:pic>
+              </a:graphicData>
+            </a:graphic>
+          </wp:inline>
+        </w:drawing>
+      </w:r>
+    </w:p>
+    <w:p>
+      <w:pPr>
+        <w:suppressAutoHyphens w:val="0"/>
+        <w:rPr>
+          <w:rFonts w:ascii="Times New Roman" w:hAnsi="Times New Roman" w:cs="Times New Roman"/>
+          <w:color w:val="000000" w:themeColor="text1"/>
+          <w:shd w:val="clear" w:color="auto" w:fill="FFFFFF"/>
+        </w:rPr>
+      </w:pPr>
+      <w:r>
+        <w:rPr>
+          <w:rFonts w:ascii="Times New Roman" w:hAnsi="Times New Roman" w:cs="Times New Roman"/>
+          <w:color w:val="000000" w:themeColor="text1"/>
+          <w:shd w:val="clear" w:color="auto" w:fill="FFFFFF"/>
+        </w:rPr>
+        <w:br w:type="page"/>
+      </w:r>
+    </w:p>
+    <w:p>
+      <w:pPr>
+        <w:spacing w:after="0" w:line="360" w:lineRule="auto"/>
+        <w:ind w:firstLine="709"/>
+        <w:jc w:val="both"/>
+        <w:rPr>
+          <w:rFonts w:ascii="Times New Roman" w:hAnsi="Times New Roman" w:cs="Times New Roman"/>
+          <w:color w:val="000000" w:themeColor="text1"/>
+          <w:sz w:val="28"/>
+          <w:szCs w:val="28"/>
+          <w:shd w:val="clear" w:color="auto" w:fill="FFFFFF"/>
+        </w:rPr>
+      </w:pPr>
+      <w:r>
+        <w:rPr>
+          <w:rFonts w:ascii="Times New Roman" w:hAnsi="Times New Roman" w:cs="Times New Roman"/>
+          <w:color w:val="000000" w:themeColor="text1"/>
+          <w:sz w:val="28"/>
+          <w:szCs w:val="28"/>
+          <w:shd w:val="clear" w:color="auto" w:fill="FFFFFF"/>
+        </w:rPr>
+        <w:lastRenderedPageBreak/>
+        <w:t xml:space="preserve">Для примера введу </w:t>
+      </w:r>
+      <w:bookmarkStart w:id="7" w:name="_GoBack"/>
       <w:bookmarkEnd w:id="7"/>
-      <w:proofErr w:type="spellEnd"/>
-    </w:p>
-    <w:p>
-      <w:pPr>
-        <w:pStyle w:val="1"/>
-        <w:ind w:firstLine="709"/>
+      <w:r>
+        <w:rPr>
+          <w:rFonts w:ascii="Times New Roman" w:hAnsi="Times New Roman" w:cs="Times New Roman"/>
+          <w:color w:val="000000" w:themeColor="text1"/>
+          <w:sz w:val="28"/>
+          <w:szCs w:val="28"/>
+          <w:shd w:val="clear" w:color="auto" w:fill="FFFFFF"/>
+        </w:rPr>
+        <w:t>что-нибудь</w:t>
+      </w:r>
+    </w:p>
+    <w:p>
+      <w:pPr>
+        <w:rPr>
+          <w:rFonts w:ascii="Times New Roman" w:hAnsi="Times New Roman" w:cs="Times New Roman"/>
+          <w:color w:val="000000" w:themeColor="text1"/>
+          <w:shd w:val="clear" w:color="auto" w:fill="FFFFFF"/>
+        </w:rPr>
+      </w:pPr>
+      <w:r>
+        <w:rPr>
+          <w:rFonts w:ascii="Times New Roman" w:hAnsi="Times New Roman" w:cs="Times New Roman"/>
+          <w:color w:val="000000" w:themeColor="text1"/>
+          <w:shd w:val="clear" w:color="auto" w:fill="FFFFFF"/>
+        </w:rPr>
+        <w:drawing>
+          <wp:inline distT="0" distB="0" distL="0" distR="0" wp14:anchorId="0A08F37D" wp14:editId="546B8D5E">
+            <wp:extent cx="1911927" cy="4076800"/>
+            <wp:effectExtent l="0" t="0" r="0" b="0"/>
+            <wp:docPr id="12" name="Рисунок 12"/>
+            <wp:cNvGraphicFramePr>
+              <a:graphicFrameLocks xmlns:a="http://schemas.openxmlformats.org/drawingml/2006/main" noChangeAspect="1"/>
+            </wp:cNvGraphicFramePr>
+            <a:graphic xmlns:a="http://schemas.openxmlformats.org/drawingml/2006/main">
+              <a:graphicData uri="http://schemas.openxmlformats.org/drawingml/2006/picture">
+                <pic:pic xmlns:pic="http://schemas.openxmlformats.org/drawingml/2006/picture">
+                  <pic:nvPicPr>
+                    <pic:cNvPr id="1" name=""/>
+                    <pic:cNvPicPr/>
+                  </pic:nvPicPr>
+                  <pic:blipFill>
+                    <a:blip r:embed="rId31"/>
+                    <a:stretch>
+                      <a:fillRect/>
+                    </a:stretch>
+                  </pic:blipFill>
+                  <pic:spPr>
+                    <a:xfrm>
+                      <a:off x="0" y="0"/>
+                      <a:ext cx="1920399" cy="4094864"/>
+                    </a:xfrm>
+                    <a:prstGeom prst="rect">
+                      <a:avLst/>
+                    </a:prstGeom>
+                  </pic:spPr>
+                </pic:pic>
+              </a:graphicData>
+            </a:graphic>
+          </wp:inline>
+        </w:drawing>
+      </w:r>
+    </w:p>
+    <w:p>
+      <w:pPr>
         <w:rPr>
           <w:rFonts w:ascii="Times New Roman" w:hAnsi="Times New Roman" w:cs="Times New Roman"/>
           <w:b/>
@@ -4944,7 +5424,7 @@
           <w:color w:val="000000" w:themeColor="text1"/>
         </w:rPr>
       </w:pPr>
-      <w:bookmarkStart w:id="8" w:name="_Toc195102323"/>
+      <w:bookmarkStart w:id="8" w:name="_Toc195538317"/>
       <w:r>
         <w:rPr>
           <w:rFonts w:ascii="Times New Roman" w:hAnsi="Times New Roman" w:cs="Times New Roman"/>
@@ -5028,7 +5508,7 @@
           <w:color w:val="000000" w:themeColor="text1"/>
         </w:rPr>
       </w:pPr>
-      <w:bookmarkStart w:id="9" w:name="_Toc195102324"/>
+      <w:bookmarkStart w:id="9" w:name="_Toc195538318"/>
       <w:r>
         <w:rPr>
           <w:rFonts w:ascii="Times New Roman" w:hAnsi="Times New Roman" w:cs="Times New Roman"/>
@@ -5123,7 +5603,7 @@
           <w:color w:val="000000" w:themeColor="text1"/>
         </w:rPr>
       </w:pPr>
-      <w:bookmarkStart w:id="10" w:name="_Toc195102325"/>
+      <w:bookmarkStart w:id="10" w:name="_Toc195538319"/>
       <w:r>
         <w:rPr>
           <w:rFonts w:ascii="Times New Roman" w:hAnsi="Times New Roman" w:cs="Times New Roman"/>
@@ -5207,7 +5687,7 @@
           <w:color w:val="000000" w:themeColor="text1"/>
         </w:rPr>
       </w:pPr>
-      <w:bookmarkStart w:id="11" w:name="_Toc195102326"/>
+      <w:bookmarkStart w:id="11" w:name="_Toc195538320"/>
       <w:r>
         <w:rPr>
           <w:rFonts w:ascii="Times New Roman" w:hAnsi="Times New Roman" w:cs="Times New Roman"/>
@@ -5302,7 +5782,7 @@
           <w:color w:val="000000" w:themeColor="text1"/>
         </w:rPr>
       </w:pPr>
-      <w:bookmarkStart w:id="12" w:name="_Toc195102327"/>
+      <w:bookmarkStart w:id="12" w:name="_Toc195538321"/>
       <w:r>
         <w:rPr>
           <w:rFonts w:ascii="Times New Roman" w:hAnsi="Times New Roman" w:cs="Times New Roman"/>
@@ -5399,7 +5879,7 @@
           <w:color w:val="000000" w:themeColor="text1"/>
         </w:rPr>
       </w:pPr>
-      <w:bookmarkStart w:id="13" w:name="_Toc195102328"/>
+      <w:bookmarkStart w:id="13" w:name="_Toc195538322"/>
       <w:r>
         <w:rPr>
           <w:rFonts w:ascii="Times New Roman" w:hAnsi="Times New Roman" w:cs="Times New Roman"/>
@@ -5480,7 +5960,7 @@
           <w:color w:val="000000" w:themeColor="text1"/>
         </w:rPr>
       </w:pPr>
-      <w:bookmarkStart w:id="14" w:name="_Toc195102329"/>
+      <w:bookmarkStart w:id="14" w:name="_Toc195538323"/>
       <w:r>
         <w:rPr>
           <w:rFonts w:ascii="Times New Roman" w:hAnsi="Times New Roman" w:cs="Times New Roman"/>
@@ -5564,7 +6044,7 @@
           <w:color w:val="000000" w:themeColor="text1"/>
         </w:rPr>
       </w:pPr>
-      <w:bookmarkStart w:id="15" w:name="_Toc195102330"/>
+      <w:bookmarkStart w:id="15" w:name="_Toc195538324"/>
       <w:r>
         <w:rPr>
           <w:rFonts w:ascii="Times New Roman" w:hAnsi="Times New Roman" w:cs="Times New Roman"/>
@@ -5637,7 +6117,7 @@
           <w:color w:val="000000" w:themeColor="text1"/>
         </w:rPr>
       </w:pPr>
-      <w:bookmarkStart w:id="16" w:name="_Toc195102331"/>
+      <w:bookmarkStart w:id="16" w:name="_Toc195538325"/>
       <w:r>
         <w:rPr>
           <w:rFonts w:ascii="Times New Roman" w:hAnsi="Times New Roman" w:cs="Times New Roman"/>
@@ -5676,7 +6156,7 @@
       </w:pPr>
     </w:p>
     <w:sectPr>
-      <w:footerReference w:type="default" r:id="rId24"/>
+      <w:footerReference w:type="default" r:id="rId32"/>
       <w:pgSz w:w="11906" w:h="16838"/>
       <w:pgMar w:top="1134" w:right="850" w:bottom="1134" w:left="1701" w:header="708" w:footer="708" w:gutter="0"/>
       <w:cols w:space="708"/>
@@ -7400,6 +7880,30 @@
       <w:szCs w:val="20"/>
     </w:rPr>
   </w:style>
+  <w:style w:type="character" w:styleId="af">
+    <w:name w:val="Unresolved Mention"/>
+    <w:basedOn w:val="a0"/>
+    <w:uiPriority w:val="99"/>
+    <w:semiHidden/>
+    <w:unhideWhenUsed/>
+    <w:rsid w:val="00991E10"/>
+    <w:rPr>
+      <w:color w:val="605E5C"/>
+      <w:shd w:val="clear" w:color="auto" w:fill="E1DFDD"/>
+    </w:rPr>
+  </w:style>
+  <w:style w:type="character" w:styleId="af0">
+    <w:name w:val="FollowedHyperlink"/>
+    <w:basedOn w:val="a0"/>
+    <w:uiPriority w:val="99"/>
+    <w:semiHidden/>
+    <w:unhideWhenUsed/>
+    <w:rsid w:val="00991E10"/>
+    <w:rPr>
+      <w:color w:val="954F72" w:themeColor="followedHyperlink"/>
+      <w:u w:val="single"/>
+    </w:rPr>
+  </w:style>
 </w:styles>
 </file>
 
@@ -7703,7 +8207,7 @@
 </file>
 
 <file path=customXml/itemProps1.xml><?xml version="1.0" encoding="utf-8"?>
-<ds:datastoreItem xmlns:ds="http://schemas.openxmlformats.org/officeDocument/2006/customXml" ds:itemID="{C965A4B6-2B12-4605-B69D-FA949F6C01CB}">
+<ds:datastoreItem xmlns:ds="http://schemas.openxmlformats.org/officeDocument/2006/customXml" ds:itemID="{7AEBC5B4-BA2C-4E69-A608-90689BE7AD5E}">
   <ds:schemaRefs>
     <ds:schemaRef ds:uri="http://schemas.openxmlformats.org/officeDocument/2006/bibliography"/>
   </ds:schemaRefs>

--- a/Отчёт по УП 05.01 Слизов.docx
+++ b/Отчёт по УП 05.01 Слизов.docx
@@ -4799,7 +4799,6 @@
           <w:rFonts w:ascii="Times New Roman" w:hAnsi="Times New Roman" w:cs="Times New Roman"/>
           <w:sz w:val="28"/>
           <w:szCs w:val="28"/>
-          <w:lang w:val="en-US"/>
         </w:rPr>
       </w:pPr>
       <w:r>
@@ -5203,6 +5202,7 @@
       <w:r>
         <w:rPr>
           <w:rFonts w:ascii="Times New Roman" w:hAnsi="Times New Roman" w:cs="Times New Roman"/>
+          <w:noProof/>
           <w:color w:val="000000" w:themeColor="text1"/>
           <w:shd w:val="clear" w:color="auto" w:fill="FFFFFF"/>
         </w:rPr>
@@ -5283,32 +5283,21 @@
           <w:shd w:val="clear" w:color="auto" w:fill="FFFFFF"/>
         </w:rPr>
         <w:lastRenderedPageBreak/>
-        <w:t xml:space="preserve">Для примера введу </w:t>
-      </w:r>
-      <w:bookmarkStart w:id="7" w:name="_GoBack"/>
-      <w:bookmarkEnd w:id="7"/>
-      <w:r>
-        <w:rPr>
-          <w:rFonts w:ascii="Times New Roman" w:hAnsi="Times New Roman" w:cs="Times New Roman"/>
-          <w:color w:val="000000" w:themeColor="text1"/>
-          <w:sz w:val="28"/>
-          <w:szCs w:val="28"/>
+        <w:t>Для примера введу что-нибудь</w:t>
+      </w:r>
+    </w:p>
+    <w:p>
+      <w:pPr>
+        <w:rPr>
+          <w:rFonts w:ascii="Times New Roman" w:hAnsi="Times New Roman" w:cs="Times New Roman"/>
+          <w:color w:val="000000" w:themeColor="text1"/>
           <w:shd w:val="clear" w:color="auto" w:fill="FFFFFF"/>
         </w:rPr>
-        <w:t>что-нибудь</w:t>
-      </w:r>
-    </w:p>
-    <w:p>
-      <w:pPr>
-        <w:rPr>
-          <w:rFonts w:ascii="Times New Roman" w:hAnsi="Times New Roman" w:cs="Times New Roman"/>
-          <w:color w:val="000000" w:themeColor="text1"/>
-          <w:shd w:val="clear" w:color="auto" w:fill="FFFFFF"/>
-        </w:rPr>
-      </w:pPr>
-      <w:r>
-        <w:rPr>
-          <w:rFonts w:ascii="Times New Roman" w:hAnsi="Times New Roman" w:cs="Times New Roman"/>
+      </w:pPr>
+      <w:r>
+        <w:rPr>
+          <w:rFonts w:ascii="Times New Roman" w:hAnsi="Times New Roman" w:cs="Times New Roman"/>
+          <w:noProof/>
           <w:color w:val="000000" w:themeColor="text1"/>
           <w:shd w:val="clear" w:color="auto" w:fill="FFFFFF"/>
         </w:rPr>
@@ -5424,7 +5413,7 @@
           <w:color w:val="000000" w:themeColor="text1"/>
         </w:rPr>
       </w:pPr>
-      <w:bookmarkStart w:id="8" w:name="_Toc195538317"/>
+      <w:bookmarkStart w:id="7" w:name="_Toc195538317"/>
       <w:r>
         <w:rPr>
           <w:rFonts w:ascii="Times New Roman" w:hAnsi="Times New Roman" w:cs="Times New Roman"/>
@@ -5434,18 +5423,166 @@
         <w:lastRenderedPageBreak/>
         <w:t>Тема 8. Работа со списочными элементами интерфейса</w:t>
       </w:r>
+      <w:bookmarkEnd w:id="7"/>
+    </w:p>
+    <w:p>
+      <w:pPr>
+        <w:spacing w:after="0" w:line="360" w:lineRule="auto"/>
+        <w:ind w:firstLine="709"/>
+        <w:jc w:val="both"/>
+        <w:rPr>
+          <w:rFonts w:ascii="Times New Roman" w:hAnsi="Times New Roman" w:cs="Times New Roman"/>
+          <w:sz w:val="28"/>
+          <w:szCs w:val="28"/>
+        </w:rPr>
+      </w:pPr>
+      <w:r>
+        <w:rPr>
+          <w:rFonts w:ascii="Times New Roman" w:hAnsi="Times New Roman" w:cs="Times New Roman"/>
+          <w:sz w:val="28"/>
+          <w:szCs w:val="28"/>
+        </w:rPr>
+        <w:t>Здесь буд</w:t>
+      </w:r>
+      <w:r>
+        <w:rPr>
+          <w:rFonts w:ascii="Times New Roman" w:hAnsi="Times New Roman" w:cs="Times New Roman"/>
+          <w:sz w:val="28"/>
+          <w:szCs w:val="28"/>
+        </w:rPr>
+        <w:t>ет хранение даты и статуса</w:t>
+      </w:r>
+    </w:p>
+    <w:p>
+      <w:pPr>
+        <w:rPr>
+          <w:rFonts w:ascii="Times New Roman" w:hAnsi="Times New Roman" w:cs="Times New Roman"/>
+          <w:b/>
+          <w:color w:val="000000" w:themeColor="text1"/>
+        </w:rPr>
+      </w:pPr>
+      <w:r>
+        <w:rPr>
+          <w:rFonts w:ascii="Times New Roman" w:hAnsi="Times New Roman" w:cs="Times New Roman"/>
+          <w:b/>
+          <w:color w:val="000000" w:themeColor="text1"/>
+        </w:rPr>
+        <w:drawing>
+          <wp:inline distT="0" distB="0" distL="0" distR="0" wp14:anchorId="5B448366" wp14:editId="000375D2">
+            <wp:extent cx="4113199" cy="1911927"/>
+            <wp:effectExtent l="0" t="0" r="1905" b="0"/>
+            <wp:docPr id="14" name="Рисунок 14"/>
+            <wp:cNvGraphicFramePr>
+              <a:graphicFrameLocks xmlns:a="http://schemas.openxmlformats.org/drawingml/2006/main" noChangeAspect="1"/>
+            </wp:cNvGraphicFramePr>
+            <a:graphic xmlns:a="http://schemas.openxmlformats.org/drawingml/2006/main">
+              <a:graphicData uri="http://schemas.openxmlformats.org/drawingml/2006/picture">
+                <pic:pic xmlns:pic="http://schemas.openxmlformats.org/drawingml/2006/picture">
+                  <pic:nvPicPr>
+                    <pic:cNvPr id="1" name=""/>
+                    <pic:cNvPicPr/>
+                  </pic:nvPicPr>
+                  <pic:blipFill>
+                    <a:blip r:embed="rId32"/>
+                    <a:stretch>
+                      <a:fillRect/>
+                    </a:stretch>
+                  </pic:blipFill>
+                  <pic:spPr>
+                    <a:xfrm>
+                      <a:off x="0" y="0"/>
+                      <a:ext cx="4131861" cy="1920602"/>
+                    </a:xfrm>
+                    <a:prstGeom prst="rect">
+                      <a:avLst/>
+                    </a:prstGeom>
+                  </pic:spPr>
+                </pic:pic>
+              </a:graphicData>
+            </a:graphic>
+          </wp:inline>
+        </w:drawing>
+      </w:r>
+    </w:p>
+    <w:p>
+      <w:pPr>
+        <w:spacing w:after="0" w:line="360" w:lineRule="auto"/>
+        <w:ind w:firstLine="709"/>
+        <w:jc w:val="both"/>
+        <w:rPr>
+          <w:rFonts w:ascii="Times New Roman" w:hAnsi="Times New Roman" w:cs="Times New Roman"/>
+          <w:color w:val="000000" w:themeColor="text1"/>
+        </w:rPr>
+      </w:pPr>
+      <w:proofErr w:type="spellStart"/>
+      <w:r>
+        <w:rPr>
+          <w:rFonts w:ascii="Times New Roman" w:hAnsi="Times New Roman" w:cs="Times New Roman"/>
+          <w:color w:val="000000" w:themeColor="text1"/>
+        </w:rPr>
+        <w:t>Чекбокс</w:t>
+      </w:r>
+      <w:proofErr w:type="spellEnd"/>
+      <w:r>
+        <w:rPr>
+          <w:rFonts w:ascii="Times New Roman" w:hAnsi="Times New Roman" w:cs="Times New Roman"/>
+          <w:color w:val="000000" w:themeColor="text1"/>
+        </w:rPr>
+        <w:t xml:space="preserve"> работает</w:t>
+      </w:r>
+    </w:p>
+    <w:p>
+      <w:pPr>
+        <w:rPr>
+          <w:rFonts w:ascii="Times New Roman" w:hAnsi="Times New Roman" w:cs="Times New Roman"/>
+          <w:b/>
+          <w:color w:val="000000" w:themeColor="text1"/>
+        </w:rPr>
+      </w:pPr>
+      <w:bookmarkStart w:id="8" w:name="_GoBack"/>
+      <w:r>
+        <w:rPr>
+          <w:rFonts w:ascii="Times New Roman" w:hAnsi="Times New Roman" w:cs="Times New Roman"/>
+          <w:b/>
+          <w:color w:val="000000" w:themeColor="text1"/>
+        </w:rPr>
+        <w:drawing>
+          <wp:inline distT="0" distB="0" distL="0" distR="0" wp14:anchorId="74EFA1A7" wp14:editId="25468099">
+            <wp:extent cx="2756453" cy="5664530"/>
+            <wp:effectExtent l="0" t="0" r="6350" b="0"/>
+            <wp:docPr id="16" name="Рисунок 16"/>
+            <wp:cNvGraphicFramePr>
+              <a:graphicFrameLocks xmlns:a="http://schemas.openxmlformats.org/drawingml/2006/main" noChangeAspect="1"/>
+            </wp:cNvGraphicFramePr>
+            <a:graphic xmlns:a="http://schemas.openxmlformats.org/drawingml/2006/main">
+              <a:graphicData uri="http://schemas.openxmlformats.org/drawingml/2006/picture">
+                <pic:pic xmlns:pic="http://schemas.openxmlformats.org/drawingml/2006/picture">
+                  <pic:nvPicPr>
+                    <pic:cNvPr id="1" name=""/>
+                    <pic:cNvPicPr/>
+                  </pic:nvPicPr>
+                  <pic:blipFill>
+                    <a:blip r:embed="rId33"/>
+                    <a:stretch>
+                      <a:fillRect/>
+                    </a:stretch>
+                  </pic:blipFill>
+                  <pic:spPr>
+                    <a:xfrm>
+                      <a:off x="0" y="0"/>
+                      <a:ext cx="2769181" cy="5690685"/>
+                    </a:xfrm>
+                    <a:prstGeom prst="rect">
+                      <a:avLst/>
+                    </a:prstGeom>
+                  </pic:spPr>
+                </pic:pic>
+              </a:graphicData>
+            </a:graphic>
+          </wp:inline>
+        </w:drawing>
+      </w:r>
       <w:bookmarkEnd w:id="8"/>
-    </w:p>
-    <w:p>
-      <w:pPr>
-        <w:pStyle w:val="1"/>
-        <w:ind w:firstLine="709"/>
-        <w:rPr>
-          <w:rFonts w:ascii="Times New Roman" w:hAnsi="Times New Roman" w:cs="Times New Roman"/>
-          <w:b/>
-          <w:color w:val="000000" w:themeColor="text1"/>
-        </w:rPr>
-      </w:pPr>
     </w:p>
     <w:p>
       <w:pPr>
@@ -6156,7 +6293,7 @@
       </w:pPr>
     </w:p>
     <w:sectPr>
-      <w:footerReference w:type="default" r:id="rId32"/>
+      <w:footerReference w:type="default" r:id="rId34"/>
       <w:pgSz w:w="11906" w:h="16838"/>
       <w:pgMar w:top="1134" w:right="850" w:bottom="1134" w:left="1701" w:header="708" w:footer="708" w:gutter="0"/>
       <w:cols w:space="708"/>
@@ -8207,7 +8344,7 @@
 </file>
 
 <file path=customXml/itemProps1.xml><?xml version="1.0" encoding="utf-8"?>
-<ds:datastoreItem xmlns:ds="http://schemas.openxmlformats.org/officeDocument/2006/customXml" ds:itemID="{7AEBC5B4-BA2C-4E69-A608-90689BE7AD5E}">
+<ds:datastoreItem xmlns:ds="http://schemas.openxmlformats.org/officeDocument/2006/customXml" ds:itemID="{781958FE-7E02-4ABD-9A23-26F35FE5DBC8}">
   <ds:schemaRefs>
     <ds:schemaRef ds:uri="http://schemas.openxmlformats.org/officeDocument/2006/bibliography"/>
   </ds:schemaRefs>

--- a/Отчёт по УП 05.01 Слизов.docx
+++ b/Отчёт по УП 05.01 Слизов.docx
@@ -526,7 +526,29 @@
                 <w:szCs w:val="28"/>
                 <w:lang w:eastAsia="ru-RU"/>
               </w:rPr>
-              <w:t xml:space="preserve">     Слизов Д.В.</w:t>
+              <w:t xml:space="preserve">     </w:t>
+            </w:r>
+            <w:proofErr w:type="spellStart"/>
+            <w:r>
+              <w:rPr>
+                <w:rFonts w:ascii="Times New Roman" w:eastAsia="Times New Roman" w:hAnsi="Times New Roman" w:cs="Times New Roman"/>
+                <w:color w:val="000000" w:themeColor="text1"/>
+                <w:sz w:val="28"/>
+                <w:szCs w:val="28"/>
+                <w:lang w:eastAsia="ru-RU"/>
+              </w:rPr>
+              <w:t>Слизов</w:t>
+            </w:r>
+            <w:proofErr w:type="spellEnd"/>
+            <w:r>
+              <w:rPr>
+                <w:rFonts w:ascii="Times New Roman" w:eastAsia="Times New Roman" w:hAnsi="Times New Roman" w:cs="Times New Roman"/>
+                <w:color w:val="000000" w:themeColor="text1"/>
+                <w:sz w:val="28"/>
+                <w:szCs w:val="28"/>
+                <w:lang w:eastAsia="ru-RU"/>
+              </w:rPr>
+              <w:t xml:space="preserve"> Д.В.</w:t>
             </w:r>
           </w:p>
           <w:p>
@@ -1061,11 +1083,7 @@
             <w:rPr>
               <w:rFonts w:eastAsiaTheme="minorEastAsia"/>
               <w:noProof/>
-              <w:kern w:val="2"/>
-              <w:sz w:val="24"/>
-              <w:szCs w:val="24"/>
               <w:lang w:eastAsia="ru-RU"/>
-              <w14:ligatures w14:val="standardContextual"/>
             </w:rPr>
           </w:pPr>
           <w:r>
@@ -1086,7 +1104,7 @@
             </w:rPr>
             <w:fldChar w:fldCharType="separate"/>
           </w:r>
-          <w:hyperlink w:anchor="_Toc195102316" w:history="1">
+          <w:hyperlink w:anchor="_Toc195538310" w:history="1">
             <w:r>
               <w:rPr>
                 <w:rStyle w:val="a7"/>
@@ -1114,7 +1132,7 @@
                 <w:noProof/>
                 <w:webHidden/>
               </w:rPr>
-              <w:instrText xml:space="preserve"> PAGEREF _Toc195102316 \h </w:instrText>
+              <w:instrText xml:space="preserve"> PAGEREF _Toc195538310 \h </w:instrText>
             </w:r>
             <w:r>
               <w:rPr>
@@ -1154,14 +1172,10 @@
             <w:rPr>
               <w:rFonts w:eastAsiaTheme="minorEastAsia"/>
               <w:noProof/>
-              <w:kern w:val="2"/>
-              <w:sz w:val="24"/>
-              <w:szCs w:val="24"/>
               <w:lang w:eastAsia="ru-RU"/>
-              <w14:ligatures w14:val="standardContextual"/>
             </w:rPr>
           </w:pPr>
-          <w:hyperlink w:anchor="_Toc195102317" w:history="1">
+          <w:hyperlink w:anchor="_Toc195538311" w:history="1">
             <w:r>
               <w:rPr>
                 <w:rStyle w:val="a7"/>
@@ -1189,7 +1203,7 @@
                 <w:noProof/>
                 <w:webHidden/>
               </w:rPr>
-              <w:instrText xml:space="preserve"> PAGEREF _Toc195102317 \h </w:instrText>
+              <w:instrText xml:space="preserve"> PAGEREF _Toc195538311 \h </w:instrText>
             </w:r>
             <w:r>
               <w:rPr>
@@ -1229,14 +1243,10 @@
             <w:rPr>
               <w:rFonts w:eastAsiaTheme="minorEastAsia"/>
               <w:noProof/>
-              <w:kern w:val="2"/>
-              <w:sz w:val="24"/>
-              <w:szCs w:val="24"/>
               <w:lang w:eastAsia="ru-RU"/>
-              <w14:ligatures w14:val="standardContextual"/>
             </w:rPr>
           </w:pPr>
-          <w:hyperlink w:anchor="_Toc195102318" w:history="1">
+          <w:hyperlink w:anchor="_Toc195538312" w:history="1">
             <w:r>
               <w:rPr>
                 <w:rStyle w:val="a7"/>
@@ -1264,7 +1274,7 @@
                 <w:noProof/>
                 <w:webHidden/>
               </w:rPr>
-              <w:instrText xml:space="preserve"> PAGEREF _Toc195102318 \h </w:instrText>
+              <w:instrText xml:space="preserve"> PAGEREF _Toc195538312 \h </w:instrText>
             </w:r>
             <w:r>
               <w:rPr>
@@ -1304,14 +1314,10 @@
             <w:rPr>
               <w:rFonts w:eastAsiaTheme="minorEastAsia"/>
               <w:noProof/>
-              <w:kern w:val="2"/>
-              <w:sz w:val="24"/>
-              <w:szCs w:val="24"/>
               <w:lang w:eastAsia="ru-RU"/>
-              <w14:ligatures w14:val="standardContextual"/>
             </w:rPr>
           </w:pPr>
-          <w:hyperlink w:anchor="_Toc195102319" w:history="1">
+          <w:hyperlink w:anchor="_Toc195538313" w:history="1">
             <w:r>
               <w:rPr>
                 <w:rStyle w:val="a7"/>
@@ -1339,7 +1345,7 @@
                 <w:noProof/>
                 <w:webHidden/>
               </w:rPr>
-              <w:instrText xml:space="preserve"> PAGEREF _Toc195102319 \h </w:instrText>
+              <w:instrText xml:space="preserve"> PAGEREF _Toc195538313 \h </w:instrText>
             </w:r>
             <w:r>
               <w:rPr>
@@ -1379,14 +1385,10 @@
             <w:rPr>
               <w:rFonts w:eastAsiaTheme="minorEastAsia"/>
               <w:noProof/>
-              <w:kern w:val="2"/>
-              <w:sz w:val="24"/>
-              <w:szCs w:val="24"/>
               <w:lang w:eastAsia="ru-RU"/>
-              <w14:ligatures w14:val="standardContextual"/>
             </w:rPr>
           </w:pPr>
-          <w:hyperlink w:anchor="_Toc195102320" w:history="1">
+          <w:hyperlink w:anchor="_Toc195538314" w:history="1">
             <w:r>
               <w:rPr>
                 <w:rStyle w:val="a7"/>
@@ -1414,7 +1416,7 @@
                 <w:noProof/>
                 <w:webHidden/>
               </w:rPr>
-              <w:instrText xml:space="preserve"> PAGEREF _Toc195102320 \h </w:instrText>
+              <w:instrText xml:space="preserve"> PAGEREF _Toc195538314 \h </w:instrText>
             </w:r>
             <w:r>
               <w:rPr>
@@ -1454,14 +1456,10 @@
             <w:rPr>
               <w:rFonts w:eastAsiaTheme="minorEastAsia"/>
               <w:noProof/>
-              <w:kern w:val="2"/>
-              <w:sz w:val="24"/>
-              <w:szCs w:val="24"/>
               <w:lang w:eastAsia="ru-RU"/>
-              <w14:ligatures w14:val="standardContextual"/>
             </w:rPr>
           </w:pPr>
-          <w:hyperlink w:anchor="_Toc195102321" w:history="1">
+          <w:hyperlink w:anchor="_Toc195538315" w:history="1">
             <w:r>
               <w:rPr>
                 <w:rStyle w:val="a7"/>
@@ -1489,7 +1487,7 @@
                 <w:noProof/>
                 <w:webHidden/>
               </w:rPr>
-              <w:instrText xml:space="preserve"> PAGEREF _Toc195102321 \h </w:instrText>
+              <w:instrText xml:space="preserve"> PAGEREF _Toc195538315 \h </w:instrText>
             </w:r>
             <w:r>
               <w:rPr>
@@ -1529,14 +1527,10 @@
             <w:rPr>
               <w:rFonts w:eastAsiaTheme="minorEastAsia"/>
               <w:noProof/>
-              <w:kern w:val="2"/>
-              <w:sz w:val="24"/>
-              <w:szCs w:val="24"/>
               <w:lang w:eastAsia="ru-RU"/>
-              <w14:ligatures w14:val="standardContextual"/>
             </w:rPr>
           </w:pPr>
-          <w:hyperlink w:anchor="_Toc195102322" w:history="1">
+          <w:hyperlink w:anchor="_Toc195538316" w:history="1">
             <w:r>
               <w:rPr>
                 <w:rStyle w:val="a7"/>
@@ -1573,7 +1567,7 @@
                 <w:noProof/>
                 <w:webHidden/>
               </w:rPr>
-              <w:instrText xml:space="preserve"> PAGEREF _Toc195102322 \h </w:instrText>
+              <w:instrText xml:space="preserve"> PAGEREF _Toc195538316 \h </w:instrText>
             </w:r>
             <w:r>
               <w:rPr>
@@ -1593,7 +1587,7 @@
                 <w:noProof/>
                 <w:webHidden/>
               </w:rPr>
-              <w:t>14</w:t>
+              <w:t>16</w:t>
             </w:r>
             <w:r>
               <w:rPr>
@@ -1613,14 +1607,10 @@
             <w:rPr>
               <w:rFonts w:eastAsiaTheme="minorEastAsia"/>
               <w:noProof/>
-              <w:kern w:val="2"/>
-              <w:sz w:val="24"/>
-              <w:szCs w:val="24"/>
               <w:lang w:eastAsia="ru-RU"/>
-              <w14:ligatures w14:val="standardContextual"/>
             </w:rPr>
           </w:pPr>
-          <w:hyperlink w:anchor="_Toc195102323" w:history="1">
+          <w:hyperlink w:anchor="_Toc195538317" w:history="1">
             <w:r>
               <w:rPr>
                 <w:rStyle w:val="a7"/>
@@ -1648,7 +1638,7 @@
                 <w:noProof/>
                 <w:webHidden/>
               </w:rPr>
-              <w:instrText xml:space="preserve"> PAGEREF _Toc195102323 \h </w:instrText>
+              <w:instrText xml:space="preserve"> PAGEREF _Toc195538317 \h </w:instrText>
             </w:r>
             <w:r>
               <w:rPr>
@@ -1668,7 +1658,7 @@
                 <w:noProof/>
                 <w:webHidden/>
               </w:rPr>
-              <w:t>15</w:t>
+              <w:t>18</w:t>
             </w:r>
             <w:r>
               <w:rPr>
@@ -1688,14 +1678,10 @@
             <w:rPr>
               <w:rFonts w:eastAsiaTheme="minorEastAsia"/>
               <w:noProof/>
-              <w:kern w:val="2"/>
-              <w:sz w:val="24"/>
-              <w:szCs w:val="24"/>
               <w:lang w:eastAsia="ru-RU"/>
-              <w14:ligatures w14:val="standardContextual"/>
             </w:rPr>
           </w:pPr>
-          <w:hyperlink w:anchor="_Toc195102324" w:history="1">
+          <w:hyperlink w:anchor="_Toc195538318" w:history="1">
             <w:r>
               <w:rPr>
                 <w:rStyle w:val="a7"/>
@@ -1723,7 +1709,7 @@
                 <w:noProof/>
                 <w:webHidden/>
               </w:rPr>
-              <w:instrText xml:space="preserve"> PAGEREF _Toc195102324 \h </w:instrText>
+              <w:instrText xml:space="preserve"> PAGEREF _Toc195538318 \h </w:instrText>
             </w:r>
             <w:r>
               <w:rPr>
@@ -1743,7 +1729,7 @@
                 <w:noProof/>
                 <w:webHidden/>
               </w:rPr>
-              <w:t>16</w:t>
+              <w:t>19</w:t>
             </w:r>
             <w:r>
               <w:rPr>
@@ -1763,14 +1749,10 @@
             <w:rPr>
               <w:rFonts w:eastAsiaTheme="minorEastAsia"/>
               <w:noProof/>
-              <w:kern w:val="2"/>
-              <w:sz w:val="24"/>
-              <w:szCs w:val="24"/>
               <w:lang w:eastAsia="ru-RU"/>
-              <w14:ligatures w14:val="standardContextual"/>
             </w:rPr>
           </w:pPr>
-          <w:hyperlink w:anchor="_Toc195102325" w:history="1">
+          <w:hyperlink w:anchor="_Toc195538319" w:history="1">
             <w:r>
               <w:rPr>
                 <w:rStyle w:val="a7"/>
@@ -1798,7 +1780,7 @@
                 <w:noProof/>
                 <w:webHidden/>
               </w:rPr>
-              <w:instrText xml:space="preserve"> PAGEREF _Toc195102325 \h </w:instrText>
+              <w:instrText xml:space="preserve"> PAGEREF _Toc195538319 \h </w:instrText>
             </w:r>
             <w:r>
               <w:rPr>
@@ -1818,7 +1800,7 @@
                 <w:noProof/>
                 <w:webHidden/>
               </w:rPr>
-              <w:t>17</w:t>
+              <w:t>20</w:t>
             </w:r>
             <w:r>
               <w:rPr>
@@ -1838,14 +1820,10 @@
             <w:rPr>
               <w:rFonts w:eastAsiaTheme="minorEastAsia"/>
               <w:noProof/>
-              <w:kern w:val="2"/>
-              <w:sz w:val="24"/>
-              <w:szCs w:val="24"/>
               <w:lang w:eastAsia="ru-RU"/>
-              <w14:ligatures w14:val="standardContextual"/>
             </w:rPr>
           </w:pPr>
-          <w:hyperlink w:anchor="_Toc195102326" w:history="1">
+          <w:hyperlink w:anchor="_Toc195538320" w:history="1">
             <w:r>
               <w:rPr>
                 <w:rStyle w:val="a7"/>
@@ -1873,7 +1851,7 @@
                 <w:noProof/>
                 <w:webHidden/>
               </w:rPr>
-              <w:instrText xml:space="preserve"> PAGEREF _Toc195102326 \h </w:instrText>
+              <w:instrText xml:space="preserve"> PAGEREF _Toc195538320 \h </w:instrText>
             </w:r>
             <w:r>
               <w:rPr>
@@ -1893,7 +1871,7 @@
                 <w:noProof/>
                 <w:webHidden/>
               </w:rPr>
-              <w:t>18</w:t>
+              <w:t>21</w:t>
             </w:r>
             <w:r>
               <w:rPr>
@@ -1913,14 +1891,10 @@
             <w:rPr>
               <w:rFonts w:eastAsiaTheme="minorEastAsia"/>
               <w:noProof/>
-              <w:kern w:val="2"/>
-              <w:sz w:val="24"/>
-              <w:szCs w:val="24"/>
               <w:lang w:eastAsia="ru-RU"/>
-              <w14:ligatures w14:val="standardContextual"/>
             </w:rPr>
           </w:pPr>
-          <w:hyperlink w:anchor="_Toc195102327" w:history="1">
+          <w:hyperlink w:anchor="_Toc195538321" w:history="1">
             <w:r>
               <w:rPr>
                 <w:rStyle w:val="a7"/>
@@ -1957,7 +1931,7 @@
                 <w:noProof/>
                 <w:webHidden/>
               </w:rPr>
-              <w:instrText xml:space="preserve"> PAGEREF _Toc195102327 \h </w:instrText>
+              <w:instrText xml:space="preserve"> PAGEREF _Toc195538321 \h </w:instrText>
             </w:r>
             <w:r>
               <w:rPr>
@@ -1977,7 +1951,7 @@
                 <w:noProof/>
                 <w:webHidden/>
               </w:rPr>
-              <w:t>19</w:t>
+              <w:t>22</w:t>
             </w:r>
             <w:r>
               <w:rPr>
@@ -1997,14 +1971,10 @@
             <w:rPr>
               <w:rFonts w:eastAsiaTheme="minorEastAsia"/>
               <w:noProof/>
-              <w:kern w:val="2"/>
-              <w:sz w:val="24"/>
-              <w:szCs w:val="24"/>
               <w:lang w:eastAsia="ru-RU"/>
-              <w14:ligatures w14:val="standardContextual"/>
             </w:rPr>
           </w:pPr>
-          <w:hyperlink w:anchor="_Toc195102328" w:history="1">
+          <w:hyperlink w:anchor="_Toc195538322" w:history="1">
             <w:r>
               <w:rPr>
                 <w:rStyle w:val="a7"/>
@@ -2040,7 +2010,7 @@
                 <w:noProof/>
                 <w:webHidden/>
               </w:rPr>
-              <w:instrText xml:space="preserve"> PAGEREF _Toc195102328 \h </w:instrText>
+              <w:instrText xml:space="preserve"> PAGEREF _Toc195538322 \h </w:instrText>
             </w:r>
             <w:r>
               <w:rPr>
@@ -2060,7 +2030,7 @@
                 <w:noProof/>
                 <w:webHidden/>
               </w:rPr>
-              <w:t>20</w:t>
+              <w:t>23</w:t>
             </w:r>
             <w:r>
               <w:rPr>
@@ -2080,14 +2050,10 @@
             <w:rPr>
               <w:rFonts w:eastAsiaTheme="minorEastAsia"/>
               <w:noProof/>
-              <w:kern w:val="2"/>
-              <w:sz w:val="24"/>
-              <w:szCs w:val="24"/>
               <w:lang w:eastAsia="ru-RU"/>
-              <w14:ligatures w14:val="standardContextual"/>
             </w:rPr>
           </w:pPr>
-          <w:hyperlink w:anchor="_Toc195102329" w:history="1">
+          <w:hyperlink w:anchor="_Toc195538323" w:history="1">
             <w:r>
               <w:rPr>
                 <w:rStyle w:val="a7"/>
@@ -2115,7 +2081,7 @@
                 <w:noProof/>
                 <w:webHidden/>
               </w:rPr>
-              <w:instrText xml:space="preserve"> PAGEREF _Toc195102329 \h </w:instrText>
+              <w:instrText xml:space="preserve"> PAGEREF _Toc195538323 \h </w:instrText>
             </w:r>
             <w:r>
               <w:rPr>
@@ -2135,7 +2101,7 @@
                 <w:noProof/>
                 <w:webHidden/>
               </w:rPr>
-              <w:t>21</w:t>
+              <w:t>24</w:t>
             </w:r>
             <w:r>
               <w:rPr>
@@ -2155,14 +2121,10 @@
             <w:rPr>
               <w:rFonts w:eastAsiaTheme="minorEastAsia"/>
               <w:noProof/>
-              <w:kern w:val="2"/>
-              <w:sz w:val="24"/>
-              <w:szCs w:val="24"/>
               <w:lang w:eastAsia="ru-RU"/>
-              <w14:ligatures w14:val="standardContextual"/>
             </w:rPr>
           </w:pPr>
-          <w:hyperlink w:anchor="_Toc195102330" w:history="1">
+          <w:hyperlink w:anchor="_Toc195538324" w:history="1">
             <w:r>
               <w:rPr>
                 <w:rStyle w:val="a7"/>
@@ -2190,7 +2152,7 @@
                 <w:noProof/>
                 <w:webHidden/>
               </w:rPr>
-              <w:instrText xml:space="preserve"> PAGEREF _Toc195102330 \h </w:instrText>
+              <w:instrText xml:space="preserve"> PAGEREF _Toc195538324 \h </w:instrText>
             </w:r>
             <w:r>
               <w:rPr>
@@ -2210,7 +2172,7 @@
                 <w:noProof/>
                 <w:webHidden/>
               </w:rPr>
-              <w:t>22</w:t>
+              <w:t>25</w:t>
             </w:r>
             <w:r>
               <w:rPr>
@@ -2230,14 +2192,10 @@
             <w:rPr>
               <w:rFonts w:eastAsiaTheme="minorEastAsia"/>
               <w:noProof/>
-              <w:kern w:val="2"/>
-              <w:sz w:val="24"/>
-              <w:szCs w:val="24"/>
               <w:lang w:eastAsia="ru-RU"/>
-              <w14:ligatures w14:val="standardContextual"/>
             </w:rPr>
           </w:pPr>
-          <w:hyperlink w:anchor="_Toc195102331" w:history="1">
+          <w:hyperlink w:anchor="_Toc195538325" w:history="1">
             <w:r>
               <w:rPr>
                 <w:rStyle w:val="a7"/>
@@ -2273,7 +2231,7 @@
                 <w:noProof/>
                 <w:webHidden/>
               </w:rPr>
-              <w:instrText xml:space="preserve"> PAGEREF _Toc195102331 \h </w:instrText>
+              <w:instrText xml:space="preserve"> PAGEREF _Toc195538325 \h </w:instrText>
             </w:r>
             <w:r>
               <w:rPr>
@@ -2293,7 +2251,7 @@
                 <w:noProof/>
                 <w:webHidden/>
               </w:rPr>
-              <w:t>23</w:t>
+              <w:t>26</w:t>
             </w:r>
             <w:r>
               <w:rPr>
@@ -2359,7 +2317,7 @@
           <w:color w:val="000000" w:themeColor="text1"/>
         </w:rPr>
       </w:pPr>
-      <w:bookmarkStart w:id="0" w:name="_Toc195102316"/>
+      <w:bookmarkStart w:id="0" w:name="_Toc195538310"/>
       <w:r>
         <w:rPr>
           <w:rFonts w:ascii="Times New Roman" w:hAnsi="Times New Roman" w:cs="Times New Roman"/>
@@ -2898,7 +2856,27 @@
           <w:sz w:val="28"/>
           <w:szCs w:val="28"/>
         </w:rPr>
-        <w:t>Активности (Activity): основные экраны приложения, где пользователь взаимодействует с интерфейсом.</w:t>
+        <w:t>Активности (</w:t>
+      </w:r>
+      <w:proofErr w:type="spellStart"/>
+      <w:r>
+        <w:rPr>
+          <w:rFonts w:ascii="Times New Roman" w:hAnsi="Times New Roman" w:cs="Times New Roman"/>
+          <w:color w:val="000000" w:themeColor="text1"/>
+          <w:sz w:val="28"/>
+          <w:szCs w:val="28"/>
+        </w:rPr>
+        <w:t>Activity</w:t>
+      </w:r>
+      <w:proofErr w:type="spellEnd"/>
+      <w:r>
+        <w:rPr>
+          <w:rFonts w:ascii="Times New Roman" w:hAnsi="Times New Roman" w:cs="Times New Roman"/>
+          <w:color w:val="000000" w:themeColor="text1"/>
+          <w:sz w:val="28"/>
+          <w:szCs w:val="28"/>
+        </w:rPr>
+        <w:t>): основные экраны приложения, где пользователь взаимодействует с интерфейсом.</w:t>
       </w:r>
     </w:p>
     <w:p>
@@ -3003,7 +2981,27 @@
           <w:sz w:val="28"/>
           <w:szCs w:val="28"/>
         </w:rPr>
-        <w:t>Приемники (BroadcastReceiver)</w:t>
+        <w:t>Приемники (</w:t>
+      </w:r>
+      <w:proofErr w:type="spellStart"/>
+      <w:r>
+        <w:rPr>
+          <w:rFonts w:ascii="Times New Roman" w:hAnsi="Times New Roman" w:cs="Times New Roman"/>
+          <w:color w:val="000000" w:themeColor="text1"/>
+          <w:sz w:val="28"/>
+          <w:szCs w:val="28"/>
+        </w:rPr>
+        <w:t>BroadcastReceiver</w:t>
+      </w:r>
+      <w:proofErr w:type="spellEnd"/>
+      <w:r>
+        <w:rPr>
+          <w:rFonts w:ascii="Times New Roman" w:hAnsi="Times New Roman" w:cs="Times New Roman"/>
+          <w:color w:val="000000" w:themeColor="text1"/>
+          <w:sz w:val="28"/>
+          <w:szCs w:val="28"/>
+        </w:rPr>
+        <w:t>)</w:t>
       </w:r>
       <w:proofErr w:type="gramStart"/>
       <w:r>
@@ -3050,27 +3048,27 @@
           <w:sz w:val="28"/>
           <w:szCs w:val="28"/>
         </w:rPr>
-        <w:t>Контент-провайдеры (ContentProvider)</w:t>
-      </w:r>
-      <w:proofErr w:type="gramStart"/>
-      <w:r>
-        <w:rPr>
-          <w:rFonts w:ascii="Times New Roman" w:hAnsi="Times New Roman" w:cs="Times New Roman"/>
-          <w:color w:val="000000" w:themeColor="text1"/>
-          <w:sz w:val="28"/>
-          <w:szCs w:val="28"/>
-        </w:rPr>
-        <w:t>: Позволяют</w:t>
-      </w:r>
-      <w:proofErr w:type="gramEnd"/>
-      <w:r>
-        <w:rPr>
-          <w:rFonts w:ascii="Times New Roman" w:hAnsi="Times New Roman" w:cs="Times New Roman"/>
-          <w:color w:val="000000" w:themeColor="text1"/>
-          <w:sz w:val="28"/>
-          <w:szCs w:val="28"/>
-        </w:rPr>
-        <w:t xml:space="preserve"> другим приложениям получать доступ к данным.</w:t>
+        <w:t>Контент-провайдеры (</w:t>
+      </w:r>
+      <w:proofErr w:type="spellStart"/>
+      <w:r>
+        <w:rPr>
+          <w:rFonts w:ascii="Times New Roman" w:hAnsi="Times New Roman" w:cs="Times New Roman"/>
+          <w:color w:val="000000" w:themeColor="text1"/>
+          <w:sz w:val="28"/>
+          <w:szCs w:val="28"/>
+        </w:rPr>
+        <w:t>ContentProvider</w:t>
+      </w:r>
+      <w:proofErr w:type="spellEnd"/>
+      <w:r>
+        <w:rPr>
+          <w:rFonts w:ascii="Times New Roman" w:hAnsi="Times New Roman" w:cs="Times New Roman"/>
+          <w:color w:val="000000" w:themeColor="text1"/>
+          <w:sz w:val="28"/>
+          <w:szCs w:val="28"/>
+        </w:rPr>
+        <w:t>): Позволяют другим приложениям получать доступ к данным.</w:t>
       </w:r>
     </w:p>
     <w:p>
@@ -3098,7 +3096,27 @@
           <w:szCs w:val="28"/>
         </w:rPr>
         <w:lastRenderedPageBreak/>
-        <w:t>Фрагменты (Fragment): Часть интерфейса, которую можно использовать в разных активностях.</w:t>
+        <w:t>Фрагменты (</w:t>
+      </w:r>
+      <w:proofErr w:type="spellStart"/>
+      <w:r>
+        <w:rPr>
+          <w:rFonts w:ascii="Times New Roman" w:hAnsi="Times New Roman" w:cs="Times New Roman"/>
+          <w:color w:val="000000" w:themeColor="text1"/>
+          <w:sz w:val="28"/>
+          <w:szCs w:val="28"/>
+        </w:rPr>
+        <w:t>Fragment</w:t>
+      </w:r>
+      <w:proofErr w:type="spellEnd"/>
+      <w:r>
+        <w:rPr>
+          <w:rFonts w:ascii="Times New Roman" w:hAnsi="Times New Roman" w:cs="Times New Roman"/>
+          <w:color w:val="000000" w:themeColor="text1"/>
+          <w:sz w:val="28"/>
+          <w:szCs w:val="28"/>
+        </w:rPr>
+        <w:t>): Часть интерфейса, которую можно использовать в разных активностях.</w:t>
       </w:r>
     </w:p>
     <w:p>
@@ -3241,7 +3259,7 @@
           <w:szCs w:val="28"/>
         </w:rPr>
       </w:pPr>
-      <w:bookmarkStart w:id="1" w:name="_Toc195102317"/>
+      <w:bookmarkStart w:id="1" w:name="_Toc195538311"/>
       <w:r>
         <w:rPr>
           <w:rFonts w:ascii="Times New Roman" w:hAnsi="Times New Roman" w:cs="Times New Roman"/>
@@ -3792,6 +3810,7 @@
         </w:rPr>
         <w:t>Приложение «</w:t>
       </w:r>
+      <w:proofErr w:type="spellStart"/>
       <w:r>
         <w:rPr>
           <w:rFonts w:ascii="Times New Roman" w:hAnsi="Times New Roman" w:cs="Times New Roman"/>
@@ -3802,6 +3821,7 @@
         </w:rPr>
         <w:t>tema</w:t>
       </w:r>
+      <w:proofErr w:type="spellEnd"/>
       <w:r>
         <w:rPr>
           <w:rFonts w:ascii="Times New Roman" w:hAnsi="Times New Roman" w:cs="Times New Roman"/>
@@ -4035,7 +4055,7 @@
           <w:color w:val="000000" w:themeColor="text1"/>
         </w:rPr>
       </w:pPr>
-      <w:bookmarkStart w:id="2" w:name="_Toc195102318"/>
+      <w:bookmarkStart w:id="2" w:name="_Toc195538312"/>
       <w:r>
         <w:rPr>
           <w:rFonts w:ascii="Times New Roman" w:hAnsi="Times New Roman" w:cs="Times New Roman"/>
@@ -4264,7 +4284,7 @@
           <w:color w:val="000000" w:themeColor="text1"/>
         </w:rPr>
       </w:pPr>
-      <w:bookmarkStart w:id="3" w:name="_Toc195102319"/>
+      <w:bookmarkStart w:id="3" w:name="_Toc195538313"/>
       <w:r>
         <w:rPr>
           <w:rFonts w:ascii="Times New Roman" w:hAnsi="Times New Roman" w:cs="Times New Roman"/>
@@ -4551,7 +4571,7 @@
           <w:color w:val="000000" w:themeColor="text1"/>
         </w:rPr>
       </w:pPr>
-      <w:bookmarkStart w:id="4" w:name="_Toc195102320"/>
+      <w:bookmarkStart w:id="4" w:name="_Toc195538314"/>
       <w:r>
         <w:rPr>
           <w:rFonts w:ascii="Times New Roman" w:hAnsi="Times New Roman" w:cs="Times New Roman"/>
@@ -4657,7 +4677,7 @@
           <w:color w:val="000000" w:themeColor="text1"/>
         </w:rPr>
       </w:pPr>
-      <w:bookmarkStart w:id="5" w:name="_Toc195102321"/>
+      <w:bookmarkStart w:id="5" w:name="_Toc195538315"/>
       <w:r>
         <w:rPr>
           <w:rFonts w:ascii="Times New Roman" w:hAnsi="Times New Roman" w:cs="Times New Roman"/>
@@ -5008,10 +5028,9 @@
           <w:rFonts w:ascii="Times New Roman" w:eastAsia="Calibri" w:hAnsi="Times New Roman" w:cs="Times New Roman"/>
           <w:b/>
           <w:color w:val="000000" w:themeColor="text1"/>
-          <w:lang w:val="en-US"/>
-        </w:rPr>
-      </w:pPr>
-      <w:bookmarkStart w:id="6" w:name="_Toc195102322"/>
+        </w:rPr>
+      </w:pPr>
+      <w:bookmarkStart w:id="6" w:name="_Toc195538316"/>
       <w:r>
         <w:rPr>
           <w:rFonts w:ascii="Times New Roman" w:hAnsi="Times New Roman" w:cs="Times New Roman"/>
@@ -5021,6 +5040,7 @@
         <w:lastRenderedPageBreak/>
         <w:t xml:space="preserve">Тема 7. </w:t>
       </w:r>
+      <w:proofErr w:type="spellStart"/>
       <w:r>
         <w:rPr>
           <w:rFonts w:ascii="Times New Roman" w:hAnsi="Times New Roman" w:cs="Times New Roman"/>
@@ -5028,14 +5048,267 @@
           <w:color w:val="000000" w:themeColor="text1"/>
           <w:shd w:val="clear" w:color="auto" w:fill="FFFFFF"/>
         </w:rPr>
-        <w:t>Material Design</w:t>
+        <w:t>Material</w:t>
+      </w:r>
+      <w:proofErr w:type="spellEnd"/>
+      <w:r>
+        <w:rPr>
+          <w:rFonts w:ascii="Times New Roman" w:hAnsi="Times New Roman" w:cs="Times New Roman"/>
+          <w:b/>
+          <w:color w:val="000000" w:themeColor="text1"/>
+          <w:shd w:val="clear" w:color="auto" w:fill="FFFFFF"/>
+        </w:rPr>
+        <w:t xml:space="preserve"> Design</w:t>
       </w:r>
       <w:bookmarkEnd w:id="6"/>
     </w:p>
     <w:p>
       <w:pPr>
-        <w:pStyle w:val="1"/>
+        <w:spacing w:after="0" w:line="360" w:lineRule="auto"/>
         <w:ind w:firstLine="709"/>
+        <w:jc w:val="both"/>
+        <w:rPr>
+          <w:rFonts w:ascii="Times New Roman" w:hAnsi="Times New Roman" w:cs="Times New Roman"/>
+          <w:bCs/>
+          <w:color w:val="000000" w:themeColor="text1"/>
+          <w:sz w:val="28"/>
+          <w:szCs w:val="28"/>
+          <w:shd w:val="clear" w:color="auto" w:fill="FFFFFF"/>
+        </w:rPr>
+      </w:pPr>
+      <w:r>
+        <w:rPr>
+          <w:rFonts w:ascii="Times New Roman" w:hAnsi="Times New Roman" w:cs="Times New Roman"/>
+          <w:bCs/>
+          <w:color w:val="000000" w:themeColor="text1"/>
+          <w:sz w:val="28"/>
+          <w:szCs w:val="28"/>
+          <w:shd w:val="clear" w:color="auto" w:fill="FFFFFF"/>
+        </w:rPr>
+        <w:t>Создание нового проекта</w:t>
+      </w:r>
+    </w:p>
+    <w:p>
+      <w:pPr>
+        <w:rPr>
+          <w:rFonts w:ascii="Times New Roman" w:hAnsi="Times New Roman" w:cs="Times New Roman"/>
+          <w:b/>
+          <w:color w:val="000000" w:themeColor="text1"/>
+          <w:shd w:val="clear" w:color="auto" w:fill="FFFFFF"/>
+        </w:rPr>
+      </w:pPr>
+      <w:r>
+        <w:rPr>
+          <w:noProof/>
+        </w:rPr>
+        <w:drawing>
+          <wp:inline distT="0" distB="0" distL="0" distR="0" wp14:anchorId="3C1281A8" wp14:editId="249DB278">
+            <wp:extent cx="3733800" cy="2684750"/>
+            <wp:effectExtent l="0" t="0" r="0" b="1905"/>
+            <wp:docPr id="1542284042" name="Рисунок 1"/>
+            <wp:cNvGraphicFramePr>
+              <a:graphicFrameLocks xmlns:a="http://schemas.openxmlformats.org/drawingml/2006/main" noChangeAspect="1"/>
+            </wp:cNvGraphicFramePr>
+            <a:graphic xmlns:a="http://schemas.openxmlformats.org/drawingml/2006/main">
+              <a:graphicData uri="http://schemas.openxmlformats.org/drawingml/2006/picture">
+                <pic:pic xmlns:pic="http://schemas.openxmlformats.org/drawingml/2006/picture">
+                  <pic:nvPicPr>
+                    <pic:cNvPr id="1542284042" name=""/>
+                    <pic:cNvPicPr/>
+                  </pic:nvPicPr>
+                  <pic:blipFill>
+                    <a:blip r:embed="rId29"/>
+                    <a:stretch>
+                      <a:fillRect/>
+                    </a:stretch>
+                  </pic:blipFill>
+                  <pic:spPr>
+                    <a:xfrm>
+                      <a:off x="0" y="0"/>
+                      <a:ext cx="3746098" cy="2693593"/>
+                    </a:xfrm>
+                    <a:prstGeom prst="rect">
+                      <a:avLst/>
+                    </a:prstGeom>
+                  </pic:spPr>
+                </pic:pic>
+              </a:graphicData>
+            </a:graphic>
+          </wp:inline>
+        </w:drawing>
+      </w:r>
+    </w:p>
+    <w:p>
+      <w:pPr>
+        <w:spacing w:after="0" w:line="360" w:lineRule="auto"/>
+        <w:ind w:firstLine="709"/>
+        <w:jc w:val="both"/>
+        <w:rPr>
+          <w:rFonts w:ascii="Times New Roman" w:hAnsi="Times New Roman" w:cs="Times New Roman"/>
+          <w:color w:val="000000" w:themeColor="text1"/>
+          <w:shd w:val="clear" w:color="auto" w:fill="FFFFFF"/>
+        </w:rPr>
+      </w:pPr>
+      <w:r>
+        <w:rPr>
+          <w:rFonts w:ascii="Times New Roman" w:hAnsi="Times New Roman" w:cs="Times New Roman"/>
+          <w:color w:val="000000" w:themeColor="text1"/>
+          <w:sz w:val="28"/>
+          <w:szCs w:val="28"/>
+          <w:shd w:val="clear" w:color="auto" w:fill="FFFFFF"/>
+        </w:rPr>
+        <w:t>Здесь представлена форма для ввода названия книги</w:t>
+      </w:r>
+    </w:p>
+    <w:p>
+      <w:pPr>
+        <w:rPr>
+          <w:rFonts w:ascii="Times New Roman" w:hAnsi="Times New Roman" w:cs="Times New Roman"/>
+          <w:color w:val="000000" w:themeColor="text1"/>
+          <w:shd w:val="clear" w:color="auto" w:fill="FFFFFF"/>
+        </w:rPr>
+      </w:pPr>
+      <w:r>
+        <w:rPr>
+          <w:rFonts w:ascii="Times New Roman" w:hAnsi="Times New Roman" w:cs="Times New Roman"/>
+          <w:noProof/>
+          <w:color w:val="000000" w:themeColor="text1"/>
+          <w:shd w:val="clear" w:color="auto" w:fill="FFFFFF"/>
+        </w:rPr>
+        <w:drawing>
+          <wp:inline distT="0" distB="0" distL="0" distR="0" wp14:anchorId="122ADE2D" wp14:editId="2910C42F">
+            <wp:extent cx="1923803" cy="4086576"/>
+            <wp:effectExtent l="0" t="0" r="635" b="0"/>
+            <wp:docPr id="11" name="Рисунок 11"/>
+            <wp:cNvGraphicFramePr>
+              <a:graphicFrameLocks xmlns:a="http://schemas.openxmlformats.org/drawingml/2006/main" noChangeAspect="1"/>
+            </wp:cNvGraphicFramePr>
+            <a:graphic xmlns:a="http://schemas.openxmlformats.org/drawingml/2006/main">
+              <a:graphicData uri="http://schemas.openxmlformats.org/drawingml/2006/picture">
+                <pic:pic xmlns:pic="http://schemas.openxmlformats.org/drawingml/2006/picture">
+                  <pic:nvPicPr>
+                    <pic:cNvPr id="1" name=""/>
+                    <pic:cNvPicPr/>
+                  </pic:nvPicPr>
+                  <pic:blipFill>
+                    <a:blip r:embed="rId30"/>
+                    <a:stretch>
+                      <a:fillRect/>
+                    </a:stretch>
+                  </pic:blipFill>
+                  <pic:spPr>
+                    <a:xfrm>
+                      <a:off x="0" y="0"/>
+                      <a:ext cx="1958656" cy="4160611"/>
+                    </a:xfrm>
+                    <a:prstGeom prst="rect">
+                      <a:avLst/>
+                    </a:prstGeom>
+                  </pic:spPr>
+                </pic:pic>
+              </a:graphicData>
+            </a:graphic>
+          </wp:inline>
+        </w:drawing>
+      </w:r>
+    </w:p>
+    <w:p>
+      <w:pPr>
+        <w:suppressAutoHyphens w:val="0"/>
+        <w:rPr>
+          <w:rFonts w:ascii="Times New Roman" w:hAnsi="Times New Roman" w:cs="Times New Roman"/>
+          <w:color w:val="000000" w:themeColor="text1"/>
+          <w:shd w:val="clear" w:color="auto" w:fill="FFFFFF"/>
+        </w:rPr>
+      </w:pPr>
+      <w:r>
+        <w:rPr>
+          <w:rFonts w:ascii="Times New Roman" w:hAnsi="Times New Roman" w:cs="Times New Roman"/>
+          <w:color w:val="000000" w:themeColor="text1"/>
+          <w:shd w:val="clear" w:color="auto" w:fill="FFFFFF"/>
+        </w:rPr>
+        <w:br w:type="page"/>
+      </w:r>
+    </w:p>
+    <w:p>
+      <w:pPr>
+        <w:spacing w:after="0" w:line="360" w:lineRule="auto"/>
+        <w:ind w:firstLine="709"/>
+        <w:jc w:val="both"/>
+        <w:rPr>
+          <w:rFonts w:ascii="Times New Roman" w:hAnsi="Times New Roman" w:cs="Times New Roman"/>
+          <w:color w:val="000000" w:themeColor="text1"/>
+          <w:sz w:val="28"/>
+          <w:szCs w:val="28"/>
+          <w:shd w:val="clear" w:color="auto" w:fill="FFFFFF"/>
+        </w:rPr>
+      </w:pPr>
+      <w:r>
+        <w:rPr>
+          <w:rFonts w:ascii="Times New Roman" w:hAnsi="Times New Roman" w:cs="Times New Roman"/>
+          <w:color w:val="000000" w:themeColor="text1"/>
+          <w:sz w:val="28"/>
+          <w:szCs w:val="28"/>
+          <w:shd w:val="clear" w:color="auto" w:fill="FFFFFF"/>
+        </w:rPr>
+        <w:lastRenderedPageBreak/>
+        <w:t>Для примера введу что-нибудь</w:t>
+      </w:r>
+    </w:p>
+    <w:p>
+      <w:pPr>
+        <w:rPr>
+          <w:rFonts w:ascii="Times New Roman" w:hAnsi="Times New Roman" w:cs="Times New Roman"/>
+          <w:color w:val="000000" w:themeColor="text1"/>
+          <w:shd w:val="clear" w:color="auto" w:fill="FFFFFF"/>
+        </w:rPr>
+      </w:pPr>
+      <w:r>
+        <w:rPr>
+          <w:rFonts w:ascii="Times New Roman" w:hAnsi="Times New Roman" w:cs="Times New Roman"/>
+          <w:noProof/>
+          <w:color w:val="000000" w:themeColor="text1"/>
+          <w:shd w:val="clear" w:color="auto" w:fill="FFFFFF"/>
+        </w:rPr>
+        <w:drawing>
+          <wp:inline distT="0" distB="0" distL="0" distR="0" wp14:anchorId="0A08F37D" wp14:editId="546B8D5E">
+            <wp:extent cx="1911927" cy="4076800"/>
+            <wp:effectExtent l="0" t="0" r="0" b="0"/>
+            <wp:docPr id="12" name="Рисунок 12"/>
+            <wp:cNvGraphicFramePr>
+              <a:graphicFrameLocks xmlns:a="http://schemas.openxmlformats.org/drawingml/2006/main" noChangeAspect="1"/>
+            </wp:cNvGraphicFramePr>
+            <a:graphic xmlns:a="http://schemas.openxmlformats.org/drawingml/2006/main">
+              <a:graphicData uri="http://schemas.openxmlformats.org/drawingml/2006/picture">
+                <pic:pic xmlns:pic="http://schemas.openxmlformats.org/drawingml/2006/picture">
+                  <pic:nvPicPr>
+                    <pic:cNvPr id="1" name=""/>
+                    <pic:cNvPicPr/>
+                  </pic:nvPicPr>
+                  <pic:blipFill>
+                    <a:blip r:embed="rId31"/>
+                    <a:stretch>
+                      <a:fillRect/>
+                    </a:stretch>
+                  </pic:blipFill>
+                  <pic:spPr>
+                    <a:xfrm>
+                      <a:off x="0" y="0"/>
+                      <a:ext cx="1920399" cy="4094864"/>
+                    </a:xfrm>
+                    <a:prstGeom prst="rect">
+                      <a:avLst/>
+                    </a:prstGeom>
+                  </pic:spPr>
+                </pic:pic>
+              </a:graphicData>
+            </a:graphic>
+          </wp:inline>
+        </w:drawing>
+      </w:r>
+    </w:p>
+    <w:p>
+      <w:pPr>
         <w:rPr>
           <w:rFonts w:ascii="Times New Roman" w:hAnsi="Times New Roman" w:cs="Times New Roman"/>
           <w:b/>
@@ -5109,7 +5382,7 @@
           <w:color w:val="000000" w:themeColor="text1"/>
         </w:rPr>
       </w:pPr>
-      <w:bookmarkStart w:id="7" w:name="_Toc195102323"/>
+      <w:bookmarkStart w:id="7" w:name="_Toc195538317"/>
       <w:r>
         <w:rPr>
           <w:rFonts w:ascii="Times New Roman" w:hAnsi="Times New Roman" w:cs="Times New Roman"/>
@@ -5123,6 +5396,154 @@
     </w:p>
     <w:p>
       <w:pPr>
+        <w:spacing w:after="0" w:line="360" w:lineRule="auto"/>
+        <w:ind w:firstLine="709"/>
+        <w:jc w:val="both"/>
+        <w:rPr>
+          <w:rFonts w:ascii="Times New Roman" w:hAnsi="Times New Roman" w:cs="Times New Roman"/>
+          <w:sz w:val="28"/>
+          <w:szCs w:val="28"/>
+        </w:rPr>
+      </w:pPr>
+      <w:r>
+        <w:rPr>
+          <w:rFonts w:ascii="Times New Roman" w:hAnsi="Times New Roman" w:cs="Times New Roman"/>
+          <w:sz w:val="28"/>
+          <w:szCs w:val="28"/>
+        </w:rPr>
+        <w:t>Здесь буд</w:t>
+      </w:r>
+      <w:r>
+        <w:rPr>
+          <w:rFonts w:ascii="Times New Roman" w:hAnsi="Times New Roman" w:cs="Times New Roman"/>
+          <w:sz w:val="28"/>
+          <w:szCs w:val="28"/>
+        </w:rPr>
+        <w:t>ет хранение даты и статуса</w:t>
+      </w:r>
+    </w:p>
+    <w:p>
+      <w:pPr>
+        <w:rPr>
+          <w:rFonts w:ascii="Times New Roman" w:hAnsi="Times New Roman" w:cs="Times New Roman"/>
+          <w:b/>
+          <w:color w:val="000000" w:themeColor="text1"/>
+        </w:rPr>
+      </w:pPr>
+      <w:r>
+        <w:rPr>
+          <w:noProof/>
+        </w:rPr>
+        <w:drawing>
+          <wp:inline distT="0" distB="0" distL="0" distR="0" wp14:anchorId="06FD2865" wp14:editId="23BC755B">
+            <wp:extent cx="6029960" cy="3065780"/>
+            <wp:effectExtent l="0" t="0" r="8890" b="1270"/>
+            <wp:docPr id="1832240088" name="Рисунок 1"/>
+            <wp:cNvGraphicFramePr>
+              <a:graphicFrameLocks xmlns:a="http://schemas.openxmlformats.org/drawingml/2006/main" noChangeAspect="1"/>
+            </wp:cNvGraphicFramePr>
+            <a:graphic xmlns:a="http://schemas.openxmlformats.org/drawingml/2006/main">
+              <a:graphicData uri="http://schemas.openxmlformats.org/drawingml/2006/picture">
+                <pic:pic xmlns:pic="http://schemas.openxmlformats.org/drawingml/2006/picture">
+                  <pic:nvPicPr>
+                    <pic:cNvPr id="1832240088" name=""/>
+                    <pic:cNvPicPr/>
+                  </pic:nvPicPr>
+                  <pic:blipFill>
+                    <a:blip r:embed="rId32"/>
+                    <a:stretch>
+                      <a:fillRect/>
+                    </a:stretch>
+                  </pic:blipFill>
+                  <pic:spPr>
+                    <a:xfrm>
+                      <a:off x="0" y="0"/>
+                      <a:ext cx="6029960" cy="3065780"/>
+                    </a:xfrm>
+                    <a:prstGeom prst="rect">
+                      <a:avLst/>
+                    </a:prstGeom>
+                  </pic:spPr>
+                </pic:pic>
+              </a:graphicData>
+            </a:graphic>
+          </wp:inline>
+        </w:drawing>
+      </w:r>
+    </w:p>
+    <w:p>
+      <w:pPr>
+        <w:spacing w:after="0" w:line="360" w:lineRule="auto"/>
+        <w:ind w:firstLine="709"/>
+        <w:jc w:val="both"/>
+        <w:rPr>
+          <w:rFonts w:ascii="Times New Roman" w:hAnsi="Times New Roman" w:cs="Times New Roman"/>
+          <w:color w:val="000000" w:themeColor="text1"/>
+          <w:sz w:val="28"/>
+          <w:szCs w:val="28"/>
+        </w:rPr>
+      </w:pPr>
+      <w:r>
+        <w:rPr>
+          <w:rFonts w:ascii="Times New Roman" w:hAnsi="Times New Roman" w:cs="Times New Roman"/>
+          <w:color w:val="000000" w:themeColor="text1"/>
+          <w:sz w:val="28"/>
+          <w:szCs w:val="28"/>
+        </w:rPr>
+        <w:t>Чекбокс работает</w:t>
+      </w:r>
+    </w:p>
+    <w:p>
+      <w:pPr>
+        <w:rPr>
+          <w:rFonts w:ascii="Times New Roman" w:hAnsi="Times New Roman" w:cs="Times New Roman"/>
+          <w:b/>
+          <w:color w:val="000000" w:themeColor="text1"/>
+        </w:rPr>
+      </w:pPr>
+      <w:r>
+        <w:rPr>
+          <w:noProof/>
+        </w:rPr>
+        <w:drawing>
+          <wp:inline distT="0" distB="0" distL="0" distR="0" wp14:anchorId="22719A44" wp14:editId="43CC3934">
+            <wp:extent cx="6029960" cy="3093085"/>
+            <wp:effectExtent l="0" t="0" r="8890" b="0"/>
+            <wp:docPr id="938848522" name="Рисунок 1"/>
+            <wp:cNvGraphicFramePr>
+              <a:graphicFrameLocks xmlns:a="http://schemas.openxmlformats.org/drawingml/2006/main" noChangeAspect="1"/>
+            </wp:cNvGraphicFramePr>
+            <a:graphic xmlns:a="http://schemas.openxmlformats.org/drawingml/2006/main">
+              <a:graphicData uri="http://schemas.openxmlformats.org/drawingml/2006/picture">
+                <pic:pic xmlns:pic="http://schemas.openxmlformats.org/drawingml/2006/picture">
+                  <pic:nvPicPr>
+                    <pic:cNvPr id="938848522" name=""/>
+                    <pic:cNvPicPr/>
+                  </pic:nvPicPr>
+                  <pic:blipFill>
+                    <a:blip r:embed="rId33"/>
+                    <a:stretch>
+                      <a:fillRect/>
+                    </a:stretch>
+                  </pic:blipFill>
+                  <pic:spPr>
+                    <a:xfrm>
+                      <a:off x="0" y="0"/>
+                      <a:ext cx="6029960" cy="3093085"/>
+                    </a:xfrm>
+                    <a:prstGeom prst="rect">
+                      <a:avLst/>
+                    </a:prstGeom>
+                  </pic:spPr>
+                </pic:pic>
+              </a:graphicData>
+            </a:graphic>
+          </wp:inline>
+        </w:drawing>
+      </w:r>
+    </w:p>
+    <w:p>
+      <w:pPr>
         <w:pStyle w:val="1"/>
         <w:ind w:firstLine="709"/>
         <w:rPr>
@@ -5135,44 +5556,11 @@
     <w:p>
       <w:pPr>
         <w:pStyle w:val="1"/>
-        <w:ind w:firstLine="709"/>
-        <w:rPr>
-          <w:rFonts w:ascii="Times New Roman" w:hAnsi="Times New Roman" w:cs="Times New Roman"/>
-          <w:b/>
-          <w:color w:val="000000" w:themeColor="text1"/>
-        </w:rPr>
-      </w:pPr>
-    </w:p>
-    <w:p>
-      <w:pPr>
-        <w:pStyle w:val="1"/>
-        <w:ind w:firstLine="709"/>
-        <w:rPr>
-          <w:rFonts w:ascii="Times New Roman" w:hAnsi="Times New Roman" w:cs="Times New Roman"/>
-          <w:b/>
-          <w:color w:val="000000" w:themeColor="text1"/>
-        </w:rPr>
-      </w:pPr>
-    </w:p>
-    <w:p>
-      <w:pPr>
-        <w:pStyle w:val="1"/>
-        <w:ind w:firstLine="709"/>
-        <w:rPr>
-          <w:rFonts w:ascii="Times New Roman" w:eastAsia="Calibri" w:hAnsi="Times New Roman" w:cs="Times New Roman"/>
-          <w:b/>
-          <w:color w:val="000000" w:themeColor="text1"/>
-        </w:rPr>
-      </w:pPr>
-    </w:p>
-    <w:p>
-      <w:pPr>
-        <w:pStyle w:val="1"/>
-        <w:ind w:firstLine="709"/>
-        <w:rPr>
-          <w:rFonts w:ascii="Times New Roman" w:hAnsi="Times New Roman" w:cs="Times New Roman"/>
-          <w:b/>
-          <w:color w:val="000000" w:themeColor="text1"/>
+        <w:rPr>
+          <w:rFonts w:ascii="Times New Roman" w:hAnsi="Times New Roman" w:cs="Times New Roman"/>
+          <w:b/>
+          <w:color w:val="000000" w:themeColor="text1"/>
+          <w:lang w:val="en-US"/>
         </w:rPr>
         <w:sectPr>
           <w:pgSz w:w="11906" w:h="16838"/>
@@ -5186,14 +5574,13 @@
     <w:p>
       <w:pPr>
         <w:pStyle w:val="1"/>
-        <w:ind w:firstLine="709"/>
-        <w:rPr>
-          <w:rFonts w:ascii="Times New Roman" w:hAnsi="Times New Roman" w:cs="Times New Roman"/>
-          <w:b/>
-          <w:color w:val="000000" w:themeColor="text1"/>
-        </w:rPr>
-      </w:pPr>
-      <w:bookmarkStart w:id="8" w:name="_Toc195102324"/>
+        <w:rPr>
+          <w:rFonts w:ascii="Times New Roman" w:hAnsi="Times New Roman" w:cs="Times New Roman"/>
+          <w:b/>
+          <w:color w:val="000000" w:themeColor="text1"/>
+        </w:rPr>
+      </w:pPr>
+      <w:bookmarkStart w:id="8" w:name="_Toc195538318"/>
       <w:r>
         <w:rPr>
           <w:rFonts w:ascii="Times New Roman" w:hAnsi="Times New Roman" w:cs="Times New Roman"/>
@@ -5207,14 +5594,161 @@
     </w:p>
     <w:p>
       <w:pPr>
+        <w:spacing w:after="0" w:line="360" w:lineRule="auto"/>
+        <w:ind w:firstLine="709"/>
+        <w:jc w:val="both"/>
+        <w:rPr>
+          <w:rFonts w:ascii="Times New Roman" w:hAnsi="Times New Roman" w:cs="Times New Roman"/>
+          <w:sz w:val="28"/>
+          <w:szCs w:val="28"/>
+        </w:rPr>
+      </w:pPr>
+      <w:r>
+        <w:rPr>
+          <w:rFonts w:ascii="Times New Roman" w:hAnsi="Times New Roman" w:cs="Times New Roman"/>
+          <w:sz w:val="28"/>
+          <w:szCs w:val="28"/>
+        </w:rPr>
+        <w:t xml:space="preserve">Здесь приложение </w:t>
+      </w:r>
+      <w:proofErr w:type="spellStart"/>
+      <w:r>
+        <w:rPr>
+          <w:rFonts w:ascii="Times New Roman" w:hAnsi="Times New Roman" w:cs="Times New Roman"/>
+          <w:sz w:val="28"/>
+          <w:szCs w:val="28"/>
+          <w:lang w:val="en-US"/>
+        </w:rPr>
+        <w:t>BookDepository</w:t>
+      </w:r>
+      <w:proofErr w:type="spellEnd"/>
+      <w:r>
+        <w:rPr>
+          <w:rFonts w:ascii="Times New Roman" w:hAnsi="Times New Roman" w:cs="Times New Roman"/>
+          <w:sz w:val="28"/>
+          <w:szCs w:val="28"/>
+        </w:rPr>
+        <w:t xml:space="preserve"> поддерживает списки. В списке для каждой книги отображается краткое описание и дата, а также признак её прочтения</w:t>
+      </w:r>
+    </w:p>
+    <w:p>
+      <w:pPr>
+        <w:rPr>
+          <w:sz w:val="28"/>
+          <w:szCs w:val="28"/>
+          <w:lang w:val="en-US"/>
+        </w:rPr>
+      </w:pPr>
+      <w:r>
+        <w:rPr>
+          <w:noProof/>
+        </w:rPr>
+        <w:drawing>
+          <wp:inline distT="0" distB="0" distL="0" distR="0" wp14:anchorId="199EAD49" wp14:editId="47B03467">
+            <wp:extent cx="1927860" cy="3719893"/>
+            <wp:effectExtent l="0" t="0" r="0" b="0"/>
+            <wp:docPr id="1326784395" name="Рисунок 1"/>
+            <wp:cNvGraphicFramePr>
+              <a:graphicFrameLocks xmlns:a="http://schemas.openxmlformats.org/drawingml/2006/main" noChangeAspect="1"/>
+            </wp:cNvGraphicFramePr>
+            <a:graphic xmlns:a="http://schemas.openxmlformats.org/drawingml/2006/main">
+              <a:graphicData uri="http://schemas.openxmlformats.org/drawingml/2006/picture">
+                <pic:pic xmlns:pic="http://schemas.openxmlformats.org/drawingml/2006/picture">
+                  <pic:nvPicPr>
+                    <pic:cNvPr id="1326784395" name=""/>
+                    <pic:cNvPicPr/>
+                  </pic:nvPicPr>
+                  <pic:blipFill>
+                    <a:blip r:embed="rId34"/>
+                    <a:stretch>
+                      <a:fillRect/>
+                    </a:stretch>
+                  </pic:blipFill>
+                  <pic:spPr>
+                    <a:xfrm>
+                      <a:off x="0" y="0"/>
+                      <a:ext cx="1931355" cy="3726636"/>
+                    </a:xfrm>
+                    <a:prstGeom prst="rect">
+                      <a:avLst/>
+                    </a:prstGeom>
+                  </pic:spPr>
+                </pic:pic>
+              </a:graphicData>
+            </a:graphic>
+          </wp:inline>
+        </w:drawing>
+      </w:r>
+    </w:p>
+    <w:p>
+      <w:pPr>
+        <w:rPr>
+          <w:rFonts w:ascii="Times New Roman" w:hAnsi="Times New Roman" w:cs="Times New Roman"/>
+          <w:b/>
+          <w:color w:val="000000" w:themeColor="text1"/>
+        </w:rPr>
+      </w:pPr>
+      <w:r>
+        <w:rPr>
+          <w:noProof/>
+        </w:rPr>
+        <w:drawing>
+          <wp:inline distT="0" distB="0" distL="0" distR="0" wp14:anchorId="28B05C95" wp14:editId="1F14A67C">
+            <wp:extent cx="1889760" cy="3722783"/>
+            <wp:effectExtent l="0" t="0" r="0" b="0"/>
+            <wp:docPr id="216425384" name="Рисунок 1"/>
+            <wp:cNvGraphicFramePr>
+              <a:graphicFrameLocks xmlns:a="http://schemas.openxmlformats.org/drawingml/2006/main" noChangeAspect="1"/>
+            </wp:cNvGraphicFramePr>
+            <a:graphic xmlns:a="http://schemas.openxmlformats.org/drawingml/2006/main">
+              <a:graphicData uri="http://schemas.openxmlformats.org/drawingml/2006/picture">
+                <pic:pic xmlns:pic="http://schemas.openxmlformats.org/drawingml/2006/picture">
+                  <pic:nvPicPr>
+                    <pic:cNvPr id="216425384" name=""/>
+                    <pic:cNvPicPr/>
+                  </pic:nvPicPr>
+                  <pic:blipFill>
+                    <a:blip r:embed="rId35"/>
+                    <a:stretch>
+                      <a:fillRect/>
+                    </a:stretch>
+                  </pic:blipFill>
+                  <pic:spPr>
+                    <a:xfrm>
+                      <a:off x="0" y="0"/>
+                      <a:ext cx="1901613" cy="3746133"/>
+                    </a:xfrm>
+                    <a:prstGeom prst="rect">
+                      <a:avLst/>
+                    </a:prstGeom>
+                  </pic:spPr>
+                </pic:pic>
+              </a:graphicData>
+            </a:graphic>
+          </wp:inline>
+        </w:drawing>
+      </w:r>
+    </w:p>
+    <w:p>
+      <w:pPr>
         <w:pStyle w:val="1"/>
-        <w:ind w:firstLine="709"/>
-        <w:rPr>
-          <w:rFonts w:ascii="Times New Roman" w:hAnsi="Times New Roman" w:cs="Times New Roman"/>
-          <w:b/>
-          <w:color w:val="000000" w:themeColor="text1"/>
-        </w:rPr>
-      </w:pPr>
+        <w:rPr>
+          <w:rFonts w:ascii="Times New Roman" w:hAnsi="Times New Roman" w:cs="Times New Roman"/>
+          <w:b/>
+          <w:color w:val="000000" w:themeColor="text1"/>
+        </w:rPr>
+      </w:pPr>
+      <w:bookmarkStart w:id="9" w:name="_Toc195538319"/>
+      <w:r>
+        <w:rPr>
+          <w:rFonts w:ascii="Times New Roman" w:hAnsi="Times New Roman" w:cs="Times New Roman"/>
+          <w:b/>
+          <w:color w:val="000000" w:themeColor="text1"/>
+        </w:rPr>
+        <w:lastRenderedPageBreak/>
+        <w:t>Тема 10. Создание процедур обработки информации.</w:t>
+      </w:r>
+      <w:bookmarkEnd w:id="9"/>
     </w:p>
     <w:p>
       <w:pPr>
@@ -5283,12 +5817,12 @@
         <w:pStyle w:val="1"/>
         <w:ind w:firstLine="709"/>
         <w:rPr>
-          <w:rFonts w:ascii="Times New Roman" w:hAnsi="Times New Roman" w:cs="Times New Roman"/>
-          <w:b/>
-          <w:color w:val="000000" w:themeColor="text1"/>
-        </w:rPr>
-      </w:pPr>
-      <w:bookmarkStart w:id="9" w:name="_Toc195102325"/>
+          <w:rFonts w:ascii="Times New Roman" w:eastAsia="Calibri" w:hAnsi="Times New Roman" w:cs="Times New Roman"/>
+          <w:b/>
+          <w:color w:val="000000" w:themeColor="text1"/>
+        </w:rPr>
+      </w:pPr>
+      <w:bookmarkStart w:id="10" w:name="_Toc195538320"/>
       <w:r>
         <w:rPr>
           <w:rFonts w:ascii="Times New Roman" w:hAnsi="Times New Roman" w:cs="Times New Roman"/>
@@ -5296,9 +5830,20 @@
           <w:color w:val="000000" w:themeColor="text1"/>
         </w:rPr>
         <w:lastRenderedPageBreak/>
-        <w:t>Тема 10. Создание процедур обработки информации.</w:t>
-      </w:r>
-      <w:bookmarkEnd w:id="9"/>
+        <w:t>Тема 11. Обеспечение дополнительной функциональности системы.</w:t>
+      </w:r>
+      <w:bookmarkEnd w:id="10"/>
+    </w:p>
+    <w:p>
+      <w:pPr>
+        <w:pStyle w:val="1"/>
+        <w:ind w:firstLine="709"/>
+        <w:rPr>
+          <w:rFonts w:ascii="Times New Roman" w:hAnsi="Times New Roman" w:cs="Times New Roman"/>
+          <w:b/>
+          <w:color w:val="000000" w:themeColor="text1"/>
+        </w:rPr>
+      </w:pPr>
     </w:p>
     <w:p>
       <w:pPr>
@@ -5367,12 +5912,12 @@
         <w:pStyle w:val="1"/>
         <w:ind w:firstLine="709"/>
         <w:rPr>
-          <w:rFonts w:ascii="Times New Roman" w:eastAsia="Calibri" w:hAnsi="Times New Roman" w:cs="Times New Roman"/>
-          <w:b/>
-          <w:color w:val="000000" w:themeColor="text1"/>
-        </w:rPr>
-      </w:pPr>
-      <w:bookmarkStart w:id="10" w:name="_Toc195102326"/>
+          <w:rFonts w:ascii="Times New Roman" w:hAnsi="Times New Roman" w:cs="Times New Roman"/>
+          <w:b/>
+          <w:color w:val="000000" w:themeColor="text1"/>
+        </w:rPr>
+      </w:pPr>
+      <w:bookmarkStart w:id="11" w:name="_Toc195538321"/>
       <w:r>
         <w:rPr>
           <w:rFonts w:ascii="Times New Roman" w:hAnsi="Times New Roman" w:cs="Times New Roman"/>
@@ -5380,9 +5925,29 @@
           <w:color w:val="000000" w:themeColor="text1"/>
         </w:rPr>
         <w:lastRenderedPageBreak/>
-        <w:t>Тема 11. Обеспечение дополнительной функциональности системы.</w:t>
-      </w:r>
-      <w:bookmarkEnd w:id="10"/>
+        <w:t>Тема 12.</w:t>
+      </w:r>
+      <w:r>
+        <w:rPr>
+          <w:rFonts w:ascii="Times New Roman" w:hAnsi="Times New Roman" w:cs="Times New Roman"/>
+          <w:b/>
+          <w:color w:val="000000" w:themeColor="text1"/>
+          <w:shd w:val="clear" w:color="auto" w:fill="FFFFFF"/>
+        </w:rPr>
+        <w:t xml:space="preserve"> </w:t>
+      </w:r>
+      <w:proofErr w:type="spellStart"/>
+      <w:r>
+        <w:rPr>
+          <w:rFonts w:ascii="Times New Roman" w:hAnsi="Times New Roman" w:cs="Times New Roman"/>
+          <w:b/>
+          <w:color w:val="000000" w:themeColor="text1"/>
+          <w:shd w:val="clear" w:color="auto" w:fill="FFFFFF"/>
+        </w:rPr>
+        <w:t>Intents</w:t>
+      </w:r>
+      <w:bookmarkEnd w:id="11"/>
+      <w:proofErr w:type="spellEnd"/>
     </w:p>
     <w:p>
       <w:pPr>
@@ -5392,6 +5957,7 @@
           <w:rFonts w:ascii="Times New Roman" w:hAnsi="Times New Roman" w:cs="Times New Roman"/>
           <w:b/>
           <w:color w:val="000000" w:themeColor="text1"/>
+          <w:shd w:val="clear" w:color="auto" w:fill="FFFFFF"/>
         </w:rPr>
       </w:pPr>
     </w:p>
@@ -5403,6 +5969,7 @@
           <w:rFonts w:ascii="Times New Roman" w:hAnsi="Times New Roman" w:cs="Times New Roman"/>
           <w:b/>
           <w:color w:val="000000" w:themeColor="text1"/>
+          <w:shd w:val="clear" w:color="auto" w:fill="FFFFFF"/>
         </w:rPr>
       </w:pPr>
     </w:p>
@@ -5414,6 +5981,7 @@
           <w:rFonts w:ascii="Times New Roman" w:hAnsi="Times New Roman" w:cs="Times New Roman"/>
           <w:b/>
           <w:color w:val="000000" w:themeColor="text1"/>
+          <w:shd w:val="clear" w:color="auto" w:fill="FFFFFF"/>
         </w:rPr>
       </w:pPr>
     </w:p>
@@ -5425,28 +5993,7 @@
           <w:rFonts w:ascii="Times New Roman" w:hAnsi="Times New Roman" w:cs="Times New Roman"/>
           <w:b/>
           <w:color w:val="000000" w:themeColor="text1"/>
-        </w:rPr>
-      </w:pPr>
-    </w:p>
-    <w:p>
-      <w:pPr>
-        <w:pStyle w:val="1"/>
-        <w:ind w:firstLine="709"/>
-        <w:rPr>
-          <w:rFonts w:ascii="Times New Roman" w:hAnsi="Times New Roman" w:cs="Times New Roman"/>
-          <w:b/>
-          <w:color w:val="000000" w:themeColor="text1"/>
-        </w:rPr>
-      </w:pPr>
-    </w:p>
-    <w:p>
-      <w:pPr>
-        <w:pStyle w:val="1"/>
-        <w:ind w:firstLine="709"/>
-        <w:rPr>
-          <w:rFonts w:ascii="Times New Roman" w:hAnsi="Times New Roman" w:cs="Times New Roman"/>
-          <w:b/>
-          <w:color w:val="000000" w:themeColor="text1"/>
+          <w:shd w:val="clear" w:color="auto" w:fill="FFFFFF"/>
         </w:rPr>
         <w:sectPr>
           <w:pgSz w:w="11906" w:h="16838"/>
@@ -5462,12 +6009,12 @@
         <w:pStyle w:val="1"/>
         <w:ind w:firstLine="709"/>
         <w:rPr>
-          <w:rFonts w:ascii="Times New Roman" w:hAnsi="Times New Roman" w:cs="Times New Roman"/>
-          <w:b/>
-          <w:color w:val="000000" w:themeColor="text1"/>
-        </w:rPr>
-      </w:pPr>
-      <w:bookmarkStart w:id="11" w:name="_Toc195102327"/>
+          <w:rFonts w:ascii="Times New Roman" w:eastAsia="Calibri" w:hAnsi="Times New Roman" w:cs="Times New Roman"/>
+          <w:b/>
+          <w:color w:val="000000" w:themeColor="text1"/>
+        </w:rPr>
+      </w:pPr>
+      <w:bookmarkStart w:id="12" w:name="_Toc195538322"/>
       <w:r>
         <w:rPr>
           <w:rFonts w:ascii="Times New Roman" w:hAnsi="Times New Roman" w:cs="Times New Roman"/>
@@ -5475,28 +6022,26 @@
           <w:color w:val="000000" w:themeColor="text1"/>
         </w:rPr>
         <w:lastRenderedPageBreak/>
-        <w:t>Тема 12.</w:t>
-      </w:r>
-      <w:r>
-        <w:rPr>
-          <w:rFonts w:ascii="Times New Roman" w:hAnsi="Times New Roman" w:cs="Times New Roman"/>
-          <w:b/>
-          <w:color w:val="000000" w:themeColor="text1"/>
-          <w:shd w:val="clear" w:color="auto" w:fill="FFFFFF"/>
-        </w:rPr>
-        <w:t xml:space="preserve"> Intents</w:t>
-      </w:r>
-      <w:bookmarkEnd w:id="11"/>
+        <w:t xml:space="preserve">Тема 13. </w:t>
+      </w:r>
+      <w:r>
+        <w:rPr>
+          <w:rFonts w:ascii="Times New Roman" w:eastAsia="Calibri" w:hAnsi="Times New Roman" w:cs="Times New Roman"/>
+          <w:b/>
+          <w:color w:val="000000" w:themeColor="text1"/>
+        </w:rPr>
+        <w:t>Тестирование приложения</w:t>
+      </w:r>
+      <w:bookmarkEnd w:id="12"/>
     </w:p>
     <w:p>
       <w:pPr>
         <w:pStyle w:val="1"/>
         <w:ind w:firstLine="709"/>
         <w:rPr>
-          <w:rFonts w:ascii="Times New Roman" w:hAnsi="Times New Roman" w:cs="Times New Roman"/>
-          <w:b/>
-          <w:color w:val="000000" w:themeColor="text1"/>
-          <w:shd w:val="clear" w:color="auto" w:fill="FFFFFF"/>
+          <w:rFonts w:ascii="Times New Roman" w:eastAsia="Calibri" w:hAnsi="Times New Roman" w:cs="Times New Roman"/>
+          <w:b/>
+          <w:color w:val="000000" w:themeColor="text1"/>
         </w:rPr>
       </w:pPr>
     </w:p>
@@ -5505,10 +6050,9 @@
         <w:pStyle w:val="1"/>
         <w:ind w:firstLine="709"/>
         <w:rPr>
-          <w:rFonts w:ascii="Times New Roman" w:hAnsi="Times New Roman" w:cs="Times New Roman"/>
-          <w:b/>
-          <w:color w:val="000000" w:themeColor="text1"/>
-          <w:shd w:val="clear" w:color="auto" w:fill="FFFFFF"/>
+          <w:rFonts w:ascii="Times New Roman" w:eastAsia="Calibri" w:hAnsi="Times New Roman" w:cs="Times New Roman"/>
+          <w:b/>
+          <w:color w:val="000000" w:themeColor="text1"/>
         </w:rPr>
       </w:pPr>
     </w:p>
@@ -5517,10 +6061,9 @@
         <w:pStyle w:val="1"/>
         <w:ind w:firstLine="709"/>
         <w:rPr>
-          <w:rFonts w:ascii="Times New Roman" w:hAnsi="Times New Roman" w:cs="Times New Roman"/>
-          <w:b/>
-          <w:color w:val="000000" w:themeColor="text1"/>
-          <w:shd w:val="clear" w:color="auto" w:fill="FFFFFF"/>
+          <w:rFonts w:ascii="Times New Roman" w:eastAsiaTheme="minorHAnsi" w:hAnsi="Times New Roman" w:cs="Times New Roman"/>
+          <w:b/>
+          <w:color w:val="000000" w:themeColor="text1"/>
         </w:rPr>
       </w:pPr>
     </w:p>
@@ -5529,10 +6072,9 @@
         <w:pStyle w:val="1"/>
         <w:ind w:firstLine="709"/>
         <w:rPr>
-          <w:rFonts w:ascii="Times New Roman" w:hAnsi="Times New Roman" w:cs="Times New Roman"/>
-          <w:b/>
-          <w:color w:val="000000" w:themeColor="text1"/>
-          <w:shd w:val="clear" w:color="auto" w:fill="FFFFFF"/>
+          <w:rFonts w:ascii="Times New Roman" w:eastAsia="Calibri" w:hAnsi="Times New Roman" w:cs="Times New Roman"/>
+          <w:b/>
+          <w:color w:val="000000" w:themeColor="text1"/>
         </w:rPr>
         <w:sectPr>
           <w:pgSz w:w="11906" w:h="16838"/>
@@ -5548,12 +6090,12 @@
         <w:pStyle w:val="1"/>
         <w:ind w:firstLine="709"/>
         <w:rPr>
-          <w:rFonts w:ascii="Times New Roman" w:eastAsia="Calibri" w:hAnsi="Times New Roman" w:cs="Times New Roman"/>
-          <w:b/>
-          <w:color w:val="000000" w:themeColor="text1"/>
-        </w:rPr>
-      </w:pPr>
-      <w:bookmarkStart w:id="12" w:name="_Toc195102328"/>
+          <w:rFonts w:ascii="Times New Roman" w:hAnsi="Times New Roman" w:cs="Times New Roman"/>
+          <w:b/>
+          <w:color w:val="000000" w:themeColor="text1"/>
+        </w:rPr>
+      </w:pPr>
+      <w:bookmarkStart w:id="13" w:name="_Toc195538323"/>
       <w:r>
         <w:rPr>
           <w:rFonts w:ascii="Times New Roman" w:hAnsi="Times New Roman" w:cs="Times New Roman"/>
@@ -5561,24 +6103,16 @@
           <w:color w:val="000000" w:themeColor="text1"/>
         </w:rPr>
         <w:lastRenderedPageBreak/>
-        <w:t xml:space="preserve">Тема 13. </w:t>
-      </w:r>
-      <w:r>
-        <w:rPr>
-          <w:rFonts w:ascii="Times New Roman" w:eastAsia="Calibri" w:hAnsi="Times New Roman" w:cs="Times New Roman"/>
-          <w:b/>
-          <w:color w:val="000000" w:themeColor="text1"/>
-        </w:rPr>
-        <w:t>Тестирование приложения</w:t>
-      </w:r>
-      <w:bookmarkEnd w:id="12"/>
+        <w:t>Тема 14. Отладка приложения.</w:t>
+      </w:r>
+      <w:bookmarkEnd w:id="13"/>
     </w:p>
     <w:p>
       <w:pPr>
         <w:pStyle w:val="1"/>
         <w:ind w:firstLine="709"/>
         <w:rPr>
-          <w:rFonts w:ascii="Times New Roman" w:eastAsia="Calibri" w:hAnsi="Times New Roman" w:cs="Times New Roman"/>
+          <w:rFonts w:ascii="Times New Roman" w:hAnsi="Times New Roman" w:cs="Times New Roman"/>
           <w:b/>
           <w:color w:val="000000" w:themeColor="text1"/>
         </w:rPr>
@@ -5589,7 +6123,7 @@
         <w:pStyle w:val="1"/>
         <w:ind w:firstLine="709"/>
         <w:rPr>
-          <w:rFonts w:ascii="Times New Roman" w:eastAsia="Calibri" w:hAnsi="Times New Roman" w:cs="Times New Roman"/>
+          <w:rFonts w:ascii="Times New Roman" w:hAnsi="Times New Roman" w:cs="Times New Roman"/>
           <w:b/>
           <w:color w:val="000000" w:themeColor="text1"/>
         </w:rPr>
@@ -5600,7 +6134,7 @@
         <w:pStyle w:val="1"/>
         <w:ind w:firstLine="709"/>
         <w:rPr>
-          <w:rFonts w:ascii="Times New Roman" w:eastAsiaTheme="minorHAnsi" w:hAnsi="Times New Roman" w:cs="Times New Roman"/>
+          <w:rFonts w:ascii="Times New Roman" w:hAnsi="Times New Roman" w:cs="Times New Roman"/>
           <w:b/>
           <w:color w:val="000000" w:themeColor="text1"/>
         </w:rPr>
@@ -5611,7 +6145,18 @@
         <w:pStyle w:val="1"/>
         <w:ind w:firstLine="709"/>
         <w:rPr>
-          <w:rFonts w:ascii="Times New Roman" w:eastAsia="Calibri" w:hAnsi="Times New Roman" w:cs="Times New Roman"/>
+          <w:rFonts w:ascii="Times New Roman" w:hAnsi="Times New Roman" w:cs="Times New Roman"/>
+          <w:b/>
+          <w:color w:val="000000" w:themeColor="text1"/>
+        </w:rPr>
+      </w:pPr>
+    </w:p>
+    <w:p>
+      <w:pPr>
+        <w:pStyle w:val="1"/>
+        <w:ind w:firstLine="709"/>
+        <w:rPr>
+          <w:rFonts w:ascii="Times New Roman" w:hAnsi="Times New Roman" w:cs="Times New Roman"/>
           <w:b/>
           <w:color w:val="000000" w:themeColor="text1"/>
         </w:rPr>
@@ -5634,7 +6179,7 @@
           <w:color w:val="000000" w:themeColor="text1"/>
         </w:rPr>
       </w:pPr>
-      <w:bookmarkStart w:id="13" w:name="_Toc195102329"/>
+      <w:bookmarkStart w:id="14" w:name="_Toc195538324"/>
       <w:r>
         <w:rPr>
           <w:rFonts w:ascii="Times New Roman" w:hAnsi="Times New Roman" w:cs="Times New Roman"/>
@@ -5642,20 +6187,9 @@
           <w:color w:val="000000" w:themeColor="text1"/>
         </w:rPr>
         <w:lastRenderedPageBreak/>
-        <w:t>Тема 14. Отладка приложения.</w:t>
-      </w:r>
-      <w:bookmarkEnd w:id="13"/>
-    </w:p>
-    <w:p>
-      <w:pPr>
-        <w:pStyle w:val="1"/>
-        <w:ind w:firstLine="709"/>
-        <w:rPr>
-          <w:rFonts w:ascii="Times New Roman" w:hAnsi="Times New Roman" w:cs="Times New Roman"/>
-          <w:b/>
-          <w:color w:val="000000" w:themeColor="text1"/>
-        </w:rPr>
-      </w:pPr>
+        <w:t>Тема 15. Защита приложения. Оценка качества и надежности приложения.</w:t>
+      </w:r>
+      <w:bookmarkEnd w:id="14"/>
     </w:p>
     <w:p>
       <w:pPr>
@@ -5713,85 +6247,12 @@
         <w:pStyle w:val="1"/>
         <w:ind w:firstLine="709"/>
         <w:rPr>
-          <w:rFonts w:ascii="Times New Roman" w:hAnsi="Times New Roman" w:cs="Times New Roman"/>
-          <w:b/>
-          <w:color w:val="000000" w:themeColor="text1"/>
-        </w:rPr>
-      </w:pPr>
-      <w:bookmarkStart w:id="14" w:name="_Toc195102330"/>
-      <w:r>
-        <w:rPr>
-          <w:rFonts w:ascii="Times New Roman" w:hAnsi="Times New Roman" w:cs="Times New Roman"/>
-          <w:b/>
-          <w:color w:val="000000" w:themeColor="text1"/>
-        </w:rPr>
-        <w:lastRenderedPageBreak/>
-        <w:t>Тема 15. Защита приложения. Оценка качества и надежности приложения.</w:t>
-      </w:r>
-      <w:bookmarkEnd w:id="14"/>
-    </w:p>
-    <w:p>
-      <w:pPr>
-        <w:pStyle w:val="1"/>
-        <w:ind w:firstLine="709"/>
-        <w:rPr>
-          <w:rFonts w:ascii="Times New Roman" w:hAnsi="Times New Roman" w:cs="Times New Roman"/>
-          <w:b/>
-          <w:color w:val="000000" w:themeColor="text1"/>
-        </w:rPr>
-      </w:pPr>
-    </w:p>
-    <w:p>
-      <w:pPr>
-        <w:pStyle w:val="1"/>
-        <w:ind w:firstLine="709"/>
-        <w:rPr>
-          <w:rFonts w:ascii="Times New Roman" w:hAnsi="Times New Roman" w:cs="Times New Roman"/>
-          <w:b/>
-          <w:color w:val="000000" w:themeColor="text1"/>
-        </w:rPr>
-      </w:pPr>
-    </w:p>
-    <w:p>
-      <w:pPr>
-        <w:pStyle w:val="1"/>
-        <w:ind w:firstLine="709"/>
-        <w:rPr>
-          <w:rFonts w:ascii="Times New Roman" w:hAnsi="Times New Roman" w:cs="Times New Roman"/>
-          <w:b/>
-          <w:color w:val="000000" w:themeColor="text1"/>
-        </w:rPr>
-      </w:pPr>
-    </w:p>
-    <w:p>
-      <w:pPr>
-        <w:pStyle w:val="1"/>
-        <w:ind w:firstLine="709"/>
-        <w:rPr>
-          <w:rFonts w:ascii="Times New Roman" w:hAnsi="Times New Roman" w:cs="Times New Roman"/>
-          <w:b/>
-          <w:color w:val="000000" w:themeColor="text1"/>
-        </w:rPr>
-        <w:sectPr>
-          <w:pgSz w:w="11906" w:h="16838"/>
-          <w:pgMar w:top="1134" w:right="850" w:bottom="1134" w:left="1560" w:header="0" w:footer="0" w:gutter="0"/>
-          <w:cols w:space="720"/>
-          <w:formProt w:val="0"/>
-          <w:docGrid w:linePitch="360" w:charSpace="4096"/>
-        </w:sectPr>
-      </w:pPr>
-    </w:p>
-    <w:p>
-      <w:pPr>
-        <w:pStyle w:val="1"/>
-        <w:ind w:firstLine="709"/>
-        <w:rPr>
           <w:rFonts w:ascii="Times New Roman" w:eastAsiaTheme="minorHAnsi" w:hAnsi="Times New Roman" w:cs="Times New Roman"/>
           <w:b/>
           <w:color w:val="000000" w:themeColor="text1"/>
         </w:rPr>
       </w:pPr>
-      <w:bookmarkStart w:id="15" w:name="_Toc195102331"/>
+      <w:bookmarkStart w:id="15" w:name="_Toc195538325"/>
       <w:r>
         <w:rPr>
           <w:rFonts w:ascii="Times New Roman" w:hAnsi="Times New Roman" w:cs="Times New Roman"/>
@@ -5830,7 +6291,7 @@
       </w:pPr>
     </w:p>
     <w:sectPr>
-      <w:footerReference w:type="default" r:id="rId29"/>
+      <w:footerReference w:type="default" r:id="rId36"/>
       <w:pgSz w:w="11906" w:h="16838"/>
       <w:pgMar w:top="1134" w:right="850" w:bottom="1134" w:left="1701" w:header="708" w:footer="708" w:gutter="0"/>
       <w:cols w:space="708"/>
@@ -6902,28 +7363,28 @@
       </w:pPr>
     </w:lvl>
   </w:abstractNum>
-  <w:num w:numId="1" w16cid:durableId="1182662744">
+  <w:num w:numId="1" w16cid:durableId="1580670265">
     <w:abstractNumId w:val="7"/>
   </w:num>
-  <w:num w:numId="2" w16cid:durableId="1893613101">
+  <w:num w:numId="2" w16cid:durableId="1580366209">
     <w:abstractNumId w:val="4"/>
   </w:num>
-  <w:num w:numId="3" w16cid:durableId="1168398640">
+  <w:num w:numId="3" w16cid:durableId="1650284285">
     <w:abstractNumId w:val="2"/>
   </w:num>
-  <w:num w:numId="4" w16cid:durableId="1804618533">
+  <w:num w:numId="4" w16cid:durableId="251667548">
     <w:abstractNumId w:val="5"/>
   </w:num>
-  <w:num w:numId="5" w16cid:durableId="1978601872">
+  <w:num w:numId="5" w16cid:durableId="308562865">
     <w:abstractNumId w:val="6"/>
   </w:num>
-  <w:num w:numId="6" w16cid:durableId="960571022">
+  <w:num w:numId="6" w16cid:durableId="1802460885">
     <w:abstractNumId w:val="0"/>
   </w:num>
-  <w:num w:numId="7" w16cid:durableId="1799181698">
+  <w:num w:numId="7" w16cid:durableId="398870137">
     <w:abstractNumId w:val="3"/>
   </w:num>
-  <w:num w:numId="8" w16cid:durableId="1663509013">
+  <w:num w:numId="8" w16cid:durableId="1058091970">
     <w:abstractNumId w:val="1"/>
   </w:num>
 </w:numbering>
@@ -7882,7 +8343,7 @@
 </file>
 
 <file path=customXml/itemProps1.xml><?xml version="1.0" encoding="utf-8"?>
-<ds:datastoreItem xmlns:ds="http://schemas.openxmlformats.org/officeDocument/2006/customXml" ds:itemID="{DEFD78DA-2AC9-453A-8DA7-3F1D157F896C}">
+<ds:datastoreItem xmlns:ds="http://schemas.openxmlformats.org/officeDocument/2006/customXml" ds:itemID="{3B0C0F16-2CA1-4F09-8007-CBA74241F374}">
   <ds:schemaRefs>
     <ds:schemaRef ds:uri="http://schemas.openxmlformats.org/officeDocument/2006/bibliography"/>
   </ds:schemaRefs>

--- a/Отчёт по УП 05.01 Слизов.docx
+++ b/Отчёт по УП 05.01 Слизов.docx
@@ -384,18 +384,7 @@
                 <w:szCs w:val="28"/>
                 <w:lang w:eastAsia="ru-RU"/>
               </w:rPr>
-              <w:t xml:space="preserve">Выполнил </w:t>
-            </w:r>
-            <w:proofErr w:type="gramStart"/>
-            <w:r>
-              <w:rPr>
-                <w:rFonts w:ascii="Times New Roman" w:eastAsia="Times New Roman" w:hAnsi="Times New Roman" w:cs="Times New Roman"/>
-                <w:color w:val="000000" w:themeColor="text1"/>
-                <w:sz w:val="28"/>
-                <w:szCs w:val="28"/>
-                <w:lang w:eastAsia="ru-RU"/>
-              </w:rPr>
-              <w:t xml:space="preserve">студент  </w:t>
+              <w:t xml:space="preserve">Выполнил студент  </w:t>
             </w:r>
             <w:r>
               <w:rPr>
@@ -406,19 +395,7 @@
                 <w:u w:val="single"/>
                 <w:lang w:eastAsia="ru-RU"/>
               </w:rPr>
-              <w:t>_</w:t>
-            </w:r>
-            <w:proofErr w:type="gramEnd"/>
-            <w:r>
-              <w:rPr>
-                <w:rFonts w:ascii="Times New Roman" w:eastAsia="Times New Roman" w:hAnsi="Times New Roman" w:cs="Times New Roman"/>
-                <w:color w:val="000000" w:themeColor="text1"/>
-                <w:sz w:val="28"/>
-                <w:szCs w:val="28"/>
-                <w:u w:val="single"/>
-                <w:lang w:eastAsia="ru-RU"/>
-              </w:rPr>
-              <w:t xml:space="preserve">_3__ </w:t>
+              <w:t xml:space="preserve">__3__ </w:t>
             </w:r>
             <w:r>
               <w:rPr>
@@ -526,29 +503,7 @@
                 <w:szCs w:val="28"/>
                 <w:lang w:eastAsia="ru-RU"/>
               </w:rPr>
-              <w:t xml:space="preserve">     </w:t>
-            </w:r>
-            <w:proofErr w:type="spellStart"/>
-            <w:r>
-              <w:rPr>
-                <w:rFonts w:ascii="Times New Roman" w:eastAsia="Times New Roman" w:hAnsi="Times New Roman" w:cs="Times New Roman"/>
-                <w:color w:val="000000" w:themeColor="text1"/>
-                <w:sz w:val="28"/>
-                <w:szCs w:val="28"/>
-                <w:lang w:eastAsia="ru-RU"/>
-              </w:rPr>
-              <w:t>Слизов</w:t>
-            </w:r>
-            <w:proofErr w:type="spellEnd"/>
-            <w:r>
-              <w:rPr>
-                <w:rFonts w:ascii="Times New Roman" w:eastAsia="Times New Roman" w:hAnsi="Times New Roman" w:cs="Times New Roman"/>
-                <w:color w:val="000000" w:themeColor="text1"/>
-                <w:sz w:val="28"/>
-                <w:szCs w:val="28"/>
-                <w:lang w:eastAsia="ru-RU"/>
-              </w:rPr>
-              <w:t xml:space="preserve"> Д.В.</w:t>
+              <w:t xml:space="preserve">     Слизов Д.В.</w:t>
             </w:r>
           </w:p>
           <w:p>
@@ -2856,27 +2811,7 @@
           <w:sz w:val="28"/>
           <w:szCs w:val="28"/>
         </w:rPr>
-        <w:t>Активности (</w:t>
-      </w:r>
-      <w:proofErr w:type="spellStart"/>
-      <w:r>
-        <w:rPr>
-          <w:rFonts w:ascii="Times New Roman" w:hAnsi="Times New Roman" w:cs="Times New Roman"/>
-          <w:color w:val="000000" w:themeColor="text1"/>
-          <w:sz w:val="28"/>
-          <w:szCs w:val="28"/>
-        </w:rPr>
-        <w:t>Activity</w:t>
-      </w:r>
-      <w:proofErr w:type="spellEnd"/>
-      <w:r>
-        <w:rPr>
-          <w:rFonts w:ascii="Times New Roman" w:hAnsi="Times New Roman" w:cs="Times New Roman"/>
-          <w:color w:val="000000" w:themeColor="text1"/>
-          <w:sz w:val="28"/>
-          <w:szCs w:val="28"/>
-        </w:rPr>
-        <w:t>): основные экраны приложения, где пользователь взаимодействует с интерфейсом.</w:t>
+        <w:t>Активности (Activity): основные экраны приложения, где пользователь взаимодействует с интерфейсом.</w:t>
       </w:r>
     </w:p>
     <w:p>
@@ -2981,47 +2916,7 @@
           <w:sz w:val="28"/>
           <w:szCs w:val="28"/>
         </w:rPr>
-        <w:t>Приемники (</w:t>
-      </w:r>
-      <w:proofErr w:type="spellStart"/>
-      <w:r>
-        <w:rPr>
-          <w:rFonts w:ascii="Times New Roman" w:hAnsi="Times New Roman" w:cs="Times New Roman"/>
-          <w:color w:val="000000" w:themeColor="text1"/>
-          <w:sz w:val="28"/>
-          <w:szCs w:val="28"/>
-        </w:rPr>
-        <w:t>BroadcastReceiver</w:t>
-      </w:r>
-      <w:proofErr w:type="spellEnd"/>
-      <w:r>
-        <w:rPr>
-          <w:rFonts w:ascii="Times New Roman" w:hAnsi="Times New Roman" w:cs="Times New Roman"/>
-          <w:color w:val="000000" w:themeColor="text1"/>
-          <w:sz w:val="28"/>
-          <w:szCs w:val="28"/>
-        </w:rPr>
-        <w:t>)</w:t>
-      </w:r>
-      <w:proofErr w:type="gramStart"/>
-      <w:r>
-        <w:rPr>
-          <w:rFonts w:ascii="Times New Roman" w:hAnsi="Times New Roman" w:cs="Times New Roman"/>
-          <w:color w:val="000000" w:themeColor="text1"/>
-          <w:sz w:val="28"/>
-          <w:szCs w:val="28"/>
-        </w:rPr>
-        <w:t>: Реагируют</w:t>
-      </w:r>
-      <w:proofErr w:type="gramEnd"/>
-      <w:r>
-        <w:rPr>
-          <w:rFonts w:ascii="Times New Roman" w:hAnsi="Times New Roman" w:cs="Times New Roman"/>
-          <w:color w:val="000000" w:themeColor="text1"/>
-          <w:sz w:val="28"/>
-          <w:szCs w:val="28"/>
-        </w:rPr>
-        <w:t xml:space="preserve"> на системные события (например, получение SMS).</w:t>
+        <w:t>Приемники (BroadcastReceiver): Реагируют на системные события (например, получение SMS).</w:t>
       </w:r>
     </w:p>
     <w:p>
@@ -3048,27 +2943,7 @@
           <w:sz w:val="28"/>
           <w:szCs w:val="28"/>
         </w:rPr>
-        <w:t>Контент-провайдеры (</w:t>
-      </w:r>
-      <w:proofErr w:type="spellStart"/>
-      <w:r>
-        <w:rPr>
-          <w:rFonts w:ascii="Times New Roman" w:hAnsi="Times New Roman" w:cs="Times New Roman"/>
-          <w:color w:val="000000" w:themeColor="text1"/>
-          <w:sz w:val="28"/>
-          <w:szCs w:val="28"/>
-        </w:rPr>
-        <w:t>ContentProvider</w:t>
-      </w:r>
-      <w:proofErr w:type="spellEnd"/>
-      <w:r>
-        <w:rPr>
-          <w:rFonts w:ascii="Times New Roman" w:hAnsi="Times New Roman" w:cs="Times New Roman"/>
-          <w:color w:val="000000" w:themeColor="text1"/>
-          <w:sz w:val="28"/>
-          <w:szCs w:val="28"/>
-        </w:rPr>
-        <w:t>): Позволяют другим приложениям получать доступ к данным.</w:t>
+        <w:t>Контент-провайдеры (ContentProvider): Позволяют другим приложениям получать доступ к данным.</w:t>
       </w:r>
     </w:p>
     <w:p>
@@ -3096,27 +2971,7 @@
           <w:szCs w:val="28"/>
         </w:rPr>
         <w:lastRenderedPageBreak/>
-        <w:t>Фрагменты (</w:t>
-      </w:r>
-      <w:proofErr w:type="spellStart"/>
-      <w:r>
-        <w:rPr>
-          <w:rFonts w:ascii="Times New Roman" w:hAnsi="Times New Roman" w:cs="Times New Roman"/>
-          <w:color w:val="000000" w:themeColor="text1"/>
-          <w:sz w:val="28"/>
-          <w:szCs w:val="28"/>
-        </w:rPr>
-        <w:t>Fragment</w:t>
-      </w:r>
-      <w:proofErr w:type="spellEnd"/>
-      <w:r>
-        <w:rPr>
-          <w:rFonts w:ascii="Times New Roman" w:hAnsi="Times New Roman" w:cs="Times New Roman"/>
-          <w:color w:val="000000" w:themeColor="text1"/>
-          <w:sz w:val="28"/>
-          <w:szCs w:val="28"/>
-        </w:rPr>
-        <w:t>): Часть интерфейса, которую можно использовать в разных активностях.</w:t>
+        <w:t>Фрагменты (Fragment): Часть интерфейса, которую можно использовать в разных активностях.</w:t>
       </w:r>
     </w:p>
     <w:p>
@@ -3810,7 +3665,6 @@
         </w:rPr>
         <w:t>Приложение «</w:t>
       </w:r>
-      <w:proofErr w:type="spellStart"/>
       <w:r>
         <w:rPr>
           <w:rFonts w:ascii="Times New Roman" w:hAnsi="Times New Roman" w:cs="Times New Roman"/>
@@ -3821,7 +3675,6 @@
         </w:rPr>
         <w:t>tema</w:t>
       </w:r>
-      <w:proofErr w:type="spellEnd"/>
       <w:r>
         <w:rPr>
           <w:rFonts w:ascii="Times New Roman" w:hAnsi="Times New Roman" w:cs="Times New Roman"/>
@@ -5040,7 +4893,6 @@
         <w:lastRenderedPageBreak/>
         <w:t xml:space="preserve">Тема 7. </w:t>
       </w:r>
-      <w:proofErr w:type="spellStart"/>
       <w:r>
         <w:rPr>
           <w:rFonts w:ascii="Times New Roman" w:hAnsi="Times New Roman" w:cs="Times New Roman"/>
@@ -5048,17 +4900,7 @@
           <w:color w:val="000000" w:themeColor="text1"/>
           <w:shd w:val="clear" w:color="auto" w:fill="FFFFFF"/>
         </w:rPr>
-        <w:t>Material</w:t>
-      </w:r>
-      <w:proofErr w:type="spellEnd"/>
-      <w:r>
-        <w:rPr>
-          <w:rFonts w:ascii="Times New Roman" w:hAnsi="Times New Roman" w:cs="Times New Roman"/>
-          <w:b/>
-          <w:color w:val="000000" w:themeColor="text1"/>
-          <w:shd w:val="clear" w:color="auto" w:fill="FFFFFF"/>
-        </w:rPr>
-        <w:t xml:space="preserve"> Design</w:t>
+        <w:t>Material Design</w:t>
       </w:r>
       <w:bookmarkEnd w:id="6"/>
     </w:p>
@@ -5611,7 +5453,6 @@
         </w:rPr>
         <w:t xml:space="preserve">Здесь приложение </w:t>
       </w:r>
-      <w:proofErr w:type="spellStart"/>
       <w:r>
         <w:rPr>
           <w:rFonts w:ascii="Times New Roman" w:hAnsi="Times New Roman" w:cs="Times New Roman"/>
@@ -5621,7 +5462,6 @@
         </w:rPr>
         <w:t>BookDepository</w:t>
       </w:r>
-      <w:proofErr w:type="spellEnd"/>
       <w:r>
         <w:rPr>
           <w:rFonts w:ascii="Times New Roman" w:hAnsi="Times New Roman" w:cs="Times New Roman"/>
@@ -5752,19 +5592,224 @@
     </w:p>
     <w:p>
       <w:pPr>
-        <w:pStyle w:val="1"/>
-        <w:ind w:firstLine="709"/>
-        <w:rPr>
-          <w:rFonts w:ascii="Times New Roman" w:hAnsi="Times New Roman" w:cs="Times New Roman"/>
-          <w:b/>
-          <w:color w:val="000000" w:themeColor="text1"/>
-        </w:rPr>
-      </w:pPr>
-    </w:p>
-    <w:p>
-      <w:pPr>
-        <w:pStyle w:val="1"/>
-        <w:ind w:firstLine="709"/>
+        <w:rPr>
+          <w:rFonts w:ascii="Times New Roman" w:hAnsi="Times New Roman" w:cs="Times New Roman"/>
+          <w:bCs/>
+          <w:color w:val="000000" w:themeColor="text1"/>
+          <w:sz w:val="28"/>
+          <w:szCs w:val="28"/>
+        </w:rPr>
+      </w:pPr>
+      <w:r>
+        <w:rPr>
+          <w:rFonts w:ascii="Times New Roman" w:hAnsi="Times New Roman" w:cs="Times New Roman"/>
+          <w:bCs/>
+          <w:color w:val="000000" w:themeColor="text1"/>
+          <w:sz w:val="28"/>
+          <w:szCs w:val="28"/>
+        </w:rPr>
+        <w:t>При запуске приложения я выбрал книгу в списке и изменил её подробную информацию.</w:t>
+      </w:r>
+    </w:p>
+    <w:p>
+      <w:pPr>
+        <w:rPr>
+          <w:rFonts w:ascii="Times New Roman" w:hAnsi="Times New Roman" w:cs="Times New Roman"/>
+          <w:bCs/>
+          <w:color w:val="000000" w:themeColor="text1"/>
+          <w:sz w:val="28"/>
+          <w:szCs w:val="28"/>
+        </w:rPr>
+      </w:pPr>
+      <w:r>
+        <w:rPr>
+          <w:noProof/>
+        </w:rPr>
+        <w:drawing>
+          <wp:inline distT="0" distB="0" distL="0" distR="0" wp14:anchorId="79D97DCB" wp14:editId="12674CEF">
+            <wp:extent cx="1828709" cy="3581400"/>
+            <wp:effectExtent l="0" t="0" r="635" b="0"/>
+            <wp:docPr id="24806407" name="Рисунок 1"/>
+            <wp:cNvGraphicFramePr>
+              <a:graphicFrameLocks xmlns:a="http://schemas.openxmlformats.org/drawingml/2006/main" noChangeAspect="1"/>
+            </wp:cNvGraphicFramePr>
+            <a:graphic xmlns:a="http://schemas.openxmlformats.org/drawingml/2006/main">
+              <a:graphicData uri="http://schemas.openxmlformats.org/drawingml/2006/picture">
+                <pic:pic xmlns:pic="http://schemas.openxmlformats.org/drawingml/2006/picture">
+                  <pic:nvPicPr>
+                    <pic:cNvPr id="24806407" name=""/>
+                    <pic:cNvPicPr/>
+                  </pic:nvPicPr>
+                  <pic:blipFill>
+                    <a:blip r:embed="rId36"/>
+                    <a:stretch>
+                      <a:fillRect/>
+                    </a:stretch>
+                  </pic:blipFill>
+                  <pic:spPr>
+                    <a:xfrm>
+                      <a:off x="0" y="0"/>
+                      <a:ext cx="1838157" cy="3599903"/>
+                    </a:xfrm>
+                    <a:prstGeom prst="rect">
+                      <a:avLst/>
+                    </a:prstGeom>
+                  </pic:spPr>
+                </pic:pic>
+              </a:graphicData>
+            </a:graphic>
+          </wp:inline>
+        </w:drawing>
+      </w:r>
+    </w:p>
+    <w:p>
+      <w:pPr>
+        <w:rPr>
+          <w:rFonts w:ascii="Times New Roman" w:hAnsi="Times New Roman" w:cs="Times New Roman"/>
+          <w:bCs/>
+          <w:color w:val="000000" w:themeColor="text1"/>
+          <w:sz w:val="28"/>
+          <w:szCs w:val="28"/>
+        </w:rPr>
+      </w:pPr>
+      <w:r>
+        <w:rPr>
+          <w:noProof/>
+        </w:rPr>
+        <w:drawing>
+          <wp:inline distT="0" distB="0" distL="0" distR="0" wp14:anchorId="40335BAC" wp14:editId="0D50B758">
+            <wp:extent cx="1912620" cy="3811802"/>
+            <wp:effectExtent l="0" t="0" r="0" b="0"/>
+            <wp:docPr id="1984525475" name="Рисунок 1"/>
+            <wp:cNvGraphicFramePr>
+              <a:graphicFrameLocks xmlns:a="http://schemas.openxmlformats.org/drawingml/2006/main" noChangeAspect="1"/>
+            </wp:cNvGraphicFramePr>
+            <a:graphic xmlns:a="http://schemas.openxmlformats.org/drawingml/2006/main">
+              <a:graphicData uri="http://schemas.openxmlformats.org/drawingml/2006/picture">
+                <pic:pic xmlns:pic="http://schemas.openxmlformats.org/drawingml/2006/picture">
+                  <pic:nvPicPr>
+                    <pic:cNvPr id="1984525475" name=""/>
+                    <pic:cNvPicPr/>
+                  </pic:nvPicPr>
+                  <pic:blipFill>
+                    <a:blip r:embed="rId37"/>
+                    <a:stretch>
+                      <a:fillRect/>
+                    </a:stretch>
+                  </pic:blipFill>
+                  <pic:spPr>
+                    <a:xfrm>
+                      <a:off x="0" y="0"/>
+                      <a:ext cx="1918713" cy="3823945"/>
+                    </a:xfrm>
+                    <a:prstGeom prst="rect">
+                      <a:avLst/>
+                    </a:prstGeom>
+                  </pic:spPr>
+                </pic:pic>
+              </a:graphicData>
+            </a:graphic>
+          </wp:inline>
+        </w:drawing>
+      </w:r>
+    </w:p>
+    <w:p>
+      <w:pPr>
+        <w:suppressAutoHyphens w:val="0"/>
+        <w:rPr>
+          <w:rFonts w:ascii="Times New Roman" w:hAnsi="Times New Roman" w:cs="Times New Roman"/>
+          <w:bCs/>
+          <w:color w:val="000000" w:themeColor="text1"/>
+          <w:sz w:val="28"/>
+          <w:szCs w:val="28"/>
+        </w:rPr>
+      </w:pPr>
+      <w:r>
+        <w:rPr>
+          <w:rFonts w:ascii="Times New Roman" w:hAnsi="Times New Roman" w:cs="Times New Roman"/>
+          <w:bCs/>
+          <w:color w:val="000000" w:themeColor="text1"/>
+          <w:sz w:val="28"/>
+          <w:szCs w:val="28"/>
+        </w:rPr>
+        <w:br w:type="page"/>
+      </w:r>
+    </w:p>
+    <w:p>
+      <w:pPr>
+        <w:rPr>
+          <w:rFonts w:ascii="Times New Roman" w:hAnsi="Times New Roman" w:cs="Times New Roman"/>
+          <w:bCs/>
+          <w:color w:val="000000" w:themeColor="text1"/>
+          <w:sz w:val="28"/>
+          <w:szCs w:val="28"/>
+        </w:rPr>
+      </w:pPr>
+      <w:r>
+        <w:rPr>
+          <w:rFonts w:ascii="Times New Roman" w:hAnsi="Times New Roman" w:cs="Times New Roman"/>
+          <w:bCs/>
+          <w:color w:val="000000" w:themeColor="text1"/>
+          <w:sz w:val="28"/>
+          <w:szCs w:val="28"/>
+        </w:rPr>
+        <w:lastRenderedPageBreak/>
+        <w:t>Вернувшись к списку, пользователь увидит свои изменения.</w:t>
+      </w:r>
+    </w:p>
+    <w:p>
+      <w:pPr>
+        <w:rPr>
+          <w:rFonts w:ascii="Times New Roman" w:hAnsi="Times New Roman" w:cs="Times New Roman"/>
+          <w:bCs/>
+          <w:color w:val="000000" w:themeColor="text1"/>
+          <w:sz w:val="28"/>
+          <w:szCs w:val="28"/>
+        </w:rPr>
+      </w:pPr>
+      <w:r>
+        <w:rPr>
+          <w:noProof/>
+        </w:rPr>
+        <w:drawing>
+          <wp:inline distT="0" distB="0" distL="0" distR="0" wp14:anchorId="5493B896" wp14:editId="607F7905">
+            <wp:extent cx="1933977" cy="3886200"/>
+            <wp:effectExtent l="0" t="0" r="9525" b="0"/>
+            <wp:docPr id="1853330512" name="Рисунок 1"/>
+            <wp:cNvGraphicFramePr>
+              <a:graphicFrameLocks xmlns:a="http://schemas.openxmlformats.org/drawingml/2006/main" noChangeAspect="1"/>
+            </wp:cNvGraphicFramePr>
+            <a:graphic xmlns:a="http://schemas.openxmlformats.org/drawingml/2006/main">
+              <a:graphicData uri="http://schemas.openxmlformats.org/drawingml/2006/picture">
+                <pic:pic xmlns:pic="http://schemas.openxmlformats.org/drawingml/2006/picture">
+                  <pic:nvPicPr>
+                    <pic:cNvPr id="1853330512" name=""/>
+                    <pic:cNvPicPr/>
+                  </pic:nvPicPr>
+                  <pic:blipFill>
+                    <a:blip r:embed="rId38"/>
+                    <a:stretch>
+                      <a:fillRect/>
+                    </a:stretch>
+                  </pic:blipFill>
+                  <pic:spPr>
+                    <a:xfrm>
+                      <a:off x="0" y="0"/>
+                      <a:ext cx="1938299" cy="3894885"/>
+                    </a:xfrm>
+                    <a:prstGeom prst="rect">
+                      <a:avLst/>
+                    </a:prstGeom>
+                  </pic:spPr>
+                </pic:pic>
+              </a:graphicData>
+            </a:graphic>
+          </wp:inline>
+        </w:drawing>
+      </w:r>
+    </w:p>
+    <w:p>
+      <w:pPr>
         <w:rPr>
           <w:rFonts w:ascii="Times New Roman" w:hAnsi="Times New Roman" w:cs="Times New Roman"/>
           <w:b/>
@@ -5934,20 +5979,9 @@
           <w:color w:val="000000" w:themeColor="text1"/>
           <w:shd w:val="clear" w:color="auto" w:fill="FFFFFF"/>
         </w:rPr>
-        <w:t xml:space="preserve"> </w:t>
-      </w:r>
-      <w:proofErr w:type="spellStart"/>
-      <w:r>
-        <w:rPr>
-          <w:rFonts w:ascii="Times New Roman" w:hAnsi="Times New Roman" w:cs="Times New Roman"/>
-          <w:b/>
-          <w:color w:val="000000" w:themeColor="text1"/>
-          <w:shd w:val="clear" w:color="auto" w:fill="FFFFFF"/>
-        </w:rPr>
-        <w:t>Intents</w:t>
+        <w:t xml:space="preserve"> Intents</w:t>
       </w:r>
       <w:bookmarkEnd w:id="11"/>
-      <w:proofErr w:type="spellEnd"/>
     </w:p>
     <w:p>
       <w:pPr>
@@ -6291,7 +6325,7 @@
       </w:pPr>
     </w:p>
     <w:sectPr>
-      <w:footerReference w:type="default" r:id="rId36"/>
+      <w:footerReference w:type="default" r:id="rId39"/>
       <w:pgSz w:w="11906" w:h="16838"/>
       <w:pgMar w:top="1134" w:right="850" w:bottom="1134" w:left="1701" w:header="708" w:footer="708" w:gutter="0"/>
       <w:cols w:space="708"/>

--- a/Отчёт по УП 05.01 Слизов.docx
+++ b/Отчёт по УП 05.01 Слизов.docx
@@ -1830,7 +1830,23 @@
                 <w:rFonts w:ascii="Times New Roman" w:hAnsi="Times New Roman" w:cs="Times New Roman"/>
                 <w:noProof/>
               </w:rPr>
-              <w:t>Тема 11. Обеспечение дополнительной функциональности системы.</w:t>
+              <w:t>Тема 11. Обеспечение доп</w:t>
+            </w:r>
+            <w:r>
+              <w:rPr>
+                <w:rStyle w:val="a7"/>
+                <w:rFonts w:ascii="Times New Roman" w:hAnsi="Times New Roman" w:cs="Times New Roman"/>
+                <w:noProof/>
+              </w:rPr>
+              <w:t>о</w:t>
+            </w:r>
+            <w:r>
+              <w:rPr>
+                <w:rStyle w:val="a7"/>
+                <w:rFonts w:ascii="Times New Roman" w:hAnsi="Times New Roman" w:cs="Times New Roman"/>
+                <w:noProof/>
+              </w:rPr>
+              <w:t>лнительной функциональности системы.</w:t>
             </w:r>
             <w:r>
               <w:rPr>
@@ -1871,7 +1887,7 @@
                 <w:noProof/>
                 <w:webHidden/>
               </w:rPr>
-              <w:t>21</w:t>
+              <w:t>22</w:t>
             </w:r>
             <w:r>
               <w:rPr>
@@ -1951,7 +1967,7 @@
                 <w:noProof/>
                 <w:webHidden/>
               </w:rPr>
-              <w:t>22</w:t>
+              <w:t>23</w:t>
             </w:r>
             <w:r>
               <w:rPr>
@@ -2030,7 +2046,7 @@
                 <w:noProof/>
                 <w:webHidden/>
               </w:rPr>
-              <w:t>23</w:t>
+              <w:t>24</w:t>
             </w:r>
             <w:r>
               <w:rPr>
@@ -2101,7 +2117,7 @@
                 <w:noProof/>
                 <w:webHidden/>
               </w:rPr>
-              <w:t>24</w:t>
+              <w:t>25</w:t>
             </w:r>
             <w:r>
               <w:rPr>
@@ -2172,7 +2188,7 @@
                 <w:noProof/>
                 <w:webHidden/>
               </w:rPr>
-              <w:t>25</w:t>
+              <w:t>26</w:t>
             </w:r>
             <w:r>
               <w:rPr>
@@ -2251,7 +2267,7 @@
                 <w:noProof/>
                 <w:webHidden/>
               </w:rPr>
-              <w:t>26</w:t>
+              <w:t>27</w:t>
             </w:r>
             <w:r>
               <w:rPr>
@@ -5463,14 +5479,897 @@
       </w:pPr>
       <w:r>
         <w:rPr>
-          <w:rFonts w:ascii="Times New Roman" w:hAnsi="Times New Roman" w:cs="Times New Roman"/>
-          <w:b/>
-          <w:color w:val="000000" w:themeColor="text1"/>
+          <w:noProof/>
         </w:rPr>
         <w:drawing>
-          <wp:inline distT="0" distB="0" distL="0" distR="0" wp14:anchorId="5B448366" wp14:editId="000375D2">
-            <wp:extent cx="4113199" cy="1911927"/>
-            <wp:effectExtent l="0" t="0" r="1905" b="0"/>
+          <wp:inline distT="0" distB="0" distL="0" distR="0" wp14:anchorId="06FD2865" wp14:editId="23BC755B">
+            <wp:extent cx="6029960" cy="3065780"/>
+            <wp:effectExtent l="0" t="0" r="8890" b="1270"/>
+            <wp:docPr id="1832240088" name="Рисунок 1"/>
+            <wp:cNvGraphicFramePr>
+              <a:graphicFrameLocks xmlns:a="http://schemas.openxmlformats.org/drawingml/2006/main" noChangeAspect="1"/>
+            </wp:cNvGraphicFramePr>
+            <a:graphic xmlns:a="http://schemas.openxmlformats.org/drawingml/2006/main">
+              <a:graphicData uri="http://schemas.openxmlformats.org/drawingml/2006/picture">
+                <pic:pic xmlns:pic="http://schemas.openxmlformats.org/drawingml/2006/picture">
+                  <pic:nvPicPr>
+                    <pic:cNvPr id="1832240088" name=""/>
+                    <pic:cNvPicPr/>
+                  </pic:nvPicPr>
+                  <pic:blipFill>
+                    <a:blip r:embed="rId32"/>
+                    <a:stretch>
+                      <a:fillRect/>
+                    </a:stretch>
+                  </pic:blipFill>
+                  <pic:spPr>
+                    <a:xfrm>
+                      <a:off x="0" y="0"/>
+                      <a:ext cx="6029960" cy="3065780"/>
+                    </a:xfrm>
+                    <a:prstGeom prst="rect">
+                      <a:avLst/>
+                    </a:prstGeom>
+                  </pic:spPr>
+                </pic:pic>
+              </a:graphicData>
+            </a:graphic>
+          </wp:inline>
+        </w:drawing>
+      </w:r>
+    </w:p>
+    <w:p>
+      <w:pPr>
+        <w:spacing w:after="0" w:line="360" w:lineRule="auto"/>
+        <w:ind w:firstLine="709"/>
+        <w:jc w:val="both"/>
+        <w:rPr>
+          <w:rFonts w:ascii="Times New Roman" w:hAnsi="Times New Roman" w:cs="Times New Roman"/>
+          <w:color w:val="000000" w:themeColor="text1"/>
+          <w:sz w:val="28"/>
+          <w:szCs w:val="28"/>
+        </w:rPr>
+      </w:pPr>
+      <w:r>
+        <w:rPr>
+          <w:rFonts w:ascii="Times New Roman" w:hAnsi="Times New Roman" w:cs="Times New Roman"/>
+          <w:color w:val="000000" w:themeColor="text1"/>
+          <w:sz w:val="28"/>
+          <w:szCs w:val="28"/>
+        </w:rPr>
+        <w:t>Чекбокс работает</w:t>
+      </w:r>
+    </w:p>
+    <w:p>
+      <w:pPr>
+        <w:rPr>
+          <w:rFonts w:ascii="Times New Roman" w:hAnsi="Times New Roman" w:cs="Times New Roman"/>
+          <w:b/>
+          <w:color w:val="000000" w:themeColor="text1"/>
+        </w:rPr>
+      </w:pPr>
+      <w:r>
+        <w:rPr>
+          <w:noProof/>
+        </w:rPr>
+        <w:drawing>
+          <wp:inline distT="0" distB="0" distL="0" distR="0" wp14:anchorId="22719A44" wp14:editId="43CC3934">
+            <wp:extent cx="6029960" cy="3093085"/>
+            <wp:effectExtent l="0" t="0" r="8890" b="0"/>
+            <wp:docPr id="938848522" name="Рисунок 1"/>
+            <wp:cNvGraphicFramePr>
+              <a:graphicFrameLocks xmlns:a="http://schemas.openxmlformats.org/drawingml/2006/main" noChangeAspect="1"/>
+            </wp:cNvGraphicFramePr>
+            <a:graphic xmlns:a="http://schemas.openxmlformats.org/drawingml/2006/main">
+              <a:graphicData uri="http://schemas.openxmlformats.org/drawingml/2006/picture">
+                <pic:pic xmlns:pic="http://schemas.openxmlformats.org/drawingml/2006/picture">
+                  <pic:nvPicPr>
+                    <pic:cNvPr id="938848522" name=""/>
+                    <pic:cNvPicPr/>
+                  </pic:nvPicPr>
+                  <pic:blipFill>
+                    <a:blip r:embed="rId33"/>
+                    <a:stretch>
+                      <a:fillRect/>
+                    </a:stretch>
+                  </pic:blipFill>
+                  <pic:spPr>
+                    <a:xfrm>
+                      <a:off x="0" y="0"/>
+                      <a:ext cx="6029960" cy="3093085"/>
+                    </a:xfrm>
+                    <a:prstGeom prst="rect">
+                      <a:avLst/>
+                    </a:prstGeom>
+                  </pic:spPr>
+                </pic:pic>
+              </a:graphicData>
+            </a:graphic>
+          </wp:inline>
+        </w:drawing>
+      </w:r>
+    </w:p>
+    <w:p>
+      <w:pPr>
+        <w:pStyle w:val="1"/>
+        <w:ind w:firstLine="709"/>
+        <w:rPr>
+          <w:rFonts w:ascii="Times New Roman" w:hAnsi="Times New Roman" w:cs="Times New Roman"/>
+          <w:b/>
+          <w:color w:val="000000" w:themeColor="text1"/>
+        </w:rPr>
+      </w:pPr>
+    </w:p>
+    <w:p>
+      <w:pPr>
+        <w:pStyle w:val="1"/>
+        <w:rPr>
+          <w:rFonts w:ascii="Times New Roman" w:hAnsi="Times New Roman" w:cs="Times New Roman"/>
+          <w:b/>
+          <w:color w:val="000000" w:themeColor="text1"/>
+          <w:lang w:val="en-US"/>
+        </w:rPr>
+        <w:sectPr>
+          <w:pgSz w:w="11906" w:h="16838"/>
+          <w:pgMar w:top="1134" w:right="850" w:bottom="1134" w:left="1560" w:header="0" w:footer="0" w:gutter="0"/>
+          <w:cols w:space="720"/>
+          <w:formProt w:val="0"/>
+          <w:docGrid w:linePitch="360" w:charSpace="4096"/>
+        </w:sectPr>
+      </w:pPr>
+    </w:p>
+    <w:p>
+      <w:pPr>
+        <w:pStyle w:val="1"/>
+        <w:rPr>
+          <w:rFonts w:ascii="Times New Roman" w:hAnsi="Times New Roman" w:cs="Times New Roman"/>
+          <w:b/>
+          <w:color w:val="000000" w:themeColor="text1"/>
+        </w:rPr>
+      </w:pPr>
+      <w:bookmarkStart w:id="8" w:name="_Toc195538318"/>
+      <w:r>
+        <w:rPr>
+          <w:rFonts w:ascii="Times New Roman" w:hAnsi="Times New Roman" w:cs="Times New Roman"/>
+          <w:b/>
+          <w:color w:val="000000" w:themeColor="text1"/>
+        </w:rPr>
+        <w:lastRenderedPageBreak/>
+        <w:t>Тема 9. Объектно-ориентированный подход в разработке кода информационной системы</w:t>
+      </w:r>
+      <w:bookmarkEnd w:id="8"/>
+    </w:p>
+    <w:p>
+      <w:pPr>
+        <w:spacing w:after="0" w:line="360" w:lineRule="auto"/>
+        <w:ind w:firstLine="709"/>
+        <w:jc w:val="both"/>
+        <w:rPr>
+          <w:rFonts w:ascii="Times New Roman" w:hAnsi="Times New Roman" w:cs="Times New Roman"/>
+          <w:sz w:val="28"/>
+          <w:szCs w:val="28"/>
+        </w:rPr>
+      </w:pPr>
+      <w:r>
+        <w:rPr>
+          <w:rFonts w:ascii="Times New Roman" w:hAnsi="Times New Roman" w:cs="Times New Roman"/>
+          <w:sz w:val="28"/>
+          <w:szCs w:val="28"/>
+        </w:rPr>
+        <w:t xml:space="preserve">Здесь приложение </w:t>
+      </w:r>
+      <w:proofErr w:type="spellStart"/>
+      <w:r>
+        <w:rPr>
+          <w:rFonts w:ascii="Times New Roman" w:hAnsi="Times New Roman" w:cs="Times New Roman"/>
+          <w:sz w:val="28"/>
+          <w:szCs w:val="28"/>
+          <w:lang w:val="en-US"/>
+        </w:rPr>
+        <w:t>BookDepository</w:t>
+      </w:r>
+      <w:proofErr w:type="spellEnd"/>
+      <w:r>
+        <w:rPr>
+          <w:rFonts w:ascii="Times New Roman" w:hAnsi="Times New Roman" w:cs="Times New Roman"/>
+          <w:sz w:val="28"/>
+          <w:szCs w:val="28"/>
+        </w:rPr>
+        <w:t xml:space="preserve"> поддерживает списки. В списке для каждой книги отображается краткое описание и дата, а также признак её прочтения</w:t>
+      </w:r>
+    </w:p>
+    <w:p>
+      <w:pPr>
+        <w:rPr>
+          <w:sz w:val="28"/>
+          <w:szCs w:val="28"/>
+          <w:lang w:val="en-US"/>
+        </w:rPr>
+      </w:pPr>
+      <w:r>
+        <w:rPr>
+          <w:noProof/>
+        </w:rPr>
+        <w:drawing>
+          <wp:inline distT="0" distB="0" distL="0" distR="0" wp14:anchorId="199EAD49" wp14:editId="47B03467">
+            <wp:extent cx="1927860" cy="3719893"/>
+            <wp:effectExtent l="0" t="0" r="0" b="0"/>
+            <wp:docPr id="1326784395" name="Рисунок 1"/>
+            <wp:cNvGraphicFramePr>
+              <a:graphicFrameLocks xmlns:a="http://schemas.openxmlformats.org/drawingml/2006/main" noChangeAspect="1"/>
+            </wp:cNvGraphicFramePr>
+            <a:graphic xmlns:a="http://schemas.openxmlformats.org/drawingml/2006/main">
+              <a:graphicData uri="http://schemas.openxmlformats.org/drawingml/2006/picture">
+                <pic:pic xmlns:pic="http://schemas.openxmlformats.org/drawingml/2006/picture">
+                  <pic:nvPicPr>
+                    <pic:cNvPr id="1326784395" name=""/>
+                    <pic:cNvPicPr/>
+                  </pic:nvPicPr>
+                  <pic:blipFill>
+                    <a:blip r:embed="rId34"/>
+                    <a:stretch>
+                      <a:fillRect/>
+                    </a:stretch>
+                  </pic:blipFill>
+                  <pic:spPr>
+                    <a:xfrm>
+                      <a:off x="0" y="0"/>
+                      <a:ext cx="1931355" cy="3726636"/>
+                    </a:xfrm>
+                    <a:prstGeom prst="rect">
+                      <a:avLst/>
+                    </a:prstGeom>
+                  </pic:spPr>
+                </pic:pic>
+              </a:graphicData>
+            </a:graphic>
+          </wp:inline>
+        </w:drawing>
+      </w:r>
+    </w:p>
+    <w:p>
+      <w:pPr>
+        <w:rPr>
+          <w:rFonts w:ascii="Times New Roman" w:hAnsi="Times New Roman" w:cs="Times New Roman"/>
+          <w:b/>
+          <w:color w:val="000000" w:themeColor="text1"/>
+        </w:rPr>
+      </w:pPr>
+      <w:r>
+        <w:rPr>
+          <w:noProof/>
+        </w:rPr>
+        <w:drawing>
+          <wp:inline distT="0" distB="0" distL="0" distR="0" wp14:anchorId="28B05C95" wp14:editId="1F14A67C">
+            <wp:extent cx="1889760" cy="3722783"/>
+            <wp:effectExtent l="0" t="0" r="0" b="0"/>
+            <wp:docPr id="216425384" name="Рисунок 1"/>
+            <wp:cNvGraphicFramePr>
+              <a:graphicFrameLocks xmlns:a="http://schemas.openxmlformats.org/drawingml/2006/main" noChangeAspect="1"/>
+            </wp:cNvGraphicFramePr>
+            <a:graphic xmlns:a="http://schemas.openxmlformats.org/drawingml/2006/main">
+              <a:graphicData uri="http://schemas.openxmlformats.org/drawingml/2006/picture">
+                <pic:pic xmlns:pic="http://schemas.openxmlformats.org/drawingml/2006/picture">
+                  <pic:nvPicPr>
+                    <pic:cNvPr id="216425384" name=""/>
+                    <pic:cNvPicPr/>
+                  </pic:nvPicPr>
+                  <pic:blipFill>
+                    <a:blip r:embed="rId35"/>
+                    <a:stretch>
+                      <a:fillRect/>
+                    </a:stretch>
+                  </pic:blipFill>
+                  <pic:spPr>
+                    <a:xfrm>
+                      <a:off x="0" y="0"/>
+                      <a:ext cx="1901613" cy="3746133"/>
+                    </a:xfrm>
+                    <a:prstGeom prst="rect">
+                      <a:avLst/>
+                    </a:prstGeom>
+                  </pic:spPr>
+                </pic:pic>
+              </a:graphicData>
+            </a:graphic>
+          </wp:inline>
+        </w:drawing>
+      </w:r>
+    </w:p>
+    <w:p>
+      <w:pPr>
+        <w:pStyle w:val="1"/>
+        <w:rPr>
+          <w:rFonts w:ascii="Times New Roman" w:hAnsi="Times New Roman" w:cs="Times New Roman"/>
+          <w:b/>
+          <w:color w:val="000000" w:themeColor="text1"/>
+        </w:rPr>
+      </w:pPr>
+      <w:bookmarkStart w:id="9" w:name="_Toc195538319"/>
+      <w:r>
+        <w:rPr>
+          <w:rFonts w:ascii="Times New Roman" w:hAnsi="Times New Roman" w:cs="Times New Roman"/>
+          <w:b/>
+          <w:color w:val="000000" w:themeColor="text1"/>
+        </w:rPr>
+        <w:lastRenderedPageBreak/>
+        <w:t>Тема 10. Создание процедур обработки информации.</w:t>
+      </w:r>
+      <w:bookmarkEnd w:id="9"/>
+    </w:p>
+    <w:p>
+      <w:pPr>
+        <w:rPr>
+          <w:rFonts w:ascii="Times New Roman" w:hAnsi="Times New Roman" w:cs="Times New Roman"/>
+          <w:bCs/>
+          <w:color w:val="000000" w:themeColor="text1"/>
+          <w:sz w:val="28"/>
+          <w:szCs w:val="28"/>
+        </w:rPr>
+      </w:pPr>
+      <w:r>
+        <w:rPr>
+          <w:rFonts w:ascii="Times New Roman" w:hAnsi="Times New Roman" w:cs="Times New Roman"/>
+          <w:bCs/>
+          <w:color w:val="000000" w:themeColor="text1"/>
+          <w:sz w:val="28"/>
+          <w:szCs w:val="28"/>
+        </w:rPr>
+        <w:t>При запуске приложения я выбрал книгу в списке и изменил её подробную информацию.</w:t>
+      </w:r>
+    </w:p>
+    <w:p>
+      <w:pPr>
+        <w:rPr>
+          <w:rFonts w:ascii="Times New Roman" w:hAnsi="Times New Roman" w:cs="Times New Roman"/>
+          <w:bCs/>
+          <w:color w:val="000000" w:themeColor="text1"/>
+          <w:sz w:val="28"/>
+          <w:szCs w:val="28"/>
+        </w:rPr>
+      </w:pPr>
+      <w:r>
+        <w:rPr>
+          <w:noProof/>
+        </w:rPr>
+        <w:drawing>
+          <wp:inline distT="0" distB="0" distL="0" distR="0" wp14:anchorId="79D97DCB" wp14:editId="12674CEF">
+            <wp:extent cx="1828709" cy="3581400"/>
+            <wp:effectExtent l="0" t="0" r="635" b="0"/>
+            <wp:docPr id="24806407" name="Рисунок 1"/>
+            <wp:cNvGraphicFramePr>
+              <a:graphicFrameLocks xmlns:a="http://schemas.openxmlformats.org/drawingml/2006/main" noChangeAspect="1"/>
+            </wp:cNvGraphicFramePr>
+            <a:graphic xmlns:a="http://schemas.openxmlformats.org/drawingml/2006/main">
+              <a:graphicData uri="http://schemas.openxmlformats.org/drawingml/2006/picture">
+                <pic:pic xmlns:pic="http://schemas.openxmlformats.org/drawingml/2006/picture">
+                  <pic:nvPicPr>
+                    <pic:cNvPr id="24806407" name=""/>
+                    <pic:cNvPicPr/>
+                  </pic:nvPicPr>
+                  <pic:blipFill>
+                    <a:blip r:embed="rId36"/>
+                    <a:stretch>
+                      <a:fillRect/>
+                    </a:stretch>
+                  </pic:blipFill>
+                  <pic:spPr>
+                    <a:xfrm>
+                      <a:off x="0" y="0"/>
+                      <a:ext cx="1838157" cy="3599903"/>
+                    </a:xfrm>
+                    <a:prstGeom prst="rect">
+                      <a:avLst/>
+                    </a:prstGeom>
+                  </pic:spPr>
+                </pic:pic>
+              </a:graphicData>
+            </a:graphic>
+          </wp:inline>
+        </w:drawing>
+      </w:r>
+    </w:p>
+    <w:p>
+      <w:pPr>
+        <w:rPr>
+          <w:rFonts w:ascii="Times New Roman" w:hAnsi="Times New Roman" w:cs="Times New Roman"/>
+          <w:bCs/>
+          <w:color w:val="000000" w:themeColor="text1"/>
+          <w:sz w:val="28"/>
+          <w:szCs w:val="28"/>
+        </w:rPr>
+      </w:pPr>
+      <w:r>
+        <w:rPr>
+          <w:noProof/>
+        </w:rPr>
+        <w:drawing>
+          <wp:inline distT="0" distB="0" distL="0" distR="0" wp14:anchorId="40335BAC" wp14:editId="0D50B758">
+            <wp:extent cx="1912620" cy="3811802"/>
+            <wp:effectExtent l="0" t="0" r="0" b="0"/>
+            <wp:docPr id="1984525475" name="Рисунок 1"/>
+            <wp:cNvGraphicFramePr>
+              <a:graphicFrameLocks xmlns:a="http://schemas.openxmlformats.org/drawingml/2006/main" noChangeAspect="1"/>
+            </wp:cNvGraphicFramePr>
+            <a:graphic xmlns:a="http://schemas.openxmlformats.org/drawingml/2006/main">
+              <a:graphicData uri="http://schemas.openxmlformats.org/drawingml/2006/picture">
+                <pic:pic xmlns:pic="http://schemas.openxmlformats.org/drawingml/2006/picture">
+                  <pic:nvPicPr>
+                    <pic:cNvPr id="1984525475" name=""/>
+                    <pic:cNvPicPr/>
+                  </pic:nvPicPr>
+                  <pic:blipFill>
+                    <a:blip r:embed="rId37"/>
+                    <a:stretch>
+                      <a:fillRect/>
+                    </a:stretch>
+                  </pic:blipFill>
+                  <pic:spPr>
+                    <a:xfrm>
+                      <a:off x="0" y="0"/>
+                      <a:ext cx="1918713" cy="3823945"/>
+                    </a:xfrm>
+                    <a:prstGeom prst="rect">
+                      <a:avLst/>
+                    </a:prstGeom>
+                  </pic:spPr>
+                </pic:pic>
+              </a:graphicData>
+            </a:graphic>
+          </wp:inline>
+        </w:drawing>
+      </w:r>
+    </w:p>
+    <w:p>
+      <w:pPr>
+        <w:suppressAutoHyphens w:val="0"/>
+        <w:rPr>
+          <w:rFonts w:ascii="Times New Roman" w:hAnsi="Times New Roman" w:cs="Times New Roman"/>
+          <w:bCs/>
+          <w:color w:val="000000" w:themeColor="text1"/>
+          <w:sz w:val="28"/>
+          <w:szCs w:val="28"/>
+        </w:rPr>
+      </w:pPr>
+      <w:r>
+        <w:rPr>
+          <w:rFonts w:ascii="Times New Roman" w:hAnsi="Times New Roman" w:cs="Times New Roman"/>
+          <w:bCs/>
+          <w:color w:val="000000" w:themeColor="text1"/>
+          <w:sz w:val="28"/>
+          <w:szCs w:val="28"/>
+        </w:rPr>
+        <w:br w:type="page"/>
+      </w:r>
+    </w:p>
+    <w:p>
+      <w:pPr>
+        <w:rPr>
+          <w:rFonts w:ascii="Times New Roman" w:hAnsi="Times New Roman" w:cs="Times New Roman"/>
+          <w:bCs/>
+          <w:color w:val="000000" w:themeColor="text1"/>
+          <w:sz w:val="28"/>
+          <w:szCs w:val="28"/>
+        </w:rPr>
+      </w:pPr>
+      <w:r>
+        <w:rPr>
+          <w:rFonts w:ascii="Times New Roman" w:hAnsi="Times New Roman" w:cs="Times New Roman"/>
+          <w:bCs/>
+          <w:color w:val="000000" w:themeColor="text1"/>
+          <w:sz w:val="28"/>
+          <w:szCs w:val="28"/>
+        </w:rPr>
+        <w:lastRenderedPageBreak/>
+        <w:t>Вернувшись к списку, пользователь увидит свои изменения.</w:t>
+      </w:r>
+    </w:p>
+    <w:p>
+      <w:pPr>
+        <w:rPr>
+          <w:rFonts w:ascii="Times New Roman" w:hAnsi="Times New Roman" w:cs="Times New Roman"/>
+          <w:bCs/>
+          <w:color w:val="000000" w:themeColor="text1"/>
+          <w:sz w:val="28"/>
+          <w:szCs w:val="28"/>
+        </w:rPr>
+      </w:pPr>
+      <w:r>
+        <w:rPr>
+          <w:noProof/>
+        </w:rPr>
+        <w:drawing>
+          <wp:inline distT="0" distB="0" distL="0" distR="0" wp14:anchorId="5493B896" wp14:editId="607F7905">
+            <wp:extent cx="1933977" cy="3886200"/>
+            <wp:effectExtent l="0" t="0" r="9525" b="0"/>
+            <wp:docPr id="1853330512" name="Рисунок 1"/>
+            <wp:cNvGraphicFramePr>
+              <a:graphicFrameLocks xmlns:a="http://schemas.openxmlformats.org/drawingml/2006/main" noChangeAspect="1"/>
+            </wp:cNvGraphicFramePr>
+            <a:graphic xmlns:a="http://schemas.openxmlformats.org/drawingml/2006/main">
+              <a:graphicData uri="http://schemas.openxmlformats.org/drawingml/2006/picture">
+                <pic:pic xmlns:pic="http://schemas.openxmlformats.org/drawingml/2006/picture">
+                  <pic:nvPicPr>
+                    <pic:cNvPr id="1853330512" name=""/>
+                    <pic:cNvPicPr/>
+                  </pic:nvPicPr>
+                  <pic:blipFill>
+                    <a:blip r:embed="rId38"/>
+                    <a:stretch>
+                      <a:fillRect/>
+                    </a:stretch>
+                  </pic:blipFill>
+                  <pic:spPr>
+                    <a:xfrm>
+                      <a:off x="0" y="0"/>
+                      <a:ext cx="1938299" cy="3894885"/>
+                    </a:xfrm>
+                    <a:prstGeom prst="rect">
+                      <a:avLst/>
+                    </a:prstGeom>
+                  </pic:spPr>
+                </pic:pic>
+              </a:graphicData>
+            </a:graphic>
+          </wp:inline>
+        </w:drawing>
+      </w:r>
+    </w:p>
+    <w:p>
+      <w:pPr>
+        <w:rPr>
+          <w:rFonts w:ascii="Times New Roman" w:hAnsi="Times New Roman" w:cs="Times New Roman"/>
+          <w:b/>
+          <w:color w:val="000000" w:themeColor="text1"/>
+        </w:rPr>
+      </w:pPr>
+    </w:p>
+    <w:p>
+      <w:pPr>
+        <w:pStyle w:val="1"/>
+        <w:ind w:firstLine="709"/>
+        <w:rPr>
+          <w:rFonts w:ascii="Times New Roman" w:hAnsi="Times New Roman" w:cs="Times New Roman"/>
+          <w:b/>
+          <w:color w:val="000000" w:themeColor="text1"/>
+        </w:rPr>
+      </w:pPr>
+    </w:p>
+    <w:p>
+      <w:pPr>
+        <w:pStyle w:val="1"/>
+        <w:ind w:firstLine="709"/>
+        <w:rPr>
+          <w:rFonts w:ascii="Times New Roman" w:hAnsi="Times New Roman" w:cs="Times New Roman"/>
+          <w:b/>
+          <w:color w:val="000000" w:themeColor="text1"/>
+        </w:rPr>
+      </w:pPr>
+    </w:p>
+    <w:p>
+      <w:pPr>
+        <w:pStyle w:val="1"/>
+        <w:ind w:firstLine="709"/>
+        <w:rPr>
+          <w:rFonts w:ascii="Times New Roman" w:hAnsi="Times New Roman" w:cs="Times New Roman"/>
+          <w:b/>
+          <w:color w:val="000000" w:themeColor="text1"/>
+        </w:rPr>
+        <w:sectPr>
+          <w:pgSz w:w="11906" w:h="16838"/>
+          <w:pgMar w:top="1134" w:right="850" w:bottom="1134" w:left="1560" w:header="0" w:footer="0" w:gutter="0"/>
+          <w:cols w:space="720"/>
+          <w:formProt w:val="0"/>
+          <w:docGrid w:linePitch="360" w:charSpace="4096"/>
+        </w:sectPr>
+      </w:pPr>
+    </w:p>
+    <w:p>
+      <w:pPr>
+        <w:pStyle w:val="1"/>
+        <w:ind w:firstLine="709"/>
+        <w:rPr>
+          <w:rFonts w:ascii="Times New Roman" w:hAnsi="Times New Roman" w:cs="Times New Roman"/>
+          <w:b/>
+          <w:color w:val="000000" w:themeColor="text1"/>
+        </w:rPr>
+      </w:pPr>
+      <w:bookmarkStart w:id="10" w:name="_Toc195538320"/>
+      <w:r>
+        <w:rPr>
+          <w:rFonts w:ascii="Times New Roman" w:hAnsi="Times New Roman" w:cs="Times New Roman"/>
+          <w:b/>
+          <w:color w:val="000000" w:themeColor="text1"/>
+        </w:rPr>
+        <w:lastRenderedPageBreak/>
+        <w:t>Тема 11. Обеспечение дополнительной функциональности системы.</w:t>
+      </w:r>
+      <w:bookmarkEnd w:id="10"/>
+    </w:p>
+    <w:p>
+      <w:pPr>
+        <w:spacing w:after="0" w:line="360" w:lineRule="auto"/>
+        <w:ind w:firstLine="709"/>
+        <w:jc w:val="both"/>
+        <w:rPr>
+          <w:rFonts w:ascii="Times New Roman" w:hAnsi="Times New Roman" w:cs="Times New Roman"/>
+          <w:sz w:val="28"/>
+          <w:szCs w:val="28"/>
+        </w:rPr>
+      </w:pPr>
+      <w:r>
+        <w:rPr>
+          <w:rFonts w:ascii="Times New Roman" w:hAnsi="Times New Roman" w:cs="Times New Roman"/>
+          <w:sz w:val="28"/>
+          <w:szCs w:val="28"/>
+        </w:rPr>
+        <w:t xml:space="preserve">Через </w:t>
+      </w:r>
+      <w:proofErr w:type="spellStart"/>
+      <w:r>
+        <w:rPr>
+          <w:rFonts w:ascii="Times New Roman" w:hAnsi="Times New Roman" w:cs="Times New Roman"/>
+          <w:sz w:val="28"/>
+          <w:szCs w:val="28"/>
+          <w:lang w:val="en-US"/>
+        </w:rPr>
+        <w:t>ViewPager</w:t>
+      </w:r>
+      <w:proofErr w:type="spellEnd"/>
+      <w:r>
+        <w:rPr>
+          <w:rFonts w:ascii="Times New Roman" w:hAnsi="Times New Roman" w:cs="Times New Roman"/>
+          <w:sz w:val="28"/>
+          <w:szCs w:val="28"/>
+        </w:rPr>
+        <w:t xml:space="preserve"> </w:t>
+      </w:r>
+      <w:r>
+        <w:rPr>
+          <w:rFonts w:ascii="Times New Roman" w:hAnsi="Times New Roman" w:cs="Times New Roman"/>
+          <w:sz w:val="28"/>
+          <w:szCs w:val="28"/>
+        </w:rPr>
+        <w:t>можно «листать» элементы списка, проводя пальцем по экрану</w:t>
+      </w:r>
+    </w:p>
+    <w:p>
+      <w:pPr>
+        <w:spacing w:after="0" w:line="720" w:lineRule="auto"/>
+        <w:rPr>
+          <w:rFonts w:ascii="Times New Roman" w:hAnsi="Times New Roman" w:cs="Times New Roman"/>
+          <w:b/>
+          <w:color w:val="000000" w:themeColor="text1"/>
+        </w:rPr>
+      </w:pPr>
+      <w:r>
+        <w:rPr>
+          <w:rFonts w:ascii="Times New Roman" w:hAnsi="Times New Roman" w:cs="Times New Roman"/>
+          <w:b/>
+          <w:noProof/>
+          <w:color w:val="000000" w:themeColor="text1"/>
+        </w:rPr>
+        <mc:AlternateContent>
+          <mc:Choice Requires="wps">
+            <w:drawing>
+              <wp:anchor distT="0" distB="0" distL="114300" distR="114300" simplePos="0" relativeHeight="251661312" behindDoc="0" locked="0" layoutInCell="1" allowOverlap="1" wp14:anchorId="47FA61E5" wp14:editId="369E6540">
+                <wp:simplePos x="0" y="0"/>
+                <wp:positionH relativeFrom="column">
+                  <wp:posOffset>894943</wp:posOffset>
+                </wp:positionH>
+                <wp:positionV relativeFrom="paragraph">
+                  <wp:posOffset>1315135</wp:posOffset>
+                </wp:positionV>
+                <wp:extent cx="1148487" cy="460858"/>
+                <wp:effectExtent l="19050" t="19050" r="13970" b="34925"/>
+                <wp:wrapNone/>
+                <wp:docPr id="18" name="Стрелка: вправо 18"/>
+                <wp:cNvGraphicFramePr/>
+                <a:graphic xmlns:a="http://schemas.openxmlformats.org/drawingml/2006/main">
+                  <a:graphicData uri="http://schemas.microsoft.com/office/word/2010/wordprocessingShape">
+                    <wps:wsp>
+                      <wps:cNvSpPr/>
+                      <wps:spPr>
+                        <a:xfrm rot="10800000">
+                          <a:off x="0" y="0"/>
+                          <a:ext cx="1148487" cy="460858"/>
+                        </a:xfrm>
+                        <a:prstGeom prst="rightArrow">
+                          <a:avLst/>
+                        </a:prstGeom>
+                      </wps:spPr>
+                      <wps:style>
+                        <a:lnRef idx="2">
+                          <a:schemeClr val="accent3">
+                            <a:shade val="50000"/>
+                          </a:schemeClr>
+                        </a:lnRef>
+                        <a:fillRef idx="1">
+                          <a:schemeClr val="accent3"/>
+                        </a:fillRef>
+                        <a:effectRef idx="0">
+                          <a:schemeClr val="accent3"/>
+                        </a:effectRef>
+                        <a:fontRef idx="minor">
+                          <a:schemeClr val="lt1"/>
+                        </a:fontRef>
+                      </wps:style>
+                      <wps:bodyPr rot="0" spcFirstLastPara="0" vertOverflow="overflow" horzOverflow="overflow" vert="horz" wrap="square" lIns="91440" tIns="45720" rIns="91440" bIns="45720" numCol="1" spcCol="0" rtlCol="0" fromWordArt="0" anchor="ctr" anchorCtr="0" forceAA="0" compatLnSpc="1">
+                        <a:prstTxWarp prst="textNoShape">
+                          <a:avLst/>
+                        </a:prstTxWarp>
+                        <a:noAutofit/>
+                      </wps:bodyPr>
+                    </wps:wsp>
+                  </a:graphicData>
+                </a:graphic>
+              </wp:anchor>
+            </w:drawing>
+          </mc:Choice>
+          <mc:Fallback>
+            <w:pict>
+              <v:shapetype w14:anchorId="27183AC9" id="_x0000_t13" coordsize="21600,21600" o:spt="13" adj="16200,5400" path="m@0,l@0@1,0@1,0@2@0@2@0,21600,21600,10800xe">
+                <v:stroke joinstyle="miter"/>
+                <v:formulas>
+                  <v:f eqn="val #0"/>
+                  <v:f eqn="val #1"/>
+                  <v:f eqn="sum height 0 #1"/>
+                  <v:f eqn="sum 10800 0 #1"/>
+                  <v:f eqn="sum width 0 #0"/>
+                  <v:f eqn="prod @4 @3 10800"/>
+                  <v:f eqn="sum width 0 @5"/>
+                </v:formulas>
+                <v:path o:connecttype="custom" o:connectlocs="@0,0;0,10800;@0,21600;21600,10800" o:connectangles="270,180,90,0" textboxrect="0,@1,@6,@2"/>
+                <v:handles>
+                  <v:h position="#0,#1" xrange="0,21600" yrange="0,10800"/>
+                </v:handles>
+              </v:shapetype>
+              <v:shape id="Стрелка: вправо 18" o:spid="_x0000_s1026" type="#_x0000_t13" style="position:absolute;margin-left:70.45pt;margin-top:103.55pt;width:90.45pt;height:36.3pt;rotation:180;z-index:251661312;visibility:visible;mso-wrap-style:square;mso-wrap-distance-left:9pt;mso-wrap-distance-top:0;mso-wrap-distance-right:9pt;mso-wrap-distance-bottom:0;mso-position-horizontal:absolute;mso-position-horizontal-relative:text;mso-position-vertical:absolute;mso-position-vertical-relative:text;v-text-anchor:middle" o:gfxdata="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" adj="17266" fillcolor="#a5a5a5 [3206]" strokecolor="#525252 [1606]" strokeweight="1pt"/>
+            </w:pict>
+          </mc:Fallback>
+        </mc:AlternateContent>
+      </w:r>
+      <w:r>
+        <w:rPr>
+          <w:rFonts w:ascii="Times New Roman" w:hAnsi="Times New Roman" w:cs="Times New Roman"/>
+          <w:b/>
+          <w:noProof/>
+          <w:color w:val="000000" w:themeColor="text1"/>
+        </w:rPr>
+        <mc:AlternateContent>
+          <mc:Choice Requires="wps">
+            <w:drawing>
+              <wp:anchor distT="0" distB="0" distL="114300" distR="114300" simplePos="0" relativeHeight="251659264" behindDoc="0" locked="0" layoutInCell="1" allowOverlap="1" wp14:anchorId="019A2AB7" wp14:editId="198F5B87">
+                <wp:simplePos x="0" y="0"/>
+                <wp:positionH relativeFrom="column">
+                  <wp:posOffset>3171216</wp:posOffset>
+                </wp:positionH>
+                <wp:positionV relativeFrom="paragraph">
+                  <wp:posOffset>1316000</wp:posOffset>
+                </wp:positionV>
+                <wp:extent cx="1148487" cy="460858"/>
+                <wp:effectExtent l="0" t="19050" r="33020" b="34925"/>
+                <wp:wrapNone/>
+                <wp:docPr id="17" name="Стрелка: вправо 17"/>
+                <wp:cNvGraphicFramePr/>
+                <a:graphic xmlns:a="http://schemas.openxmlformats.org/drawingml/2006/main">
+                  <a:graphicData uri="http://schemas.microsoft.com/office/word/2010/wordprocessingShape">
+                    <wps:wsp>
+                      <wps:cNvSpPr/>
+                      <wps:spPr>
+                        <a:xfrm>
+                          <a:off x="0" y="0"/>
+                          <a:ext cx="1148487" cy="460858"/>
+                        </a:xfrm>
+                        <a:prstGeom prst="rightArrow">
+                          <a:avLst/>
+                        </a:prstGeom>
+                      </wps:spPr>
+                      <wps:style>
+                        <a:lnRef idx="2">
+                          <a:schemeClr val="accent3">
+                            <a:shade val="50000"/>
+                          </a:schemeClr>
+                        </a:lnRef>
+                        <a:fillRef idx="1">
+                          <a:schemeClr val="accent3"/>
+                        </a:fillRef>
+                        <a:effectRef idx="0">
+                          <a:schemeClr val="accent3"/>
+                        </a:effectRef>
+                        <a:fontRef idx="minor">
+                          <a:schemeClr val="lt1"/>
+                        </a:fontRef>
+                      </wps:style>
+                      <wps:bodyPr rot="0" spcFirstLastPara="0" vertOverflow="overflow" horzOverflow="overflow" vert="horz" wrap="square" lIns="91440" tIns="45720" rIns="91440" bIns="45720" numCol="1" spcCol="0" rtlCol="0" fromWordArt="0" anchor="ctr" anchorCtr="0" forceAA="0" compatLnSpc="1">
+                        <a:prstTxWarp prst="textNoShape">
+                          <a:avLst/>
+                        </a:prstTxWarp>
+                        <a:noAutofit/>
+                      </wps:bodyPr>
+                    </wps:wsp>
+                  </a:graphicData>
+                </a:graphic>
+              </wp:anchor>
+            </w:drawing>
+          </mc:Choice>
+          <mc:Fallback>
+            <w:pict>
+              <v:shape w14:anchorId="4531C540" id="Стрелка: вправо 17" o:spid="_x0000_s1026" type="#_x0000_t13" style="position:absolute;margin-left:249.7pt;margin-top:103.6pt;width:90.45pt;height:36.3pt;z-index:251659264;visibility:visible;mso-wrap-style:square;mso-wrap-distance-left:9pt;mso-wrap-distance-top:0;mso-wrap-distance-right:9pt;mso-wrap-distance-bottom:0;mso-position-horizontal:absolute;mso-position-horizontal-relative:text;mso-position-vertical:absolute;mso-position-vertical-relative:text;v-text-anchor:middle" o:gfxdata="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" adj="17266" fillcolor="#a5a5a5 [3206]" strokecolor="#525252 [1606]" strokeweight="1pt"/>
+            </w:pict>
+          </mc:Fallback>
+        </mc:AlternateContent>
+      </w:r>
+      <w:r>
+        <w:rPr>
+          <w:rFonts w:ascii="Times New Roman" w:hAnsi="Times New Roman" w:cs="Times New Roman"/>
+          <w:b/>
+          <w:color w:val="000000" w:themeColor="text1"/>
+        </w:rPr>
+        <w:drawing>
+          <wp:inline distT="0" distB="0" distL="0" distR="0" wp14:anchorId="7765BB71" wp14:editId="7C84DE59">
+            <wp:extent cx="1507447" cy="3170711"/>
+            <wp:effectExtent l="0" t="0" r="0" b="0"/>
+            <wp:docPr id="13" name="Рисунок 13"/>
+            <wp:cNvGraphicFramePr>
+              <a:graphicFrameLocks xmlns:a="http://schemas.openxmlformats.org/drawingml/2006/main" noChangeAspect="1"/>
+            </wp:cNvGraphicFramePr>
+            <a:graphic xmlns:a="http://schemas.openxmlformats.org/drawingml/2006/main">
+              <a:graphicData uri="http://schemas.openxmlformats.org/drawingml/2006/picture">
+                <pic:pic xmlns:pic="http://schemas.openxmlformats.org/drawingml/2006/picture">
+                  <pic:nvPicPr>
+                    <pic:cNvPr id="1" name=""/>
+                    <pic:cNvPicPr/>
+                  </pic:nvPicPr>
+                  <pic:blipFill>
+                    <a:blip r:embed="rId39"/>
+                    <a:stretch>
+                      <a:fillRect/>
+                    </a:stretch>
+                  </pic:blipFill>
+                  <pic:spPr>
+                    <a:xfrm>
+                      <a:off x="0" y="0"/>
+                      <a:ext cx="1530546" cy="3219297"/>
+                    </a:xfrm>
+                    <a:prstGeom prst="rect">
+                      <a:avLst/>
+                    </a:prstGeom>
+                  </pic:spPr>
+                </pic:pic>
+              </a:graphicData>
+            </a:graphic>
+          </wp:inline>
+        </w:drawing>
+      </w:r>
+      <w:r>
+        <w:rPr>
+          <w:rFonts w:ascii="Times New Roman" w:hAnsi="Times New Roman" w:cs="Times New Roman"/>
+          <w:b/>
+          <w:color w:val="000000" w:themeColor="text1"/>
+        </w:rPr>
+        <w:t xml:space="preserve">  </w:t>
+      </w:r>
+      <w:bookmarkStart w:id="11" w:name="_GoBack"/>
+      <w:bookmarkEnd w:id="11"/>
+      <w:r>
+        <w:rPr>
+          <w:rFonts w:ascii="Times New Roman" w:hAnsi="Times New Roman" w:cs="Times New Roman"/>
+          <w:b/>
+          <w:color w:val="000000" w:themeColor="text1"/>
+        </w:rPr>
+        <w:t xml:space="preserve">       </w:t>
+      </w:r>
+      <w:r>
+        <w:rPr>
+          <w:rFonts w:ascii="Times New Roman" w:hAnsi="Times New Roman" w:cs="Times New Roman"/>
+          <w:b/>
+          <w:color w:val="000000" w:themeColor="text1"/>
+        </w:rPr>
+        <w:drawing>
+          <wp:inline distT="0" distB="0" distL="0" distR="0" wp14:anchorId="60E61AB6" wp14:editId="75F34848">
+            <wp:extent cx="1527333" cy="3171784"/>
+            <wp:effectExtent l="0" t="0" r="0" b="0"/>
             <wp:docPr id="14" name="Рисунок 14"/>
             <wp:cNvGraphicFramePr>
               <a:graphicFrameLocks xmlns:a="http://schemas.openxmlformats.org/drawingml/2006/main" noChangeAspect="1"/>
@@ -5483,7 +6382,7 @@
                     <pic:cNvPicPr/>
                   </pic:nvPicPr>
                   <pic:blipFill>
-                    <a:blip r:embed="rId32"/>
+                    <a:blip r:embed="rId40"/>
                     <a:stretch>
                       <a:fillRect/>
                     </a:stretch>
@@ -5491,7 +6390,7 @@
                   <pic:spPr>
                     <a:xfrm>
                       <a:off x="0" y="0"/>
-                      <a:ext cx="4131861" cy="1920602"/>
+                      <a:ext cx="1544415" cy="3207258"/>
                     </a:xfrm>
                     <a:prstGeom prst="rect">
                       <a:avLst/>
@@ -5503,43 +6402,14 @@
           </wp:inline>
         </w:drawing>
       </w:r>
-    </w:p>
-    <w:p>
-      <w:pPr>
-        <w:spacing w:after="0" w:line="360" w:lineRule="auto"/>
-        <w:ind w:firstLine="709"/>
-        <w:jc w:val="both"/>
-        <w:rPr>
-          <w:rFonts w:ascii="Times New Roman" w:hAnsi="Times New Roman" w:cs="Times New Roman"/>
-          <w:color w:val="000000" w:themeColor="text1"/>
-        </w:rPr>
-      </w:pPr>
-      <w:proofErr w:type="spellStart"/>
-      <w:r>
-        <w:rPr>
-          <w:rFonts w:ascii="Times New Roman" w:hAnsi="Times New Roman" w:cs="Times New Roman"/>
-          <w:color w:val="000000" w:themeColor="text1"/>
-        </w:rPr>
-        <w:t>Чекбокс</w:t>
-      </w:r>
-      <w:proofErr w:type="spellEnd"/>
-      <w:r>
-        <w:rPr>
-          <w:rFonts w:ascii="Times New Roman" w:hAnsi="Times New Roman" w:cs="Times New Roman"/>
-          <w:color w:val="000000" w:themeColor="text1"/>
-        </w:rPr>
-        <w:t xml:space="preserve"> работает</w:t>
-      </w:r>
-    </w:p>
-    <w:p>
-      <w:pPr>
-        <w:rPr>
-          <w:rFonts w:ascii="Times New Roman" w:hAnsi="Times New Roman" w:cs="Times New Roman"/>
-          <w:b/>
-          <w:color w:val="000000" w:themeColor="text1"/>
-        </w:rPr>
-      </w:pPr>
-      <w:bookmarkStart w:id="8" w:name="_GoBack"/>
+      <w:r>
+        <w:rPr>
+          <w:rFonts w:ascii="Times New Roman" w:hAnsi="Times New Roman" w:cs="Times New Roman"/>
+          <w:b/>
+          <w:color w:val="000000" w:themeColor="text1"/>
+        </w:rPr>
+        <w:t xml:space="preserve">         </w:t>
+      </w:r>
       <w:r>
         <w:rPr>
           <w:rFonts w:ascii="Times New Roman" w:hAnsi="Times New Roman" w:cs="Times New Roman"/>
@@ -5547,10 +6417,10 @@
           <w:color w:val="000000" w:themeColor="text1"/>
         </w:rPr>
         <w:drawing>
-          <wp:inline distT="0" distB="0" distL="0" distR="0" wp14:anchorId="74EFA1A7" wp14:editId="25468099">
-            <wp:extent cx="2756453" cy="5664530"/>
-            <wp:effectExtent l="0" t="0" r="6350" b="0"/>
-            <wp:docPr id="16" name="Рисунок 16"/>
+          <wp:inline distT="0" distB="0" distL="0" distR="0" wp14:anchorId="77410F8C" wp14:editId="60AC11ED">
+            <wp:extent cx="1535502" cy="3162603"/>
+            <wp:effectExtent l="0" t="0" r="7620" b="0"/>
+            <wp:docPr id="19" name="Рисунок 19"/>
             <wp:cNvGraphicFramePr>
               <a:graphicFrameLocks xmlns:a="http://schemas.openxmlformats.org/drawingml/2006/main" noChangeAspect="1"/>
             </wp:cNvGraphicFramePr>
@@ -5562,7 +6432,7 @@
                     <pic:cNvPicPr/>
                   </pic:nvPicPr>
                   <pic:blipFill>
-                    <a:blip r:embed="rId33"/>
+                    <a:blip r:embed="rId41"/>
                     <a:stretch>
                       <a:fillRect/>
                     </a:stretch>
@@ -5570,7 +6440,7 @@
                   <pic:spPr>
                     <a:xfrm>
                       <a:off x="0" y="0"/>
-                      <a:ext cx="2769181" cy="5690685"/>
+                      <a:ext cx="1556468" cy="3205786"/>
                     </a:xfrm>
                     <a:prstGeom prst="rect">
                       <a:avLst/>
@@ -5582,7 +6452,6 @@
           </wp:inline>
         </w:drawing>
       </w:r>
-      <w:bookmarkEnd w:id="8"/>
     </w:p>
     <w:p>
       <w:pPr>
@@ -5590,28 +6459,6 @@
         <w:ind w:firstLine="709"/>
         <w:rPr>
           <w:rFonts w:ascii="Times New Roman" w:hAnsi="Times New Roman" w:cs="Times New Roman"/>
-          <w:b/>
-          <w:color w:val="000000" w:themeColor="text1"/>
-        </w:rPr>
-      </w:pPr>
-    </w:p>
-    <w:p>
-      <w:pPr>
-        <w:pStyle w:val="1"/>
-        <w:ind w:firstLine="709"/>
-        <w:rPr>
-          <w:rFonts w:ascii="Times New Roman" w:hAnsi="Times New Roman" w:cs="Times New Roman"/>
-          <w:b/>
-          <w:color w:val="000000" w:themeColor="text1"/>
-        </w:rPr>
-      </w:pPr>
-    </w:p>
-    <w:p>
-      <w:pPr>
-        <w:pStyle w:val="1"/>
-        <w:ind w:firstLine="709"/>
-        <w:rPr>
-          <w:rFonts w:ascii="Times New Roman" w:eastAsia="Calibri" w:hAnsi="Times New Roman" w:cs="Times New Roman"/>
           <w:b/>
           <w:color w:val="000000" w:themeColor="text1"/>
         </w:rPr>
@@ -5645,7 +6492,7 @@
           <w:color w:val="000000" w:themeColor="text1"/>
         </w:rPr>
       </w:pPr>
-      <w:bookmarkStart w:id="9" w:name="_Toc195538318"/>
+      <w:bookmarkStart w:id="12" w:name="_Toc195538321"/>
       <w:r>
         <w:rPr>
           <w:rFonts w:ascii="Times New Roman" w:hAnsi="Times New Roman" w:cs="Times New Roman"/>
@@ -5653,9 +6500,29 @@
           <w:color w:val="000000" w:themeColor="text1"/>
         </w:rPr>
         <w:lastRenderedPageBreak/>
-        <w:t>Тема 9. Объектно-ориентированный подход в разработке кода информационной системы</w:t>
-      </w:r>
-      <w:bookmarkEnd w:id="9"/>
+        <w:t>Тема 12.</w:t>
+      </w:r>
+      <w:r>
+        <w:rPr>
+          <w:rFonts w:ascii="Times New Roman" w:hAnsi="Times New Roman" w:cs="Times New Roman"/>
+          <w:b/>
+          <w:color w:val="000000" w:themeColor="text1"/>
+          <w:shd w:val="clear" w:color="auto" w:fill="FFFFFF"/>
+        </w:rPr>
+        <w:t xml:space="preserve"> </w:t>
+      </w:r>
+      <w:proofErr w:type="spellStart"/>
+      <w:r>
+        <w:rPr>
+          <w:rFonts w:ascii="Times New Roman" w:hAnsi="Times New Roman" w:cs="Times New Roman"/>
+          <w:b/>
+          <w:color w:val="000000" w:themeColor="text1"/>
+          <w:shd w:val="clear" w:color="auto" w:fill="FFFFFF"/>
+        </w:rPr>
+        <w:t>Intents</w:t>
+      </w:r>
+      <w:bookmarkEnd w:id="12"/>
+      <w:proofErr w:type="spellEnd"/>
     </w:p>
     <w:p>
       <w:pPr>
@@ -5665,6 +6532,7 @@
           <w:rFonts w:ascii="Times New Roman" w:hAnsi="Times New Roman" w:cs="Times New Roman"/>
           <w:b/>
           <w:color w:val="000000" w:themeColor="text1"/>
+          <w:shd w:val="clear" w:color="auto" w:fill="FFFFFF"/>
         </w:rPr>
       </w:pPr>
     </w:p>
@@ -5676,6 +6544,7 @@
           <w:rFonts w:ascii="Times New Roman" w:hAnsi="Times New Roman" w:cs="Times New Roman"/>
           <w:b/>
           <w:color w:val="000000" w:themeColor="text1"/>
+          <w:shd w:val="clear" w:color="auto" w:fill="FFFFFF"/>
         </w:rPr>
       </w:pPr>
     </w:p>
@@ -5687,6 +6556,7 @@
           <w:rFonts w:ascii="Times New Roman" w:hAnsi="Times New Roman" w:cs="Times New Roman"/>
           <w:b/>
           <w:color w:val="000000" w:themeColor="text1"/>
+          <w:shd w:val="clear" w:color="auto" w:fill="FFFFFF"/>
         </w:rPr>
       </w:pPr>
     </w:p>
@@ -5698,28 +6568,7 @@
           <w:rFonts w:ascii="Times New Roman" w:hAnsi="Times New Roman" w:cs="Times New Roman"/>
           <w:b/>
           <w:color w:val="000000" w:themeColor="text1"/>
-        </w:rPr>
-      </w:pPr>
-    </w:p>
-    <w:p>
-      <w:pPr>
-        <w:pStyle w:val="1"/>
-        <w:ind w:firstLine="709"/>
-        <w:rPr>
-          <w:rFonts w:ascii="Times New Roman" w:hAnsi="Times New Roman" w:cs="Times New Roman"/>
-          <w:b/>
-          <w:color w:val="000000" w:themeColor="text1"/>
-        </w:rPr>
-      </w:pPr>
-    </w:p>
-    <w:p>
-      <w:pPr>
-        <w:pStyle w:val="1"/>
-        <w:ind w:firstLine="709"/>
-        <w:rPr>
-          <w:rFonts w:ascii="Times New Roman" w:hAnsi="Times New Roman" w:cs="Times New Roman"/>
-          <w:b/>
-          <w:color w:val="000000" w:themeColor="text1"/>
+          <w:shd w:val="clear" w:color="auto" w:fill="FFFFFF"/>
         </w:rPr>
         <w:sectPr>
           <w:pgSz w:w="11906" w:h="16838"/>
@@ -5735,12 +6584,12 @@
         <w:pStyle w:val="1"/>
         <w:ind w:firstLine="709"/>
         <w:rPr>
-          <w:rFonts w:ascii="Times New Roman" w:hAnsi="Times New Roman" w:cs="Times New Roman"/>
-          <w:b/>
-          <w:color w:val="000000" w:themeColor="text1"/>
-        </w:rPr>
-      </w:pPr>
-      <w:bookmarkStart w:id="10" w:name="_Toc195538319"/>
+          <w:rFonts w:ascii="Times New Roman" w:eastAsia="Calibri" w:hAnsi="Times New Roman" w:cs="Times New Roman"/>
+          <w:b/>
+          <w:color w:val="000000" w:themeColor="text1"/>
+        </w:rPr>
+      </w:pPr>
+      <w:bookmarkStart w:id="13" w:name="_Toc195538322"/>
       <w:r>
         <w:rPr>
           <w:rFonts w:ascii="Times New Roman" w:hAnsi="Times New Roman" w:cs="Times New Roman"/>
@@ -5748,16 +6597,24 @@
           <w:color w:val="000000" w:themeColor="text1"/>
         </w:rPr>
         <w:lastRenderedPageBreak/>
-        <w:t>Тема 10. Создание процедур обработки информации.</w:t>
-      </w:r>
-      <w:bookmarkEnd w:id="10"/>
+        <w:t xml:space="preserve">Тема 13. </w:t>
+      </w:r>
+      <w:r>
+        <w:rPr>
+          <w:rFonts w:ascii="Times New Roman" w:eastAsia="Calibri" w:hAnsi="Times New Roman" w:cs="Times New Roman"/>
+          <w:b/>
+          <w:color w:val="000000" w:themeColor="text1"/>
+        </w:rPr>
+        <w:t>Тестирование приложения</w:t>
+      </w:r>
+      <w:bookmarkEnd w:id="13"/>
     </w:p>
     <w:p>
       <w:pPr>
         <w:pStyle w:val="1"/>
         <w:ind w:firstLine="709"/>
         <w:rPr>
-          <w:rFonts w:ascii="Times New Roman" w:hAnsi="Times New Roman" w:cs="Times New Roman"/>
+          <w:rFonts w:ascii="Times New Roman" w:eastAsia="Calibri" w:hAnsi="Times New Roman" w:cs="Times New Roman"/>
           <w:b/>
           <w:color w:val="000000" w:themeColor="text1"/>
         </w:rPr>
@@ -5768,7 +6625,7 @@
         <w:pStyle w:val="1"/>
         <w:ind w:firstLine="709"/>
         <w:rPr>
-          <w:rFonts w:ascii="Times New Roman" w:hAnsi="Times New Roman" w:cs="Times New Roman"/>
+          <w:rFonts w:ascii="Times New Roman" w:eastAsia="Calibri" w:hAnsi="Times New Roman" w:cs="Times New Roman"/>
           <w:b/>
           <w:color w:val="000000" w:themeColor="text1"/>
         </w:rPr>
@@ -5779,7 +6636,7 @@
         <w:pStyle w:val="1"/>
         <w:ind w:firstLine="709"/>
         <w:rPr>
-          <w:rFonts w:ascii="Times New Roman" w:hAnsi="Times New Roman" w:cs="Times New Roman"/>
+          <w:rFonts w:ascii="Times New Roman" w:eastAsiaTheme="minorHAnsi" w:hAnsi="Times New Roman" w:cs="Times New Roman"/>
           <w:b/>
           <w:color w:val="000000" w:themeColor="text1"/>
         </w:rPr>
@@ -5790,18 +6647,7 @@
         <w:pStyle w:val="1"/>
         <w:ind w:firstLine="709"/>
         <w:rPr>
-          <w:rFonts w:ascii="Times New Roman" w:hAnsi="Times New Roman" w:cs="Times New Roman"/>
-          <w:b/>
-          <w:color w:val="000000" w:themeColor="text1"/>
-        </w:rPr>
-      </w:pPr>
-    </w:p>
-    <w:p>
-      <w:pPr>
-        <w:pStyle w:val="1"/>
-        <w:ind w:firstLine="709"/>
-        <w:rPr>
-          <w:rFonts w:ascii="Times New Roman" w:hAnsi="Times New Roman" w:cs="Times New Roman"/>
+          <w:rFonts w:ascii="Times New Roman" w:eastAsia="Calibri" w:hAnsi="Times New Roman" w:cs="Times New Roman"/>
           <w:b/>
           <w:color w:val="000000" w:themeColor="text1"/>
         </w:rPr>
@@ -5819,12 +6665,12 @@
         <w:pStyle w:val="1"/>
         <w:ind w:firstLine="709"/>
         <w:rPr>
-          <w:rFonts w:ascii="Times New Roman" w:eastAsia="Calibri" w:hAnsi="Times New Roman" w:cs="Times New Roman"/>
-          <w:b/>
-          <w:color w:val="000000" w:themeColor="text1"/>
-        </w:rPr>
-      </w:pPr>
-      <w:bookmarkStart w:id="11" w:name="_Toc195538320"/>
+          <w:rFonts w:ascii="Times New Roman" w:hAnsi="Times New Roman" w:cs="Times New Roman"/>
+          <w:b/>
+          <w:color w:val="000000" w:themeColor="text1"/>
+        </w:rPr>
+      </w:pPr>
+      <w:bookmarkStart w:id="14" w:name="_Toc195538323"/>
       <w:r>
         <w:rPr>
           <w:rFonts w:ascii="Times New Roman" w:hAnsi="Times New Roman" w:cs="Times New Roman"/>
@@ -5832,20 +6678,9 @@
           <w:color w:val="000000" w:themeColor="text1"/>
         </w:rPr>
         <w:lastRenderedPageBreak/>
-        <w:t>Тема 11. Обеспечение дополнительной функциональности системы.</w:t>
-      </w:r>
-      <w:bookmarkEnd w:id="11"/>
-    </w:p>
-    <w:p>
-      <w:pPr>
-        <w:pStyle w:val="1"/>
-        <w:ind w:firstLine="709"/>
-        <w:rPr>
-          <w:rFonts w:ascii="Times New Roman" w:hAnsi="Times New Roman" w:cs="Times New Roman"/>
-          <w:b/>
-          <w:color w:val="000000" w:themeColor="text1"/>
-        </w:rPr>
-      </w:pPr>
+        <w:t>Тема 14. Отладка приложения.</w:t>
+      </w:r>
+      <w:bookmarkEnd w:id="14"/>
     </w:p>
     <w:p>
       <w:pPr>
@@ -5919,7 +6754,7 @@
           <w:color w:val="000000" w:themeColor="text1"/>
         </w:rPr>
       </w:pPr>
-      <w:bookmarkStart w:id="12" w:name="_Toc195538321"/>
+      <w:bookmarkStart w:id="15" w:name="_Toc195538324"/>
       <w:r>
         <w:rPr>
           <w:rFonts w:ascii="Times New Roman" w:hAnsi="Times New Roman" w:cs="Times New Roman"/>
@@ -5927,29 +6762,9 @@
           <w:color w:val="000000" w:themeColor="text1"/>
         </w:rPr>
         <w:lastRenderedPageBreak/>
-        <w:t>Тема 12.</w:t>
-      </w:r>
-      <w:r>
-        <w:rPr>
-          <w:rFonts w:ascii="Times New Roman" w:hAnsi="Times New Roman" w:cs="Times New Roman"/>
-          <w:b/>
-          <w:color w:val="000000" w:themeColor="text1"/>
-          <w:shd w:val="clear" w:color="auto" w:fill="FFFFFF"/>
-        </w:rPr>
-        <w:t xml:space="preserve"> </w:t>
-      </w:r>
-      <w:proofErr w:type="spellStart"/>
-      <w:r>
-        <w:rPr>
-          <w:rFonts w:ascii="Times New Roman" w:hAnsi="Times New Roman" w:cs="Times New Roman"/>
-          <w:b/>
-          <w:color w:val="000000" w:themeColor="text1"/>
-          <w:shd w:val="clear" w:color="auto" w:fill="FFFFFF"/>
-        </w:rPr>
-        <w:t>Intents</w:t>
-      </w:r>
-      <w:bookmarkEnd w:id="12"/>
-      <w:proofErr w:type="spellEnd"/>
+        <w:t>Тема 15. Защита приложения. Оценка качества и надежности приложения.</w:t>
+      </w:r>
+      <w:bookmarkEnd w:id="15"/>
     </w:p>
     <w:p>
       <w:pPr>
@@ -5959,7 +6774,6 @@
           <w:rFonts w:ascii="Times New Roman" w:hAnsi="Times New Roman" w:cs="Times New Roman"/>
           <w:b/>
           <w:color w:val="000000" w:themeColor="text1"/>
-          <w:shd w:val="clear" w:color="auto" w:fill="FFFFFF"/>
         </w:rPr>
       </w:pPr>
     </w:p>
@@ -5971,7 +6785,6 @@
           <w:rFonts w:ascii="Times New Roman" w:hAnsi="Times New Roman" w:cs="Times New Roman"/>
           <w:b/>
           <w:color w:val="000000" w:themeColor="text1"/>
-          <w:shd w:val="clear" w:color="auto" w:fill="FFFFFF"/>
         </w:rPr>
       </w:pPr>
     </w:p>
@@ -5983,7 +6796,6 @@
           <w:rFonts w:ascii="Times New Roman" w:hAnsi="Times New Roman" w:cs="Times New Roman"/>
           <w:b/>
           <w:color w:val="000000" w:themeColor="text1"/>
-          <w:shd w:val="clear" w:color="auto" w:fill="FFFFFF"/>
         </w:rPr>
       </w:pPr>
     </w:p>
@@ -5995,7 +6807,6 @@
           <w:rFonts w:ascii="Times New Roman" w:hAnsi="Times New Roman" w:cs="Times New Roman"/>
           <w:b/>
           <w:color w:val="000000" w:themeColor="text1"/>
-          <w:shd w:val="clear" w:color="auto" w:fill="FFFFFF"/>
         </w:rPr>
         <w:sectPr>
           <w:pgSz w:w="11906" w:h="16838"/>
@@ -6011,244 +6822,6 @@
         <w:pStyle w:val="1"/>
         <w:ind w:firstLine="709"/>
         <w:rPr>
-          <w:rFonts w:ascii="Times New Roman" w:eastAsia="Calibri" w:hAnsi="Times New Roman" w:cs="Times New Roman"/>
-          <w:b/>
-          <w:color w:val="000000" w:themeColor="text1"/>
-        </w:rPr>
-      </w:pPr>
-      <w:bookmarkStart w:id="13" w:name="_Toc195538322"/>
-      <w:r>
-        <w:rPr>
-          <w:rFonts w:ascii="Times New Roman" w:hAnsi="Times New Roman" w:cs="Times New Roman"/>
-          <w:b/>
-          <w:color w:val="000000" w:themeColor="text1"/>
-        </w:rPr>
-        <w:lastRenderedPageBreak/>
-        <w:t xml:space="preserve">Тема 13. </w:t>
-      </w:r>
-      <w:r>
-        <w:rPr>
-          <w:rFonts w:ascii="Times New Roman" w:eastAsia="Calibri" w:hAnsi="Times New Roman" w:cs="Times New Roman"/>
-          <w:b/>
-          <w:color w:val="000000" w:themeColor="text1"/>
-        </w:rPr>
-        <w:t>Тестирование приложения</w:t>
-      </w:r>
-      <w:bookmarkEnd w:id="13"/>
-    </w:p>
-    <w:p>
-      <w:pPr>
-        <w:pStyle w:val="1"/>
-        <w:ind w:firstLine="709"/>
-        <w:rPr>
-          <w:rFonts w:ascii="Times New Roman" w:eastAsia="Calibri" w:hAnsi="Times New Roman" w:cs="Times New Roman"/>
-          <w:b/>
-          <w:color w:val="000000" w:themeColor="text1"/>
-        </w:rPr>
-      </w:pPr>
-    </w:p>
-    <w:p>
-      <w:pPr>
-        <w:pStyle w:val="1"/>
-        <w:ind w:firstLine="709"/>
-        <w:rPr>
-          <w:rFonts w:ascii="Times New Roman" w:eastAsia="Calibri" w:hAnsi="Times New Roman" w:cs="Times New Roman"/>
-          <w:b/>
-          <w:color w:val="000000" w:themeColor="text1"/>
-        </w:rPr>
-      </w:pPr>
-    </w:p>
-    <w:p>
-      <w:pPr>
-        <w:pStyle w:val="1"/>
-        <w:ind w:firstLine="709"/>
-        <w:rPr>
-          <w:rFonts w:ascii="Times New Roman" w:eastAsiaTheme="minorHAnsi" w:hAnsi="Times New Roman" w:cs="Times New Roman"/>
-          <w:b/>
-          <w:color w:val="000000" w:themeColor="text1"/>
-        </w:rPr>
-      </w:pPr>
-    </w:p>
-    <w:p>
-      <w:pPr>
-        <w:pStyle w:val="1"/>
-        <w:ind w:firstLine="709"/>
-        <w:rPr>
-          <w:rFonts w:ascii="Times New Roman" w:eastAsia="Calibri" w:hAnsi="Times New Roman" w:cs="Times New Roman"/>
-          <w:b/>
-          <w:color w:val="000000" w:themeColor="text1"/>
-        </w:rPr>
-        <w:sectPr>
-          <w:pgSz w:w="11906" w:h="16838"/>
-          <w:pgMar w:top="1134" w:right="850" w:bottom="1134" w:left="1560" w:header="0" w:footer="0" w:gutter="0"/>
-          <w:cols w:space="720"/>
-          <w:formProt w:val="0"/>
-          <w:docGrid w:linePitch="360" w:charSpace="4096"/>
-        </w:sectPr>
-      </w:pPr>
-    </w:p>
-    <w:p>
-      <w:pPr>
-        <w:pStyle w:val="1"/>
-        <w:ind w:firstLine="709"/>
-        <w:rPr>
-          <w:rFonts w:ascii="Times New Roman" w:hAnsi="Times New Roman" w:cs="Times New Roman"/>
-          <w:b/>
-          <w:color w:val="000000" w:themeColor="text1"/>
-        </w:rPr>
-      </w:pPr>
-      <w:bookmarkStart w:id="14" w:name="_Toc195538323"/>
-      <w:r>
-        <w:rPr>
-          <w:rFonts w:ascii="Times New Roman" w:hAnsi="Times New Roman" w:cs="Times New Roman"/>
-          <w:b/>
-          <w:color w:val="000000" w:themeColor="text1"/>
-        </w:rPr>
-        <w:lastRenderedPageBreak/>
-        <w:t>Тема 14. Отладка приложения.</w:t>
-      </w:r>
-      <w:bookmarkEnd w:id="14"/>
-    </w:p>
-    <w:p>
-      <w:pPr>
-        <w:pStyle w:val="1"/>
-        <w:ind w:firstLine="709"/>
-        <w:rPr>
-          <w:rFonts w:ascii="Times New Roman" w:hAnsi="Times New Roman" w:cs="Times New Roman"/>
-          <w:b/>
-          <w:color w:val="000000" w:themeColor="text1"/>
-        </w:rPr>
-      </w:pPr>
-    </w:p>
-    <w:p>
-      <w:pPr>
-        <w:pStyle w:val="1"/>
-        <w:ind w:firstLine="709"/>
-        <w:rPr>
-          <w:rFonts w:ascii="Times New Roman" w:hAnsi="Times New Roman" w:cs="Times New Roman"/>
-          <w:b/>
-          <w:color w:val="000000" w:themeColor="text1"/>
-        </w:rPr>
-      </w:pPr>
-    </w:p>
-    <w:p>
-      <w:pPr>
-        <w:pStyle w:val="1"/>
-        <w:ind w:firstLine="709"/>
-        <w:rPr>
-          <w:rFonts w:ascii="Times New Roman" w:hAnsi="Times New Roman" w:cs="Times New Roman"/>
-          <w:b/>
-          <w:color w:val="000000" w:themeColor="text1"/>
-        </w:rPr>
-      </w:pPr>
-    </w:p>
-    <w:p>
-      <w:pPr>
-        <w:pStyle w:val="1"/>
-        <w:ind w:firstLine="709"/>
-        <w:rPr>
-          <w:rFonts w:ascii="Times New Roman" w:hAnsi="Times New Roman" w:cs="Times New Roman"/>
-          <w:b/>
-          <w:color w:val="000000" w:themeColor="text1"/>
-        </w:rPr>
-      </w:pPr>
-    </w:p>
-    <w:p>
-      <w:pPr>
-        <w:pStyle w:val="1"/>
-        <w:ind w:firstLine="709"/>
-        <w:rPr>
-          <w:rFonts w:ascii="Times New Roman" w:hAnsi="Times New Roman" w:cs="Times New Roman"/>
-          <w:b/>
-          <w:color w:val="000000" w:themeColor="text1"/>
-        </w:rPr>
-        <w:sectPr>
-          <w:pgSz w:w="11906" w:h="16838"/>
-          <w:pgMar w:top="1134" w:right="850" w:bottom="1134" w:left="1560" w:header="0" w:footer="0" w:gutter="0"/>
-          <w:cols w:space="720"/>
-          <w:formProt w:val="0"/>
-          <w:docGrid w:linePitch="360" w:charSpace="4096"/>
-        </w:sectPr>
-      </w:pPr>
-    </w:p>
-    <w:p>
-      <w:pPr>
-        <w:pStyle w:val="1"/>
-        <w:ind w:firstLine="709"/>
-        <w:rPr>
-          <w:rFonts w:ascii="Times New Roman" w:hAnsi="Times New Roman" w:cs="Times New Roman"/>
-          <w:b/>
-          <w:color w:val="000000" w:themeColor="text1"/>
-        </w:rPr>
-      </w:pPr>
-      <w:bookmarkStart w:id="15" w:name="_Toc195538324"/>
-      <w:r>
-        <w:rPr>
-          <w:rFonts w:ascii="Times New Roman" w:hAnsi="Times New Roman" w:cs="Times New Roman"/>
-          <w:b/>
-          <w:color w:val="000000" w:themeColor="text1"/>
-        </w:rPr>
-        <w:lastRenderedPageBreak/>
-        <w:t>Тема 15. Защита приложения. Оценка качества и надежности приложения.</w:t>
-      </w:r>
-      <w:bookmarkEnd w:id="15"/>
-    </w:p>
-    <w:p>
-      <w:pPr>
-        <w:pStyle w:val="1"/>
-        <w:ind w:firstLine="709"/>
-        <w:rPr>
-          <w:rFonts w:ascii="Times New Roman" w:hAnsi="Times New Roman" w:cs="Times New Roman"/>
-          <w:b/>
-          <w:color w:val="000000" w:themeColor="text1"/>
-        </w:rPr>
-      </w:pPr>
-    </w:p>
-    <w:p>
-      <w:pPr>
-        <w:pStyle w:val="1"/>
-        <w:ind w:firstLine="709"/>
-        <w:rPr>
-          <w:rFonts w:ascii="Times New Roman" w:hAnsi="Times New Roman" w:cs="Times New Roman"/>
-          <w:b/>
-          <w:color w:val="000000" w:themeColor="text1"/>
-        </w:rPr>
-      </w:pPr>
-    </w:p>
-    <w:p>
-      <w:pPr>
-        <w:pStyle w:val="1"/>
-        <w:ind w:firstLine="709"/>
-        <w:rPr>
-          <w:rFonts w:ascii="Times New Roman" w:hAnsi="Times New Roman" w:cs="Times New Roman"/>
-          <w:b/>
-          <w:color w:val="000000" w:themeColor="text1"/>
-        </w:rPr>
-      </w:pPr>
-    </w:p>
-    <w:p>
-      <w:pPr>
-        <w:pStyle w:val="1"/>
-        <w:ind w:firstLine="709"/>
-        <w:rPr>
-          <w:rFonts w:ascii="Times New Roman" w:hAnsi="Times New Roman" w:cs="Times New Roman"/>
-          <w:b/>
-          <w:color w:val="000000" w:themeColor="text1"/>
-        </w:rPr>
-        <w:sectPr>
-          <w:pgSz w:w="11906" w:h="16838"/>
-          <w:pgMar w:top="1134" w:right="850" w:bottom="1134" w:left="1560" w:header="0" w:footer="0" w:gutter="0"/>
-          <w:cols w:space="720"/>
-          <w:formProt w:val="0"/>
-          <w:docGrid w:linePitch="360" w:charSpace="4096"/>
-        </w:sectPr>
-      </w:pPr>
-    </w:p>
-    <w:p>
-      <w:pPr>
-        <w:pStyle w:val="1"/>
-        <w:ind w:firstLine="709"/>
-        <w:rPr>
           <w:rFonts w:ascii="Times New Roman" w:eastAsiaTheme="minorHAnsi" w:hAnsi="Times New Roman" w:cs="Times New Roman"/>
           <w:b/>
           <w:color w:val="000000" w:themeColor="text1"/>
@@ -6293,7 +6866,7 @@
       </w:pPr>
     </w:p>
     <w:sectPr>
-      <w:footerReference w:type="default" r:id="rId34"/>
+      <w:footerReference w:type="default" r:id="rId42"/>
       <w:pgSz w:w="11906" w:h="16838"/>
       <w:pgMar w:top="1134" w:right="850" w:bottom="1134" w:left="1701" w:header="708" w:footer="708" w:gutter="0"/>
       <w:cols w:space="708"/>
@@ -8344,7 +8917,7 @@
 </file>
 
 <file path=customXml/itemProps1.xml><?xml version="1.0" encoding="utf-8"?>
-<ds:datastoreItem xmlns:ds="http://schemas.openxmlformats.org/officeDocument/2006/customXml" ds:itemID="{781958FE-7E02-4ABD-9A23-26F35FE5DBC8}">
+<ds:datastoreItem xmlns:ds="http://schemas.openxmlformats.org/officeDocument/2006/customXml" ds:itemID="{DFA7D934-7B18-40E9-9628-401547F38011}">
   <ds:schemaRefs>
     <ds:schemaRef ds:uri="http://schemas.openxmlformats.org/officeDocument/2006/bibliography"/>
   </ds:schemaRefs>

--- a/Отчёт по УП 05.01 Слизов.docx
+++ b/Отчёт по УП 05.01 Слизов.docx
@@ -384,7 +384,18 @@
                 <w:szCs w:val="28"/>
                 <w:lang w:eastAsia="ru-RU"/>
               </w:rPr>
-              <w:t xml:space="preserve">Выполнил студент  </w:t>
+              <w:t xml:space="preserve">Выполнил </w:t>
+            </w:r>
+            <w:proofErr w:type="gramStart"/>
+            <w:r>
+              <w:rPr>
+                <w:rFonts w:ascii="Times New Roman" w:eastAsia="Times New Roman" w:hAnsi="Times New Roman" w:cs="Times New Roman"/>
+                <w:color w:val="000000" w:themeColor="text1"/>
+                <w:sz w:val="28"/>
+                <w:szCs w:val="28"/>
+                <w:lang w:eastAsia="ru-RU"/>
+              </w:rPr>
+              <w:t xml:space="preserve">студент  </w:t>
             </w:r>
             <w:r>
               <w:rPr>
@@ -395,7 +406,19 @@
                 <w:u w:val="single"/>
                 <w:lang w:eastAsia="ru-RU"/>
               </w:rPr>
-              <w:t xml:space="preserve">__3__ </w:t>
+              <w:t>_</w:t>
+            </w:r>
+            <w:proofErr w:type="gramEnd"/>
+            <w:r>
+              <w:rPr>
+                <w:rFonts w:ascii="Times New Roman" w:eastAsia="Times New Roman" w:hAnsi="Times New Roman" w:cs="Times New Roman"/>
+                <w:color w:val="000000" w:themeColor="text1"/>
+                <w:sz w:val="28"/>
+                <w:szCs w:val="28"/>
+                <w:u w:val="single"/>
+                <w:lang w:eastAsia="ru-RU"/>
+              </w:rPr>
+              <w:t xml:space="preserve">_3__ </w:t>
             </w:r>
             <w:r>
               <w:rPr>
@@ -503,7 +526,29 @@
                 <w:szCs w:val="28"/>
                 <w:lang w:eastAsia="ru-RU"/>
               </w:rPr>
-              <w:t xml:space="preserve">     Слизов Д.В.</w:t>
+              <w:t xml:space="preserve">     </w:t>
+            </w:r>
+            <w:proofErr w:type="spellStart"/>
+            <w:r>
+              <w:rPr>
+                <w:rFonts w:ascii="Times New Roman" w:eastAsia="Times New Roman" w:hAnsi="Times New Roman" w:cs="Times New Roman"/>
+                <w:color w:val="000000" w:themeColor="text1"/>
+                <w:sz w:val="28"/>
+                <w:szCs w:val="28"/>
+                <w:lang w:eastAsia="ru-RU"/>
+              </w:rPr>
+              <w:t>Слизов</w:t>
+            </w:r>
+            <w:proofErr w:type="spellEnd"/>
+            <w:r>
+              <w:rPr>
+                <w:rFonts w:ascii="Times New Roman" w:eastAsia="Times New Roman" w:hAnsi="Times New Roman" w:cs="Times New Roman"/>
+                <w:color w:val="000000" w:themeColor="text1"/>
+                <w:sz w:val="28"/>
+                <w:szCs w:val="28"/>
+                <w:lang w:eastAsia="ru-RU"/>
+              </w:rPr>
+              <w:t xml:space="preserve"> Д.В.</w:t>
             </w:r>
           </w:p>
           <w:p>
@@ -1826,7 +1871,7 @@
                 <w:noProof/>
                 <w:webHidden/>
               </w:rPr>
-              <w:t>21</w:t>
+              <w:t>22</w:t>
             </w:r>
             <w:r>
               <w:rPr>
@@ -1906,7 +1951,7 @@
                 <w:noProof/>
                 <w:webHidden/>
               </w:rPr>
-              <w:t>22</w:t>
+              <w:t>23</w:t>
             </w:r>
             <w:r>
               <w:rPr>
@@ -1985,7 +2030,7 @@
                 <w:noProof/>
                 <w:webHidden/>
               </w:rPr>
-              <w:t>23</w:t>
+              <w:t>24</w:t>
             </w:r>
             <w:r>
               <w:rPr>
@@ -2056,7 +2101,7 @@
                 <w:noProof/>
                 <w:webHidden/>
               </w:rPr>
-              <w:t>24</w:t>
+              <w:t>25</w:t>
             </w:r>
             <w:r>
               <w:rPr>
@@ -2127,7 +2172,7 @@
                 <w:noProof/>
                 <w:webHidden/>
               </w:rPr>
-              <w:t>25</w:t>
+              <w:t>26</w:t>
             </w:r>
             <w:r>
               <w:rPr>
@@ -2206,7 +2251,7 @@
                 <w:noProof/>
                 <w:webHidden/>
               </w:rPr>
-              <w:t>26</w:t>
+              <w:t>27</w:t>
             </w:r>
             <w:r>
               <w:rPr>
@@ -2811,7 +2856,27 @@
           <w:sz w:val="28"/>
           <w:szCs w:val="28"/>
         </w:rPr>
-        <w:t>Активности (Activity): основные экраны приложения, где пользователь взаимодействует с интерфейсом.</w:t>
+        <w:t>Активности (</w:t>
+      </w:r>
+      <w:proofErr w:type="spellStart"/>
+      <w:r>
+        <w:rPr>
+          <w:rFonts w:ascii="Times New Roman" w:hAnsi="Times New Roman" w:cs="Times New Roman"/>
+          <w:color w:val="000000" w:themeColor="text1"/>
+          <w:sz w:val="28"/>
+          <w:szCs w:val="28"/>
+        </w:rPr>
+        <w:t>Activity</w:t>
+      </w:r>
+      <w:proofErr w:type="spellEnd"/>
+      <w:r>
+        <w:rPr>
+          <w:rFonts w:ascii="Times New Roman" w:hAnsi="Times New Roman" w:cs="Times New Roman"/>
+          <w:color w:val="000000" w:themeColor="text1"/>
+          <w:sz w:val="28"/>
+          <w:szCs w:val="28"/>
+        </w:rPr>
+        <w:t>): основные экраны приложения, где пользователь взаимодействует с интерфейсом.</w:t>
       </w:r>
     </w:p>
     <w:p>
@@ -2916,7 +2981,47 @@
           <w:sz w:val="28"/>
           <w:szCs w:val="28"/>
         </w:rPr>
-        <w:t>Приемники (BroadcastReceiver): Реагируют на системные события (например, получение SMS).</w:t>
+        <w:t>Приемники (</w:t>
+      </w:r>
+      <w:proofErr w:type="spellStart"/>
+      <w:r>
+        <w:rPr>
+          <w:rFonts w:ascii="Times New Roman" w:hAnsi="Times New Roman" w:cs="Times New Roman"/>
+          <w:color w:val="000000" w:themeColor="text1"/>
+          <w:sz w:val="28"/>
+          <w:szCs w:val="28"/>
+        </w:rPr>
+        <w:t>BroadcastReceiver</w:t>
+      </w:r>
+      <w:proofErr w:type="spellEnd"/>
+      <w:r>
+        <w:rPr>
+          <w:rFonts w:ascii="Times New Roman" w:hAnsi="Times New Roman" w:cs="Times New Roman"/>
+          <w:color w:val="000000" w:themeColor="text1"/>
+          <w:sz w:val="28"/>
+          <w:szCs w:val="28"/>
+        </w:rPr>
+        <w:t>)</w:t>
+      </w:r>
+      <w:proofErr w:type="gramStart"/>
+      <w:r>
+        <w:rPr>
+          <w:rFonts w:ascii="Times New Roman" w:hAnsi="Times New Roman" w:cs="Times New Roman"/>
+          <w:color w:val="000000" w:themeColor="text1"/>
+          <w:sz w:val="28"/>
+          <w:szCs w:val="28"/>
+        </w:rPr>
+        <w:t>: Реагируют</w:t>
+      </w:r>
+      <w:proofErr w:type="gramEnd"/>
+      <w:r>
+        <w:rPr>
+          <w:rFonts w:ascii="Times New Roman" w:hAnsi="Times New Roman" w:cs="Times New Roman"/>
+          <w:color w:val="000000" w:themeColor="text1"/>
+          <w:sz w:val="28"/>
+          <w:szCs w:val="28"/>
+        </w:rPr>
+        <w:t xml:space="preserve"> на системные события (например, получение SMS).</w:t>
       </w:r>
     </w:p>
     <w:p>
@@ -2943,7 +3048,47 @@
           <w:sz w:val="28"/>
           <w:szCs w:val="28"/>
         </w:rPr>
-        <w:t>Контент-провайдеры (ContentProvider): Позволяют другим приложениям получать доступ к данным.</w:t>
+        <w:t>Контент-провайдеры (</w:t>
+      </w:r>
+      <w:proofErr w:type="spellStart"/>
+      <w:r>
+        <w:rPr>
+          <w:rFonts w:ascii="Times New Roman" w:hAnsi="Times New Roman" w:cs="Times New Roman"/>
+          <w:color w:val="000000" w:themeColor="text1"/>
+          <w:sz w:val="28"/>
+          <w:szCs w:val="28"/>
+        </w:rPr>
+        <w:t>ContentProvider</w:t>
+      </w:r>
+      <w:proofErr w:type="spellEnd"/>
+      <w:r>
+        <w:rPr>
+          <w:rFonts w:ascii="Times New Roman" w:hAnsi="Times New Roman" w:cs="Times New Roman"/>
+          <w:color w:val="000000" w:themeColor="text1"/>
+          <w:sz w:val="28"/>
+          <w:szCs w:val="28"/>
+        </w:rPr>
+        <w:t>)</w:t>
+      </w:r>
+      <w:proofErr w:type="gramStart"/>
+      <w:r>
+        <w:rPr>
+          <w:rFonts w:ascii="Times New Roman" w:hAnsi="Times New Roman" w:cs="Times New Roman"/>
+          <w:color w:val="000000" w:themeColor="text1"/>
+          <w:sz w:val="28"/>
+          <w:szCs w:val="28"/>
+        </w:rPr>
+        <w:t>: Позволяют</w:t>
+      </w:r>
+      <w:proofErr w:type="gramEnd"/>
+      <w:r>
+        <w:rPr>
+          <w:rFonts w:ascii="Times New Roman" w:hAnsi="Times New Roman" w:cs="Times New Roman"/>
+          <w:color w:val="000000" w:themeColor="text1"/>
+          <w:sz w:val="28"/>
+          <w:szCs w:val="28"/>
+        </w:rPr>
+        <w:t xml:space="preserve"> другим приложениям получать доступ к данным.</w:t>
       </w:r>
     </w:p>
     <w:p>
@@ -2971,7 +3116,27 @@
           <w:szCs w:val="28"/>
         </w:rPr>
         <w:lastRenderedPageBreak/>
-        <w:t>Фрагменты (Fragment): Часть интерфейса, которую можно использовать в разных активностях.</w:t>
+        <w:t>Фрагменты (</w:t>
+      </w:r>
+      <w:proofErr w:type="spellStart"/>
+      <w:r>
+        <w:rPr>
+          <w:rFonts w:ascii="Times New Roman" w:hAnsi="Times New Roman" w:cs="Times New Roman"/>
+          <w:color w:val="000000" w:themeColor="text1"/>
+          <w:sz w:val="28"/>
+          <w:szCs w:val="28"/>
+        </w:rPr>
+        <w:t>Fragment</w:t>
+      </w:r>
+      <w:proofErr w:type="spellEnd"/>
+      <w:r>
+        <w:rPr>
+          <w:rFonts w:ascii="Times New Roman" w:hAnsi="Times New Roman" w:cs="Times New Roman"/>
+          <w:color w:val="000000" w:themeColor="text1"/>
+          <w:sz w:val="28"/>
+          <w:szCs w:val="28"/>
+        </w:rPr>
+        <w:t>): Часть интерфейса, которую можно использовать в разных активностях.</w:t>
       </w:r>
     </w:p>
     <w:p>
@@ -3665,6 +3830,7 @@
         </w:rPr>
         <w:t>Приложение «</w:t>
       </w:r>
+      <w:proofErr w:type="spellStart"/>
       <w:r>
         <w:rPr>
           <w:rFonts w:ascii="Times New Roman" w:hAnsi="Times New Roman" w:cs="Times New Roman"/>
@@ -3675,6 +3841,7 @@
         </w:rPr>
         <w:t>tema</w:t>
       </w:r>
+      <w:proofErr w:type="spellEnd"/>
       <w:r>
         <w:rPr>
           <w:rFonts w:ascii="Times New Roman" w:hAnsi="Times New Roman" w:cs="Times New Roman"/>
@@ -4893,6 +5060,7 @@
         <w:lastRenderedPageBreak/>
         <w:t xml:space="preserve">Тема 7. </w:t>
       </w:r>
+      <w:proofErr w:type="spellStart"/>
       <w:r>
         <w:rPr>
           <w:rFonts w:ascii="Times New Roman" w:hAnsi="Times New Roman" w:cs="Times New Roman"/>
@@ -4900,7 +5068,17 @@
           <w:color w:val="000000" w:themeColor="text1"/>
           <w:shd w:val="clear" w:color="auto" w:fill="FFFFFF"/>
         </w:rPr>
-        <w:t>Material Design</w:t>
+        <w:t>Material</w:t>
+      </w:r>
+      <w:proofErr w:type="spellEnd"/>
+      <w:r>
+        <w:rPr>
+          <w:rFonts w:ascii="Times New Roman" w:hAnsi="Times New Roman" w:cs="Times New Roman"/>
+          <w:b/>
+          <w:color w:val="000000" w:themeColor="text1"/>
+          <w:shd w:val="clear" w:color="auto" w:fill="FFFFFF"/>
+        </w:rPr>
+        <w:t xml:space="preserve"> Design</w:t>
       </w:r>
       <w:bookmarkEnd w:id="6"/>
     </w:p>
@@ -5453,6 +5631,7 @@
         </w:rPr>
         <w:t xml:space="preserve">Здесь приложение </w:t>
       </w:r>
+      <w:proofErr w:type="spellStart"/>
       <w:r>
         <w:rPr>
           <w:rFonts w:ascii="Times New Roman" w:hAnsi="Times New Roman" w:cs="Times New Roman"/>
@@ -5462,6 +5641,7 @@
         </w:rPr>
         <w:t>BookDepository</w:t>
       </w:r>
+      <w:proofErr w:type="spellEnd"/>
       <w:r>
         <w:rPr>
           <w:rFonts w:ascii="Times New Roman" w:hAnsi="Times New Roman" w:cs="Times New Roman"/>
@@ -5862,7 +6042,7 @@
         <w:pStyle w:val="1"/>
         <w:ind w:firstLine="709"/>
         <w:rPr>
-          <w:rFonts w:ascii="Times New Roman" w:eastAsia="Calibri" w:hAnsi="Times New Roman" w:cs="Times New Roman"/>
+          <w:rFonts w:ascii="Times New Roman" w:hAnsi="Times New Roman" w:cs="Times New Roman"/>
           <w:b/>
           <w:color w:val="000000" w:themeColor="text1"/>
         </w:rPr>
@@ -5881,47 +6061,363 @@
     </w:p>
     <w:p>
       <w:pPr>
-        <w:pStyle w:val="1"/>
+        <w:spacing w:after="0" w:line="360" w:lineRule="auto"/>
         <w:ind w:firstLine="709"/>
-        <w:rPr>
-          <w:rFonts w:ascii="Times New Roman" w:hAnsi="Times New Roman" w:cs="Times New Roman"/>
-          <w:b/>
-          <w:color w:val="000000" w:themeColor="text1"/>
-        </w:rPr>
-      </w:pPr>
-    </w:p>
-    <w:p>
-      <w:pPr>
-        <w:pStyle w:val="1"/>
-        <w:ind w:firstLine="709"/>
-        <w:rPr>
-          <w:rFonts w:ascii="Times New Roman" w:hAnsi="Times New Roman" w:cs="Times New Roman"/>
-          <w:b/>
-          <w:color w:val="000000" w:themeColor="text1"/>
-        </w:rPr>
-      </w:pPr>
-    </w:p>
-    <w:p>
-      <w:pPr>
-        <w:pStyle w:val="1"/>
-        <w:ind w:firstLine="709"/>
-        <w:rPr>
-          <w:rFonts w:ascii="Times New Roman" w:hAnsi="Times New Roman" w:cs="Times New Roman"/>
-          <w:b/>
-          <w:color w:val="000000" w:themeColor="text1"/>
-        </w:rPr>
-      </w:pPr>
-    </w:p>
-    <w:p>
-      <w:pPr>
-        <w:pStyle w:val="1"/>
-        <w:ind w:firstLine="709"/>
-        <w:rPr>
-          <w:rFonts w:ascii="Times New Roman" w:hAnsi="Times New Roman" w:cs="Times New Roman"/>
-          <w:b/>
-          <w:color w:val="000000" w:themeColor="text1"/>
-        </w:rPr>
-      </w:pPr>
+        <w:jc w:val="both"/>
+        <w:rPr>
+          <w:rFonts w:ascii="Times New Roman" w:hAnsi="Times New Roman" w:cs="Times New Roman"/>
+          <w:sz w:val="28"/>
+          <w:szCs w:val="28"/>
+        </w:rPr>
+      </w:pPr>
+      <w:r>
+        <w:rPr>
+          <w:rFonts w:ascii="Times New Roman" w:hAnsi="Times New Roman" w:cs="Times New Roman"/>
+          <w:sz w:val="28"/>
+          <w:szCs w:val="28"/>
+        </w:rPr>
+        <w:t xml:space="preserve">Через </w:t>
+      </w:r>
+      <w:proofErr w:type="spellStart"/>
+      <w:r>
+        <w:rPr>
+          <w:rFonts w:ascii="Times New Roman" w:hAnsi="Times New Roman" w:cs="Times New Roman"/>
+          <w:sz w:val="28"/>
+          <w:szCs w:val="28"/>
+          <w:lang w:val="en-US"/>
+        </w:rPr>
+        <w:t>ViewPager</w:t>
+      </w:r>
+      <w:proofErr w:type="spellEnd"/>
+      <w:r>
+        <w:rPr>
+          <w:rFonts w:ascii="Times New Roman" w:hAnsi="Times New Roman" w:cs="Times New Roman"/>
+          <w:sz w:val="28"/>
+          <w:szCs w:val="28"/>
+        </w:rPr>
+        <w:t xml:space="preserve"> </w:t>
+      </w:r>
+      <w:r>
+        <w:rPr>
+          <w:rFonts w:ascii="Times New Roman" w:hAnsi="Times New Roman" w:cs="Times New Roman"/>
+          <w:sz w:val="28"/>
+          <w:szCs w:val="28"/>
+        </w:rPr>
+        <w:t>можно «листать» элементы списка, проводя пальцем по экрану</w:t>
+      </w:r>
+    </w:p>
+    <w:p>
+      <w:pPr>
+        <w:spacing w:after="0" w:line="720" w:lineRule="auto"/>
+        <w:rPr>
+          <w:rFonts w:ascii="Times New Roman" w:hAnsi="Times New Roman" w:cs="Times New Roman"/>
+          <w:b/>
+          <w:color w:val="000000" w:themeColor="text1"/>
+        </w:rPr>
+      </w:pPr>
+      <w:r>
+        <w:rPr>
+          <w:rFonts w:ascii="Times New Roman" w:hAnsi="Times New Roman" w:cs="Times New Roman"/>
+          <w:b/>
+          <w:noProof/>
+          <w:color w:val="000000" w:themeColor="text1"/>
+        </w:rPr>
+        <mc:AlternateContent>
+          <mc:Choice Requires="wps">
+            <w:drawing>
+              <wp:anchor distT="0" distB="0" distL="114300" distR="114300" simplePos="0" relativeHeight="251661312" behindDoc="0" locked="0" layoutInCell="1" allowOverlap="1" wp14:anchorId="47FA61E5" wp14:editId="369E6540">
+                <wp:simplePos x="0" y="0"/>
+                <wp:positionH relativeFrom="column">
+                  <wp:posOffset>894943</wp:posOffset>
+                </wp:positionH>
+                <wp:positionV relativeFrom="paragraph">
+                  <wp:posOffset>1315135</wp:posOffset>
+                </wp:positionV>
+                <wp:extent cx="1148487" cy="460858"/>
+                <wp:effectExtent l="19050" t="19050" r="13970" b="34925"/>
+                <wp:wrapNone/>
+                <wp:docPr id="18" name="Стрелка: вправо 18"/>
+                <wp:cNvGraphicFramePr/>
+                <a:graphic xmlns:a="http://schemas.openxmlformats.org/drawingml/2006/main">
+                  <a:graphicData uri="http://schemas.microsoft.com/office/word/2010/wordprocessingShape">
+                    <wps:wsp>
+                      <wps:cNvSpPr/>
+                      <wps:spPr>
+                        <a:xfrm rot="10800000">
+                          <a:off x="0" y="0"/>
+                          <a:ext cx="1148487" cy="460858"/>
+                        </a:xfrm>
+                        <a:prstGeom prst="rightArrow">
+                          <a:avLst/>
+                        </a:prstGeom>
+                      </wps:spPr>
+                      <wps:style>
+                        <a:lnRef idx="2">
+                          <a:schemeClr val="accent3">
+                            <a:shade val="50000"/>
+                          </a:schemeClr>
+                        </a:lnRef>
+                        <a:fillRef idx="1">
+                          <a:schemeClr val="accent3"/>
+                        </a:fillRef>
+                        <a:effectRef idx="0">
+                          <a:schemeClr val="accent3"/>
+                        </a:effectRef>
+                        <a:fontRef idx="minor">
+                          <a:schemeClr val="lt1"/>
+                        </a:fontRef>
+                      </wps:style>
+                      <wps:bodyPr rot="0" spcFirstLastPara="0" vertOverflow="overflow" horzOverflow="overflow" vert="horz" wrap="square" lIns="91440" tIns="45720" rIns="91440" bIns="45720" numCol="1" spcCol="0" rtlCol="0" fromWordArt="0" anchor="ctr" anchorCtr="0" forceAA="0" compatLnSpc="1">
+                        <a:prstTxWarp prst="textNoShape">
+                          <a:avLst/>
+                        </a:prstTxWarp>
+                        <a:noAutofit/>
+                      </wps:bodyPr>
+                    </wps:wsp>
+                  </a:graphicData>
+                </a:graphic>
+              </wp:anchor>
+            </w:drawing>
+          </mc:Choice>
+          <mc:Fallback>
+            <w:pict>
+              <v:shapetype w14:anchorId="459C222C" id="_x0000_t13" coordsize="21600,21600" o:spt="13" adj="16200,5400" path="m@0,l@0@1,0@1,0@2@0@2@0,21600,21600,10800xe">
+                <v:stroke joinstyle="miter"/>
+                <v:formulas>
+                  <v:f eqn="val #0"/>
+                  <v:f eqn="val #1"/>
+                  <v:f eqn="sum height 0 #1"/>
+                  <v:f eqn="sum 10800 0 #1"/>
+                  <v:f eqn="sum width 0 #0"/>
+                  <v:f eqn="prod @4 @3 10800"/>
+                  <v:f eqn="sum width 0 @5"/>
+                </v:formulas>
+                <v:path o:connecttype="custom" o:connectlocs="@0,0;0,10800;@0,21600;21600,10800" o:connectangles="270,180,90,0" textboxrect="0,@1,@6,@2"/>
+                <v:handles>
+                  <v:h position="#0,#1" xrange="0,21600" yrange="0,10800"/>
+                </v:handles>
+              </v:shapetype>
+              <v:shape id="Стрелка: вправо 18" o:spid="_x0000_s1026" type="#_x0000_t13" style="position:absolute;margin-left:70.45pt;margin-top:103.55pt;width:90.45pt;height:36.3pt;rotation:180;z-index:251661312;visibility:visible;mso-wrap-style:square;mso-wrap-distance-left:9pt;mso-wrap-distance-top:0;mso-wrap-distance-right:9pt;mso-wrap-distance-bottom:0;mso-position-horizontal:absolute;mso-position-horizontal-relative:text;mso-position-vertical:absolute;mso-position-vertical-relative:text;v-text-anchor:middle" o:gfxdata="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" adj="17266" fillcolor="#a5a5a5 [3206]" strokecolor="#525252 [1606]" strokeweight="1pt"/>
+            </w:pict>
+          </mc:Fallback>
+        </mc:AlternateContent>
+      </w:r>
+      <w:r>
+        <w:rPr>
+          <w:rFonts w:ascii="Times New Roman" w:hAnsi="Times New Roman" w:cs="Times New Roman"/>
+          <w:b/>
+          <w:noProof/>
+          <w:color w:val="000000" w:themeColor="text1"/>
+        </w:rPr>
+        <mc:AlternateContent>
+          <mc:Choice Requires="wps">
+            <w:drawing>
+              <wp:anchor distT="0" distB="0" distL="114300" distR="114300" simplePos="0" relativeHeight="251659264" behindDoc="0" locked="0" layoutInCell="1" allowOverlap="1" wp14:anchorId="019A2AB7" wp14:editId="198F5B87">
+                <wp:simplePos x="0" y="0"/>
+                <wp:positionH relativeFrom="column">
+                  <wp:posOffset>3171216</wp:posOffset>
+                </wp:positionH>
+                <wp:positionV relativeFrom="paragraph">
+                  <wp:posOffset>1316000</wp:posOffset>
+                </wp:positionV>
+                <wp:extent cx="1148487" cy="460858"/>
+                <wp:effectExtent l="0" t="19050" r="33020" b="34925"/>
+                <wp:wrapNone/>
+                <wp:docPr id="17" name="Стрелка: вправо 17"/>
+                <wp:cNvGraphicFramePr/>
+                <a:graphic xmlns:a="http://schemas.openxmlformats.org/drawingml/2006/main">
+                  <a:graphicData uri="http://schemas.microsoft.com/office/word/2010/wordprocessingShape">
+                    <wps:wsp>
+                      <wps:cNvSpPr/>
+                      <wps:spPr>
+                        <a:xfrm>
+                          <a:off x="0" y="0"/>
+                          <a:ext cx="1148487" cy="460858"/>
+                        </a:xfrm>
+                        <a:prstGeom prst="rightArrow">
+                          <a:avLst/>
+                        </a:prstGeom>
+                      </wps:spPr>
+                      <wps:style>
+                        <a:lnRef idx="2">
+                          <a:schemeClr val="accent3">
+                            <a:shade val="50000"/>
+                          </a:schemeClr>
+                        </a:lnRef>
+                        <a:fillRef idx="1">
+                          <a:schemeClr val="accent3"/>
+                        </a:fillRef>
+                        <a:effectRef idx="0">
+                          <a:schemeClr val="accent3"/>
+                        </a:effectRef>
+                        <a:fontRef idx="minor">
+                          <a:schemeClr val="lt1"/>
+                        </a:fontRef>
+                      </wps:style>
+                      <wps:bodyPr rot="0" spcFirstLastPara="0" vertOverflow="overflow" horzOverflow="overflow" vert="horz" wrap="square" lIns="91440" tIns="45720" rIns="91440" bIns="45720" numCol="1" spcCol="0" rtlCol="0" fromWordArt="0" anchor="ctr" anchorCtr="0" forceAA="0" compatLnSpc="1">
+                        <a:prstTxWarp prst="textNoShape">
+                          <a:avLst/>
+                        </a:prstTxWarp>
+                        <a:noAutofit/>
+                      </wps:bodyPr>
+                    </wps:wsp>
+                  </a:graphicData>
+                </a:graphic>
+              </wp:anchor>
+            </w:drawing>
+          </mc:Choice>
+          <mc:Fallback>
+            <w:pict>
+              <v:shape w14:anchorId="510B57E2" id="Стрелка: вправо 17" o:spid="_x0000_s1026" type="#_x0000_t13" style="position:absolute;margin-left:249.7pt;margin-top:103.6pt;width:90.45pt;height:36.3pt;z-index:251659264;visibility:visible;mso-wrap-style:square;mso-wrap-distance-left:9pt;mso-wrap-distance-top:0;mso-wrap-distance-right:9pt;mso-wrap-distance-bottom:0;mso-position-horizontal:absolute;mso-position-horizontal-relative:text;mso-position-vertical:absolute;mso-position-vertical-relative:text;v-text-anchor:middle" o:gfxdata="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" adj="17266" fillcolor="#a5a5a5 [3206]" strokecolor="#525252 [1606]" strokeweight="1pt"/>
+            </w:pict>
+          </mc:Fallback>
+        </mc:AlternateContent>
+      </w:r>
+      <w:r>
+        <w:rPr>
+          <w:rFonts w:ascii="Times New Roman" w:hAnsi="Times New Roman" w:cs="Times New Roman"/>
+          <w:b/>
+          <w:noProof/>
+          <w:color w:val="000000" w:themeColor="text1"/>
+        </w:rPr>
+        <w:drawing>
+          <wp:inline distT="0" distB="0" distL="0" distR="0" wp14:anchorId="7765BB71" wp14:editId="7C84DE59">
+            <wp:extent cx="1507447" cy="3170711"/>
+            <wp:effectExtent l="0" t="0" r="0" b="0"/>
+            <wp:docPr id="13" name="Рисунок 13"/>
+            <wp:cNvGraphicFramePr>
+              <a:graphicFrameLocks xmlns:a="http://schemas.openxmlformats.org/drawingml/2006/main" noChangeAspect="1"/>
+            </wp:cNvGraphicFramePr>
+            <a:graphic xmlns:a="http://schemas.openxmlformats.org/drawingml/2006/main">
+              <a:graphicData uri="http://schemas.openxmlformats.org/drawingml/2006/picture">
+                <pic:pic xmlns:pic="http://schemas.openxmlformats.org/drawingml/2006/picture">
+                  <pic:nvPicPr>
+                    <pic:cNvPr id="1" name=""/>
+                    <pic:cNvPicPr/>
+                  </pic:nvPicPr>
+                  <pic:blipFill>
+                    <a:blip r:embed="rId39"/>
+                    <a:stretch>
+                      <a:fillRect/>
+                    </a:stretch>
+                  </pic:blipFill>
+                  <pic:spPr>
+                    <a:xfrm>
+                      <a:off x="0" y="0"/>
+                      <a:ext cx="1530546" cy="3219297"/>
+                    </a:xfrm>
+                    <a:prstGeom prst="rect">
+                      <a:avLst/>
+                    </a:prstGeom>
+                  </pic:spPr>
+                </pic:pic>
+              </a:graphicData>
+            </a:graphic>
+          </wp:inline>
+        </w:drawing>
+      </w:r>
+      <w:r>
+        <w:rPr>
+          <w:rFonts w:ascii="Times New Roman" w:hAnsi="Times New Roman" w:cs="Times New Roman"/>
+          <w:b/>
+          <w:color w:val="000000" w:themeColor="text1"/>
+        </w:rPr>
+        <w:t xml:space="preserve">         </w:t>
+      </w:r>
+      <w:r>
+        <w:rPr>
+          <w:rFonts w:ascii="Times New Roman" w:hAnsi="Times New Roman" w:cs="Times New Roman"/>
+          <w:b/>
+          <w:noProof/>
+          <w:color w:val="000000" w:themeColor="text1"/>
+        </w:rPr>
+        <w:drawing>
+          <wp:inline distT="0" distB="0" distL="0" distR="0" wp14:anchorId="60E61AB6" wp14:editId="75F34848">
+            <wp:extent cx="1527333" cy="3171784"/>
+            <wp:effectExtent l="0" t="0" r="0" b="0"/>
+            <wp:docPr id="14" name="Рисунок 14"/>
+            <wp:cNvGraphicFramePr>
+              <a:graphicFrameLocks xmlns:a="http://schemas.openxmlformats.org/drawingml/2006/main" noChangeAspect="1"/>
+            </wp:cNvGraphicFramePr>
+            <a:graphic xmlns:a="http://schemas.openxmlformats.org/drawingml/2006/main">
+              <a:graphicData uri="http://schemas.openxmlformats.org/drawingml/2006/picture">
+                <pic:pic xmlns:pic="http://schemas.openxmlformats.org/drawingml/2006/picture">
+                  <pic:nvPicPr>
+                    <pic:cNvPr id="1" name=""/>
+                    <pic:cNvPicPr/>
+                  </pic:nvPicPr>
+                  <pic:blipFill>
+                    <a:blip r:embed="rId40"/>
+                    <a:stretch>
+                      <a:fillRect/>
+                    </a:stretch>
+                  </pic:blipFill>
+                  <pic:spPr>
+                    <a:xfrm>
+                      <a:off x="0" y="0"/>
+                      <a:ext cx="1544415" cy="3207258"/>
+                    </a:xfrm>
+                    <a:prstGeom prst="rect">
+                      <a:avLst/>
+                    </a:prstGeom>
+                  </pic:spPr>
+                </pic:pic>
+              </a:graphicData>
+            </a:graphic>
+          </wp:inline>
+        </w:drawing>
+      </w:r>
+      <w:r>
+        <w:rPr>
+          <w:rFonts w:ascii="Times New Roman" w:hAnsi="Times New Roman" w:cs="Times New Roman"/>
+          <w:b/>
+          <w:color w:val="000000" w:themeColor="text1"/>
+        </w:rPr>
+        <w:t xml:space="preserve">         </w:t>
+      </w:r>
+      <w:r>
+        <w:rPr>
+          <w:rFonts w:ascii="Times New Roman" w:hAnsi="Times New Roman" w:cs="Times New Roman"/>
+          <w:b/>
+          <w:noProof/>
+          <w:color w:val="000000" w:themeColor="text1"/>
+        </w:rPr>
+        <w:drawing>
+          <wp:inline distT="0" distB="0" distL="0" distR="0" wp14:anchorId="77410F8C" wp14:editId="60AC11ED">
+            <wp:extent cx="1535502" cy="3162603"/>
+            <wp:effectExtent l="0" t="0" r="7620" b="0"/>
+            <wp:docPr id="19" name="Рисунок 19"/>
+            <wp:cNvGraphicFramePr>
+              <a:graphicFrameLocks xmlns:a="http://schemas.openxmlformats.org/drawingml/2006/main" noChangeAspect="1"/>
+            </wp:cNvGraphicFramePr>
+            <a:graphic xmlns:a="http://schemas.openxmlformats.org/drawingml/2006/main">
+              <a:graphicData uri="http://schemas.openxmlformats.org/drawingml/2006/picture">
+                <pic:pic xmlns:pic="http://schemas.openxmlformats.org/drawingml/2006/picture">
+                  <pic:nvPicPr>
+                    <pic:cNvPr id="1" name=""/>
+                    <pic:cNvPicPr/>
+                  </pic:nvPicPr>
+                  <pic:blipFill>
+                    <a:blip r:embed="rId41"/>
+                    <a:stretch>
+                      <a:fillRect/>
+                    </a:stretch>
+                  </pic:blipFill>
+                  <pic:spPr>
+                    <a:xfrm>
+                      <a:off x="0" y="0"/>
+                      <a:ext cx="1556468" cy="3205786"/>
+                    </a:xfrm>
+                    <a:prstGeom prst="rect">
+                      <a:avLst/>
+                    </a:prstGeom>
+                  </pic:spPr>
+                </pic:pic>
+              </a:graphicData>
+            </a:graphic>
+          </wp:inline>
+        </w:drawing>
+      </w:r>
     </w:p>
     <w:p>
       <w:pPr>
@@ -5960,6 +6456,7 @@
           <w:rFonts w:ascii="Times New Roman" w:hAnsi="Times New Roman" w:cs="Times New Roman"/>
           <w:b/>
           <w:color w:val="000000" w:themeColor="text1"/>
+          <w:shd w:val="clear" w:color="auto" w:fill="FFFFFF"/>
         </w:rPr>
       </w:pPr>
       <w:bookmarkStart w:id="11" w:name="_Toc195538321"/>
@@ -5979,21 +6476,159 @@
           <w:color w:val="000000" w:themeColor="text1"/>
           <w:shd w:val="clear" w:color="auto" w:fill="FFFFFF"/>
         </w:rPr>
-        <w:t xml:space="preserve"> Intents</w:t>
+        <w:t xml:space="preserve"> </w:t>
+      </w:r>
+      <w:proofErr w:type="spellStart"/>
+      <w:r>
+        <w:rPr>
+          <w:rFonts w:ascii="Times New Roman" w:hAnsi="Times New Roman" w:cs="Times New Roman"/>
+          <w:b/>
+          <w:color w:val="000000" w:themeColor="text1"/>
+          <w:shd w:val="clear" w:color="auto" w:fill="FFFFFF"/>
+        </w:rPr>
+        <w:t>Intents</w:t>
       </w:r>
       <w:bookmarkEnd w:id="11"/>
-    </w:p>
-    <w:p>
-      <w:pPr>
-        <w:pStyle w:val="1"/>
+      <w:proofErr w:type="spellEnd"/>
+    </w:p>
+    <w:p>
+      <w:pPr>
+        <w:spacing w:after="0" w:line="360" w:lineRule="auto"/>
         <w:ind w:firstLine="709"/>
-        <w:rPr>
-          <w:rFonts w:ascii="Times New Roman" w:hAnsi="Times New Roman" w:cs="Times New Roman"/>
-          <w:b/>
-          <w:color w:val="000000" w:themeColor="text1"/>
+        <w:jc w:val="both"/>
+        <w:rPr>
+          <w:rFonts w:ascii="Times New Roman" w:hAnsi="Times New Roman" w:cs="Times New Roman"/>
+          <w:sz w:val="28"/>
+          <w:szCs w:val="28"/>
+        </w:rPr>
+      </w:pPr>
+      <w:r>
+        <w:rPr>
+          <w:rFonts w:ascii="Times New Roman" w:hAnsi="Times New Roman" w:cs="Times New Roman"/>
+          <w:sz w:val="28"/>
+          <w:szCs w:val="28"/>
+        </w:rPr>
+        <w:t>Нажал кнопку даты, чтобы появилось диалоговое окно на экране</w:t>
+      </w:r>
+    </w:p>
+    <w:p>
+      <w:r>
+        <w:rPr>
+          <w:noProof/>
+        </w:rPr>
+        <w:drawing>
+          <wp:inline distT="0" distB="0" distL="0" distR="0" wp14:anchorId="26B1E7C1" wp14:editId="366B90DF">
+            <wp:extent cx="1807985" cy="3810000"/>
+            <wp:effectExtent l="0" t="0" r="1905" b="0"/>
+            <wp:docPr id="20" name="Рисунок 20"/>
+            <wp:cNvGraphicFramePr>
+              <a:graphicFrameLocks xmlns:a="http://schemas.openxmlformats.org/drawingml/2006/main" noChangeAspect="1"/>
+            </wp:cNvGraphicFramePr>
+            <a:graphic xmlns:a="http://schemas.openxmlformats.org/drawingml/2006/main">
+              <a:graphicData uri="http://schemas.openxmlformats.org/drawingml/2006/picture">
+                <pic:pic xmlns:pic="http://schemas.openxmlformats.org/drawingml/2006/picture">
+                  <pic:nvPicPr>
+                    <pic:cNvPr id="1" name=""/>
+                    <pic:cNvPicPr/>
+                  </pic:nvPicPr>
+                  <pic:blipFill>
+                    <a:blip r:embed="rId42"/>
+                    <a:stretch>
+                      <a:fillRect/>
+                    </a:stretch>
+                  </pic:blipFill>
+                  <pic:spPr>
+                    <a:xfrm>
+                      <a:off x="0" y="0"/>
+                      <a:ext cx="1816754" cy="3828478"/>
+                    </a:xfrm>
+                    <a:prstGeom prst="rect">
+                      <a:avLst/>
+                    </a:prstGeom>
+                  </pic:spPr>
+                </pic:pic>
+              </a:graphicData>
+            </a:graphic>
+          </wp:inline>
+        </w:drawing>
+      </w:r>
+    </w:p>
+    <w:p>
+      <w:pPr>
+        <w:spacing w:after="0" w:line="360" w:lineRule="auto"/>
+        <w:ind w:firstLine="709"/>
+        <w:jc w:val="both"/>
+        <w:rPr>
+          <w:rFonts w:ascii="Times New Roman" w:hAnsi="Times New Roman" w:cs="Times New Roman"/>
+          <w:bCs/>
+          <w:color w:val="000000" w:themeColor="text1"/>
+          <w:sz w:val="28"/>
+          <w:szCs w:val="28"/>
           <w:shd w:val="clear" w:color="auto" w:fill="FFFFFF"/>
         </w:rPr>
       </w:pPr>
+      <w:r>
+        <w:rPr>
+          <w:rFonts w:ascii="Times New Roman" w:hAnsi="Times New Roman" w:cs="Times New Roman"/>
+          <w:bCs/>
+          <w:color w:val="000000" w:themeColor="text1"/>
+          <w:sz w:val="28"/>
+          <w:szCs w:val="28"/>
+          <w:shd w:val="clear" w:color="auto" w:fill="FFFFFF"/>
+        </w:rPr>
+        <w:t>Нажав, на кнопку даты появился календарный виджет:</w:t>
+      </w:r>
+    </w:p>
+    <w:p>
+      <w:pPr>
+        <w:rPr>
+          <w:rFonts w:ascii="Times New Roman" w:hAnsi="Times New Roman" w:cs="Times New Roman"/>
+          <w:bCs/>
+          <w:color w:val="000000" w:themeColor="text1"/>
+          <w:shd w:val="clear" w:color="auto" w:fill="FFFFFF"/>
+          <w:lang w:val="en-US"/>
+        </w:rPr>
+      </w:pPr>
+      <w:r>
+        <w:rPr>
+          <w:noProof/>
+        </w:rPr>
+        <w:drawing>
+          <wp:inline distT="0" distB="0" distL="0" distR="0" wp14:anchorId="2C51E669" wp14:editId="5F3CC0AD">
+            <wp:extent cx="1686595" cy="3284220"/>
+            <wp:effectExtent l="0" t="0" r="8890" b="0"/>
+            <wp:docPr id="842135623" name="Рисунок 1"/>
+            <wp:cNvGraphicFramePr>
+              <a:graphicFrameLocks xmlns:a="http://schemas.openxmlformats.org/drawingml/2006/main" noChangeAspect="1"/>
+            </wp:cNvGraphicFramePr>
+            <a:graphic xmlns:a="http://schemas.openxmlformats.org/drawingml/2006/main">
+              <a:graphicData uri="http://schemas.openxmlformats.org/drawingml/2006/picture">
+                <pic:pic xmlns:pic="http://schemas.openxmlformats.org/drawingml/2006/picture">
+                  <pic:nvPicPr>
+                    <pic:cNvPr id="842135623" name=""/>
+                    <pic:cNvPicPr/>
+                  </pic:nvPicPr>
+                  <pic:blipFill>
+                    <a:blip r:embed="rId43"/>
+                    <a:stretch>
+                      <a:fillRect/>
+                    </a:stretch>
+                  </pic:blipFill>
+                  <pic:spPr>
+                    <a:xfrm>
+                      <a:off x="0" y="0"/>
+                      <a:ext cx="1696320" cy="3303157"/>
+                    </a:xfrm>
+                    <a:prstGeom prst="rect">
+                      <a:avLst/>
+                    </a:prstGeom>
+                  </pic:spPr>
+                </pic:pic>
+              </a:graphicData>
+            </a:graphic>
+          </wp:inline>
+        </w:drawing>
+      </w:r>
     </w:p>
     <w:p>
       <w:pPr>
@@ -6325,7 +6960,7 @@
       </w:pPr>
     </w:p>
     <w:sectPr>
-      <w:footerReference w:type="default" r:id="rId39"/>
+      <w:footerReference w:type="default" r:id="rId44"/>
       <w:pgSz w:w="11906" w:h="16838"/>
       <w:pgMar w:top="1134" w:right="850" w:bottom="1134" w:left="1701" w:header="708" w:footer="708" w:gutter="0"/>
       <w:cols w:space="708"/>
@@ -7397,28 +8032,28 @@
       </w:pPr>
     </w:lvl>
   </w:abstractNum>
-  <w:num w:numId="1" w16cid:durableId="1580670265">
+  <w:num w:numId="1" w16cid:durableId="819691086">
     <w:abstractNumId w:val="7"/>
   </w:num>
-  <w:num w:numId="2" w16cid:durableId="1580366209">
+  <w:num w:numId="2" w16cid:durableId="1613391228">
     <w:abstractNumId w:val="4"/>
   </w:num>
-  <w:num w:numId="3" w16cid:durableId="1650284285">
+  <w:num w:numId="3" w16cid:durableId="1110710634">
     <w:abstractNumId w:val="2"/>
   </w:num>
-  <w:num w:numId="4" w16cid:durableId="251667548">
+  <w:num w:numId="4" w16cid:durableId="973828723">
     <w:abstractNumId w:val="5"/>
   </w:num>
-  <w:num w:numId="5" w16cid:durableId="308562865">
+  <w:num w:numId="5" w16cid:durableId="619535185">
     <w:abstractNumId w:val="6"/>
   </w:num>
-  <w:num w:numId="6" w16cid:durableId="1802460885">
+  <w:num w:numId="6" w16cid:durableId="1571962226">
     <w:abstractNumId w:val="0"/>
   </w:num>
-  <w:num w:numId="7" w16cid:durableId="398870137">
+  <w:num w:numId="7" w16cid:durableId="1449426823">
     <w:abstractNumId w:val="3"/>
   </w:num>
-  <w:num w:numId="8" w16cid:durableId="1058091970">
+  <w:num w:numId="8" w16cid:durableId="432628936">
     <w:abstractNumId w:val="1"/>
   </w:num>
 </w:numbering>
@@ -8377,7 +9012,7 @@
 </file>
 
 <file path=customXml/itemProps1.xml><?xml version="1.0" encoding="utf-8"?>
-<ds:datastoreItem xmlns:ds="http://schemas.openxmlformats.org/officeDocument/2006/customXml" ds:itemID="{3B0C0F16-2CA1-4F09-8007-CBA74241F374}">
+<ds:datastoreItem xmlns:ds="http://schemas.openxmlformats.org/officeDocument/2006/customXml" ds:itemID="{66ED1CFE-44F8-41B4-9A28-33C3EFD045B4}">
   <ds:schemaRefs>
     <ds:schemaRef ds:uri="http://schemas.openxmlformats.org/officeDocument/2006/bibliography"/>
   </ds:schemaRefs>

--- a/Отчёт по УП 05.01 Слизов.docx
+++ b/Отчёт по УП 05.01 Слизов.docx
@@ -1830,23 +1830,7 @@
                 <w:rFonts w:ascii="Times New Roman" w:hAnsi="Times New Roman" w:cs="Times New Roman"/>
                 <w:noProof/>
               </w:rPr>
-              <w:t>Тема 11. Обеспечение доп</w:t>
-            </w:r>
-            <w:r>
-              <w:rPr>
-                <w:rStyle w:val="a7"/>
-                <w:rFonts w:ascii="Times New Roman" w:hAnsi="Times New Roman" w:cs="Times New Roman"/>
-                <w:noProof/>
-              </w:rPr>
-              <w:t>о</w:t>
-            </w:r>
-            <w:r>
-              <w:rPr>
-                <w:rStyle w:val="a7"/>
-                <w:rFonts w:ascii="Times New Roman" w:hAnsi="Times New Roman" w:cs="Times New Roman"/>
-                <w:noProof/>
-              </w:rPr>
-              <w:t>лнительной функциональности системы.</w:t>
+              <w:t>Тема 11. Обеспечение дополнительной функциональности системы.</w:t>
             </w:r>
             <w:r>
               <w:rPr>
@@ -6206,9 +6190,9 @@
               </wp:anchor>
             </w:drawing>
           </mc:Choice>
-          <mc:Fallback>
+          <mc:Fallback xmlns:w16sdtfl="http://schemas.microsoft.com/office/word/2024/wordml/sdtformatlock" xmlns:w16sdtdh="http://schemas.microsoft.com/office/word/2020/wordml/sdtdatahash" xmlns:w16du="http://schemas.microsoft.com/office/word/2023/wordml/word16du" xmlns:w16="http://schemas.microsoft.com/office/word/2018/wordml" xmlns:w16cex="http://schemas.microsoft.com/office/word/2018/wordml/cex" xmlns:oel="http://schemas.microsoft.com/office/2019/extlst">
             <w:pict>
-              <v:shapetype w14:anchorId="27183AC9" id="_x0000_t13" coordsize="21600,21600" o:spt="13" adj="16200,5400" path="m@0,l@0@1,0@1,0@2@0@2@0,21600,21600,10800xe">
+              <v:shapetype w14:anchorId="459C222C" id="_x0000_t13" coordsize="21600,21600" o:spt="13" adj="16200,5400" path="m@0,l@0@1,0@1,0@2@0@2@0,21600,21600,10800xe">
                 <v:stroke joinstyle="miter"/>
                 <v:formulas>
                   <v:f eqn="val #0"/>
@@ -6293,9 +6277,9 @@
               </wp:anchor>
             </w:drawing>
           </mc:Choice>
-          <mc:Fallback>
+          <mc:Fallback xmlns:w16sdtfl="http://schemas.microsoft.com/office/word/2024/wordml/sdtformatlock" xmlns:w16sdtdh="http://schemas.microsoft.com/office/word/2020/wordml/sdtdatahash" xmlns:w16du="http://schemas.microsoft.com/office/word/2023/wordml/word16du" xmlns:w16="http://schemas.microsoft.com/office/word/2018/wordml" xmlns:w16cex="http://schemas.microsoft.com/office/word/2018/wordml/cex" xmlns:oel="http://schemas.microsoft.com/office/2019/extlst">
             <w:pict>
-              <v:shape w14:anchorId="4531C540" id="Стрелка: вправо 17" o:spid="_x0000_s1026" type="#_x0000_t13" style="position:absolute;margin-left:249.7pt;margin-top:103.6pt;width:90.45pt;height:36.3pt;z-index:251659264;visibility:visible;mso-wrap-style:square;mso-wrap-distance-left:9pt;mso-wrap-distance-top:0;mso-wrap-distance-right:9pt;mso-wrap-distance-bottom:0;mso-position-horizontal:absolute;mso-position-horizontal-relative:text;mso-position-vertical:absolute;mso-position-vertical-relative:text;v-text-anchor:middle" o:gfxdata="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" adj="17266" fillcolor="#a5a5a5 [3206]" strokecolor="#525252 [1606]" strokeweight="1pt"/>
+              <v:shape w14:anchorId="510B57E2" id="Стрелка: вправо 17" o:spid="_x0000_s1026" type="#_x0000_t13" style="position:absolute;margin-left:249.7pt;margin-top:103.6pt;width:90.45pt;height:36.3pt;z-index:251659264;visibility:visible;mso-wrap-style:square;mso-wrap-distance-left:9pt;mso-wrap-distance-top:0;mso-wrap-distance-right:9pt;mso-wrap-distance-bottom:0;mso-position-horizontal:absolute;mso-position-horizontal-relative:text;mso-position-vertical:absolute;mso-position-vertical-relative:text;v-text-anchor:middle" o:gfxdata="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" adj="17266" fillcolor="#a5a5a5 [3206]" strokecolor="#525252 [1606]" strokeweight="1pt"/>
             </w:pict>
           </mc:Fallback>
         </mc:AlternateContent>
@@ -6304,6 +6288,7 @@
         <w:rPr>
           <w:rFonts w:ascii="Times New Roman" w:hAnsi="Times New Roman" w:cs="Times New Roman"/>
           <w:b/>
+          <w:noProof/>
           <w:color w:val="000000" w:themeColor="text1"/>
         </w:rPr>
         <w:drawing>
@@ -6348,22 +6333,13 @@
           <w:b/>
           <w:color w:val="000000" w:themeColor="text1"/>
         </w:rPr>
-        <w:t xml:space="preserve">  </w:t>
-      </w:r>
-      <w:bookmarkStart w:id="11" w:name="_GoBack"/>
-      <w:bookmarkEnd w:id="11"/>
-      <w:r>
-        <w:rPr>
-          <w:rFonts w:ascii="Times New Roman" w:hAnsi="Times New Roman" w:cs="Times New Roman"/>
-          <w:b/>
-          <w:color w:val="000000" w:themeColor="text1"/>
-        </w:rPr>
-        <w:t xml:space="preserve">       </w:t>
-      </w:r>
-      <w:r>
-        <w:rPr>
-          <w:rFonts w:ascii="Times New Roman" w:hAnsi="Times New Roman" w:cs="Times New Roman"/>
-          <w:b/>
+        <w:t xml:space="preserve">         </w:t>
+      </w:r>
+      <w:r>
+        <w:rPr>
+          <w:rFonts w:ascii="Times New Roman" w:hAnsi="Times New Roman" w:cs="Times New Roman"/>
+          <w:b/>
+          <w:noProof/>
           <w:color w:val="000000" w:themeColor="text1"/>
         </w:rPr>
         <w:drawing>
@@ -6414,6 +6390,7 @@
         <w:rPr>
           <w:rFonts w:ascii="Times New Roman" w:hAnsi="Times New Roman" w:cs="Times New Roman"/>
           <w:b/>
+          <w:noProof/>
           <w:color w:val="000000" w:themeColor="text1"/>
         </w:rPr>
         <w:drawing>
@@ -6490,9 +6467,10 @@
           <w:rFonts w:ascii="Times New Roman" w:hAnsi="Times New Roman" w:cs="Times New Roman"/>
           <w:b/>
           <w:color w:val="000000" w:themeColor="text1"/>
-        </w:rPr>
-      </w:pPr>
-      <w:bookmarkStart w:id="12" w:name="_Toc195538321"/>
+          <w:shd w:val="clear" w:color="auto" w:fill="FFFFFF"/>
+        </w:rPr>
+      </w:pPr>
+      <w:bookmarkStart w:id="11" w:name="_Toc195538321"/>
       <w:r>
         <w:rPr>
           <w:rFonts w:ascii="Times New Roman" w:hAnsi="Times New Roman" w:cs="Times New Roman"/>
@@ -6521,20 +6499,147 @@
         </w:rPr>
         <w:t>Intents</w:t>
       </w:r>
-      <w:bookmarkEnd w:id="12"/>
+      <w:bookmarkEnd w:id="11"/>
       <w:proofErr w:type="spellEnd"/>
     </w:p>
     <w:p>
       <w:pPr>
-        <w:pStyle w:val="1"/>
+        <w:spacing w:after="0" w:line="360" w:lineRule="auto"/>
         <w:ind w:firstLine="709"/>
-        <w:rPr>
-          <w:rFonts w:ascii="Times New Roman" w:hAnsi="Times New Roman" w:cs="Times New Roman"/>
-          <w:b/>
-          <w:color w:val="000000" w:themeColor="text1"/>
+        <w:jc w:val="both"/>
+        <w:rPr>
+          <w:rFonts w:ascii="Times New Roman" w:hAnsi="Times New Roman" w:cs="Times New Roman"/>
+          <w:sz w:val="28"/>
+          <w:szCs w:val="28"/>
+        </w:rPr>
+      </w:pPr>
+      <w:r>
+        <w:rPr>
+          <w:rFonts w:ascii="Times New Roman" w:hAnsi="Times New Roman" w:cs="Times New Roman"/>
+          <w:sz w:val="28"/>
+          <w:szCs w:val="28"/>
+        </w:rPr>
+        <w:t>Нажал кнопку даты, чтобы появилось диалоговое окно на экране</w:t>
+      </w:r>
+    </w:p>
+    <w:p>
+      <w:r>
+        <w:rPr>
+          <w:noProof/>
+        </w:rPr>
+        <w:drawing>
+          <wp:inline distT="0" distB="0" distL="0" distR="0" wp14:anchorId="26B1E7C1" wp14:editId="366B90DF">
+            <wp:extent cx="1807985" cy="3810000"/>
+            <wp:effectExtent l="0" t="0" r="1905" b="0"/>
+            <wp:docPr id="20" name="Рисунок 20"/>
+            <wp:cNvGraphicFramePr>
+              <a:graphicFrameLocks xmlns:a="http://schemas.openxmlformats.org/drawingml/2006/main" noChangeAspect="1"/>
+            </wp:cNvGraphicFramePr>
+            <a:graphic xmlns:a="http://schemas.openxmlformats.org/drawingml/2006/main">
+              <a:graphicData uri="http://schemas.openxmlformats.org/drawingml/2006/picture">
+                <pic:pic xmlns:pic="http://schemas.openxmlformats.org/drawingml/2006/picture">
+                  <pic:nvPicPr>
+                    <pic:cNvPr id="1" name=""/>
+                    <pic:cNvPicPr/>
+                  </pic:nvPicPr>
+                  <pic:blipFill>
+                    <a:blip r:embed="rId42"/>
+                    <a:stretch>
+                      <a:fillRect/>
+                    </a:stretch>
+                  </pic:blipFill>
+                  <pic:spPr>
+                    <a:xfrm>
+                      <a:off x="0" y="0"/>
+                      <a:ext cx="1816754" cy="3828478"/>
+                    </a:xfrm>
+                    <a:prstGeom prst="rect">
+                      <a:avLst/>
+                    </a:prstGeom>
+                  </pic:spPr>
+                </pic:pic>
+              </a:graphicData>
+            </a:graphic>
+          </wp:inline>
+        </w:drawing>
+      </w:r>
+    </w:p>
+    <w:p>
+      <w:pPr>
+        <w:spacing w:after="0" w:line="360" w:lineRule="auto"/>
+        <w:ind w:firstLine="709"/>
+        <w:jc w:val="both"/>
+        <w:rPr>
+          <w:rFonts w:ascii="Times New Roman" w:hAnsi="Times New Roman" w:cs="Times New Roman"/>
+          <w:bCs/>
+          <w:color w:val="000000" w:themeColor="text1"/>
+          <w:sz w:val="28"/>
+          <w:szCs w:val="28"/>
           <w:shd w:val="clear" w:color="auto" w:fill="FFFFFF"/>
         </w:rPr>
       </w:pPr>
+      <w:r>
+        <w:rPr>
+          <w:rFonts w:ascii="Times New Roman" w:hAnsi="Times New Roman" w:cs="Times New Roman"/>
+          <w:bCs/>
+          <w:color w:val="000000" w:themeColor="text1"/>
+          <w:sz w:val="28"/>
+          <w:szCs w:val="28"/>
+          <w:shd w:val="clear" w:color="auto" w:fill="FFFFFF"/>
+        </w:rPr>
+        <w:t>Нажав, на кнопку даты появился календарный виджет:</w:t>
+      </w:r>
+    </w:p>
+    <w:p>
+      <w:pPr>
+        <w:rPr>
+          <w:rFonts w:ascii="Times New Roman" w:hAnsi="Times New Roman" w:cs="Times New Roman"/>
+          <w:bCs/>
+          <w:color w:val="000000" w:themeColor="text1"/>
+          <w:shd w:val="clear" w:color="auto" w:fill="FFFFFF"/>
+          <w:lang w:val="en-US"/>
+        </w:rPr>
+      </w:pPr>
+      <w:r>
+        <w:rPr>
+          <w:noProof/>
+        </w:rPr>
+        <w:drawing>
+          <wp:inline distT="0" distB="0" distL="0" distR="0" wp14:anchorId="2C51E669" wp14:editId="5F3CC0AD">
+            <wp:extent cx="1686595" cy="3284220"/>
+            <wp:effectExtent l="0" t="0" r="8890" b="0"/>
+            <wp:docPr id="842135623" name="Рисунок 1"/>
+            <wp:cNvGraphicFramePr>
+              <a:graphicFrameLocks xmlns:a="http://schemas.openxmlformats.org/drawingml/2006/main" noChangeAspect="1"/>
+            </wp:cNvGraphicFramePr>
+            <a:graphic xmlns:a="http://schemas.openxmlformats.org/drawingml/2006/main">
+              <a:graphicData uri="http://schemas.openxmlformats.org/drawingml/2006/picture">
+                <pic:pic xmlns:pic="http://schemas.openxmlformats.org/drawingml/2006/picture">
+                  <pic:nvPicPr>
+                    <pic:cNvPr id="842135623" name=""/>
+                    <pic:cNvPicPr/>
+                  </pic:nvPicPr>
+                  <pic:blipFill>
+                    <a:blip r:embed="rId43"/>
+                    <a:stretch>
+                      <a:fillRect/>
+                    </a:stretch>
+                  </pic:blipFill>
+                  <pic:spPr>
+                    <a:xfrm>
+                      <a:off x="0" y="0"/>
+                      <a:ext cx="1696320" cy="3303157"/>
+                    </a:xfrm>
+                    <a:prstGeom prst="rect">
+                      <a:avLst/>
+                    </a:prstGeom>
+                  </pic:spPr>
+                </pic:pic>
+              </a:graphicData>
+            </a:graphic>
+          </wp:inline>
+        </w:drawing>
+      </w:r>
     </w:p>
     <w:p>
       <w:pPr>
@@ -6589,7 +6694,7 @@
           <w:color w:val="000000" w:themeColor="text1"/>
         </w:rPr>
       </w:pPr>
-      <w:bookmarkStart w:id="13" w:name="_Toc195538322"/>
+      <w:bookmarkStart w:id="12" w:name="_Toc195538322"/>
       <w:r>
         <w:rPr>
           <w:rFonts w:ascii="Times New Roman" w:hAnsi="Times New Roman" w:cs="Times New Roman"/>
@@ -6607,29 +6712,1123 @@
         </w:rPr>
         <w:t>Тестирование приложения</w:t>
       </w:r>
+      <w:bookmarkEnd w:id="12"/>
+    </w:p>
+    <w:p>
+      <w:pPr>
+        <w:spacing w:after="0" w:line="360" w:lineRule="auto"/>
+        <w:ind w:firstLine="709"/>
+        <w:jc w:val="both"/>
+        <w:rPr>
+          <w:rFonts w:ascii="Times New Roman" w:hAnsi="Times New Roman" w:cs="Times New Roman"/>
+          <w:sz w:val="28"/>
+          <w:szCs w:val="28"/>
+        </w:rPr>
+      </w:pPr>
+      <w:r>
+        <w:rPr>
+          <w:rFonts w:ascii="Times New Roman" w:hAnsi="Times New Roman" w:cs="Times New Roman"/>
+          <w:sz w:val="28"/>
+          <w:szCs w:val="28"/>
+        </w:rPr>
+        <w:t xml:space="preserve">Создано меню, которое отображается на панели инструментов. Здесь присутствуют элемент действия (+) для добавления новой книги. Также обеспечена работа кнопки </w:t>
+      </w:r>
+      <w:r>
+        <w:rPr>
+          <w:rFonts w:ascii="Times New Roman" w:hAnsi="Times New Roman" w:cs="Times New Roman"/>
+          <w:sz w:val="28"/>
+          <w:szCs w:val="28"/>
+          <w:lang w:val="en-US"/>
+        </w:rPr>
+        <w:t>Up</w:t>
+      </w:r>
+      <w:r>
+        <w:rPr>
+          <w:rFonts w:ascii="Times New Roman" w:hAnsi="Times New Roman" w:cs="Times New Roman"/>
+          <w:sz w:val="28"/>
+          <w:szCs w:val="28"/>
+        </w:rPr>
+        <w:t xml:space="preserve"> </w:t>
+      </w:r>
+    </w:p>
+    <w:p>
+      <w:pPr>
+        <w:jc w:val="center"/>
+        <w:rPr>
+          <w:rFonts w:ascii="Times New Roman" w:hAnsi="Times New Roman" w:cs="Times New Roman"/>
+          <w:sz w:val="28"/>
+          <w:szCs w:val="28"/>
+        </w:rPr>
+      </w:pPr>
+      <w:r>
+        <w:rPr>
+          <w:rFonts w:ascii="Times New Roman" w:hAnsi="Times New Roman" w:cs="Times New Roman"/>
+          <w:noProof/>
+          <w:sz w:val="28"/>
+          <w:szCs w:val="28"/>
+        </w:rPr>
+        <mc:AlternateContent>
+          <mc:Choice Requires="wps">
+            <w:drawing>
+              <wp:anchor distT="0" distB="0" distL="114300" distR="114300" simplePos="0" relativeHeight="251664384" behindDoc="0" locked="0" layoutInCell="1" allowOverlap="1" wp14:anchorId="12050329" wp14:editId="06781061">
+                <wp:simplePos x="0" y="0"/>
+                <wp:positionH relativeFrom="column">
+                  <wp:posOffset>3486508</wp:posOffset>
+                </wp:positionH>
+                <wp:positionV relativeFrom="paragraph">
+                  <wp:posOffset>776137</wp:posOffset>
+                </wp:positionV>
+                <wp:extent cx="957784" cy="3993539"/>
+                <wp:effectExtent l="57150" t="38100" r="33020" b="26035"/>
+                <wp:wrapNone/>
+                <wp:docPr id="25" name="Прямая со стрелкой 25"/>
+                <wp:cNvGraphicFramePr/>
+                <a:graphic xmlns:a="http://schemas.openxmlformats.org/drawingml/2006/main">
+                  <a:graphicData uri="http://schemas.microsoft.com/office/word/2010/wordprocessingShape">
+                    <wps:wsp>
+                      <wps:cNvCnPr/>
+                      <wps:spPr>
+                        <a:xfrm flipH="1" flipV="1">
+                          <a:off x="0" y="0"/>
+                          <a:ext cx="957784" cy="3993539"/>
+                        </a:xfrm>
+                        <a:prstGeom prst="straightConnector1">
+                          <a:avLst/>
+                        </a:prstGeom>
+                        <a:ln>
+                          <a:tailEnd type="triangle"/>
+                        </a:ln>
+                      </wps:spPr>
+                      <wps:style>
+                        <a:lnRef idx="1">
+                          <a:schemeClr val="accent2"/>
+                        </a:lnRef>
+                        <a:fillRef idx="0">
+                          <a:schemeClr val="accent2"/>
+                        </a:fillRef>
+                        <a:effectRef idx="0">
+                          <a:schemeClr val="accent2"/>
+                        </a:effectRef>
+                        <a:fontRef idx="minor">
+                          <a:schemeClr val="tx1"/>
+                        </a:fontRef>
+                      </wps:style>
+                      <wps:bodyPr/>
+                    </wps:wsp>
+                  </a:graphicData>
+                </a:graphic>
+                <wp14:sizeRelH relativeFrom="margin">
+                  <wp14:pctWidth>0</wp14:pctWidth>
+                </wp14:sizeRelH>
+                <wp14:sizeRelV relativeFrom="margin">
+                  <wp14:pctHeight>0</wp14:pctHeight>
+                </wp14:sizeRelV>
+              </wp:anchor>
+            </w:drawing>
+          </mc:Choice>
+          <mc:Fallback>
+            <w:pict>
+              <v:shapetype w14:anchorId="78F5294E" id="_x0000_t32" coordsize="21600,21600" o:spt="32" o:oned="t" path="m,l21600,21600e" filled="f">
+                <v:path arrowok="t" fillok="f" o:connecttype="none"/>
+                <o:lock v:ext="edit" shapetype="t"/>
+              </v:shapetype>
+              <v:shape id="Прямая со стрелкой 25" o:spid="_x0000_s1026" type="#_x0000_t32" style="position:absolute;margin-left:274.55pt;margin-top:61.1pt;width:75.4pt;height:314.45pt;flip:x y;z-index:251664384;visibility:visible;mso-wrap-style:square;mso-width-percent:0;mso-height-percent:0;mso-wrap-distance-left:9pt;mso-wrap-distance-top:0;mso-wrap-distance-right:9pt;mso-wrap-distance-bottom:0;mso-position-horizontal:absolute;mso-position-horizontal-relative:text;mso-position-vertical:absolute;mso-position-vertical-relative:text;mso-width-percent:0;mso-height-percent:0;mso-width-relative:margin;mso-height-relative:margin" o:gfxdata="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" strokecolor="#ed7d31 [3205]" strokeweight=".5pt">
+                <v:stroke endarrow="block" joinstyle="miter"/>
+              </v:shape>
+            </w:pict>
+          </mc:Fallback>
+        </mc:AlternateContent>
+      </w:r>
+      <w:r>
+        <w:rPr>
+          <w:rFonts w:ascii="Times New Roman" w:hAnsi="Times New Roman" w:cs="Times New Roman"/>
+          <w:noProof/>
+          <w:sz w:val="28"/>
+          <w:szCs w:val="28"/>
+        </w:rPr>
+        <mc:AlternateContent>
+          <mc:Choice Requires="wps">
+            <w:drawing>
+              <wp:anchor distT="0" distB="0" distL="114300" distR="114300" simplePos="0" relativeHeight="251662336" behindDoc="0" locked="0" layoutInCell="1" allowOverlap="1" wp14:anchorId="3C33F120" wp14:editId="486EAAFE">
+                <wp:simplePos x="0" y="0"/>
+                <wp:positionH relativeFrom="column">
+                  <wp:posOffset>553528</wp:posOffset>
+                </wp:positionH>
+                <wp:positionV relativeFrom="paragraph">
+                  <wp:posOffset>836523</wp:posOffset>
+                </wp:positionV>
+                <wp:extent cx="1793899" cy="3933645"/>
+                <wp:effectExtent l="0" t="38100" r="53975" b="29210"/>
+                <wp:wrapNone/>
+                <wp:docPr id="23" name="Прямая со стрелкой 23"/>
+                <wp:cNvGraphicFramePr/>
+                <a:graphic xmlns:a="http://schemas.openxmlformats.org/drawingml/2006/main">
+                  <a:graphicData uri="http://schemas.microsoft.com/office/word/2010/wordprocessingShape">
+                    <wps:wsp>
+                      <wps:cNvCnPr/>
+                      <wps:spPr>
+                        <a:xfrm flipV="1">
+                          <a:off x="0" y="0"/>
+                          <a:ext cx="1793899" cy="3933645"/>
+                        </a:xfrm>
+                        <a:prstGeom prst="straightConnector1">
+                          <a:avLst/>
+                        </a:prstGeom>
+                        <a:ln>
+                          <a:tailEnd type="triangle"/>
+                        </a:ln>
+                      </wps:spPr>
+                      <wps:style>
+                        <a:lnRef idx="1">
+                          <a:schemeClr val="accent2"/>
+                        </a:lnRef>
+                        <a:fillRef idx="0">
+                          <a:schemeClr val="accent2"/>
+                        </a:fillRef>
+                        <a:effectRef idx="0">
+                          <a:schemeClr val="accent2"/>
+                        </a:effectRef>
+                        <a:fontRef idx="minor">
+                          <a:schemeClr val="tx1"/>
+                        </a:fontRef>
+                      </wps:style>
+                      <wps:bodyPr/>
+                    </wps:wsp>
+                  </a:graphicData>
+                </a:graphic>
+                <wp14:sizeRelH relativeFrom="margin">
+                  <wp14:pctWidth>0</wp14:pctWidth>
+                </wp14:sizeRelH>
+                <wp14:sizeRelV relativeFrom="margin">
+                  <wp14:pctHeight>0</wp14:pctHeight>
+                </wp14:sizeRelV>
+              </wp:anchor>
+            </w:drawing>
+          </mc:Choice>
+          <mc:Fallback>
+            <w:pict>
+              <v:shape w14:anchorId="075EFCE7" id="Прямая со стрелкой 23" o:spid="_x0000_s1026" type="#_x0000_t32" style="position:absolute;margin-left:43.6pt;margin-top:65.85pt;width:141.25pt;height:309.75pt;flip:y;z-index:251662336;visibility:visible;mso-wrap-style:square;mso-width-percent:0;mso-height-percent:0;mso-wrap-distance-left:9pt;mso-wrap-distance-top:0;mso-wrap-distance-right:9pt;mso-wrap-distance-bottom:0;mso-position-horizontal:absolute;mso-position-horizontal-relative:text;mso-position-vertical:absolute;mso-position-vertical-relative:text;mso-width-percent:0;mso-height-percent:0;mso-width-relative:margin;mso-height-relative:margin" o:gfxdata="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" strokecolor="#ed7d31 [3205]" strokeweight=".5pt">
+                <v:stroke endarrow="block" joinstyle="miter"/>
+              </v:shape>
+            </w:pict>
+          </mc:Fallback>
+        </mc:AlternateContent>
+      </w:r>
+      <w:r>
+        <w:rPr>
+          <w:rFonts w:ascii="Times New Roman" w:hAnsi="Times New Roman" w:cs="Times New Roman"/>
+          <w:sz w:val="28"/>
+          <w:szCs w:val="28"/>
+        </w:rPr>
+        <w:drawing>
+          <wp:inline distT="0" distB="0" distL="0" distR="0" wp14:anchorId="65965C05" wp14:editId="5B029EED">
+            <wp:extent cx="2382204" cy="4658264"/>
+            <wp:effectExtent l="0" t="0" r="0" b="0"/>
+            <wp:docPr id="16" name="Рисунок 16"/>
+            <wp:cNvGraphicFramePr>
+              <a:graphicFrameLocks xmlns:a="http://schemas.openxmlformats.org/drawingml/2006/main" noChangeAspect="1"/>
+            </wp:cNvGraphicFramePr>
+            <a:graphic xmlns:a="http://schemas.openxmlformats.org/drawingml/2006/main">
+              <a:graphicData uri="http://schemas.openxmlformats.org/drawingml/2006/picture">
+                <pic:pic xmlns:pic="http://schemas.openxmlformats.org/drawingml/2006/picture">
+                  <pic:nvPicPr>
+                    <pic:cNvPr id="1" name=""/>
+                    <pic:cNvPicPr/>
+                  </pic:nvPicPr>
+                  <pic:blipFill>
+                    <a:blip r:embed="rId44"/>
+                    <a:stretch>
+                      <a:fillRect/>
+                    </a:stretch>
+                  </pic:blipFill>
+                  <pic:spPr>
+                    <a:xfrm>
+                      <a:off x="0" y="0"/>
+                      <a:ext cx="2407257" cy="4707254"/>
+                    </a:xfrm>
+                    <a:prstGeom prst="rect">
+                      <a:avLst/>
+                    </a:prstGeom>
+                  </pic:spPr>
+                </pic:pic>
+              </a:graphicData>
+            </a:graphic>
+          </wp:inline>
+        </w:drawing>
+      </w:r>
+      <w:r>
+        <w:rPr>
+          <w:rFonts w:ascii="Times New Roman" w:hAnsi="Times New Roman" w:cs="Times New Roman"/>
+          <w:sz w:val="28"/>
+          <w:szCs w:val="28"/>
+        </w:rPr>
+        <w:t xml:space="preserve">       </w:t>
+      </w:r>
+      <w:r>
+        <w:rPr>
+          <w:rFonts w:ascii="Times New Roman" w:hAnsi="Times New Roman" w:cs="Times New Roman"/>
+          <w:sz w:val="28"/>
+          <w:szCs w:val="28"/>
+        </w:rPr>
+        <w:drawing>
+          <wp:inline distT="0" distB="0" distL="0" distR="0" wp14:anchorId="116423CE" wp14:editId="6E755D2D">
+            <wp:extent cx="2316900" cy="4675517"/>
+            <wp:effectExtent l="0" t="0" r="7620" b="0"/>
+            <wp:docPr id="21" name="Рисунок 21"/>
+            <wp:cNvGraphicFramePr>
+              <a:graphicFrameLocks xmlns:a="http://schemas.openxmlformats.org/drawingml/2006/main" noChangeAspect="1"/>
+            </wp:cNvGraphicFramePr>
+            <a:graphic xmlns:a="http://schemas.openxmlformats.org/drawingml/2006/main">
+              <a:graphicData uri="http://schemas.openxmlformats.org/drawingml/2006/picture">
+                <pic:pic xmlns:pic="http://schemas.openxmlformats.org/drawingml/2006/picture">
+                  <pic:nvPicPr>
+                    <pic:cNvPr id="1" name=""/>
+                    <pic:cNvPicPr/>
+                  </pic:nvPicPr>
+                  <pic:blipFill>
+                    <a:blip r:embed="rId45"/>
+                    <a:stretch>
+                      <a:fillRect/>
+                    </a:stretch>
+                  </pic:blipFill>
+                  <pic:spPr>
+                    <a:xfrm>
+                      <a:off x="0" y="0"/>
+                      <a:ext cx="2323536" cy="4688909"/>
+                    </a:xfrm>
+                    <a:prstGeom prst="rect">
+                      <a:avLst/>
+                    </a:prstGeom>
+                  </pic:spPr>
+                </pic:pic>
+              </a:graphicData>
+            </a:graphic>
+          </wp:inline>
+        </w:drawing>
+      </w:r>
+    </w:p>
+    <w:p>
+      <w:pPr>
+        <w:rPr>
+          <w:rFonts w:ascii="Times New Roman" w:hAnsi="Times New Roman" w:cs="Times New Roman"/>
+          <w:sz w:val="28"/>
+          <w:szCs w:val="28"/>
+        </w:rPr>
+      </w:pPr>
+      <w:r>
+        <w:rPr>
+          <w:rFonts w:ascii="Times New Roman" w:hAnsi="Times New Roman" w:cs="Times New Roman"/>
+          <w:sz w:val="28"/>
+          <w:szCs w:val="28"/>
+        </w:rPr>
+        <w:t>Элемент действия для добавления</w:t>
+      </w:r>
+      <w:r>
+        <w:rPr>
+          <w:rFonts w:ascii="Times New Roman" w:hAnsi="Times New Roman" w:cs="Times New Roman"/>
+          <w:sz w:val="28"/>
+          <w:szCs w:val="28"/>
+        </w:rPr>
+        <w:tab/>
+      </w:r>
+      <w:r>
+        <w:rPr>
+          <w:rFonts w:ascii="Times New Roman" w:hAnsi="Times New Roman" w:cs="Times New Roman"/>
+          <w:sz w:val="28"/>
+          <w:szCs w:val="28"/>
+        </w:rPr>
+        <w:tab/>
+      </w:r>
+      <w:r>
+        <w:rPr>
+          <w:rFonts w:ascii="Times New Roman" w:hAnsi="Times New Roman" w:cs="Times New Roman"/>
+          <w:sz w:val="28"/>
+          <w:szCs w:val="28"/>
+        </w:rPr>
+        <w:tab/>
+      </w:r>
+      <w:r>
+        <w:rPr>
+          <w:rFonts w:ascii="Times New Roman" w:hAnsi="Times New Roman" w:cs="Times New Roman"/>
+          <w:sz w:val="28"/>
+          <w:szCs w:val="28"/>
+        </w:rPr>
+        <w:tab/>
+        <w:t xml:space="preserve">Кнопка </w:t>
+      </w:r>
+      <w:r>
+        <w:rPr>
+          <w:rFonts w:ascii="Times New Roman" w:hAnsi="Times New Roman" w:cs="Times New Roman"/>
+          <w:sz w:val="28"/>
+          <w:szCs w:val="28"/>
+          <w:lang w:val="en-US"/>
+        </w:rPr>
+        <w:t>Up</w:t>
+      </w:r>
+      <w:r>
+        <w:rPr>
+          <w:rFonts w:ascii="Times New Roman" w:hAnsi="Times New Roman" w:cs="Times New Roman"/>
+          <w:sz w:val="28"/>
+          <w:szCs w:val="28"/>
+        </w:rPr>
+        <w:br/>
+        <w:t>новой книги</w:t>
+      </w:r>
+    </w:p>
+    <w:p>
+      <w:pPr>
+        <w:rPr>
+          <w:rFonts w:ascii="Times New Roman" w:eastAsia="Calibri" w:hAnsi="Times New Roman" w:cs="Times New Roman"/>
+          <w:color w:val="000000" w:themeColor="text1"/>
+          <w:sz w:val="28"/>
+          <w:szCs w:val="28"/>
+        </w:rPr>
+      </w:pPr>
+    </w:p>
+    <w:p>
+      <w:pPr>
+        <w:suppressAutoHyphens w:val="0"/>
+        <w:rPr>
+          <w:rFonts w:ascii="Times New Roman" w:eastAsia="Calibri" w:hAnsi="Times New Roman" w:cs="Times New Roman"/>
+          <w:color w:val="000000" w:themeColor="text1"/>
+          <w:sz w:val="28"/>
+          <w:szCs w:val="28"/>
+        </w:rPr>
+      </w:pPr>
+      <w:r>
+        <w:rPr>
+          <w:rFonts w:ascii="Times New Roman" w:eastAsia="Calibri" w:hAnsi="Times New Roman" w:cs="Times New Roman"/>
+          <w:color w:val="000000" w:themeColor="text1"/>
+          <w:sz w:val="28"/>
+          <w:szCs w:val="28"/>
+        </w:rPr>
+        <w:br w:type="page"/>
+      </w:r>
+    </w:p>
+    <w:p>
+      <w:pPr>
+        <w:rPr>
+          <w:rFonts w:ascii="Times New Roman" w:eastAsia="Calibri" w:hAnsi="Times New Roman" w:cs="Times New Roman"/>
+          <w:color w:val="000000" w:themeColor="text1"/>
+          <w:sz w:val="28"/>
+          <w:szCs w:val="28"/>
+        </w:rPr>
+      </w:pPr>
+      <w:r>
+        <w:rPr>
+          <w:rFonts w:ascii="Times New Roman" w:eastAsia="Calibri" w:hAnsi="Times New Roman" w:cs="Times New Roman"/>
+          <w:color w:val="000000" w:themeColor="text1"/>
+          <w:sz w:val="28"/>
+          <w:szCs w:val="28"/>
+        </w:rPr>
+        <w:lastRenderedPageBreak/>
+        <w:t>Долгое нажатие на заначке на панели инструментов выводит текст команды</w:t>
+      </w:r>
+    </w:p>
+    <w:p>
+      <w:pPr>
+        <w:rPr>
+          <w:rFonts w:ascii="Times New Roman" w:eastAsia="Calibri" w:hAnsi="Times New Roman" w:cs="Times New Roman"/>
+          <w:color w:val="000000" w:themeColor="text1"/>
+          <w:sz w:val="28"/>
+          <w:szCs w:val="28"/>
+        </w:rPr>
+      </w:pPr>
+      <w:r>
+        <w:rPr>
+          <w:rFonts w:ascii="Times New Roman" w:eastAsia="Calibri" w:hAnsi="Times New Roman" w:cs="Times New Roman"/>
+          <w:color w:val="000000" w:themeColor="text1"/>
+          <w:sz w:val="28"/>
+          <w:szCs w:val="28"/>
+        </w:rPr>
+        <w:drawing>
+          <wp:inline distT="0" distB="0" distL="0" distR="0" wp14:anchorId="531CFD28" wp14:editId="09E49D74">
+            <wp:extent cx="1923690" cy="3724673"/>
+            <wp:effectExtent l="0" t="0" r="635" b="0"/>
+            <wp:docPr id="26" name="Рисунок 26"/>
+            <wp:cNvGraphicFramePr>
+              <a:graphicFrameLocks xmlns:a="http://schemas.openxmlformats.org/drawingml/2006/main" noChangeAspect="1"/>
+            </wp:cNvGraphicFramePr>
+            <a:graphic xmlns:a="http://schemas.openxmlformats.org/drawingml/2006/main">
+              <a:graphicData uri="http://schemas.openxmlformats.org/drawingml/2006/picture">
+                <pic:pic xmlns:pic="http://schemas.openxmlformats.org/drawingml/2006/picture">
+                  <pic:nvPicPr>
+                    <pic:cNvPr id="1" name=""/>
+                    <pic:cNvPicPr/>
+                  </pic:nvPicPr>
+                  <pic:blipFill>
+                    <a:blip r:embed="rId46"/>
+                    <a:stretch>
+                      <a:fillRect/>
+                    </a:stretch>
+                  </pic:blipFill>
+                  <pic:spPr>
+                    <a:xfrm>
+                      <a:off x="0" y="0"/>
+                      <a:ext cx="1933375" cy="3743426"/>
+                    </a:xfrm>
+                    <a:prstGeom prst="rect">
+                      <a:avLst/>
+                    </a:prstGeom>
+                  </pic:spPr>
+                </pic:pic>
+              </a:graphicData>
+            </a:graphic>
+          </wp:inline>
+        </w:drawing>
+      </w:r>
+      <w:r>
+        <w:rPr>
+          <w:rFonts w:ascii="Times New Roman" w:eastAsia="Calibri" w:hAnsi="Times New Roman" w:cs="Times New Roman"/>
+          <w:color w:val="000000" w:themeColor="text1"/>
+          <w:sz w:val="28"/>
+          <w:szCs w:val="28"/>
+        </w:rPr>
+        <w:t xml:space="preserve"> </w:t>
+      </w:r>
+    </w:p>
+    <w:p>
+      <w:pPr>
+        <w:rPr>
+          <w:rFonts w:ascii="Times New Roman" w:eastAsia="Calibri" w:hAnsi="Times New Roman" w:cs="Times New Roman"/>
+          <w:color w:val="000000" w:themeColor="text1"/>
+          <w:sz w:val="28"/>
+          <w:szCs w:val="28"/>
+        </w:rPr>
+      </w:pPr>
+      <w:r>
+        <w:rPr>
+          <w:rFonts w:ascii="Times New Roman" w:eastAsia="Calibri" w:hAnsi="Times New Roman" w:cs="Times New Roman"/>
+          <w:color w:val="000000" w:themeColor="text1"/>
+          <w:sz w:val="28"/>
+          <w:szCs w:val="28"/>
+        </w:rPr>
+        <w:t>В альбомной ориентации на панели инструментов хватает места как для значка, так и для текста</w:t>
+      </w:r>
+    </w:p>
+    <w:p>
+      <w:pPr>
+        <w:rPr>
+          <w:rFonts w:ascii="Times New Roman" w:eastAsia="Calibri" w:hAnsi="Times New Roman" w:cs="Times New Roman"/>
+          <w:color w:val="000000" w:themeColor="text1"/>
+          <w:sz w:val="28"/>
+          <w:szCs w:val="28"/>
+        </w:rPr>
+      </w:pPr>
+      <w:r>
+        <w:rPr>
+          <w:rFonts w:ascii="Times New Roman" w:eastAsia="Calibri" w:hAnsi="Times New Roman" w:cs="Times New Roman"/>
+          <w:color w:val="000000" w:themeColor="text1"/>
+          <w:sz w:val="28"/>
+          <w:szCs w:val="28"/>
+        </w:rPr>
+        <w:drawing>
+          <wp:inline distT="0" distB="0" distL="0" distR="0" wp14:anchorId="6F7EA4E5" wp14:editId="6888E8C3">
+            <wp:extent cx="6020640" cy="3210373"/>
+            <wp:effectExtent l="0" t="0" r="0" b="9525"/>
+            <wp:docPr id="27" name="Рисунок 27"/>
+            <wp:cNvGraphicFramePr>
+              <a:graphicFrameLocks xmlns:a="http://schemas.openxmlformats.org/drawingml/2006/main" noChangeAspect="1"/>
+            </wp:cNvGraphicFramePr>
+            <a:graphic xmlns:a="http://schemas.openxmlformats.org/drawingml/2006/main">
+              <a:graphicData uri="http://schemas.openxmlformats.org/drawingml/2006/picture">
+                <pic:pic xmlns:pic="http://schemas.openxmlformats.org/drawingml/2006/picture">
+                  <pic:nvPicPr>
+                    <pic:cNvPr id="1" name=""/>
+                    <pic:cNvPicPr/>
+                  </pic:nvPicPr>
+                  <pic:blipFill>
+                    <a:blip r:embed="rId47"/>
+                    <a:stretch>
+                      <a:fillRect/>
+                    </a:stretch>
+                  </pic:blipFill>
+                  <pic:spPr>
+                    <a:xfrm>
+                      <a:off x="0" y="0"/>
+                      <a:ext cx="6020640" cy="3210373"/>
+                    </a:xfrm>
+                    <a:prstGeom prst="rect">
+                      <a:avLst/>
+                    </a:prstGeom>
+                  </pic:spPr>
+                </pic:pic>
+              </a:graphicData>
+            </a:graphic>
+          </wp:inline>
+        </w:drawing>
+      </w:r>
+    </w:p>
+    <w:p>
+      <w:pPr>
+        <w:suppressAutoHyphens w:val="0"/>
+        <w:rPr>
+          <w:rFonts w:ascii="Times New Roman" w:eastAsia="Calibri" w:hAnsi="Times New Roman" w:cs="Times New Roman"/>
+          <w:color w:val="000000" w:themeColor="text1"/>
+          <w:sz w:val="28"/>
+          <w:szCs w:val="28"/>
+        </w:rPr>
+      </w:pPr>
+      <w:r>
+        <w:rPr>
+          <w:rFonts w:ascii="Times New Roman" w:eastAsia="Calibri" w:hAnsi="Times New Roman" w:cs="Times New Roman"/>
+          <w:color w:val="000000" w:themeColor="text1"/>
+          <w:sz w:val="28"/>
+          <w:szCs w:val="28"/>
+        </w:rPr>
+        <w:br w:type="page"/>
+      </w:r>
+    </w:p>
+    <w:p>
+      <w:pPr>
+        <w:rPr>
+          <w:rFonts w:ascii="Times New Roman" w:eastAsia="Calibri" w:hAnsi="Times New Roman" w:cs="Times New Roman"/>
+          <w:color w:val="000000" w:themeColor="text1"/>
+          <w:sz w:val="28"/>
+          <w:szCs w:val="28"/>
+          <w:lang w:val="en-US"/>
+        </w:rPr>
+      </w:pPr>
+      <w:r>
+        <w:rPr>
+          <w:rFonts w:ascii="Times New Roman" w:eastAsia="Calibri" w:hAnsi="Times New Roman" w:cs="Times New Roman"/>
+          <w:color w:val="000000" w:themeColor="text1"/>
+          <w:sz w:val="28"/>
+          <w:szCs w:val="28"/>
+        </w:rPr>
+        <w:lastRenderedPageBreak/>
+        <w:t xml:space="preserve">Кнопка </w:t>
+      </w:r>
+      <w:r>
+        <w:rPr>
+          <w:rFonts w:ascii="Times New Roman" w:eastAsia="Calibri" w:hAnsi="Times New Roman" w:cs="Times New Roman"/>
+          <w:color w:val="000000" w:themeColor="text1"/>
+          <w:sz w:val="28"/>
+          <w:szCs w:val="28"/>
+          <w:lang w:val="en-US"/>
+        </w:rPr>
+        <w:t xml:space="preserve">Up </w:t>
+      </w:r>
+      <w:r>
+        <w:rPr>
+          <w:rFonts w:ascii="Times New Roman" w:eastAsia="Calibri" w:hAnsi="Times New Roman" w:cs="Times New Roman"/>
+          <w:color w:val="000000" w:themeColor="text1"/>
+          <w:sz w:val="28"/>
+          <w:szCs w:val="28"/>
+        </w:rPr>
+        <w:t xml:space="preserve">в </w:t>
+      </w:r>
+      <w:proofErr w:type="spellStart"/>
+      <w:r>
+        <w:rPr>
+          <w:rFonts w:ascii="Times New Roman" w:eastAsia="Calibri" w:hAnsi="Times New Roman" w:cs="Times New Roman"/>
+          <w:color w:val="000000" w:themeColor="text1"/>
+          <w:sz w:val="28"/>
+          <w:szCs w:val="28"/>
+          <w:lang w:val="en-US"/>
+        </w:rPr>
+        <w:t>BookPagerActivity</w:t>
+      </w:r>
+      <w:proofErr w:type="spellEnd"/>
+    </w:p>
+    <w:p>
+      <w:pPr>
+        <w:rPr>
+          <w:rFonts w:ascii="Times New Roman" w:eastAsia="Calibri" w:hAnsi="Times New Roman" w:cs="Times New Roman"/>
+          <w:color w:val="000000" w:themeColor="text1"/>
+          <w:sz w:val="28"/>
+          <w:szCs w:val="28"/>
+        </w:rPr>
+      </w:pPr>
+      <w:r>
+        <w:rPr>
+          <w:rFonts w:ascii="Times New Roman" w:eastAsia="Calibri" w:hAnsi="Times New Roman" w:cs="Times New Roman"/>
+          <w:color w:val="000000" w:themeColor="text1"/>
+          <w:sz w:val="28"/>
+          <w:szCs w:val="28"/>
+          <w:lang w:val="en-US"/>
+        </w:rPr>
+        <w:drawing>
+          <wp:inline distT="0" distB="0" distL="0" distR="0" wp14:anchorId="5DCA1530" wp14:editId="2C9BABE7">
+            <wp:extent cx="4305901" cy="800212"/>
+            <wp:effectExtent l="0" t="0" r="0" b="0"/>
+            <wp:docPr id="28" name="Рисунок 28"/>
+            <wp:cNvGraphicFramePr>
+              <a:graphicFrameLocks xmlns:a="http://schemas.openxmlformats.org/drawingml/2006/main" noChangeAspect="1"/>
+            </wp:cNvGraphicFramePr>
+            <a:graphic xmlns:a="http://schemas.openxmlformats.org/drawingml/2006/main">
+              <a:graphicData uri="http://schemas.openxmlformats.org/drawingml/2006/picture">
+                <pic:pic xmlns:pic="http://schemas.openxmlformats.org/drawingml/2006/picture">
+                  <pic:nvPicPr>
+                    <pic:cNvPr id="1" name=""/>
+                    <pic:cNvPicPr/>
+                  </pic:nvPicPr>
+                  <pic:blipFill>
+                    <a:blip r:embed="rId48"/>
+                    <a:stretch>
+                      <a:fillRect/>
+                    </a:stretch>
+                  </pic:blipFill>
+                  <pic:spPr>
+                    <a:xfrm>
+                      <a:off x="0" y="0"/>
+                      <a:ext cx="4305901" cy="800212"/>
+                    </a:xfrm>
+                    <a:prstGeom prst="rect">
+                      <a:avLst/>
+                    </a:prstGeom>
+                  </pic:spPr>
+                </pic:pic>
+              </a:graphicData>
+            </a:graphic>
+          </wp:inline>
+        </w:drawing>
+      </w:r>
+    </w:p>
+    <w:p>
+      <w:pPr>
+        <w:rPr>
+          <w:rFonts w:ascii="Times New Roman" w:eastAsia="Calibri" w:hAnsi="Times New Roman" w:cs="Times New Roman"/>
+          <w:color w:val="000000" w:themeColor="text1"/>
+          <w:sz w:val="28"/>
+          <w:szCs w:val="28"/>
+        </w:rPr>
+      </w:pPr>
+      <w:r>
+        <w:rPr>
+          <w:rFonts w:ascii="Times New Roman" w:eastAsia="Calibri" w:hAnsi="Times New Roman" w:cs="Times New Roman"/>
+          <w:color w:val="000000" w:themeColor="text1"/>
+          <w:sz w:val="28"/>
+          <w:szCs w:val="28"/>
+        </w:rPr>
+        <w:t>В задании 1 помимо, добавлении книг было сделано их удаление</w:t>
+      </w:r>
+      <w:r>
+        <w:rPr>
+          <w:rFonts w:ascii="Times New Roman" w:eastAsia="Calibri" w:hAnsi="Times New Roman" w:cs="Times New Roman"/>
+          <w:color w:val="000000" w:themeColor="text1"/>
+          <w:sz w:val="28"/>
+          <w:szCs w:val="28"/>
+        </w:rPr>
+        <w:t xml:space="preserve">. </w:t>
+      </w:r>
+      <w:r>
+        <w:rPr>
+          <w:rFonts w:ascii="Times New Roman" w:eastAsia="Calibri" w:hAnsi="Times New Roman" w:cs="Times New Roman"/>
+          <w:color w:val="000000" w:themeColor="text1"/>
+          <w:sz w:val="28"/>
+          <w:szCs w:val="28"/>
+        </w:rPr>
+        <w:t>Для этого нужно нажать на кнопку «Удалить книгу»</w:t>
+      </w:r>
+    </w:p>
+    <w:p>
+      <w:pPr>
+        <w:rPr>
+          <w:rFonts w:ascii="Times New Roman" w:eastAsia="Calibri" w:hAnsi="Times New Roman" w:cs="Times New Roman"/>
+          <w:color w:val="000000" w:themeColor="text1"/>
+          <w:sz w:val="28"/>
+          <w:szCs w:val="28"/>
+          <w:lang w:val="en-US"/>
+        </w:rPr>
+      </w:pPr>
+      <w:r>
+        <w:rPr>
+          <w:rFonts w:ascii="Times New Roman" w:eastAsia="Calibri" w:hAnsi="Times New Roman" w:cs="Times New Roman"/>
+          <w:color w:val="000000" w:themeColor="text1"/>
+          <w:sz w:val="28"/>
+          <w:szCs w:val="28"/>
+          <w:lang w:val="en-US"/>
+        </w:rPr>
+        <w:drawing>
+          <wp:inline distT="0" distB="0" distL="0" distR="0" wp14:anchorId="17E1BDFC" wp14:editId="043CC0EF">
+            <wp:extent cx="2236876" cy="4399472"/>
+            <wp:effectExtent l="0" t="0" r="0" b="1270"/>
+            <wp:docPr id="29" name="Рисунок 29"/>
+            <wp:cNvGraphicFramePr>
+              <a:graphicFrameLocks xmlns:a="http://schemas.openxmlformats.org/drawingml/2006/main" noChangeAspect="1"/>
+            </wp:cNvGraphicFramePr>
+            <a:graphic xmlns:a="http://schemas.openxmlformats.org/drawingml/2006/main">
+              <a:graphicData uri="http://schemas.openxmlformats.org/drawingml/2006/picture">
+                <pic:pic xmlns:pic="http://schemas.openxmlformats.org/drawingml/2006/picture">
+                  <pic:nvPicPr>
+                    <pic:cNvPr id="1" name=""/>
+                    <pic:cNvPicPr/>
+                  </pic:nvPicPr>
+                  <pic:blipFill>
+                    <a:blip r:embed="rId49"/>
+                    <a:stretch>
+                      <a:fillRect/>
+                    </a:stretch>
+                  </pic:blipFill>
+                  <pic:spPr>
+                    <a:xfrm>
+                      <a:off x="0" y="0"/>
+                      <a:ext cx="2244292" cy="4414058"/>
+                    </a:xfrm>
+                    <a:prstGeom prst="rect">
+                      <a:avLst/>
+                    </a:prstGeom>
+                  </pic:spPr>
+                </pic:pic>
+              </a:graphicData>
+            </a:graphic>
+          </wp:inline>
+        </w:drawing>
+      </w:r>
+    </w:p>
+    <w:p>
+      <w:pPr>
+        <w:rPr>
+          <w:rFonts w:ascii="Times New Roman" w:eastAsia="Calibri" w:hAnsi="Times New Roman" w:cs="Times New Roman"/>
+          <w:color w:val="000000" w:themeColor="text1"/>
+          <w:sz w:val="28"/>
+          <w:szCs w:val="28"/>
+        </w:rPr>
+      </w:pPr>
+      <w:r>
+        <w:rPr>
+          <w:rFonts w:ascii="Times New Roman" w:eastAsia="Calibri" w:hAnsi="Times New Roman" w:cs="Times New Roman"/>
+          <w:color w:val="000000" w:themeColor="text1"/>
+          <w:sz w:val="28"/>
+          <w:szCs w:val="28"/>
+        </w:rPr>
+        <w:t xml:space="preserve">Всплывёт </w:t>
+      </w:r>
+      <w:proofErr w:type="spellStart"/>
+      <w:r>
+        <w:rPr>
+          <w:rFonts w:ascii="Times New Roman" w:eastAsia="Calibri" w:hAnsi="Times New Roman" w:cs="Times New Roman"/>
+          <w:color w:val="000000" w:themeColor="text1"/>
+          <w:sz w:val="28"/>
+          <w:szCs w:val="28"/>
+        </w:rPr>
+        <w:t>алерт</w:t>
+      </w:r>
+      <w:proofErr w:type="spellEnd"/>
+      <w:r>
+        <w:rPr>
+          <w:rFonts w:ascii="Times New Roman" w:eastAsia="Calibri" w:hAnsi="Times New Roman" w:cs="Times New Roman"/>
+          <w:color w:val="000000" w:themeColor="text1"/>
+          <w:sz w:val="28"/>
+          <w:szCs w:val="28"/>
+        </w:rPr>
+        <w:t xml:space="preserve"> на </w:t>
+      </w:r>
+      <w:r>
+        <w:rPr>
+          <w:rFonts w:ascii="Times New Roman" w:eastAsia="Calibri" w:hAnsi="Times New Roman" w:cs="Times New Roman"/>
+          <w:color w:val="000000" w:themeColor="text1"/>
+          <w:sz w:val="28"/>
+          <w:szCs w:val="28"/>
+        </w:rPr>
+        <w:t>отмен</w:t>
+      </w:r>
+      <w:r>
+        <w:rPr>
+          <w:rFonts w:ascii="Times New Roman" w:eastAsia="Calibri" w:hAnsi="Times New Roman" w:cs="Times New Roman"/>
+          <w:color w:val="000000" w:themeColor="text1"/>
+          <w:sz w:val="28"/>
+          <w:szCs w:val="28"/>
+        </w:rPr>
+        <w:t xml:space="preserve">у или </w:t>
+      </w:r>
+      <w:r>
+        <w:rPr>
+          <w:rFonts w:ascii="Times New Roman" w:eastAsia="Calibri" w:hAnsi="Times New Roman" w:cs="Times New Roman"/>
+          <w:color w:val="000000" w:themeColor="text1"/>
+          <w:sz w:val="28"/>
+          <w:szCs w:val="28"/>
+        </w:rPr>
+        <w:t xml:space="preserve">подтверждения удаления </w:t>
+      </w:r>
+      <w:r>
+        <w:rPr>
+          <w:rFonts w:ascii="Times New Roman" w:eastAsia="Calibri" w:hAnsi="Times New Roman" w:cs="Times New Roman"/>
+          <w:color w:val="000000" w:themeColor="text1"/>
+          <w:sz w:val="28"/>
+          <w:szCs w:val="28"/>
+        </w:rPr>
+        <w:t>книги</w:t>
+      </w:r>
+    </w:p>
+    <w:p>
+      <w:pPr>
+        <w:rPr>
+          <w:rFonts w:ascii="Times New Roman" w:eastAsia="Calibri" w:hAnsi="Times New Roman" w:cs="Times New Roman"/>
+          <w:color w:val="000000" w:themeColor="text1"/>
+          <w:sz w:val="28"/>
+          <w:szCs w:val="28"/>
+        </w:rPr>
+      </w:pPr>
+      <w:r>
+        <w:rPr>
+          <w:rFonts w:ascii="Times New Roman" w:eastAsia="Calibri" w:hAnsi="Times New Roman" w:cs="Times New Roman"/>
+          <w:color w:val="000000" w:themeColor="text1"/>
+          <w:sz w:val="28"/>
+          <w:szCs w:val="28"/>
+        </w:rPr>
+        <w:drawing>
+          <wp:inline distT="0" distB="0" distL="0" distR="0" wp14:anchorId="06FA09C5" wp14:editId="3DE0D7FD">
+            <wp:extent cx="3657600" cy="1494886"/>
+            <wp:effectExtent l="0" t="0" r="0" b="0"/>
+            <wp:docPr id="30" name="Рисунок 30"/>
+            <wp:cNvGraphicFramePr>
+              <a:graphicFrameLocks xmlns:a="http://schemas.openxmlformats.org/drawingml/2006/main" noChangeAspect="1"/>
+            </wp:cNvGraphicFramePr>
+            <a:graphic xmlns:a="http://schemas.openxmlformats.org/drawingml/2006/main">
+              <a:graphicData uri="http://schemas.openxmlformats.org/drawingml/2006/picture">
+                <pic:pic xmlns:pic="http://schemas.openxmlformats.org/drawingml/2006/picture">
+                  <pic:nvPicPr>
+                    <pic:cNvPr id="1" name=""/>
+                    <pic:cNvPicPr/>
+                  </pic:nvPicPr>
+                  <pic:blipFill rotWithShape="1">
+                    <a:blip r:embed="rId50"/>
+                    <a:srcRect t="5456" b="1"/>
+                    <a:stretch/>
+                  </pic:blipFill>
+                  <pic:spPr bwMode="auto">
+                    <a:xfrm>
+                      <a:off x="0" y="0"/>
+                      <a:ext cx="3658111" cy="1495095"/>
+                    </a:xfrm>
+                    <a:prstGeom prst="rect">
+                      <a:avLst/>
+                    </a:prstGeom>
+                    <a:ln>
+                      <a:noFill/>
+                    </a:ln>
+                    <a:extLst>
+                      <a:ext uri="{53640926-AAD7-44D8-BBD7-CCE9431645EC}">
+                        <a14:shadowObscured xmlns:a14="http://schemas.microsoft.com/office/drawing/2010/main"/>
+                      </a:ext>
+                    </a:extLst>
+                  </pic:spPr>
+                </pic:pic>
+              </a:graphicData>
+            </a:graphic>
+          </wp:inline>
+        </w:drawing>
+      </w:r>
+    </w:p>
+    <w:p>
+      <w:pPr>
+        <w:suppressAutoHyphens w:val="0"/>
+        <w:rPr>
+          <w:rFonts w:ascii="Times New Roman" w:eastAsia="Calibri" w:hAnsi="Times New Roman" w:cs="Times New Roman"/>
+          <w:color w:val="000000" w:themeColor="text1"/>
+          <w:sz w:val="28"/>
+          <w:szCs w:val="28"/>
+        </w:rPr>
+      </w:pPr>
+      <w:r>
+        <w:rPr>
+          <w:rFonts w:ascii="Times New Roman" w:eastAsia="Calibri" w:hAnsi="Times New Roman" w:cs="Times New Roman"/>
+          <w:color w:val="000000" w:themeColor="text1"/>
+          <w:sz w:val="28"/>
+          <w:szCs w:val="28"/>
+        </w:rPr>
+        <w:br w:type="page"/>
+      </w:r>
+    </w:p>
+    <w:p>
+      <w:pPr>
+        <w:rPr>
+          <w:rFonts w:ascii="Times New Roman" w:eastAsia="Calibri" w:hAnsi="Times New Roman" w:cs="Times New Roman"/>
+          <w:color w:val="000000" w:themeColor="text1"/>
+          <w:sz w:val="28"/>
+          <w:szCs w:val="28"/>
+        </w:rPr>
+      </w:pPr>
+      <w:r>
+        <w:rPr>
+          <w:rFonts w:ascii="Times New Roman" w:eastAsia="Calibri" w:hAnsi="Times New Roman" w:cs="Times New Roman"/>
+          <w:color w:val="000000" w:themeColor="text1"/>
+          <w:sz w:val="28"/>
+          <w:szCs w:val="28"/>
+        </w:rPr>
+        <w:lastRenderedPageBreak/>
+        <w:t xml:space="preserve">Во 2 задании было сделано, чтобы нажав на 3 </w:t>
+      </w:r>
+      <w:proofErr w:type="gramStart"/>
+      <w:r>
+        <w:rPr>
+          <w:rFonts w:ascii="Times New Roman" w:eastAsia="Calibri" w:hAnsi="Times New Roman" w:cs="Times New Roman"/>
+          <w:color w:val="000000" w:themeColor="text1"/>
+          <w:sz w:val="28"/>
+          <w:szCs w:val="28"/>
+        </w:rPr>
+        <w:t xml:space="preserve">точки </w:t>
+      </w:r>
+      <w:r>
+        <w:rPr>
+          <w:rFonts w:ascii="Times New Roman" w:eastAsia="Calibri" w:hAnsi="Times New Roman" w:cs="Times New Roman"/>
+          <w:color w:val="000000" w:themeColor="text1"/>
+          <w:sz w:val="28"/>
+          <w:szCs w:val="28"/>
+        </w:rPr>
+        <w:t>&gt;</w:t>
+      </w:r>
+      <w:proofErr w:type="gramEnd"/>
+      <w:r>
+        <w:rPr>
+          <w:rFonts w:ascii="Times New Roman" w:eastAsia="Calibri" w:hAnsi="Times New Roman" w:cs="Times New Roman"/>
+          <w:color w:val="000000" w:themeColor="text1"/>
+          <w:sz w:val="28"/>
+          <w:szCs w:val="28"/>
+        </w:rPr>
+        <w:t xml:space="preserve"> Показать подзаголовок отображалось количество книг</w:t>
+      </w:r>
+    </w:p>
+    <w:p>
+      <w:pPr>
+        <w:rPr>
+          <w:rFonts w:ascii="Times New Roman" w:eastAsia="Calibri" w:hAnsi="Times New Roman" w:cs="Times New Roman"/>
+          <w:color w:val="000000" w:themeColor="text1"/>
+          <w:sz w:val="28"/>
+          <w:szCs w:val="28"/>
+        </w:rPr>
+      </w:pPr>
+      <w:r>
+        <w:rPr>
+          <w:rFonts w:ascii="Times New Roman" w:eastAsia="Calibri" w:hAnsi="Times New Roman" w:cs="Times New Roman"/>
+          <w:color w:val="000000" w:themeColor="text1"/>
+          <w:sz w:val="28"/>
+          <w:szCs w:val="28"/>
+        </w:rPr>
+        <w:t>Для одной книги</w:t>
+      </w:r>
+    </w:p>
+    <w:p>
+      <w:pPr>
+        <w:rPr>
+          <w:rFonts w:ascii="Times New Roman" w:eastAsia="Calibri" w:hAnsi="Times New Roman" w:cs="Times New Roman"/>
+          <w:color w:val="000000" w:themeColor="text1"/>
+          <w:sz w:val="28"/>
+          <w:szCs w:val="28"/>
+        </w:rPr>
+      </w:pPr>
+      <w:r>
+        <w:rPr>
+          <w:rFonts w:ascii="Times New Roman" w:eastAsia="Calibri" w:hAnsi="Times New Roman" w:cs="Times New Roman"/>
+          <w:color w:val="000000" w:themeColor="text1"/>
+          <w:sz w:val="28"/>
+          <w:szCs w:val="28"/>
+        </w:rPr>
+        <w:drawing>
+          <wp:inline distT="0" distB="0" distL="0" distR="0" wp14:anchorId="1BBC15C4" wp14:editId="3014BF91">
+            <wp:extent cx="3605530" cy="997959"/>
+            <wp:effectExtent l="0" t="0" r="0" b="0"/>
+            <wp:docPr id="31" name="Рисунок 31"/>
+            <wp:cNvGraphicFramePr>
+              <a:graphicFrameLocks xmlns:a="http://schemas.openxmlformats.org/drawingml/2006/main" noChangeAspect="1"/>
+            </wp:cNvGraphicFramePr>
+            <a:graphic xmlns:a="http://schemas.openxmlformats.org/drawingml/2006/main">
+              <a:graphicData uri="http://schemas.openxmlformats.org/drawingml/2006/picture">
+                <pic:pic xmlns:pic="http://schemas.openxmlformats.org/drawingml/2006/picture">
+                  <pic:nvPicPr>
+                    <pic:cNvPr id="1" name=""/>
+                    <pic:cNvPicPr/>
+                  </pic:nvPicPr>
+                  <pic:blipFill>
+                    <a:blip r:embed="rId51"/>
+                    <a:stretch>
+                      <a:fillRect/>
+                    </a:stretch>
+                  </pic:blipFill>
+                  <pic:spPr>
+                    <a:xfrm>
+                      <a:off x="0" y="0"/>
+                      <a:ext cx="3638557" cy="1007100"/>
+                    </a:xfrm>
+                    <a:prstGeom prst="rect">
+                      <a:avLst/>
+                    </a:prstGeom>
+                  </pic:spPr>
+                </pic:pic>
+              </a:graphicData>
+            </a:graphic>
+          </wp:inline>
+        </w:drawing>
+      </w:r>
+    </w:p>
+    <w:p>
+      <w:pPr>
+        <w:rPr>
+          <w:rFonts w:ascii="Times New Roman" w:eastAsia="Calibri" w:hAnsi="Times New Roman" w:cs="Times New Roman"/>
+          <w:color w:val="000000" w:themeColor="text1"/>
+          <w:sz w:val="28"/>
+          <w:szCs w:val="28"/>
+          <w:lang w:val="en-US"/>
+        </w:rPr>
+      </w:pPr>
+      <w:r>
+        <w:rPr>
+          <w:rFonts w:ascii="Times New Roman" w:eastAsia="Calibri" w:hAnsi="Times New Roman" w:cs="Times New Roman"/>
+          <w:color w:val="000000" w:themeColor="text1"/>
+          <w:sz w:val="28"/>
+          <w:szCs w:val="28"/>
+        </w:rPr>
+        <w:t>Для 2 и более книг</w:t>
+      </w:r>
+    </w:p>
+    <w:p>
+      <w:pPr>
+        <w:rPr>
+          <w:rFonts w:ascii="Times New Roman" w:eastAsia="Calibri" w:hAnsi="Times New Roman" w:cs="Times New Roman"/>
+          <w:color w:val="000000" w:themeColor="text1"/>
+          <w:sz w:val="28"/>
+          <w:szCs w:val="28"/>
+          <w:lang w:val="en-US"/>
+        </w:rPr>
+      </w:pPr>
+      <w:r>
+        <w:rPr>
+          <w:rFonts w:ascii="Times New Roman" w:eastAsia="Calibri" w:hAnsi="Times New Roman" w:cs="Times New Roman"/>
+          <w:color w:val="000000" w:themeColor="text1"/>
+          <w:sz w:val="28"/>
+          <w:szCs w:val="28"/>
+          <w:lang w:val="en-US"/>
+        </w:rPr>
+        <w:drawing>
+          <wp:inline distT="0" distB="0" distL="0" distR="0" wp14:anchorId="089BA058" wp14:editId="335F873B">
+            <wp:extent cx="3605841" cy="1431018"/>
+            <wp:effectExtent l="0" t="0" r="0" b="0"/>
+            <wp:docPr id="32" name="Рисунок 32"/>
+            <wp:cNvGraphicFramePr>
+              <a:graphicFrameLocks xmlns:a="http://schemas.openxmlformats.org/drawingml/2006/main" noChangeAspect="1"/>
+            </wp:cNvGraphicFramePr>
+            <a:graphic xmlns:a="http://schemas.openxmlformats.org/drawingml/2006/main">
+              <a:graphicData uri="http://schemas.openxmlformats.org/drawingml/2006/picture">
+                <pic:pic xmlns:pic="http://schemas.openxmlformats.org/drawingml/2006/picture">
+                  <pic:nvPicPr>
+                    <pic:cNvPr id="1" name=""/>
+                    <pic:cNvPicPr/>
+                  </pic:nvPicPr>
+                  <pic:blipFill>
+                    <a:blip r:embed="rId52"/>
+                    <a:stretch>
+                      <a:fillRect/>
+                    </a:stretch>
+                  </pic:blipFill>
+                  <pic:spPr>
+                    <a:xfrm>
+                      <a:off x="0" y="0"/>
+                      <a:ext cx="3636789" cy="1443300"/>
+                    </a:xfrm>
+                    <a:prstGeom prst="rect">
+                      <a:avLst/>
+                    </a:prstGeom>
+                  </pic:spPr>
+                </pic:pic>
+              </a:graphicData>
+            </a:graphic>
+          </wp:inline>
+        </w:drawing>
+      </w:r>
+      <w:bookmarkStart w:id="13" w:name="_GoBack"/>
       <w:bookmarkEnd w:id="13"/>
-    </w:p>
-    <w:p>
-      <w:pPr>
-        <w:pStyle w:val="1"/>
-        <w:ind w:firstLine="709"/>
-        <w:rPr>
-          <w:rFonts w:ascii="Times New Roman" w:eastAsia="Calibri" w:hAnsi="Times New Roman" w:cs="Times New Roman"/>
-          <w:b/>
-          <w:color w:val="000000" w:themeColor="text1"/>
-        </w:rPr>
-      </w:pPr>
-    </w:p>
-    <w:p>
-      <w:pPr>
-        <w:pStyle w:val="1"/>
-        <w:ind w:firstLine="709"/>
-        <w:rPr>
-          <w:rFonts w:ascii="Times New Roman" w:eastAsia="Calibri" w:hAnsi="Times New Roman" w:cs="Times New Roman"/>
-          <w:b/>
-          <w:color w:val="000000" w:themeColor="text1"/>
-        </w:rPr>
-      </w:pPr>
     </w:p>
     <w:p>
       <w:pPr>
@@ -6866,7 +8065,7 @@
       </w:pPr>
     </w:p>
     <w:sectPr>
-      <w:footerReference w:type="default" r:id="rId42"/>
+      <w:footerReference w:type="default" r:id="rId53"/>
       <w:pgSz w:w="11906" w:h="16838"/>
       <w:pgMar w:top="1134" w:right="850" w:bottom="1134" w:left="1701" w:header="708" w:footer="708" w:gutter="0"/>
       <w:cols w:space="708"/>
@@ -8917,7 +10116,7 @@
 </file>
 
 <file path=customXml/itemProps1.xml><?xml version="1.0" encoding="utf-8"?>
-<ds:datastoreItem xmlns:ds="http://schemas.openxmlformats.org/officeDocument/2006/customXml" ds:itemID="{DFA7D934-7B18-40E9-9628-401547F38011}">
+<ds:datastoreItem xmlns:ds="http://schemas.openxmlformats.org/officeDocument/2006/customXml" ds:itemID="{2361A82E-E42D-42F9-A22C-B7ADD9BAA132}">
   <ds:schemaRefs>
     <ds:schemaRef ds:uri="http://schemas.openxmlformats.org/officeDocument/2006/bibliography"/>
   </ds:schemaRefs>

--- a/Отчёт по УП 05.01 Слизов.docx
+++ b/Отчёт по УП 05.01 Слизов.docx
@@ -6826,9 +6826,9 @@
               </wp:anchor>
             </w:drawing>
           </mc:Choice>
-          <mc:Fallback>
+          <mc:Fallback xmlns:w16sdtfl="http://schemas.microsoft.com/office/word/2024/wordml/sdtformatlock" xmlns:w16sdtdh="http://schemas.microsoft.com/office/word/2020/wordml/sdtdatahash" xmlns:w16du="http://schemas.microsoft.com/office/word/2023/wordml/word16du" xmlns:w16="http://schemas.microsoft.com/office/word/2018/wordml" xmlns:w16cex="http://schemas.microsoft.com/office/word/2018/wordml/cex" xmlns:oel="http://schemas.microsoft.com/office/2019/extlst">
             <w:pict>
-              <v:shapetype w14:anchorId="78F5294E" id="_x0000_t32" coordsize="21600,21600" o:spt="32" o:oned="t" path="m,l21600,21600e" filled="f">
+              <v:shapetype w14:anchorId="69085064" id="_x0000_t32" coordsize="21600,21600" o:spt="32" o:oned="t" path="m,l21600,21600e" filled="f">
                 <v:path arrowok="t" fillok="f" o:connecttype="none"/>
                 <o:lock v:ext="edit" shapetype="t"/>
               </v:shapetype>
@@ -6905,9 +6905,9 @@
               </wp:anchor>
             </w:drawing>
           </mc:Choice>
-          <mc:Fallback>
+          <mc:Fallback xmlns:w16sdtfl="http://schemas.microsoft.com/office/word/2024/wordml/sdtformatlock" xmlns:w16sdtdh="http://schemas.microsoft.com/office/word/2020/wordml/sdtdatahash" xmlns:w16du="http://schemas.microsoft.com/office/word/2023/wordml/word16du" xmlns:w16="http://schemas.microsoft.com/office/word/2018/wordml" xmlns:w16cex="http://schemas.microsoft.com/office/word/2018/wordml/cex" xmlns:oel="http://schemas.microsoft.com/office/2019/extlst">
             <w:pict>
-              <v:shape w14:anchorId="075EFCE7" id="Прямая со стрелкой 23" o:spid="_x0000_s1026" type="#_x0000_t32" style="position:absolute;margin-left:43.6pt;margin-top:65.85pt;width:141.25pt;height:309.75pt;flip:y;z-index:251662336;visibility:visible;mso-wrap-style:square;mso-width-percent:0;mso-height-percent:0;mso-wrap-distance-left:9pt;mso-wrap-distance-top:0;mso-wrap-distance-right:9pt;mso-wrap-distance-bottom:0;mso-position-horizontal:absolute;mso-position-horizontal-relative:text;mso-position-vertical:absolute;mso-position-vertical-relative:text;mso-width-percent:0;mso-height-percent:0;mso-width-relative:margin;mso-height-relative:margin" o:gfxdata="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" strokecolor="#ed7d31 [3205]" strokeweight=".5pt">
+              <v:shape w14:anchorId="073122D3" id="Прямая со стрелкой 23" o:spid="_x0000_s1026" type="#_x0000_t32" style="position:absolute;margin-left:43.6pt;margin-top:65.85pt;width:141.25pt;height:309.75pt;flip:y;z-index:251662336;visibility:visible;mso-wrap-style:square;mso-width-percent:0;mso-height-percent:0;mso-wrap-distance-left:9pt;mso-wrap-distance-top:0;mso-wrap-distance-right:9pt;mso-wrap-distance-bottom:0;mso-position-horizontal:absolute;mso-position-horizontal-relative:text;mso-position-vertical:absolute;mso-position-vertical-relative:text;mso-width-percent:0;mso-height-percent:0;mso-width-relative:margin;mso-height-relative:margin" o:gfxdata="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" strokecolor="#ed7d31 [3205]" strokeweight=".5pt">
                 <v:stroke endarrow="block" joinstyle="miter"/>
               </v:shape>
             </w:pict>
@@ -6917,6 +6917,7 @@
       <w:r>
         <w:rPr>
           <w:rFonts w:ascii="Times New Roman" w:hAnsi="Times New Roman" w:cs="Times New Roman"/>
+          <w:noProof/>
           <w:sz w:val="28"/>
           <w:szCs w:val="28"/>
         </w:rPr>
@@ -6967,6 +6968,7 @@
       <w:r>
         <w:rPr>
           <w:rFonts w:ascii="Times New Roman" w:hAnsi="Times New Roman" w:cs="Times New Roman"/>
+          <w:noProof/>
           <w:sz w:val="28"/>
           <w:szCs w:val="28"/>
         </w:rPr>
@@ -7107,6 +7109,9 @@
     </w:p>
     <w:p>
       <w:pPr>
+        <w:spacing w:after="0" w:line="360" w:lineRule="auto"/>
+        <w:ind w:firstLine="709"/>
+        <w:jc w:val="both"/>
         <w:rPr>
           <w:rFonts w:ascii="Times New Roman" w:eastAsia="Calibri" w:hAnsi="Times New Roman" w:cs="Times New Roman"/>
           <w:color w:val="000000" w:themeColor="text1"/>
@@ -7137,6 +7142,7 @@
       <w:r>
         <w:rPr>
           <w:rFonts w:ascii="Times New Roman" w:eastAsia="Calibri" w:hAnsi="Times New Roman" w:cs="Times New Roman"/>
+          <w:noProof/>
           <w:color w:val="000000" w:themeColor="text1"/>
           <w:sz w:val="28"/>
           <w:szCs w:val="28"/>
@@ -7189,6 +7195,9 @@
     </w:p>
     <w:p>
       <w:pPr>
+        <w:spacing w:after="0" w:line="360" w:lineRule="auto"/>
+        <w:ind w:firstLine="709"/>
+        <w:jc w:val="both"/>
         <w:rPr>
           <w:rFonts w:ascii="Times New Roman" w:eastAsia="Calibri" w:hAnsi="Times New Roman" w:cs="Times New Roman"/>
           <w:color w:val="000000" w:themeColor="text1"/>
@@ -7218,6 +7227,7 @@
       <w:r>
         <w:rPr>
           <w:rFonts w:ascii="Times New Roman" w:eastAsia="Calibri" w:hAnsi="Times New Roman" w:cs="Times New Roman"/>
+          <w:noProof/>
           <w:color w:val="000000" w:themeColor="text1"/>
           <w:sz w:val="28"/>
           <w:szCs w:val="28"/>
@@ -7281,6 +7291,9 @@
     </w:p>
     <w:p>
       <w:pPr>
+        <w:spacing w:after="0" w:line="360" w:lineRule="auto"/>
+        <w:ind w:firstLine="709"/>
+        <w:jc w:val="both"/>
         <w:rPr>
           <w:rFonts w:ascii="Times New Roman" w:eastAsia="Calibri" w:hAnsi="Times New Roman" w:cs="Times New Roman"/>
           <w:color w:val="000000" w:themeColor="text1"/>
@@ -7343,6 +7356,7 @@
       <w:r>
         <w:rPr>
           <w:rFonts w:ascii="Times New Roman" w:eastAsia="Calibri" w:hAnsi="Times New Roman" w:cs="Times New Roman"/>
+          <w:noProof/>
           <w:color w:val="000000" w:themeColor="text1"/>
           <w:sz w:val="28"/>
           <w:szCs w:val="28"/>
@@ -7387,6 +7401,9 @@
     </w:p>
     <w:p>
       <w:pPr>
+        <w:spacing w:after="0" w:line="360" w:lineRule="auto"/>
+        <w:ind w:firstLine="709"/>
+        <w:jc w:val="both"/>
         <w:rPr>
           <w:rFonts w:ascii="Times New Roman" w:eastAsia="Calibri" w:hAnsi="Times New Roman" w:cs="Times New Roman"/>
           <w:color w:val="000000" w:themeColor="text1"/>
@@ -7435,6 +7452,7 @@
       <w:r>
         <w:rPr>
           <w:rFonts w:ascii="Times New Roman" w:eastAsia="Calibri" w:hAnsi="Times New Roman" w:cs="Times New Roman"/>
+          <w:noProof/>
           <w:color w:val="000000" w:themeColor="text1"/>
           <w:sz w:val="28"/>
           <w:szCs w:val="28"/>
@@ -7479,6 +7497,9 @@
     </w:p>
     <w:p>
       <w:pPr>
+        <w:spacing w:after="0" w:line="360" w:lineRule="auto"/>
+        <w:ind w:firstLine="709"/>
+        <w:jc w:val="both"/>
         <w:rPr>
           <w:rFonts w:ascii="Times New Roman" w:eastAsia="Calibri" w:hAnsi="Times New Roman" w:cs="Times New Roman"/>
           <w:color w:val="000000" w:themeColor="text1"/>
@@ -7513,57 +7534,22 @@
           <w:sz w:val="28"/>
           <w:szCs w:val="28"/>
         </w:rPr>
-        <w:t xml:space="preserve"> на </w:t>
-      </w:r>
-      <w:r>
+        <w:t xml:space="preserve"> на отмену или подтверждения удаления книги</w:t>
+      </w:r>
+    </w:p>
+    <w:p>
+      <w:pPr>
         <w:rPr>
           <w:rFonts w:ascii="Times New Roman" w:eastAsia="Calibri" w:hAnsi="Times New Roman" w:cs="Times New Roman"/>
           <w:color w:val="000000" w:themeColor="text1"/>
           <w:sz w:val="28"/>
           <w:szCs w:val="28"/>
         </w:rPr>
-        <w:t>отмен</w:t>
-      </w:r>
+      </w:pPr>
       <w:r>
         <w:rPr>
           <w:rFonts w:ascii="Times New Roman" w:eastAsia="Calibri" w:hAnsi="Times New Roman" w:cs="Times New Roman"/>
-          <w:color w:val="000000" w:themeColor="text1"/>
-          <w:sz w:val="28"/>
-          <w:szCs w:val="28"/>
-        </w:rPr>
-        <w:t xml:space="preserve">у или </w:t>
-      </w:r>
-      <w:r>
-        <w:rPr>
-          <w:rFonts w:ascii="Times New Roman" w:eastAsia="Calibri" w:hAnsi="Times New Roman" w:cs="Times New Roman"/>
-          <w:color w:val="000000" w:themeColor="text1"/>
-          <w:sz w:val="28"/>
-          <w:szCs w:val="28"/>
-        </w:rPr>
-        <w:t xml:space="preserve">подтверждения удаления </w:t>
-      </w:r>
-      <w:r>
-        <w:rPr>
-          <w:rFonts w:ascii="Times New Roman" w:eastAsia="Calibri" w:hAnsi="Times New Roman" w:cs="Times New Roman"/>
-          <w:color w:val="000000" w:themeColor="text1"/>
-          <w:sz w:val="28"/>
-          <w:szCs w:val="28"/>
-        </w:rPr>
-        <w:t>книги</w:t>
-      </w:r>
-    </w:p>
-    <w:p>
-      <w:pPr>
-        <w:rPr>
-          <w:rFonts w:ascii="Times New Roman" w:eastAsia="Calibri" w:hAnsi="Times New Roman" w:cs="Times New Roman"/>
-          <w:color w:val="000000" w:themeColor="text1"/>
-          <w:sz w:val="28"/>
-          <w:szCs w:val="28"/>
-        </w:rPr>
-      </w:pPr>
-      <w:r>
-        <w:rPr>
-          <w:rFonts w:ascii="Times New Roman" w:eastAsia="Calibri" w:hAnsi="Times New Roman" w:cs="Times New Roman"/>
+          <w:noProof/>
           <w:color w:val="000000" w:themeColor="text1"/>
           <w:sz w:val="28"/>
           <w:szCs w:val="28"/>
@@ -7634,6 +7620,9 @@
     </w:p>
     <w:p>
       <w:pPr>
+        <w:spacing w:after="0" w:line="360" w:lineRule="auto"/>
+        <w:ind w:firstLine="709"/>
+        <w:jc w:val="both"/>
         <w:rPr>
           <w:rFonts w:ascii="Times New Roman" w:eastAsia="Calibri" w:hAnsi="Times New Roman" w:cs="Times New Roman"/>
           <w:color w:val="000000" w:themeColor="text1"/>
@@ -7683,6 +7672,9 @@
     </w:p>
     <w:p>
       <w:pPr>
+        <w:spacing w:after="0" w:line="360" w:lineRule="auto"/>
+        <w:ind w:firstLine="709"/>
+        <w:jc w:val="both"/>
         <w:rPr>
           <w:rFonts w:ascii="Times New Roman" w:eastAsia="Calibri" w:hAnsi="Times New Roman" w:cs="Times New Roman"/>
           <w:color w:val="000000" w:themeColor="text1"/>
@@ -7712,6 +7704,7 @@
       <w:r>
         <w:rPr>
           <w:rFonts w:ascii="Times New Roman" w:eastAsia="Calibri" w:hAnsi="Times New Roman" w:cs="Times New Roman"/>
+          <w:noProof/>
           <w:color w:val="000000" w:themeColor="text1"/>
           <w:sz w:val="28"/>
           <w:szCs w:val="28"/>
@@ -7755,6 +7748,9 @@
     </w:p>
     <w:p>
       <w:pPr>
+        <w:spacing w:after="0" w:line="360" w:lineRule="auto"/>
+        <w:ind w:firstLine="709"/>
+        <w:jc w:val="both"/>
         <w:rPr>
           <w:rFonts w:ascii="Times New Roman" w:eastAsia="Calibri" w:hAnsi="Times New Roman" w:cs="Times New Roman"/>
           <w:color w:val="000000" w:themeColor="text1"/>
@@ -7786,6 +7782,7 @@
       <w:r>
         <w:rPr>
           <w:rFonts w:ascii="Times New Roman" w:eastAsia="Calibri" w:hAnsi="Times New Roman" w:cs="Times New Roman"/>
+          <w:noProof/>
           <w:color w:val="000000" w:themeColor="text1"/>
           <w:sz w:val="28"/>
           <w:szCs w:val="28"/>
@@ -7827,8 +7824,81 @@
           </wp:inline>
         </w:drawing>
       </w:r>
-      <w:bookmarkStart w:id="13" w:name="_GoBack"/>
-      <w:bookmarkEnd w:id="13"/>
+    </w:p>
+    <w:p>
+      <w:pPr>
+        <w:spacing w:after="0" w:line="360" w:lineRule="auto"/>
+        <w:ind w:firstLine="709"/>
+        <w:jc w:val="both"/>
+        <w:rPr>
+          <w:rFonts w:ascii="Times New Roman" w:eastAsia="Calibri" w:hAnsi="Times New Roman" w:cs="Times New Roman"/>
+          <w:color w:val="000000" w:themeColor="text1"/>
+          <w:sz w:val="28"/>
+          <w:szCs w:val="28"/>
+        </w:rPr>
+      </w:pPr>
+      <w:r>
+        <w:rPr>
+          <w:rFonts w:ascii="Times New Roman" w:eastAsia="Calibri" w:hAnsi="Times New Roman" w:cs="Times New Roman"/>
+          <w:color w:val="000000" w:themeColor="text1"/>
+          <w:sz w:val="28"/>
+          <w:szCs w:val="28"/>
+        </w:rPr>
+        <w:t>В 3 задании сделал, чтобы пользователям было необходимо предоставить что-то для взаимодействия при отсутствии элементов в списке. В этом задании сделал вывод сообщения «Список пуст»</w:t>
+      </w:r>
+    </w:p>
+    <w:p>
+      <w:pPr>
+        <w:rPr>
+          <w:rFonts w:ascii="Times New Roman" w:eastAsia="Calibri" w:hAnsi="Times New Roman" w:cs="Times New Roman"/>
+          <w:color w:val="000000" w:themeColor="text1"/>
+          <w:sz w:val="28"/>
+          <w:szCs w:val="28"/>
+        </w:rPr>
+      </w:pPr>
+      <w:r>
+        <w:rPr>
+          <w:rFonts w:ascii="Times New Roman" w:eastAsia="Calibri" w:hAnsi="Times New Roman" w:cs="Times New Roman"/>
+          <w:color w:val="000000" w:themeColor="text1"/>
+          <w:sz w:val="28"/>
+          <w:szCs w:val="28"/>
+        </w:rPr>
+        <w:drawing>
+          <wp:inline distT="0" distB="0" distL="0" distR="0" wp14:anchorId="3E2CE14C" wp14:editId="46770940">
+            <wp:extent cx="2053087" cy="3866289"/>
+            <wp:effectExtent l="0" t="0" r="4445" b="1270"/>
+            <wp:docPr id="35" name="Рисунок 35"/>
+            <wp:cNvGraphicFramePr>
+              <a:graphicFrameLocks xmlns:a="http://schemas.openxmlformats.org/drawingml/2006/main" noChangeAspect="1"/>
+            </wp:cNvGraphicFramePr>
+            <a:graphic xmlns:a="http://schemas.openxmlformats.org/drawingml/2006/main">
+              <a:graphicData uri="http://schemas.openxmlformats.org/drawingml/2006/picture">
+                <pic:pic xmlns:pic="http://schemas.openxmlformats.org/drawingml/2006/picture">
+                  <pic:nvPicPr>
+                    <pic:cNvPr id="1" name=""/>
+                    <pic:cNvPicPr/>
+                  </pic:nvPicPr>
+                  <pic:blipFill>
+                    <a:blip r:embed="rId53"/>
+                    <a:stretch>
+                      <a:fillRect/>
+                    </a:stretch>
+                  </pic:blipFill>
+                  <pic:spPr>
+                    <a:xfrm>
+                      <a:off x="0" y="0"/>
+                      <a:ext cx="2062038" cy="3883145"/>
+                    </a:xfrm>
+                    <a:prstGeom prst="rect">
+                      <a:avLst/>
+                    </a:prstGeom>
+                  </pic:spPr>
+                </pic:pic>
+              </a:graphicData>
+            </a:graphic>
+          </wp:inline>
+        </w:drawing>
+      </w:r>
     </w:p>
     <w:p>
       <w:pPr>
@@ -7869,7 +7939,7 @@
           <w:color w:val="000000" w:themeColor="text1"/>
         </w:rPr>
       </w:pPr>
-      <w:bookmarkStart w:id="14" w:name="_Toc195538323"/>
+      <w:bookmarkStart w:id="13" w:name="_Toc195538323"/>
       <w:r>
         <w:rPr>
           <w:rFonts w:ascii="Times New Roman" w:hAnsi="Times New Roman" w:cs="Times New Roman"/>
@@ -7879,40 +7949,745 @@
         <w:lastRenderedPageBreak/>
         <w:t>Тема 14. Отладка приложения.</w:t>
       </w:r>
-      <w:bookmarkEnd w:id="14"/>
-    </w:p>
-    <w:p>
-      <w:pPr>
-        <w:pStyle w:val="1"/>
+      <w:bookmarkEnd w:id="13"/>
+    </w:p>
+    <w:p>
+      <w:pPr>
+        <w:spacing w:after="0" w:line="360" w:lineRule="auto"/>
         <w:ind w:firstLine="709"/>
-        <w:rPr>
-          <w:rFonts w:ascii="Times New Roman" w:hAnsi="Times New Roman" w:cs="Times New Roman"/>
-          <w:b/>
-          <w:color w:val="000000" w:themeColor="text1"/>
-        </w:rPr>
-      </w:pPr>
-    </w:p>
-    <w:p>
-      <w:pPr>
-        <w:pStyle w:val="1"/>
+        <w:jc w:val="both"/>
+        <w:rPr>
+          <w:rFonts w:ascii="Times New Roman" w:hAnsi="Times New Roman" w:cs="Times New Roman"/>
+          <w:sz w:val="28"/>
+          <w:szCs w:val="28"/>
+        </w:rPr>
+      </w:pPr>
+      <w:r>
+        <w:rPr>
+          <w:rFonts w:ascii="Times New Roman" w:hAnsi="Times New Roman" w:cs="Times New Roman"/>
+          <w:sz w:val="28"/>
+          <w:szCs w:val="28"/>
+        </w:rPr>
+        <w:t xml:space="preserve">Здесь реализовано взаимодействие приложения с БД - </w:t>
+      </w:r>
+      <w:r>
+        <w:rPr>
+          <w:rFonts w:ascii="Times New Roman" w:hAnsi="Times New Roman" w:cs="Times New Roman"/>
+          <w:sz w:val="28"/>
+          <w:szCs w:val="28"/>
+          <w:lang w:val="en-US"/>
+        </w:rPr>
+        <w:t>SQLite</w:t>
+      </w:r>
+      <w:r>
+        <w:rPr>
+          <w:rFonts w:ascii="Times New Roman" w:hAnsi="Times New Roman" w:cs="Times New Roman"/>
+          <w:sz w:val="28"/>
+          <w:szCs w:val="28"/>
+        </w:rPr>
+        <w:t xml:space="preserve">. В </w:t>
+      </w:r>
+      <w:proofErr w:type="spellStart"/>
+      <w:r>
+        <w:rPr>
+          <w:rFonts w:ascii="Times New Roman" w:hAnsi="Times New Roman" w:cs="Times New Roman"/>
+          <w:sz w:val="28"/>
+          <w:szCs w:val="28"/>
+          <w:lang w:val="en-US"/>
+        </w:rPr>
+        <w:t>BookDepository</w:t>
+      </w:r>
+      <w:proofErr w:type="spellEnd"/>
+      <w:r>
+        <w:rPr>
+          <w:rFonts w:ascii="Times New Roman" w:hAnsi="Times New Roman" w:cs="Times New Roman"/>
+          <w:sz w:val="28"/>
+          <w:szCs w:val="28"/>
+        </w:rPr>
+        <w:t xml:space="preserve"> хранится список книг, поэтому следует здесь определяется одна таблица с именем </w:t>
+      </w:r>
+      <w:r>
+        <w:rPr>
+          <w:rFonts w:ascii="Times New Roman" w:hAnsi="Times New Roman" w:cs="Times New Roman"/>
+          <w:sz w:val="28"/>
+          <w:szCs w:val="28"/>
+          <w:lang w:val="en-US"/>
+        </w:rPr>
+        <w:t>books</w:t>
+      </w:r>
+      <w:r>
+        <w:rPr>
+          <w:rFonts w:ascii="Times New Roman" w:hAnsi="Times New Roman" w:cs="Times New Roman"/>
+          <w:sz w:val="28"/>
+          <w:szCs w:val="28"/>
+        </w:rPr>
+        <w:t>.</w:t>
+      </w:r>
+    </w:p>
+    <w:p>
+      <w:r>
+        <w:rPr>
+          <w:noProof/>
+        </w:rPr>
+        <w:drawing>
+          <wp:inline distT="0" distB="0" distL="0" distR="0" wp14:anchorId="32496691" wp14:editId="44F091BB">
+            <wp:extent cx="1886213" cy="2934109"/>
+            <wp:effectExtent l="0" t="0" r="0" b="0"/>
+            <wp:docPr id="457262512" name="Рисунок 1"/>
+            <wp:cNvGraphicFramePr>
+              <a:graphicFrameLocks xmlns:a="http://schemas.openxmlformats.org/drawingml/2006/main" noChangeAspect="1"/>
+            </wp:cNvGraphicFramePr>
+            <a:graphic xmlns:a="http://schemas.openxmlformats.org/drawingml/2006/main">
+              <a:graphicData uri="http://schemas.openxmlformats.org/drawingml/2006/picture">
+                <pic:pic xmlns:pic="http://schemas.openxmlformats.org/drawingml/2006/picture">
+                  <pic:nvPicPr>
+                    <pic:cNvPr id="457262512" name=""/>
+                    <pic:cNvPicPr/>
+                  </pic:nvPicPr>
+                  <pic:blipFill>
+                    <a:blip r:embed="rId54"/>
+                    <a:stretch>
+                      <a:fillRect/>
+                    </a:stretch>
+                  </pic:blipFill>
+                  <pic:spPr>
+                    <a:xfrm>
+                      <a:off x="0" y="0"/>
+                      <a:ext cx="1886213" cy="2934109"/>
+                    </a:xfrm>
+                    <a:prstGeom prst="rect">
+                      <a:avLst/>
+                    </a:prstGeom>
+                  </pic:spPr>
+                </pic:pic>
+              </a:graphicData>
+            </a:graphic>
+          </wp:inline>
+        </w:drawing>
+      </w:r>
+    </w:p>
+    <w:p>
+      <w:pPr>
+        <w:spacing w:after="0" w:line="360" w:lineRule="auto"/>
         <w:ind w:firstLine="709"/>
-        <w:rPr>
-          <w:rFonts w:ascii="Times New Roman" w:hAnsi="Times New Roman" w:cs="Times New Roman"/>
-          <w:b/>
-          <w:color w:val="000000" w:themeColor="text1"/>
-        </w:rPr>
-      </w:pPr>
-    </w:p>
-    <w:p>
-      <w:pPr>
-        <w:pStyle w:val="1"/>
+        <w:jc w:val="both"/>
+        <w:rPr>
+          <w:rFonts w:ascii="Times New Roman" w:hAnsi="Times New Roman" w:cs="Times New Roman"/>
+          <w:sz w:val="28"/>
+          <w:szCs w:val="28"/>
+          <w:lang w:val="en-US"/>
+        </w:rPr>
+      </w:pPr>
+      <w:r>
+        <w:rPr>
+          <w:rFonts w:ascii="Times New Roman" w:hAnsi="Times New Roman" w:cs="Times New Roman"/>
+          <w:sz w:val="28"/>
+          <w:szCs w:val="28"/>
+          <w:lang w:val="en-US"/>
+        </w:rPr>
+        <w:t xml:space="preserve">Tools &gt; </w:t>
+      </w:r>
+      <w:proofErr w:type="spellStart"/>
+      <w:r>
+        <w:rPr>
+          <w:rFonts w:ascii="Times New Roman" w:hAnsi="Times New Roman" w:cs="Times New Roman"/>
+          <w:sz w:val="28"/>
+          <w:szCs w:val="28"/>
+          <w:lang w:val="en-US"/>
+        </w:rPr>
+        <w:t>DeviceManager</w:t>
+      </w:r>
+      <w:proofErr w:type="spellEnd"/>
+      <w:r>
+        <w:rPr>
+          <w:rFonts w:ascii="Times New Roman" w:hAnsi="Times New Roman" w:cs="Times New Roman"/>
+          <w:sz w:val="28"/>
+          <w:szCs w:val="28"/>
+          <w:lang w:val="en-US"/>
+        </w:rPr>
+        <w:t xml:space="preserve"> &gt; Open in Device Explorer </w:t>
+      </w:r>
+    </w:p>
+    <w:p>
+      <w:r>
+        <w:rPr>
+          <w:noProof/>
+        </w:rPr>
+        <w:drawing>
+          <wp:inline distT="0" distB="0" distL="0" distR="0" wp14:anchorId="49A6C3F8" wp14:editId="00F74D81">
+            <wp:extent cx="1638300" cy="1896300"/>
+            <wp:effectExtent l="0" t="0" r="0" b="8890"/>
+            <wp:docPr id="313009374" name="Рисунок 1"/>
+            <wp:cNvGraphicFramePr>
+              <a:graphicFrameLocks xmlns:a="http://schemas.openxmlformats.org/drawingml/2006/main" noChangeAspect="1"/>
+            </wp:cNvGraphicFramePr>
+            <a:graphic xmlns:a="http://schemas.openxmlformats.org/drawingml/2006/main">
+              <a:graphicData uri="http://schemas.openxmlformats.org/drawingml/2006/picture">
+                <pic:pic xmlns:pic="http://schemas.openxmlformats.org/drawingml/2006/picture">
+                  <pic:nvPicPr>
+                    <pic:cNvPr id="313009374" name=""/>
+                    <pic:cNvPicPr/>
+                  </pic:nvPicPr>
+                  <pic:blipFill>
+                    <a:blip r:embed="rId55"/>
+                    <a:stretch>
+                      <a:fillRect/>
+                    </a:stretch>
+                  </pic:blipFill>
+                  <pic:spPr>
+                    <a:xfrm>
+                      <a:off x="0" y="0"/>
+                      <a:ext cx="1645094" cy="1904164"/>
+                    </a:xfrm>
+                    <a:prstGeom prst="rect">
+                      <a:avLst/>
+                    </a:prstGeom>
+                  </pic:spPr>
+                </pic:pic>
+              </a:graphicData>
+            </a:graphic>
+          </wp:inline>
+        </w:drawing>
+      </w:r>
+    </w:p>
+    <w:p>
+      <w:pPr>
+        <w:jc w:val="both"/>
+        <w:rPr>
+          <w:rFonts w:ascii="Times New Roman" w:hAnsi="Times New Roman" w:cs="Times New Roman"/>
+          <w:sz w:val="28"/>
+          <w:szCs w:val="28"/>
+        </w:rPr>
+      </w:pPr>
+      <w:r>
+        <w:rPr>
+          <w:rFonts w:ascii="Times New Roman" w:hAnsi="Times New Roman" w:cs="Times New Roman"/>
+          <w:sz w:val="28"/>
+          <w:szCs w:val="28"/>
+        </w:rPr>
+        <w:t>/</w:t>
+      </w:r>
+      <w:r>
+        <w:rPr>
+          <w:rFonts w:ascii="Times New Roman" w:hAnsi="Times New Roman" w:cs="Times New Roman"/>
+          <w:sz w:val="28"/>
+          <w:szCs w:val="28"/>
+          <w:lang w:val="en-US"/>
+        </w:rPr>
+        <w:t>data</w:t>
+      </w:r>
+      <w:r>
+        <w:rPr>
+          <w:rFonts w:ascii="Times New Roman" w:hAnsi="Times New Roman" w:cs="Times New Roman"/>
+          <w:sz w:val="28"/>
+          <w:szCs w:val="28"/>
+        </w:rPr>
+        <w:t>/</w:t>
+      </w:r>
+      <w:r>
+        <w:rPr>
+          <w:rFonts w:ascii="Times New Roman" w:hAnsi="Times New Roman" w:cs="Times New Roman"/>
+          <w:sz w:val="28"/>
+          <w:szCs w:val="28"/>
+          <w:lang w:val="en-US"/>
+        </w:rPr>
+        <w:t>data</w:t>
+      </w:r>
+      <w:r>
+        <w:rPr>
+          <w:rFonts w:ascii="Times New Roman" w:hAnsi="Times New Roman" w:cs="Times New Roman"/>
+          <w:sz w:val="28"/>
+          <w:szCs w:val="28"/>
+        </w:rPr>
+        <w:t>/</w:t>
+      </w:r>
+      <w:proofErr w:type="spellStart"/>
+      <w:r>
+        <w:rPr>
+          <w:rFonts w:ascii="Times New Roman" w:hAnsi="Times New Roman" w:cs="Times New Roman"/>
+          <w:sz w:val="28"/>
+          <w:szCs w:val="28"/>
+          <w:lang w:val="en-US"/>
+        </w:rPr>
+        <w:t>ru</w:t>
+      </w:r>
+      <w:proofErr w:type="spellEnd"/>
+      <w:r>
+        <w:rPr>
+          <w:rFonts w:ascii="Times New Roman" w:hAnsi="Times New Roman" w:cs="Times New Roman"/>
+          <w:sz w:val="28"/>
+          <w:szCs w:val="28"/>
+        </w:rPr>
+        <w:t>.</w:t>
+      </w:r>
+      <w:proofErr w:type="spellStart"/>
+      <w:r>
+        <w:rPr>
+          <w:rFonts w:ascii="Times New Roman" w:hAnsi="Times New Roman" w:cs="Times New Roman"/>
+          <w:sz w:val="28"/>
+          <w:szCs w:val="28"/>
+          <w:lang w:val="en-US"/>
+        </w:rPr>
+        <w:t>netology</w:t>
+      </w:r>
+      <w:proofErr w:type="spellEnd"/>
+      <w:r>
+        <w:rPr>
+          <w:rFonts w:ascii="Times New Roman" w:hAnsi="Times New Roman" w:cs="Times New Roman"/>
+          <w:sz w:val="28"/>
+          <w:szCs w:val="28"/>
+        </w:rPr>
+        <w:t>.</w:t>
+      </w:r>
+      <w:proofErr w:type="spellStart"/>
+      <w:r>
+        <w:rPr>
+          <w:rFonts w:ascii="Times New Roman" w:hAnsi="Times New Roman" w:cs="Times New Roman"/>
+          <w:sz w:val="28"/>
+          <w:szCs w:val="28"/>
+          <w:lang w:val="en-US"/>
+        </w:rPr>
+        <w:t>bookdepository</w:t>
+      </w:r>
+      <w:proofErr w:type="spellEnd"/>
+      <w:r>
+        <w:rPr>
+          <w:rFonts w:ascii="Times New Roman" w:hAnsi="Times New Roman" w:cs="Times New Roman"/>
+          <w:sz w:val="28"/>
+          <w:szCs w:val="28"/>
+        </w:rPr>
+        <w:t>/</w:t>
+      </w:r>
+      <w:r>
+        <w:rPr>
+          <w:rFonts w:ascii="Times New Roman" w:hAnsi="Times New Roman" w:cs="Times New Roman"/>
+          <w:sz w:val="28"/>
+          <w:szCs w:val="28"/>
+          <w:lang w:val="en-US"/>
+        </w:rPr>
+        <w:t>databases</w:t>
+      </w:r>
+      <w:r>
+        <w:rPr>
+          <w:rFonts w:ascii="Times New Roman" w:hAnsi="Times New Roman" w:cs="Times New Roman"/>
+          <w:sz w:val="28"/>
+          <w:szCs w:val="28"/>
+        </w:rPr>
+        <w:t>/</w:t>
+      </w:r>
+      <w:proofErr w:type="spellStart"/>
+      <w:r>
+        <w:rPr>
+          <w:rFonts w:ascii="Times New Roman" w:hAnsi="Times New Roman" w:cs="Times New Roman"/>
+          <w:sz w:val="28"/>
+          <w:szCs w:val="28"/>
+          <w:lang w:val="en-US"/>
+        </w:rPr>
+        <w:t>bookBase</w:t>
+      </w:r>
+      <w:proofErr w:type="spellEnd"/>
+      <w:r>
+        <w:rPr>
+          <w:rFonts w:ascii="Times New Roman" w:hAnsi="Times New Roman" w:cs="Times New Roman"/>
+          <w:sz w:val="28"/>
+          <w:szCs w:val="28"/>
+        </w:rPr>
+        <w:t>.</w:t>
+      </w:r>
+      <w:proofErr w:type="spellStart"/>
+      <w:r>
+        <w:rPr>
+          <w:rFonts w:ascii="Times New Roman" w:hAnsi="Times New Roman" w:cs="Times New Roman"/>
+          <w:sz w:val="28"/>
+          <w:szCs w:val="28"/>
+          <w:lang w:val="en-US"/>
+        </w:rPr>
+        <w:t>db</w:t>
+      </w:r>
+      <w:proofErr w:type="spellEnd"/>
+      <w:r>
+        <w:rPr>
+          <w:rFonts w:ascii="Times New Roman" w:hAnsi="Times New Roman" w:cs="Times New Roman"/>
+          <w:sz w:val="28"/>
+          <w:szCs w:val="28"/>
+        </w:rPr>
+        <w:t xml:space="preserve"> – это расположение файла базы данных</w:t>
+      </w:r>
+    </w:p>
+    <w:p>
+      <w:pPr>
+        <w:rPr>
+          <w:rFonts w:ascii="Times New Roman" w:hAnsi="Times New Roman" w:cs="Times New Roman"/>
+          <w:b/>
+          <w:color w:val="000000" w:themeColor="text1"/>
+          <w:lang w:val="en-US"/>
+        </w:rPr>
+      </w:pPr>
+      <w:r>
+        <w:rPr>
+          <w:rFonts w:ascii="Times New Roman" w:hAnsi="Times New Roman" w:cs="Times New Roman"/>
+          <w:b/>
+          <w:noProof/>
+          <w:color w:val="000000" w:themeColor="text1"/>
+          <w:lang w:val="en-US"/>
+        </w:rPr>
+        <w:drawing>
+          <wp:inline distT="0" distB="0" distL="0" distR="0" wp14:anchorId="62E7CC3B" wp14:editId="7192EE3D">
+            <wp:extent cx="5715798" cy="733527"/>
+            <wp:effectExtent l="0" t="0" r="0" b="9525"/>
+            <wp:docPr id="33" name="Рисунок 33"/>
+            <wp:cNvGraphicFramePr>
+              <a:graphicFrameLocks xmlns:a="http://schemas.openxmlformats.org/drawingml/2006/main" noChangeAspect="1"/>
+            </wp:cNvGraphicFramePr>
+            <a:graphic xmlns:a="http://schemas.openxmlformats.org/drawingml/2006/main">
+              <a:graphicData uri="http://schemas.openxmlformats.org/drawingml/2006/picture">
+                <pic:pic xmlns:pic="http://schemas.openxmlformats.org/drawingml/2006/picture">
+                  <pic:nvPicPr>
+                    <pic:cNvPr id="1" name=""/>
+                    <pic:cNvPicPr/>
+                  </pic:nvPicPr>
+                  <pic:blipFill>
+                    <a:blip r:embed="rId56"/>
+                    <a:stretch>
+                      <a:fillRect/>
+                    </a:stretch>
+                  </pic:blipFill>
+                  <pic:spPr>
+                    <a:xfrm>
+                      <a:off x="0" y="0"/>
+                      <a:ext cx="5715798" cy="733527"/>
+                    </a:xfrm>
+                    <a:prstGeom prst="rect">
+                      <a:avLst/>
+                    </a:prstGeom>
+                  </pic:spPr>
+                </pic:pic>
+              </a:graphicData>
+            </a:graphic>
+          </wp:inline>
+        </w:drawing>
+      </w:r>
+    </w:p>
+    <w:p>
+      <w:pPr>
+        <w:suppressAutoHyphens w:val="0"/>
+        <w:rPr>
+          <w:rFonts w:ascii="Times New Roman" w:hAnsi="Times New Roman" w:cs="Times New Roman"/>
+          <w:b/>
+          <w:color w:val="000000" w:themeColor="text1"/>
+          <w:lang w:val="en-US"/>
+        </w:rPr>
+      </w:pPr>
+      <w:r>
+        <w:rPr>
+          <w:rFonts w:ascii="Times New Roman" w:hAnsi="Times New Roman" w:cs="Times New Roman"/>
+          <w:b/>
+          <w:color w:val="000000" w:themeColor="text1"/>
+          <w:lang w:val="en-US"/>
+        </w:rPr>
+        <w:br w:type="page"/>
+      </w:r>
+    </w:p>
+    <w:p>
+      <w:pPr>
+        <w:spacing w:after="0" w:line="360" w:lineRule="auto"/>
         <w:ind w:firstLine="709"/>
-        <w:rPr>
-          <w:rFonts w:ascii="Times New Roman" w:hAnsi="Times New Roman" w:cs="Times New Roman"/>
-          <w:b/>
-          <w:color w:val="000000" w:themeColor="text1"/>
-        </w:rPr>
-      </w:pPr>
+        <w:jc w:val="both"/>
+        <w:rPr>
+          <w:rFonts w:ascii="Times New Roman" w:hAnsi="Times New Roman" w:cs="Times New Roman"/>
+          <w:color w:val="000000" w:themeColor="text1"/>
+          <w:sz w:val="28"/>
+          <w:szCs w:val="28"/>
+        </w:rPr>
+      </w:pPr>
+      <w:r>
+        <w:rPr>
+          <w:rFonts w:ascii="Times New Roman" w:hAnsi="Times New Roman" w:cs="Times New Roman"/>
+          <w:color w:val="000000" w:themeColor="text1"/>
+          <w:sz w:val="28"/>
+          <w:szCs w:val="28"/>
+        </w:rPr>
+        <w:lastRenderedPageBreak/>
+        <w:t>Добавление книг в БД</w:t>
+      </w:r>
+    </w:p>
+    <w:p>
+      <w:pPr>
+        <w:rPr>
+          <w:rFonts w:ascii="Times New Roman" w:hAnsi="Times New Roman" w:cs="Times New Roman"/>
+          <w:color w:val="000000" w:themeColor="text1"/>
+          <w:sz w:val="28"/>
+          <w:szCs w:val="28"/>
+        </w:rPr>
+      </w:pPr>
+      <w:r>
+        <w:rPr>
+          <w:rFonts w:ascii="Times New Roman" w:hAnsi="Times New Roman" w:cs="Times New Roman"/>
+          <w:color w:val="000000" w:themeColor="text1"/>
+          <w:sz w:val="28"/>
+          <w:szCs w:val="28"/>
+        </w:rPr>
+        <w:drawing>
+          <wp:inline distT="0" distB="0" distL="0" distR="0" wp14:anchorId="23E0F56B" wp14:editId="2B804A9C">
+            <wp:extent cx="1846053" cy="3684519"/>
+            <wp:effectExtent l="0" t="0" r="1905" b="0"/>
+            <wp:docPr id="34" name="Рисунок 34"/>
+            <wp:cNvGraphicFramePr>
+              <a:graphicFrameLocks xmlns:a="http://schemas.openxmlformats.org/drawingml/2006/main" noChangeAspect="1"/>
+            </wp:cNvGraphicFramePr>
+            <a:graphic xmlns:a="http://schemas.openxmlformats.org/drawingml/2006/main">
+              <a:graphicData uri="http://schemas.openxmlformats.org/drawingml/2006/picture">
+                <pic:pic xmlns:pic="http://schemas.openxmlformats.org/drawingml/2006/picture">
+                  <pic:nvPicPr>
+                    <pic:cNvPr id="1" name=""/>
+                    <pic:cNvPicPr/>
+                  </pic:nvPicPr>
+                  <pic:blipFill>
+                    <a:blip r:embed="rId57"/>
+                    <a:stretch>
+                      <a:fillRect/>
+                    </a:stretch>
+                  </pic:blipFill>
+                  <pic:spPr>
+                    <a:xfrm>
+                      <a:off x="0" y="0"/>
+                      <a:ext cx="1867857" cy="3728037"/>
+                    </a:xfrm>
+                    <a:prstGeom prst="rect">
+                      <a:avLst/>
+                    </a:prstGeom>
+                  </pic:spPr>
+                </pic:pic>
+              </a:graphicData>
+            </a:graphic>
+          </wp:inline>
+        </w:drawing>
+      </w:r>
+      <w:r>
+        <w:rPr>
+          <w:rFonts w:ascii="Times New Roman" w:hAnsi="Times New Roman" w:cs="Times New Roman"/>
+          <w:color w:val="000000" w:themeColor="text1"/>
+          <w:sz w:val="28"/>
+          <w:szCs w:val="28"/>
+        </w:rPr>
+        <w:br/>
+      </w:r>
+      <w:r>
+        <w:rPr>
+          <w:rFonts w:ascii="Times New Roman" w:hAnsi="Times New Roman" w:cs="Times New Roman"/>
+          <w:color w:val="000000" w:themeColor="text1"/>
+          <w:sz w:val="28"/>
+          <w:szCs w:val="28"/>
+        </w:rPr>
+        <w:drawing>
+          <wp:inline distT="0" distB="0" distL="0" distR="0" wp14:anchorId="338DFE7B" wp14:editId="5214CDE6">
+            <wp:extent cx="1849867" cy="3545457"/>
+            <wp:effectExtent l="0" t="0" r="0" b="0"/>
+            <wp:docPr id="15" name="Рисунок 15"/>
+            <wp:cNvGraphicFramePr>
+              <a:graphicFrameLocks xmlns:a="http://schemas.openxmlformats.org/drawingml/2006/main" noChangeAspect="1"/>
+            </wp:cNvGraphicFramePr>
+            <a:graphic xmlns:a="http://schemas.openxmlformats.org/drawingml/2006/main">
+              <a:graphicData uri="http://schemas.openxmlformats.org/drawingml/2006/picture">
+                <pic:pic xmlns:pic="http://schemas.openxmlformats.org/drawingml/2006/picture">
+                  <pic:nvPicPr>
+                    <pic:cNvPr id="1" name=""/>
+                    <pic:cNvPicPr/>
+                  </pic:nvPicPr>
+                  <pic:blipFill>
+                    <a:blip r:embed="rId58"/>
+                    <a:stretch>
+                      <a:fillRect/>
+                    </a:stretch>
+                  </pic:blipFill>
+                  <pic:spPr>
+                    <a:xfrm>
+                      <a:off x="0" y="0"/>
+                      <a:ext cx="1857714" cy="3560497"/>
+                    </a:xfrm>
+                    <a:prstGeom prst="rect">
+                      <a:avLst/>
+                    </a:prstGeom>
+                  </pic:spPr>
+                </pic:pic>
+              </a:graphicData>
+            </a:graphic>
+          </wp:inline>
+        </w:drawing>
+      </w:r>
+    </w:p>
+    <w:p>
+      <w:pPr>
+        <w:suppressAutoHyphens w:val="0"/>
+        <w:rPr>
+          <w:rFonts w:ascii="Times New Roman" w:hAnsi="Times New Roman" w:cs="Times New Roman"/>
+          <w:color w:val="000000" w:themeColor="text1"/>
+          <w:sz w:val="28"/>
+          <w:szCs w:val="28"/>
+        </w:rPr>
+      </w:pPr>
+      <w:r>
+        <w:rPr>
+          <w:rFonts w:ascii="Times New Roman" w:hAnsi="Times New Roman" w:cs="Times New Roman"/>
+          <w:color w:val="000000" w:themeColor="text1"/>
+          <w:sz w:val="28"/>
+          <w:szCs w:val="28"/>
+        </w:rPr>
+        <w:br w:type="page"/>
+      </w:r>
+    </w:p>
+    <w:p>
+      <w:pPr>
+        <w:spacing w:after="0" w:line="360" w:lineRule="auto"/>
+        <w:ind w:firstLine="709"/>
+        <w:jc w:val="both"/>
+        <w:rPr>
+          <w:rFonts w:ascii="Times New Roman" w:hAnsi="Times New Roman" w:cs="Times New Roman"/>
+          <w:color w:val="000000" w:themeColor="text1"/>
+          <w:sz w:val="28"/>
+          <w:szCs w:val="28"/>
+        </w:rPr>
+      </w:pPr>
+      <w:r>
+        <w:rPr>
+          <w:rFonts w:ascii="Times New Roman" w:hAnsi="Times New Roman" w:cs="Times New Roman"/>
+          <w:color w:val="000000" w:themeColor="text1"/>
+          <w:sz w:val="28"/>
+          <w:szCs w:val="28"/>
+        </w:rPr>
+        <w:lastRenderedPageBreak/>
+        <w:t>Удаление книг из БД</w:t>
+      </w:r>
+    </w:p>
+    <w:p>
+      <w:pPr>
+        <w:rPr>
+          <w:rFonts w:ascii="Times New Roman" w:hAnsi="Times New Roman" w:cs="Times New Roman"/>
+          <w:color w:val="000000" w:themeColor="text1"/>
+          <w:sz w:val="28"/>
+          <w:szCs w:val="28"/>
+        </w:rPr>
+      </w:pPr>
+      <w:r>
+        <w:rPr>
+          <w:rFonts w:ascii="Times New Roman" w:hAnsi="Times New Roman" w:cs="Times New Roman"/>
+          <w:color w:val="000000" w:themeColor="text1"/>
+          <w:sz w:val="28"/>
+          <w:szCs w:val="28"/>
+        </w:rPr>
+        <w:drawing>
+          <wp:inline distT="0" distB="0" distL="0" distR="0" wp14:anchorId="1EA4731E" wp14:editId="7715E07F">
+            <wp:extent cx="1840766" cy="3648974"/>
+            <wp:effectExtent l="0" t="0" r="7620" b="0"/>
+            <wp:docPr id="22" name="Рисунок 22"/>
+            <wp:cNvGraphicFramePr>
+              <a:graphicFrameLocks xmlns:a="http://schemas.openxmlformats.org/drawingml/2006/main" noChangeAspect="1"/>
+            </wp:cNvGraphicFramePr>
+            <a:graphic xmlns:a="http://schemas.openxmlformats.org/drawingml/2006/main">
+              <a:graphicData uri="http://schemas.openxmlformats.org/drawingml/2006/picture">
+                <pic:pic xmlns:pic="http://schemas.openxmlformats.org/drawingml/2006/picture">
+                  <pic:nvPicPr>
+                    <pic:cNvPr id="1" name=""/>
+                    <pic:cNvPicPr/>
+                  </pic:nvPicPr>
+                  <pic:blipFill>
+                    <a:blip r:embed="rId59"/>
+                    <a:stretch>
+                      <a:fillRect/>
+                    </a:stretch>
+                  </pic:blipFill>
+                  <pic:spPr>
+                    <a:xfrm>
+                      <a:off x="0" y="0"/>
+                      <a:ext cx="1854174" cy="3675553"/>
+                    </a:xfrm>
+                    <a:prstGeom prst="rect">
+                      <a:avLst/>
+                    </a:prstGeom>
+                  </pic:spPr>
+                </pic:pic>
+              </a:graphicData>
+            </a:graphic>
+          </wp:inline>
+        </w:drawing>
+      </w:r>
+    </w:p>
+    <w:p>
+      <w:pPr>
+        <w:spacing w:after="0" w:line="360" w:lineRule="auto"/>
+        <w:ind w:firstLine="709"/>
+        <w:jc w:val="both"/>
+        <w:rPr>
+          <w:rFonts w:ascii="Times New Roman" w:hAnsi="Times New Roman" w:cs="Times New Roman"/>
+          <w:color w:val="000000" w:themeColor="text1"/>
+          <w:sz w:val="28"/>
+          <w:szCs w:val="28"/>
+        </w:rPr>
+      </w:pPr>
+      <w:bookmarkStart w:id="14" w:name="_GoBack"/>
+      <w:r>
+        <w:rPr>
+          <w:rFonts w:ascii="Times New Roman" w:hAnsi="Times New Roman" w:cs="Times New Roman"/>
+          <w:color w:val="000000" w:themeColor="text1"/>
+          <w:sz w:val="28"/>
+          <w:szCs w:val="28"/>
+        </w:rPr>
+        <w:t>Осталась одна книга</w:t>
+      </w:r>
+    </w:p>
+    <w:bookmarkEnd w:id="14"/>
+    <w:p>
+      <w:pPr>
+        <w:rPr>
+          <w:rFonts w:ascii="Times New Roman" w:hAnsi="Times New Roman" w:cs="Times New Roman"/>
+          <w:color w:val="000000" w:themeColor="text1"/>
+          <w:sz w:val="28"/>
+          <w:szCs w:val="28"/>
+        </w:rPr>
+      </w:pPr>
+      <w:r>
+        <w:rPr>
+          <w:rFonts w:ascii="Times New Roman" w:hAnsi="Times New Roman" w:cs="Times New Roman"/>
+          <w:color w:val="000000" w:themeColor="text1"/>
+          <w:sz w:val="28"/>
+          <w:szCs w:val="28"/>
+        </w:rPr>
+        <w:drawing>
+          <wp:inline distT="0" distB="0" distL="0" distR="0" wp14:anchorId="1F8B53B8" wp14:editId="2DDA18BB">
+            <wp:extent cx="1723270" cy="3416061"/>
+            <wp:effectExtent l="0" t="0" r="0" b="0"/>
+            <wp:docPr id="24" name="Рисунок 24"/>
+            <wp:cNvGraphicFramePr>
+              <a:graphicFrameLocks xmlns:a="http://schemas.openxmlformats.org/drawingml/2006/main" noChangeAspect="1"/>
+            </wp:cNvGraphicFramePr>
+            <a:graphic xmlns:a="http://schemas.openxmlformats.org/drawingml/2006/main">
+              <a:graphicData uri="http://schemas.openxmlformats.org/drawingml/2006/picture">
+                <pic:pic xmlns:pic="http://schemas.openxmlformats.org/drawingml/2006/picture">
+                  <pic:nvPicPr>
+                    <pic:cNvPr id="1" name=""/>
+                    <pic:cNvPicPr/>
+                  </pic:nvPicPr>
+                  <pic:blipFill>
+                    <a:blip r:embed="rId60"/>
+                    <a:stretch>
+                      <a:fillRect/>
+                    </a:stretch>
+                  </pic:blipFill>
+                  <pic:spPr>
+                    <a:xfrm>
+                      <a:off x="0" y="0"/>
+                      <a:ext cx="1731120" cy="3431623"/>
+                    </a:xfrm>
+                    <a:prstGeom prst="rect">
+                      <a:avLst/>
+                    </a:prstGeom>
+                  </pic:spPr>
+                </pic:pic>
+              </a:graphicData>
+            </a:graphic>
+          </wp:inline>
+        </w:drawing>
+      </w:r>
     </w:p>
     <w:p>
       <w:pPr>
@@ -8065,7 +8840,7 @@
       </w:pPr>
     </w:p>
     <w:sectPr>
-      <w:footerReference w:type="default" r:id="rId53"/>
+      <w:footerReference w:type="default" r:id="rId61"/>
       <w:pgSz w:w="11906" w:h="16838"/>
       <w:pgMar w:top="1134" w:right="850" w:bottom="1134" w:left="1701" w:header="708" w:footer="708" w:gutter="0"/>
       <w:cols w:space="708"/>
@@ -10116,7 +10891,7 @@
 </file>
 
 <file path=customXml/itemProps1.xml><?xml version="1.0" encoding="utf-8"?>
-<ds:datastoreItem xmlns:ds="http://schemas.openxmlformats.org/officeDocument/2006/customXml" ds:itemID="{2361A82E-E42D-42F9-A22C-B7ADD9BAA132}">
+<ds:datastoreItem xmlns:ds="http://schemas.openxmlformats.org/officeDocument/2006/customXml" ds:itemID="{C1444962-81A3-4A99-A2A3-2AD75AF01E91}">
   <ds:schemaRefs>
     <ds:schemaRef ds:uri="http://schemas.openxmlformats.org/officeDocument/2006/bibliography"/>
   </ds:schemaRefs>

--- a/Отчёт по УП 05.01 Слизов.docx
+++ b/Отчёт по УП 05.01 Слизов.docx
@@ -6190,7 +6190,7 @@
               </wp:anchor>
             </w:drawing>
           </mc:Choice>
-          <mc:Fallback xmlns:w16sdtfl="http://schemas.microsoft.com/office/word/2024/wordml/sdtformatlock" xmlns:w16sdtdh="http://schemas.microsoft.com/office/word/2020/wordml/sdtdatahash" xmlns:w16du="http://schemas.microsoft.com/office/word/2023/wordml/word16du" xmlns:w16="http://schemas.microsoft.com/office/word/2018/wordml" xmlns:w16cex="http://schemas.microsoft.com/office/word/2018/wordml/cex" xmlns:oel="http://schemas.microsoft.com/office/2019/extlst">
+          <mc:Fallback xmlns:oel="http://schemas.microsoft.com/office/2019/extlst" xmlns:w16cex="http://schemas.microsoft.com/office/word/2018/wordml/cex" xmlns:w16="http://schemas.microsoft.com/office/word/2018/wordml" xmlns:w16du="http://schemas.microsoft.com/office/word/2023/wordml/word16du" xmlns:w16sdtdh="http://schemas.microsoft.com/office/word/2020/wordml/sdtdatahash" xmlns:w16sdtfl="http://schemas.microsoft.com/office/word/2024/wordml/sdtformatlock">
             <w:pict>
               <v:shapetype w14:anchorId="459C222C" id="_x0000_t13" coordsize="21600,21600" o:spt="13" adj="16200,5400" path="m@0,l@0@1,0@1,0@2@0@2@0,21600,21600,10800xe">
                 <v:stroke joinstyle="miter"/>
@@ -6277,7 +6277,7 @@
               </wp:anchor>
             </w:drawing>
           </mc:Choice>
-          <mc:Fallback xmlns:w16sdtfl="http://schemas.microsoft.com/office/word/2024/wordml/sdtformatlock" xmlns:w16sdtdh="http://schemas.microsoft.com/office/word/2020/wordml/sdtdatahash" xmlns:w16du="http://schemas.microsoft.com/office/word/2023/wordml/word16du" xmlns:w16="http://schemas.microsoft.com/office/word/2018/wordml" xmlns:w16cex="http://schemas.microsoft.com/office/word/2018/wordml/cex" xmlns:oel="http://schemas.microsoft.com/office/2019/extlst">
+          <mc:Fallback xmlns:oel="http://schemas.microsoft.com/office/2019/extlst" xmlns:w16cex="http://schemas.microsoft.com/office/word/2018/wordml/cex" xmlns:w16="http://schemas.microsoft.com/office/word/2018/wordml" xmlns:w16du="http://schemas.microsoft.com/office/word/2023/wordml/word16du" xmlns:w16sdtdh="http://schemas.microsoft.com/office/word/2020/wordml/sdtdatahash" xmlns:w16sdtfl="http://schemas.microsoft.com/office/word/2024/wordml/sdtformatlock">
             <w:pict>
               <v:shape w14:anchorId="510B57E2" id="Стрелка: вправо 17" o:spid="_x0000_s1026" type="#_x0000_t13" style="position:absolute;margin-left:249.7pt;margin-top:103.6pt;width:90.45pt;height:36.3pt;z-index:251659264;visibility:visible;mso-wrap-style:square;mso-wrap-distance-left:9pt;mso-wrap-distance-top:0;mso-wrap-distance-right:9pt;mso-wrap-distance-bottom:0;mso-position-horizontal:absolute;mso-position-horizontal-relative:text;mso-position-vertical:absolute;mso-position-vertical-relative:text;v-text-anchor:middle" o:gfxdata="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" adj="17266" fillcolor="#a5a5a5 [3206]" strokecolor="#525252 [1606]" strokeweight="1pt"/>
             </w:pict>
@@ -6826,7 +6826,7 @@
               </wp:anchor>
             </w:drawing>
           </mc:Choice>
-          <mc:Fallback xmlns:w16sdtfl="http://schemas.microsoft.com/office/word/2024/wordml/sdtformatlock" xmlns:w16sdtdh="http://schemas.microsoft.com/office/word/2020/wordml/sdtdatahash" xmlns:w16du="http://schemas.microsoft.com/office/word/2023/wordml/word16du" xmlns:w16="http://schemas.microsoft.com/office/word/2018/wordml" xmlns:w16cex="http://schemas.microsoft.com/office/word/2018/wordml/cex" xmlns:oel="http://schemas.microsoft.com/office/2019/extlst">
+          <mc:Fallback xmlns:oel="http://schemas.microsoft.com/office/2019/extlst" xmlns:w16cex="http://schemas.microsoft.com/office/word/2018/wordml/cex" xmlns:w16="http://schemas.microsoft.com/office/word/2018/wordml" xmlns:w16du="http://schemas.microsoft.com/office/word/2023/wordml/word16du" xmlns:w16sdtdh="http://schemas.microsoft.com/office/word/2020/wordml/sdtdatahash" xmlns:w16sdtfl="http://schemas.microsoft.com/office/word/2024/wordml/sdtformatlock">
             <w:pict>
               <v:shapetype w14:anchorId="69085064" id="_x0000_t32" coordsize="21600,21600" o:spt="32" o:oned="t" path="m,l21600,21600e" filled="f">
                 <v:path arrowok="t" fillok="f" o:connecttype="none"/>
@@ -6905,7 +6905,7 @@
               </wp:anchor>
             </w:drawing>
           </mc:Choice>
-          <mc:Fallback xmlns:w16sdtfl="http://schemas.microsoft.com/office/word/2024/wordml/sdtformatlock" xmlns:w16sdtdh="http://schemas.microsoft.com/office/word/2020/wordml/sdtdatahash" xmlns:w16du="http://schemas.microsoft.com/office/word/2023/wordml/word16du" xmlns:w16="http://schemas.microsoft.com/office/word/2018/wordml" xmlns:w16cex="http://schemas.microsoft.com/office/word/2018/wordml/cex" xmlns:oel="http://schemas.microsoft.com/office/2019/extlst">
+          <mc:Fallback xmlns:oel="http://schemas.microsoft.com/office/2019/extlst" xmlns:w16cex="http://schemas.microsoft.com/office/word/2018/wordml/cex" xmlns:w16="http://schemas.microsoft.com/office/word/2018/wordml" xmlns:w16du="http://schemas.microsoft.com/office/word/2023/wordml/word16du" xmlns:w16sdtdh="http://schemas.microsoft.com/office/word/2020/wordml/sdtdatahash" xmlns:w16sdtfl="http://schemas.microsoft.com/office/word/2024/wordml/sdtformatlock">
             <w:pict>
               <v:shape w14:anchorId="073122D3" id="Прямая со стрелкой 23" o:spid="_x0000_s1026" type="#_x0000_t32" style="position:absolute;margin-left:43.6pt;margin-top:65.85pt;width:141.25pt;height:309.75pt;flip:y;z-index:251662336;visibility:visible;mso-wrap-style:square;mso-width-percent:0;mso-height-percent:0;mso-wrap-distance-left:9pt;mso-wrap-distance-top:0;mso-wrap-distance-right:9pt;mso-wrap-distance-bottom:0;mso-position-horizontal:absolute;mso-position-horizontal-relative:text;mso-position-vertical:absolute;mso-position-vertical-relative:text;mso-width-percent:0;mso-height-percent:0;mso-width-relative:margin;mso-height-relative:margin" o:gfxdata="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" strokecolor="#ed7d31 [3205]" strokeweight=".5pt">
                 <v:stroke endarrow="block" joinstyle="miter"/>
@@ -7859,6 +7859,7 @@
       <w:r>
         <w:rPr>
           <w:rFonts w:ascii="Times New Roman" w:eastAsia="Calibri" w:hAnsi="Times New Roman" w:cs="Times New Roman"/>
+          <w:noProof/>
           <w:color w:val="000000" w:themeColor="text1"/>
           <w:sz w:val="28"/>
           <w:szCs w:val="28"/>
@@ -7953,744 +7954,6 @@
     </w:p>
     <w:p>
       <w:pPr>
-        <w:spacing w:after="0" w:line="360" w:lineRule="auto"/>
-        <w:ind w:firstLine="709"/>
-        <w:jc w:val="both"/>
-        <w:rPr>
-          <w:rFonts w:ascii="Times New Roman" w:hAnsi="Times New Roman" w:cs="Times New Roman"/>
-          <w:sz w:val="28"/>
-          <w:szCs w:val="28"/>
-        </w:rPr>
-      </w:pPr>
-      <w:r>
-        <w:rPr>
-          <w:rFonts w:ascii="Times New Roman" w:hAnsi="Times New Roman" w:cs="Times New Roman"/>
-          <w:sz w:val="28"/>
-          <w:szCs w:val="28"/>
-        </w:rPr>
-        <w:t xml:space="preserve">Здесь реализовано взаимодействие приложения с БД - </w:t>
-      </w:r>
-      <w:r>
-        <w:rPr>
-          <w:rFonts w:ascii="Times New Roman" w:hAnsi="Times New Roman" w:cs="Times New Roman"/>
-          <w:sz w:val="28"/>
-          <w:szCs w:val="28"/>
-          <w:lang w:val="en-US"/>
-        </w:rPr>
-        <w:t>SQLite</w:t>
-      </w:r>
-      <w:r>
-        <w:rPr>
-          <w:rFonts w:ascii="Times New Roman" w:hAnsi="Times New Roman" w:cs="Times New Roman"/>
-          <w:sz w:val="28"/>
-          <w:szCs w:val="28"/>
-        </w:rPr>
-        <w:t xml:space="preserve">. В </w:t>
-      </w:r>
-      <w:proofErr w:type="spellStart"/>
-      <w:r>
-        <w:rPr>
-          <w:rFonts w:ascii="Times New Roman" w:hAnsi="Times New Roman" w:cs="Times New Roman"/>
-          <w:sz w:val="28"/>
-          <w:szCs w:val="28"/>
-          <w:lang w:val="en-US"/>
-        </w:rPr>
-        <w:t>BookDepository</w:t>
-      </w:r>
-      <w:proofErr w:type="spellEnd"/>
-      <w:r>
-        <w:rPr>
-          <w:rFonts w:ascii="Times New Roman" w:hAnsi="Times New Roman" w:cs="Times New Roman"/>
-          <w:sz w:val="28"/>
-          <w:szCs w:val="28"/>
-        </w:rPr>
-        <w:t xml:space="preserve"> хранится список книг, поэтому следует здесь определяется одна таблица с именем </w:t>
-      </w:r>
-      <w:r>
-        <w:rPr>
-          <w:rFonts w:ascii="Times New Roman" w:hAnsi="Times New Roman" w:cs="Times New Roman"/>
-          <w:sz w:val="28"/>
-          <w:szCs w:val="28"/>
-          <w:lang w:val="en-US"/>
-        </w:rPr>
-        <w:t>books</w:t>
-      </w:r>
-      <w:r>
-        <w:rPr>
-          <w:rFonts w:ascii="Times New Roman" w:hAnsi="Times New Roman" w:cs="Times New Roman"/>
-          <w:sz w:val="28"/>
-          <w:szCs w:val="28"/>
-        </w:rPr>
-        <w:t>.</w:t>
-      </w:r>
-    </w:p>
-    <w:p>
-      <w:r>
-        <w:rPr>
-          <w:noProof/>
-        </w:rPr>
-        <w:drawing>
-          <wp:inline distT="0" distB="0" distL="0" distR="0" wp14:anchorId="32496691" wp14:editId="44F091BB">
-            <wp:extent cx="1886213" cy="2934109"/>
-            <wp:effectExtent l="0" t="0" r="0" b="0"/>
-            <wp:docPr id="457262512" name="Рисунок 1"/>
-            <wp:cNvGraphicFramePr>
-              <a:graphicFrameLocks xmlns:a="http://schemas.openxmlformats.org/drawingml/2006/main" noChangeAspect="1"/>
-            </wp:cNvGraphicFramePr>
-            <a:graphic xmlns:a="http://schemas.openxmlformats.org/drawingml/2006/main">
-              <a:graphicData uri="http://schemas.openxmlformats.org/drawingml/2006/picture">
-                <pic:pic xmlns:pic="http://schemas.openxmlformats.org/drawingml/2006/picture">
-                  <pic:nvPicPr>
-                    <pic:cNvPr id="457262512" name=""/>
-                    <pic:cNvPicPr/>
-                  </pic:nvPicPr>
-                  <pic:blipFill>
-                    <a:blip r:embed="rId54"/>
-                    <a:stretch>
-                      <a:fillRect/>
-                    </a:stretch>
-                  </pic:blipFill>
-                  <pic:spPr>
-                    <a:xfrm>
-                      <a:off x="0" y="0"/>
-                      <a:ext cx="1886213" cy="2934109"/>
-                    </a:xfrm>
-                    <a:prstGeom prst="rect">
-                      <a:avLst/>
-                    </a:prstGeom>
-                  </pic:spPr>
-                </pic:pic>
-              </a:graphicData>
-            </a:graphic>
-          </wp:inline>
-        </w:drawing>
-      </w:r>
-    </w:p>
-    <w:p>
-      <w:pPr>
-        <w:spacing w:after="0" w:line="360" w:lineRule="auto"/>
-        <w:ind w:firstLine="709"/>
-        <w:jc w:val="both"/>
-        <w:rPr>
-          <w:rFonts w:ascii="Times New Roman" w:hAnsi="Times New Roman" w:cs="Times New Roman"/>
-          <w:sz w:val="28"/>
-          <w:szCs w:val="28"/>
-          <w:lang w:val="en-US"/>
-        </w:rPr>
-      </w:pPr>
-      <w:r>
-        <w:rPr>
-          <w:rFonts w:ascii="Times New Roman" w:hAnsi="Times New Roman" w:cs="Times New Roman"/>
-          <w:sz w:val="28"/>
-          <w:szCs w:val="28"/>
-          <w:lang w:val="en-US"/>
-        </w:rPr>
-        <w:t xml:space="preserve">Tools &gt; </w:t>
-      </w:r>
-      <w:proofErr w:type="spellStart"/>
-      <w:r>
-        <w:rPr>
-          <w:rFonts w:ascii="Times New Roman" w:hAnsi="Times New Roman" w:cs="Times New Roman"/>
-          <w:sz w:val="28"/>
-          <w:szCs w:val="28"/>
-          <w:lang w:val="en-US"/>
-        </w:rPr>
-        <w:t>DeviceManager</w:t>
-      </w:r>
-      <w:proofErr w:type="spellEnd"/>
-      <w:r>
-        <w:rPr>
-          <w:rFonts w:ascii="Times New Roman" w:hAnsi="Times New Roman" w:cs="Times New Roman"/>
-          <w:sz w:val="28"/>
-          <w:szCs w:val="28"/>
-          <w:lang w:val="en-US"/>
-        </w:rPr>
-        <w:t xml:space="preserve"> &gt; Open in Device Explorer </w:t>
-      </w:r>
-    </w:p>
-    <w:p>
-      <w:r>
-        <w:rPr>
-          <w:noProof/>
-        </w:rPr>
-        <w:drawing>
-          <wp:inline distT="0" distB="0" distL="0" distR="0" wp14:anchorId="49A6C3F8" wp14:editId="00F74D81">
-            <wp:extent cx="1638300" cy="1896300"/>
-            <wp:effectExtent l="0" t="0" r="0" b="8890"/>
-            <wp:docPr id="313009374" name="Рисунок 1"/>
-            <wp:cNvGraphicFramePr>
-              <a:graphicFrameLocks xmlns:a="http://schemas.openxmlformats.org/drawingml/2006/main" noChangeAspect="1"/>
-            </wp:cNvGraphicFramePr>
-            <a:graphic xmlns:a="http://schemas.openxmlformats.org/drawingml/2006/main">
-              <a:graphicData uri="http://schemas.openxmlformats.org/drawingml/2006/picture">
-                <pic:pic xmlns:pic="http://schemas.openxmlformats.org/drawingml/2006/picture">
-                  <pic:nvPicPr>
-                    <pic:cNvPr id="313009374" name=""/>
-                    <pic:cNvPicPr/>
-                  </pic:nvPicPr>
-                  <pic:blipFill>
-                    <a:blip r:embed="rId55"/>
-                    <a:stretch>
-                      <a:fillRect/>
-                    </a:stretch>
-                  </pic:blipFill>
-                  <pic:spPr>
-                    <a:xfrm>
-                      <a:off x="0" y="0"/>
-                      <a:ext cx="1645094" cy="1904164"/>
-                    </a:xfrm>
-                    <a:prstGeom prst="rect">
-                      <a:avLst/>
-                    </a:prstGeom>
-                  </pic:spPr>
-                </pic:pic>
-              </a:graphicData>
-            </a:graphic>
-          </wp:inline>
-        </w:drawing>
-      </w:r>
-    </w:p>
-    <w:p>
-      <w:pPr>
-        <w:jc w:val="both"/>
-        <w:rPr>
-          <w:rFonts w:ascii="Times New Roman" w:hAnsi="Times New Roman" w:cs="Times New Roman"/>
-          <w:sz w:val="28"/>
-          <w:szCs w:val="28"/>
-        </w:rPr>
-      </w:pPr>
-      <w:r>
-        <w:rPr>
-          <w:rFonts w:ascii="Times New Roman" w:hAnsi="Times New Roman" w:cs="Times New Roman"/>
-          <w:sz w:val="28"/>
-          <w:szCs w:val="28"/>
-        </w:rPr>
-        <w:t>/</w:t>
-      </w:r>
-      <w:r>
-        <w:rPr>
-          <w:rFonts w:ascii="Times New Roman" w:hAnsi="Times New Roman" w:cs="Times New Roman"/>
-          <w:sz w:val="28"/>
-          <w:szCs w:val="28"/>
-          <w:lang w:val="en-US"/>
-        </w:rPr>
-        <w:t>data</w:t>
-      </w:r>
-      <w:r>
-        <w:rPr>
-          <w:rFonts w:ascii="Times New Roman" w:hAnsi="Times New Roman" w:cs="Times New Roman"/>
-          <w:sz w:val="28"/>
-          <w:szCs w:val="28"/>
-        </w:rPr>
-        <w:t>/</w:t>
-      </w:r>
-      <w:r>
-        <w:rPr>
-          <w:rFonts w:ascii="Times New Roman" w:hAnsi="Times New Roman" w:cs="Times New Roman"/>
-          <w:sz w:val="28"/>
-          <w:szCs w:val="28"/>
-          <w:lang w:val="en-US"/>
-        </w:rPr>
-        <w:t>data</w:t>
-      </w:r>
-      <w:r>
-        <w:rPr>
-          <w:rFonts w:ascii="Times New Roman" w:hAnsi="Times New Roman" w:cs="Times New Roman"/>
-          <w:sz w:val="28"/>
-          <w:szCs w:val="28"/>
-        </w:rPr>
-        <w:t>/</w:t>
-      </w:r>
-      <w:proofErr w:type="spellStart"/>
-      <w:r>
-        <w:rPr>
-          <w:rFonts w:ascii="Times New Roman" w:hAnsi="Times New Roman" w:cs="Times New Roman"/>
-          <w:sz w:val="28"/>
-          <w:szCs w:val="28"/>
-          <w:lang w:val="en-US"/>
-        </w:rPr>
-        <w:t>ru</w:t>
-      </w:r>
-      <w:proofErr w:type="spellEnd"/>
-      <w:r>
-        <w:rPr>
-          <w:rFonts w:ascii="Times New Roman" w:hAnsi="Times New Roman" w:cs="Times New Roman"/>
-          <w:sz w:val="28"/>
-          <w:szCs w:val="28"/>
-        </w:rPr>
-        <w:t>.</w:t>
-      </w:r>
-      <w:proofErr w:type="spellStart"/>
-      <w:r>
-        <w:rPr>
-          <w:rFonts w:ascii="Times New Roman" w:hAnsi="Times New Roman" w:cs="Times New Roman"/>
-          <w:sz w:val="28"/>
-          <w:szCs w:val="28"/>
-          <w:lang w:val="en-US"/>
-        </w:rPr>
-        <w:t>netology</w:t>
-      </w:r>
-      <w:proofErr w:type="spellEnd"/>
-      <w:r>
-        <w:rPr>
-          <w:rFonts w:ascii="Times New Roman" w:hAnsi="Times New Roman" w:cs="Times New Roman"/>
-          <w:sz w:val="28"/>
-          <w:szCs w:val="28"/>
-        </w:rPr>
-        <w:t>.</w:t>
-      </w:r>
-      <w:proofErr w:type="spellStart"/>
-      <w:r>
-        <w:rPr>
-          <w:rFonts w:ascii="Times New Roman" w:hAnsi="Times New Roman" w:cs="Times New Roman"/>
-          <w:sz w:val="28"/>
-          <w:szCs w:val="28"/>
-          <w:lang w:val="en-US"/>
-        </w:rPr>
-        <w:t>bookdepository</w:t>
-      </w:r>
-      <w:proofErr w:type="spellEnd"/>
-      <w:r>
-        <w:rPr>
-          <w:rFonts w:ascii="Times New Roman" w:hAnsi="Times New Roman" w:cs="Times New Roman"/>
-          <w:sz w:val="28"/>
-          <w:szCs w:val="28"/>
-        </w:rPr>
-        <w:t>/</w:t>
-      </w:r>
-      <w:r>
-        <w:rPr>
-          <w:rFonts w:ascii="Times New Roman" w:hAnsi="Times New Roman" w:cs="Times New Roman"/>
-          <w:sz w:val="28"/>
-          <w:szCs w:val="28"/>
-          <w:lang w:val="en-US"/>
-        </w:rPr>
-        <w:t>databases</w:t>
-      </w:r>
-      <w:r>
-        <w:rPr>
-          <w:rFonts w:ascii="Times New Roman" w:hAnsi="Times New Roman" w:cs="Times New Roman"/>
-          <w:sz w:val="28"/>
-          <w:szCs w:val="28"/>
-        </w:rPr>
-        <w:t>/</w:t>
-      </w:r>
-      <w:proofErr w:type="spellStart"/>
-      <w:r>
-        <w:rPr>
-          <w:rFonts w:ascii="Times New Roman" w:hAnsi="Times New Roman" w:cs="Times New Roman"/>
-          <w:sz w:val="28"/>
-          <w:szCs w:val="28"/>
-          <w:lang w:val="en-US"/>
-        </w:rPr>
-        <w:t>bookBase</w:t>
-      </w:r>
-      <w:proofErr w:type="spellEnd"/>
-      <w:r>
-        <w:rPr>
-          <w:rFonts w:ascii="Times New Roman" w:hAnsi="Times New Roman" w:cs="Times New Roman"/>
-          <w:sz w:val="28"/>
-          <w:szCs w:val="28"/>
-        </w:rPr>
-        <w:t>.</w:t>
-      </w:r>
-      <w:proofErr w:type="spellStart"/>
-      <w:r>
-        <w:rPr>
-          <w:rFonts w:ascii="Times New Roman" w:hAnsi="Times New Roman" w:cs="Times New Roman"/>
-          <w:sz w:val="28"/>
-          <w:szCs w:val="28"/>
-          <w:lang w:val="en-US"/>
-        </w:rPr>
-        <w:t>db</w:t>
-      </w:r>
-      <w:proofErr w:type="spellEnd"/>
-      <w:r>
-        <w:rPr>
-          <w:rFonts w:ascii="Times New Roman" w:hAnsi="Times New Roman" w:cs="Times New Roman"/>
-          <w:sz w:val="28"/>
-          <w:szCs w:val="28"/>
-        </w:rPr>
-        <w:t xml:space="preserve"> – это расположение файла базы данных</w:t>
-      </w:r>
-    </w:p>
-    <w:p>
-      <w:pPr>
-        <w:rPr>
-          <w:rFonts w:ascii="Times New Roman" w:hAnsi="Times New Roman" w:cs="Times New Roman"/>
-          <w:b/>
-          <w:color w:val="000000" w:themeColor="text1"/>
-          <w:lang w:val="en-US"/>
-        </w:rPr>
-      </w:pPr>
-      <w:r>
-        <w:rPr>
-          <w:rFonts w:ascii="Times New Roman" w:hAnsi="Times New Roman" w:cs="Times New Roman"/>
-          <w:b/>
-          <w:noProof/>
-          <w:color w:val="000000" w:themeColor="text1"/>
-          <w:lang w:val="en-US"/>
-        </w:rPr>
-        <w:drawing>
-          <wp:inline distT="0" distB="0" distL="0" distR="0" wp14:anchorId="62E7CC3B" wp14:editId="7192EE3D">
-            <wp:extent cx="5715798" cy="733527"/>
-            <wp:effectExtent l="0" t="0" r="0" b="9525"/>
-            <wp:docPr id="33" name="Рисунок 33"/>
-            <wp:cNvGraphicFramePr>
-              <a:graphicFrameLocks xmlns:a="http://schemas.openxmlformats.org/drawingml/2006/main" noChangeAspect="1"/>
-            </wp:cNvGraphicFramePr>
-            <a:graphic xmlns:a="http://schemas.openxmlformats.org/drawingml/2006/main">
-              <a:graphicData uri="http://schemas.openxmlformats.org/drawingml/2006/picture">
-                <pic:pic xmlns:pic="http://schemas.openxmlformats.org/drawingml/2006/picture">
-                  <pic:nvPicPr>
-                    <pic:cNvPr id="1" name=""/>
-                    <pic:cNvPicPr/>
-                  </pic:nvPicPr>
-                  <pic:blipFill>
-                    <a:blip r:embed="rId56"/>
-                    <a:stretch>
-                      <a:fillRect/>
-                    </a:stretch>
-                  </pic:blipFill>
-                  <pic:spPr>
-                    <a:xfrm>
-                      <a:off x="0" y="0"/>
-                      <a:ext cx="5715798" cy="733527"/>
-                    </a:xfrm>
-                    <a:prstGeom prst="rect">
-                      <a:avLst/>
-                    </a:prstGeom>
-                  </pic:spPr>
-                </pic:pic>
-              </a:graphicData>
-            </a:graphic>
-          </wp:inline>
-        </w:drawing>
-      </w:r>
-    </w:p>
-    <w:p>
-      <w:pPr>
-        <w:suppressAutoHyphens w:val="0"/>
-        <w:rPr>
-          <w:rFonts w:ascii="Times New Roman" w:hAnsi="Times New Roman" w:cs="Times New Roman"/>
-          <w:b/>
-          <w:color w:val="000000" w:themeColor="text1"/>
-          <w:lang w:val="en-US"/>
-        </w:rPr>
-      </w:pPr>
-      <w:r>
-        <w:rPr>
-          <w:rFonts w:ascii="Times New Roman" w:hAnsi="Times New Roman" w:cs="Times New Roman"/>
-          <w:b/>
-          <w:color w:val="000000" w:themeColor="text1"/>
-          <w:lang w:val="en-US"/>
-        </w:rPr>
-        <w:br w:type="page"/>
-      </w:r>
-    </w:p>
-    <w:p>
-      <w:pPr>
-        <w:spacing w:after="0" w:line="360" w:lineRule="auto"/>
-        <w:ind w:firstLine="709"/>
-        <w:jc w:val="both"/>
-        <w:rPr>
-          <w:rFonts w:ascii="Times New Roman" w:hAnsi="Times New Roman" w:cs="Times New Roman"/>
-          <w:color w:val="000000" w:themeColor="text1"/>
-          <w:sz w:val="28"/>
-          <w:szCs w:val="28"/>
-        </w:rPr>
-      </w:pPr>
-      <w:r>
-        <w:rPr>
-          <w:rFonts w:ascii="Times New Roman" w:hAnsi="Times New Roman" w:cs="Times New Roman"/>
-          <w:color w:val="000000" w:themeColor="text1"/>
-          <w:sz w:val="28"/>
-          <w:szCs w:val="28"/>
-        </w:rPr>
-        <w:lastRenderedPageBreak/>
-        <w:t>Добавление книг в БД</w:t>
-      </w:r>
-    </w:p>
-    <w:p>
-      <w:pPr>
-        <w:rPr>
-          <w:rFonts w:ascii="Times New Roman" w:hAnsi="Times New Roman" w:cs="Times New Roman"/>
-          <w:color w:val="000000" w:themeColor="text1"/>
-          <w:sz w:val="28"/>
-          <w:szCs w:val="28"/>
-        </w:rPr>
-      </w:pPr>
-      <w:r>
-        <w:rPr>
-          <w:rFonts w:ascii="Times New Roman" w:hAnsi="Times New Roman" w:cs="Times New Roman"/>
-          <w:color w:val="000000" w:themeColor="text1"/>
-          <w:sz w:val="28"/>
-          <w:szCs w:val="28"/>
-        </w:rPr>
-        <w:drawing>
-          <wp:inline distT="0" distB="0" distL="0" distR="0" wp14:anchorId="23E0F56B" wp14:editId="2B804A9C">
-            <wp:extent cx="1846053" cy="3684519"/>
-            <wp:effectExtent l="0" t="0" r="1905" b="0"/>
-            <wp:docPr id="34" name="Рисунок 34"/>
-            <wp:cNvGraphicFramePr>
-              <a:graphicFrameLocks xmlns:a="http://schemas.openxmlformats.org/drawingml/2006/main" noChangeAspect="1"/>
-            </wp:cNvGraphicFramePr>
-            <a:graphic xmlns:a="http://schemas.openxmlformats.org/drawingml/2006/main">
-              <a:graphicData uri="http://schemas.openxmlformats.org/drawingml/2006/picture">
-                <pic:pic xmlns:pic="http://schemas.openxmlformats.org/drawingml/2006/picture">
-                  <pic:nvPicPr>
-                    <pic:cNvPr id="1" name=""/>
-                    <pic:cNvPicPr/>
-                  </pic:nvPicPr>
-                  <pic:blipFill>
-                    <a:blip r:embed="rId57"/>
-                    <a:stretch>
-                      <a:fillRect/>
-                    </a:stretch>
-                  </pic:blipFill>
-                  <pic:spPr>
-                    <a:xfrm>
-                      <a:off x="0" y="0"/>
-                      <a:ext cx="1867857" cy="3728037"/>
-                    </a:xfrm>
-                    <a:prstGeom prst="rect">
-                      <a:avLst/>
-                    </a:prstGeom>
-                  </pic:spPr>
-                </pic:pic>
-              </a:graphicData>
-            </a:graphic>
-          </wp:inline>
-        </w:drawing>
-      </w:r>
-      <w:r>
-        <w:rPr>
-          <w:rFonts w:ascii="Times New Roman" w:hAnsi="Times New Roman" w:cs="Times New Roman"/>
-          <w:color w:val="000000" w:themeColor="text1"/>
-          <w:sz w:val="28"/>
-          <w:szCs w:val="28"/>
-        </w:rPr>
-        <w:br/>
-      </w:r>
-      <w:r>
-        <w:rPr>
-          <w:rFonts w:ascii="Times New Roman" w:hAnsi="Times New Roman" w:cs="Times New Roman"/>
-          <w:color w:val="000000" w:themeColor="text1"/>
-          <w:sz w:val="28"/>
-          <w:szCs w:val="28"/>
-        </w:rPr>
-        <w:drawing>
-          <wp:inline distT="0" distB="0" distL="0" distR="0" wp14:anchorId="338DFE7B" wp14:editId="5214CDE6">
-            <wp:extent cx="1849867" cy="3545457"/>
-            <wp:effectExtent l="0" t="0" r="0" b="0"/>
-            <wp:docPr id="15" name="Рисунок 15"/>
-            <wp:cNvGraphicFramePr>
-              <a:graphicFrameLocks xmlns:a="http://schemas.openxmlformats.org/drawingml/2006/main" noChangeAspect="1"/>
-            </wp:cNvGraphicFramePr>
-            <a:graphic xmlns:a="http://schemas.openxmlformats.org/drawingml/2006/main">
-              <a:graphicData uri="http://schemas.openxmlformats.org/drawingml/2006/picture">
-                <pic:pic xmlns:pic="http://schemas.openxmlformats.org/drawingml/2006/picture">
-                  <pic:nvPicPr>
-                    <pic:cNvPr id="1" name=""/>
-                    <pic:cNvPicPr/>
-                  </pic:nvPicPr>
-                  <pic:blipFill>
-                    <a:blip r:embed="rId58"/>
-                    <a:stretch>
-                      <a:fillRect/>
-                    </a:stretch>
-                  </pic:blipFill>
-                  <pic:spPr>
-                    <a:xfrm>
-                      <a:off x="0" y="0"/>
-                      <a:ext cx="1857714" cy="3560497"/>
-                    </a:xfrm>
-                    <a:prstGeom prst="rect">
-                      <a:avLst/>
-                    </a:prstGeom>
-                  </pic:spPr>
-                </pic:pic>
-              </a:graphicData>
-            </a:graphic>
-          </wp:inline>
-        </w:drawing>
-      </w:r>
-    </w:p>
-    <w:p>
-      <w:pPr>
-        <w:suppressAutoHyphens w:val="0"/>
-        <w:rPr>
-          <w:rFonts w:ascii="Times New Roman" w:hAnsi="Times New Roman" w:cs="Times New Roman"/>
-          <w:color w:val="000000" w:themeColor="text1"/>
-          <w:sz w:val="28"/>
-          <w:szCs w:val="28"/>
-        </w:rPr>
-      </w:pPr>
-      <w:r>
-        <w:rPr>
-          <w:rFonts w:ascii="Times New Roman" w:hAnsi="Times New Roman" w:cs="Times New Roman"/>
-          <w:color w:val="000000" w:themeColor="text1"/>
-          <w:sz w:val="28"/>
-          <w:szCs w:val="28"/>
-        </w:rPr>
-        <w:br w:type="page"/>
-      </w:r>
-    </w:p>
-    <w:p>
-      <w:pPr>
-        <w:spacing w:after="0" w:line="360" w:lineRule="auto"/>
-        <w:ind w:firstLine="709"/>
-        <w:jc w:val="both"/>
-        <w:rPr>
-          <w:rFonts w:ascii="Times New Roman" w:hAnsi="Times New Roman" w:cs="Times New Roman"/>
-          <w:color w:val="000000" w:themeColor="text1"/>
-          <w:sz w:val="28"/>
-          <w:szCs w:val="28"/>
-        </w:rPr>
-      </w:pPr>
-      <w:r>
-        <w:rPr>
-          <w:rFonts w:ascii="Times New Roman" w:hAnsi="Times New Roman" w:cs="Times New Roman"/>
-          <w:color w:val="000000" w:themeColor="text1"/>
-          <w:sz w:val="28"/>
-          <w:szCs w:val="28"/>
-        </w:rPr>
-        <w:lastRenderedPageBreak/>
-        <w:t>Удаление книг из БД</w:t>
-      </w:r>
-    </w:p>
-    <w:p>
-      <w:pPr>
-        <w:rPr>
-          <w:rFonts w:ascii="Times New Roman" w:hAnsi="Times New Roman" w:cs="Times New Roman"/>
-          <w:color w:val="000000" w:themeColor="text1"/>
-          <w:sz w:val="28"/>
-          <w:szCs w:val="28"/>
-        </w:rPr>
-      </w:pPr>
-      <w:r>
-        <w:rPr>
-          <w:rFonts w:ascii="Times New Roman" w:hAnsi="Times New Roman" w:cs="Times New Roman"/>
-          <w:color w:val="000000" w:themeColor="text1"/>
-          <w:sz w:val="28"/>
-          <w:szCs w:val="28"/>
-        </w:rPr>
-        <w:drawing>
-          <wp:inline distT="0" distB="0" distL="0" distR="0" wp14:anchorId="1EA4731E" wp14:editId="7715E07F">
-            <wp:extent cx="1840766" cy="3648974"/>
-            <wp:effectExtent l="0" t="0" r="7620" b="0"/>
-            <wp:docPr id="22" name="Рисунок 22"/>
-            <wp:cNvGraphicFramePr>
-              <a:graphicFrameLocks xmlns:a="http://schemas.openxmlformats.org/drawingml/2006/main" noChangeAspect="1"/>
-            </wp:cNvGraphicFramePr>
-            <a:graphic xmlns:a="http://schemas.openxmlformats.org/drawingml/2006/main">
-              <a:graphicData uri="http://schemas.openxmlformats.org/drawingml/2006/picture">
-                <pic:pic xmlns:pic="http://schemas.openxmlformats.org/drawingml/2006/picture">
-                  <pic:nvPicPr>
-                    <pic:cNvPr id="1" name=""/>
-                    <pic:cNvPicPr/>
-                  </pic:nvPicPr>
-                  <pic:blipFill>
-                    <a:blip r:embed="rId59"/>
-                    <a:stretch>
-                      <a:fillRect/>
-                    </a:stretch>
-                  </pic:blipFill>
-                  <pic:spPr>
-                    <a:xfrm>
-                      <a:off x="0" y="0"/>
-                      <a:ext cx="1854174" cy="3675553"/>
-                    </a:xfrm>
-                    <a:prstGeom prst="rect">
-                      <a:avLst/>
-                    </a:prstGeom>
-                  </pic:spPr>
-                </pic:pic>
-              </a:graphicData>
-            </a:graphic>
-          </wp:inline>
-        </w:drawing>
-      </w:r>
-    </w:p>
-    <w:p>
-      <w:pPr>
-        <w:spacing w:after="0" w:line="360" w:lineRule="auto"/>
-        <w:ind w:firstLine="709"/>
-        <w:jc w:val="both"/>
-        <w:rPr>
-          <w:rFonts w:ascii="Times New Roman" w:hAnsi="Times New Roman" w:cs="Times New Roman"/>
-          <w:color w:val="000000" w:themeColor="text1"/>
-          <w:sz w:val="28"/>
-          <w:szCs w:val="28"/>
-        </w:rPr>
-      </w:pPr>
-      <w:bookmarkStart w:id="14" w:name="_GoBack"/>
-      <w:r>
-        <w:rPr>
-          <w:rFonts w:ascii="Times New Roman" w:hAnsi="Times New Roman" w:cs="Times New Roman"/>
-          <w:color w:val="000000" w:themeColor="text1"/>
-          <w:sz w:val="28"/>
-          <w:szCs w:val="28"/>
-        </w:rPr>
-        <w:t>Осталась одна книга</w:t>
-      </w:r>
-    </w:p>
-    <w:bookmarkEnd w:id="14"/>
-    <w:p>
-      <w:pPr>
-        <w:rPr>
-          <w:rFonts w:ascii="Times New Roman" w:hAnsi="Times New Roman" w:cs="Times New Roman"/>
-          <w:color w:val="000000" w:themeColor="text1"/>
-          <w:sz w:val="28"/>
-          <w:szCs w:val="28"/>
-        </w:rPr>
-      </w:pPr>
-      <w:r>
-        <w:rPr>
-          <w:rFonts w:ascii="Times New Roman" w:hAnsi="Times New Roman" w:cs="Times New Roman"/>
-          <w:color w:val="000000" w:themeColor="text1"/>
-          <w:sz w:val="28"/>
-          <w:szCs w:val="28"/>
-        </w:rPr>
-        <w:drawing>
-          <wp:inline distT="0" distB="0" distL="0" distR="0" wp14:anchorId="1F8B53B8" wp14:editId="2DDA18BB">
-            <wp:extent cx="1723270" cy="3416061"/>
-            <wp:effectExtent l="0" t="0" r="0" b="0"/>
-            <wp:docPr id="24" name="Рисунок 24"/>
-            <wp:cNvGraphicFramePr>
-              <a:graphicFrameLocks xmlns:a="http://schemas.openxmlformats.org/drawingml/2006/main" noChangeAspect="1"/>
-            </wp:cNvGraphicFramePr>
-            <a:graphic xmlns:a="http://schemas.openxmlformats.org/drawingml/2006/main">
-              <a:graphicData uri="http://schemas.openxmlformats.org/drawingml/2006/picture">
-                <pic:pic xmlns:pic="http://schemas.openxmlformats.org/drawingml/2006/picture">
-                  <pic:nvPicPr>
-                    <pic:cNvPr id="1" name=""/>
-                    <pic:cNvPicPr/>
-                  </pic:nvPicPr>
-                  <pic:blipFill>
-                    <a:blip r:embed="rId60"/>
-                    <a:stretch>
-                      <a:fillRect/>
-                    </a:stretch>
-                  </pic:blipFill>
-                  <pic:spPr>
-                    <a:xfrm>
-                      <a:off x="0" y="0"/>
-                      <a:ext cx="1731120" cy="3431623"/>
-                    </a:xfrm>
-                    <a:prstGeom prst="rect">
-                      <a:avLst/>
-                    </a:prstGeom>
-                  </pic:spPr>
-                </pic:pic>
-              </a:graphicData>
-            </a:graphic>
-          </wp:inline>
-        </w:drawing>
-      </w:r>
-    </w:p>
-    <w:p>
-      <w:pPr>
         <w:pStyle w:val="1"/>
         <w:ind w:firstLine="709"/>
         <w:rPr>
@@ -8699,6 +7962,8 @@
           <w:color w:val="000000" w:themeColor="text1"/>
         </w:rPr>
       </w:pPr>
+      <w:bookmarkStart w:id="14" w:name="_GoBack"/>
+      <w:bookmarkEnd w:id="14"/>
     </w:p>
     <w:p>
       <w:pPr>
@@ -8840,7 +8105,7 @@
       </w:pPr>
     </w:p>
     <w:sectPr>
-      <w:footerReference w:type="default" r:id="rId61"/>
+      <w:footerReference w:type="default" r:id="rId54"/>
       <w:pgSz w:w="11906" w:h="16838"/>
       <w:pgMar w:top="1134" w:right="850" w:bottom="1134" w:left="1701" w:header="708" w:footer="708" w:gutter="0"/>
       <w:cols w:space="708"/>
@@ -10891,7 +10156,7 @@
 </file>
 
 <file path=customXml/itemProps1.xml><?xml version="1.0" encoding="utf-8"?>
-<ds:datastoreItem xmlns:ds="http://schemas.openxmlformats.org/officeDocument/2006/customXml" ds:itemID="{C1444962-81A3-4A99-A2A3-2AD75AF01E91}">
+<ds:datastoreItem xmlns:ds="http://schemas.openxmlformats.org/officeDocument/2006/customXml" ds:itemID="{C3F06F1D-A782-458E-A35E-5FC2A9CEB271}">
   <ds:schemaRefs>
     <ds:schemaRef ds:uri="http://schemas.openxmlformats.org/officeDocument/2006/bibliography"/>
   </ds:schemaRefs>

--- a/Отчёт по УП 05.01 Слизов.docx
+++ b/Отчёт по УП 05.01 Слизов.docx
@@ -7954,6 +7954,748 @@
     </w:p>
     <w:p>
       <w:pPr>
+        <w:spacing w:after="0" w:line="360" w:lineRule="auto"/>
+        <w:ind w:firstLine="709"/>
+        <w:jc w:val="both"/>
+        <w:rPr>
+          <w:rFonts w:ascii="Times New Roman" w:hAnsi="Times New Roman" w:cs="Times New Roman"/>
+          <w:sz w:val="28"/>
+          <w:szCs w:val="28"/>
+        </w:rPr>
+      </w:pPr>
+      <w:r>
+        <w:rPr>
+          <w:rFonts w:ascii="Times New Roman" w:hAnsi="Times New Roman" w:cs="Times New Roman"/>
+          <w:sz w:val="28"/>
+          <w:szCs w:val="28"/>
+        </w:rPr>
+        <w:t xml:space="preserve">Здесь реализовано взаимодействие приложения с БД - </w:t>
+      </w:r>
+      <w:r>
+        <w:rPr>
+          <w:rFonts w:ascii="Times New Roman" w:hAnsi="Times New Roman" w:cs="Times New Roman"/>
+          <w:sz w:val="28"/>
+          <w:szCs w:val="28"/>
+          <w:lang w:val="en-US"/>
+        </w:rPr>
+        <w:t>SQLite</w:t>
+      </w:r>
+      <w:r>
+        <w:rPr>
+          <w:rFonts w:ascii="Times New Roman" w:hAnsi="Times New Roman" w:cs="Times New Roman"/>
+          <w:sz w:val="28"/>
+          <w:szCs w:val="28"/>
+        </w:rPr>
+        <w:t xml:space="preserve">. В </w:t>
+      </w:r>
+      <w:proofErr w:type="spellStart"/>
+      <w:r>
+        <w:rPr>
+          <w:rFonts w:ascii="Times New Roman" w:hAnsi="Times New Roman" w:cs="Times New Roman"/>
+          <w:sz w:val="28"/>
+          <w:szCs w:val="28"/>
+          <w:lang w:val="en-US"/>
+        </w:rPr>
+        <w:t>BookDepository</w:t>
+      </w:r>
+      <w:proofErr w:type="spellEnd"/>
+      <w:r>
+        <w:rPr>
+          <w:rFonts w:ascii="Times New Roman" w:hAnsi="Times New Roman" w:cs="Times New Roman"/>
+          <w:sz w:val="28"/>
+          <w:szCs w:val="28"/>
+        </w:rPr>
+        <w:t xml:space="preserve"> хранится список книг, поэтому следует здесь определяется одна таблица с именем </w:t>
+      </w:r>
+      <w:r>
+        <w:rPr>
+          <w:rFonts w:ascii="Times New Roman" w:hAnsi="Times New Roman" w:cs="Times New Roman"/>
+          <w:sz w:val="28"/>
+          <w:szCs w:val="28"/>
+          <w:lang w:val="en-US"/>
+        </w:rPr>
+        <w:t>books</w:t>
+      </w:r>
+      <w:r>
+        <w:rPr>
+          <w:rFonts w:ascii="Times New Roman" w:hAnsi="Times New Roman" w:cs="Times New Roman"/>
+          <w:sz w:val="28"/>
+          <w:szCs w:val="28"/>
+        </w:rPr>
+        <w:t>.</w:t>
+      </w:r>
+    </w:p>
+    <w:p>
+      <w:r>
+        <w:rPr>
+          <w:noProof/>
+        </w:rPr>
+        <w:drawing>
+          <wp:inline distT="0" distB="0" distL="0" distR="0" wp14:anchorId="32496691" wp14:editId="44F091BB">
+            <wp:extent cx="1886213" cy="2934109"/>
+            <wp:effectExtent l="0" t="0" r="0" b="0"/>
+            <wp:docPr id="457262512" name="Рисунок 1"/>
+            <wp:cNvGraphicFramePr>
+              <a:graphicFrameLocks xmlns:a="http://schemas.openxmlformats.org/drawingml/2006/main" noChangeAspect="1"/>
+            </wp:cNvGraphicFramePr>
+            <a:graphic xmlns:a="http://schemas.openxmlformats.org/drawingml/2006/main">
+              <a:graphicData uri="http://schemas.openxmlformats.org/drawingml/2006/picture">
+                <pic:pic xmlns:pic="http://schemas.openxmlformats.org/drawingml/2006/picture">
+                  <pic:nvPicPr>
+                    <pic:cNvPr id="457262512" name=""/>
+                    <pic:cNvPicPr/>
+                  </pic:nvPicPr>
+                  <pic:blipFill>
+                    <a:blip r:embed="rId54"/>
+                    <a:stretch>
+                      <a:fillRect/>
+                    </a:stretch>
+                  </pic:blipFill>
+                  <pic:spPr>
+                    <a:xfrm>
+                      <a:off x="0" y="0"/>
+                      <a:ext cx="1886213" cy="2934109"/>
+                    </a:xfrm>
+                    <a:prstGeom prst="rect">
+                      <a:avLst/>
+                    </a:prstGeom>
+                  </pic:spPr>
+                </pic:pic>
+              </a:graphicData>
+            </a:graphic>
+          </wp:inline>
+        </w:drawing>
+      </w:r>
+    </w:p>
+    <w:p>
+      <w:pPr>
+        <w:spacing w:after="0" w:line="360" w:lineRule="auto"/>
+        <w:ind w:firstLine="709"/>
+        <w:jc w:val="both"/>
+        <w:rPr>
+          <w:rFonts w:ascii="Times New Roman" w:hAnsi="Times New Roman" w:cs="Times New Roman"/>
+          <w:sz w:val="28"/>
+          <w:szCs w:val="28"/>
+          <w:lang w:val="en-US"/>
+        </w:rPr>
+      </w:pPr>
+      <w:r>
+        <w:rPr>
+          <w:rFonts w:ascii="Times New Roman" w:hAnsi="Times New Roman" w:cs="Times New Roman"/>
+          <w:sz w:val="28"/>
+          <w:szCs w:val="28"/>
+          <w:lang w:val="en-US"/>
+        </w:rPr>
+        <w:t xml:space="preserve">Tools &gt; </w:t>
+      </w:r>
+      <w:proofErr w:type="spellStart"/>
+      <w:r>
+        <w:rPr>
+          <w:rFonts w:ascii="Times New Roman" w:hAnsi="Times New Roman" w:cs="Times New Roman"/>
+          <w:sz w:val="28"/>
+          <w:szCs w:val="28"/>
+          <w:lang w:val="en-US"/>
+        </w:rPr>
+        <w:t>DeviceManager</w:t>
+      </w:r>
+      <w:proofErr w:type="spellEnd"/>
+      <w:r>
+        <w:rPr>
+          <w:rFonts w:ascii="Times New Roman" w:hAnsi="Times New Roman" w:cs="Times New Roman"/>
+          <w:sz w:val="28"/>
+          <w:szCs w:val="28"/>
+          <w:lang w:val="en-US"/>
+        </w:rPr>
+        <w:t xml:space="preserve"> &gt; Open in Device Explorer </w:t>
+      </w:r>
+    </w:p>
+    <w:p>
+      <w:r>
+        <w:rPr>
+          <w:noProof/>
+        </w:rPr>
+        <w:drawing>
+          <wp:inline distT="0" distB="0" distL="0" distR="0" wp14:anchorId="49A6C3F8" wp14:editId="00F74D81">
+            <wp:extent cx="1638300" cy="1896300"/>
+            <wp:effectExtent l="0" t="0" r="0" b="8890"/>
+            <wp:docPr id="313009374" name="Рисунок 1"/>
+            <wp:cNvGraphicFramePr>
+              <a:graphicFrameLocks xmlns:a="http://schemas.openxmlformats.org/drawingml/2006/main" noChangeAspect="1"/>
+            </wp:cNvGraphicFramePr>
+            <a:graphic xmlns:a="http://schemas.openxmlformats.org/drawingml/2006/main">
+              <a:graphicData uri="http://schemas.openxmlformats.org/drawingml/2006/picture">
+                <pic:pic xmlns:pic="http://schemas.openxmlformats.org/drawingml/2006/picture">
+                  <pic:nvPicPr>
+                    <pic:cNvPr id="313009374" name=""/>
+                    <pic:cNvPicPr/>
+                  </pic:nvPicPr>
+                  <pic:blipFill>
+                    <a:blip r:embed="rId55"/>
+                    <a:stretch>
+                      <a:fillRect/>
+                    </a:stretch>
+                  </pic:blipFill>
+                  <pic:spPr>
+                    <a:xfrm>
+                      <a:off x="0" y="0"/>
+                      <a:ext cx="1645094" cy="1904164"/>
+                    </a:xfrm>
+                    <a:prstGeom prst="rect">
+                      <a:avLst/>
+                    </a:prstGeom>
+                  </pic:spPr>
+                </pic:pic>
+              </a:graphicData>
+            </a:graphic>
+          </wp:inline>
+        </w:drawing>
+      </w:r>
+    </w:p>
+    <w:p>
+      <w:pPr>
+        <w:spacing w:after="0" w:line="360" w:lineRule="auto"/>
+        <w:ind w:firstLine="709"/>
+        <w:jc w:val="both"/>
+        <w:rPr>
+          <w:rFonts w:ascii="Times New Roman" w:hAnsi="Times New Roman" w:cs="Times New Roman"/>
+          <w:sz w:val="28"/>
+          <w:szCs w:val="28"/>
+        </w:rPr>
+      </w:pPr>
+      <w:r>
+        <w:rPr>
+          <w:rFonts w:ascii="Times New Roman" w:hAnsi="Times New Roman" w:cs="Times New Roman"/>
+          <w:sz w:val="28"/>
+          <w:szCs w:val="28"/>
+        </w:rPr>
+        <w:t>/</w:t>
+      </w:r>
+      <w:r>
+        <w:rPr>
+          <w:rFonts w:ascii="Times New Roman" w:hAnsi="Times New Roman" w:cs="Times New Roman"/>
+          <w:sz w:val="28"/>
+          <w:szCs w:val="28"/>
+          <w:lang w:val="en-US"/>
+        </w:rPr>
+        <w:t>data</w:t>
+      </w:r>
+      <w:r>
+        <w:rPr>
+          <w:rFonts w:ascii="Times New Roman" w:hAnsi="Times New Roman" w:cs="Times New Roman"/>
+          <w:sz w:val="28"/>
+          <w:szCs w:val="28"/>
+        </w:rPr>
+        <w:t>/</w:t>
+      </w:r>
+      <w:r>
+        <w:rPr>
+          <w:rFonts w:ascii="Times New Roman" w:hAnsi="Times New Roman" w:cs="Times New Roman"/>
+          <w:sz w:val="28"/>
+          <w:szCs w:val="28"/>
+          <w:lang w:val="en-US"/>
+        </w:rPr>
+        <w:t>data</w:t>
+      </w:r>
+      <w:r>
+        <w:rPr>
+          <w:rFonts w:ascii="Times New Roman" w:hAnsi="Times New Roman" w:cs="Times New Roman"/>
+          <w:sz w:val="28"/>
+          <w:szCs w:val="28"/>
+        </w:rPr>
+        <w:t>/</w:t>
+      </w:r>
+      <w:proofErr w:type="spellStart"/>
+      <w:r>
+        <w:rPr>
+          <w:rFonts w:ascii="Times New Roman" w:hAnsi="Times New Roman" w:cs="Times New Roman"/>
+          <w:sz w:val="28"/>
+          <w:szCs w:val="28"/>
+          <w:lang w:val="en-US"/>
+        </w:rPr>
+        <w:t>ru</w:t>
+      </w:r>
+      <w:proofErr w:type="spellEnd"/>
+      <w:r>
+        <w:rPr>
+          <w:rFonts w:ascii="Times New Roman" w:hAnsi="Times New Roman" w:cs="Times New Roman"/>
+          <w:sz w:val="28"/>
+          <w:szCs w:val="28"/>
+        </w:rPr>
+        <w:t>.</w:t>
+      </w:r>
+      <w:proofErr w:type="spellStart"/>
+      <w:r>
+        <w:rPr>
+          <w:rFonts w:ascii="Times New Roman" w:hAnsi="Times New Roman" w:cs="Times New Roman"/>
+          <w:sz w:val="28"/>
+          <w:szCs w:val="28"/>
+          <w:lang w:val="en-US"/>
+        </w:rPr>
+        <w:t>netology</w:t>
+      </w:r>
+      <w:proofErr w:type="spellEnd"/>
+      <w:r>
+        <w:rPr>
+          <w:rFonts w:ascii="Times New Roman" w:hAnsi="Times New Roman" w:cs="Times New Roman"/>
+          <w:sz w:val="28"/>
+          <w:szCs w:val="28"/>
+        </w:rPr>
+        <w:t>.</w:t>
+      </w:r>
+      <w:proofErr w:type="spellStart"/>
+      <w:r>
+        <w:rPr>
+          <w:rFonts w:ascii="Times New Roman" w:hAnsi="Times New Roman" w:cs="Times New Roman"/>
+          <w:sz w:val="28"/>
+          <w:szCs w:val="28"/>
+          <w:lang w:val="en-US"/>
+        </w:rPr>
+        <w:t>bookdepository</w:t>
+      </w:r>
+      <w:proofErr w:type="spellEnd"/>
+      <w:r>
+        <w:rPr>
+          <w:rFonts w:ascii="Times New Roman" w:hAnsi="Times New Roman" w:cs="Times New Roman"/>
+          <w:sz w:val="28"/>
+          <w:szCs w:val="28"/>
+        </w:rPr>
+        <w:t>/</w:t>
+      </w:r>
+      <w:r>
+        <w:rPr>
+          <w:rFonts w:ascii="Times New Roman" w:hAnsi="Times New Roman" w:cs="Times New Roman"/>
+          <w:sz w:val="28"/>
+          <w:szCs w:val="28"/>
+          <w:lang w:val="en-US"/>
+        </w:rPr>
+        <w:t>databases</w:t>
+      </w:r>
+      <w:r>
+        <w:rPr>
+          <w:rFonts w:ascii="Times New Roman" w:hAnsi="Times New Roman" w:cs="Times New Roman"/>
+          <w:sz w:val="28"/>
+          <w:szCs w:val="28"/>
+        </w:rPr>
+        <w:t>/</w:t>
+      </w:r>
+      <w:proofErr w:type="spellStart"/>
+      <w:r>
+        <w:rPr>
+          <w:rFonts w:ascii="Times New Roman" w:hAnsi="Times New Roman" w:cs="Times New Roman"/>
+          <w:sz w:val="28"/>
+          <w:szCs w:val="28"/>
+          <w:lang w:val="en-US"/>
+        </w:rPr>
+        <w:t>bookBase</w:t>
+      </w:r>
+      <w:proofErr w:type="spellEnd"/>
+      <w:r>
+        <w:rPr>
+          <w:rFonts w:ascii="Times New Roman" w:hAnsi="Times New Roman" w:cs="Times New Roman"/>
+          <w:sz w:val="28"/>
+          <w:szCs w:val="28"/>
+        </w:rPr>
+        <w:t>.</w:t>
+      </w:r>
+      <w:proofErr w:type="spellStart"/>
+      <w:r>
+        <w:rPr>
+          <w:rFonts w:ascii="Times New Roman" w:hAnsi="Times New Roman" w:cs="Times New Roman"/>
+          <w:sz w:val="28"/>
+          <w:szCs w:val="28"/>
+          <w:lang w:val="en-US"/>
+        </w:rPr>
+        <w:t>db</w:t>
+      </w:r>
+      <w:proofErr w:type="spellEnd"/>
+      <w:r>
+        <w:rPr>
+          <w:rFonts w:ascii="Times New Roman" w:hAnsi="Times New Roman" w:cs="Times New Roman"/>
+          <w:sz w:val="28"/>
+          <w:szCs w:val="28"/>
+        </w:rPr>
+        <w:t xml:space="preserve"> – это расположение файла базы данных</w:t>
+      </w:r>
+    </w:p>
+    <w:p>
+      <w:pPr>
+        <w:rPr>
+          <w:rFonts w:ascii="Times New Roman" w:hAnsi="Times New Roman" w:cs="Times New Roman"/>
+          <w:b/>
+          <w:color w:val="000000" w:themeColor="text1"/>
+          <w:lang w:val="en-US"/>
+        </w:rPr>
+      </w:pPr>
+      <w:r>
+        <w:rPr>
+          <w:rFonts w:ascii="Times New Roman" w:hAnsi="Times New Roman" w:cs="Times New Roman"/>
+          <w:b/>
+          <w:noProof/>
+          <w:color w:val="000000" w:themeColor="text1"/>
+          <w:lang w:val="en-US"/>
+        </w:rPr>
+        <w:drawing>
+          <wp:inline distT="0" distB="0" distL="0" distR="0" wp14:anchorId="62E7CC3B" wp14:editId="7192EE3D">
+            <wp:extent cx="5715798" cy="733527"/>
+            <wp:effectExtent l="0" t="0" r="0" b="9525"/>
+            <wp:docPr id="33" name="Рисунок 33"/>
+            <wp:cNvGraphicFramePr>
+              <a:graphicFrameLocks xmlns:a="http://schemas.openxmlformats.org/drawingml/2006/main" noChangeAspect="1"/>
+            </wp:cNvGraphicFramePr>
+            <a:graphic xmlns:a="http://schemas.openxmlformats.org/drawingml/2006/main">
+              <a:graphicData uri="http://schemas.openxmlformats.org/drawingml/2006/picture">
+                <pic:pic xmlns:pic="http://schemas.openxmlformats.org/drawingml/2006/picture">
+                  <pic:nvPicPr>
+                    <pic:cNvPr id="1" name=""/>
+                    <pic:cNvPicPr/>
+                  </pic:nvPicPr>
+                  <pic:blipFill>
+                    <a:blip r:embed="rId56"/>
+                    <a:stretch>
+                      <a:fillRect/>
+                    </a:stretch>
+                  </pic:blipFill>
+                  <pic:spPr>
+                    <a:xfrm>
+                      <a:off x="0" y="0"/>
+                      <a:ext cx="5715798" cy="733527"/>
+                    </a:xfrm>
+                    <a:prstGeom prst="rect">
+                      <a:avLst/>
+                    </a:prstGeom>
+                  </pic:spPr>
+                </pic:pic>
+              </a:graphicData>
+            </a:graphic>
+          </wp:inline>
+        </w:drawing>
+      </w:r>
+    </w:p>
+    <w:p>
+      <w:pPr>
+        <w:suppressAutoHyphens w:val="0"/>
+        <w:rPr>
+          <w:rFonts w:ascii="Times New Roman" w:hAnsi="Times New Roman" w:cs="Times New Roman"/>
+          <w:b/>
+          <w:color w:val="000000" w:themeColor="text1"/>
+          <w:lang w:val="en-US"/>
+        </w:rPr>
+      </w:pPr>
+      <w:r>
+        <w:rPr>
+          <w:rFonts w:ascii="Times New Roman" w:hAnsi="Times New Roman" w:cs="Times New Roman"/>
+          <w:b/>
+          <w:color w:val="000000" w:themeColor="text1"/>
+          <w:lang w:val="en-US"/>
+        </w:rPr>
+        <w:br w:type="page"/>
+      </w:r>
+    </w:p>
+    <w:p>
+      <w:pPr>
+        <w:spacing w:after="0" w:line="360" w:lineRule="auto"/>
+        <w:ind w:firstLine="709"/>
+        <w:jc w:val="both"/>
+        <w:rPr>
+          <w:rFonts w:ascii="Times New Roman" w:hAnsi="Times New Roman" w:cs="Times New Roman"/>
+          <w:color w:val="000000" w:themeColor="text1"/>
+          <w:sz w:val="28"/>
+          <w:szCs w:val="28"/>
+        </w:rPr>
+      </w:pPr>
+      <w:r>
+        <w:rPr>
+          <w:rFonts w:ascii="Times New Roman" w:hAnsi="Times New Roman" w:cs="Times New Roman"/>
+          <w:color w:val="000000" w:themeColor="text1"/>
+          <w:sz w:val="28"/>
+          <w:szCs w:val="28"/>
+        </w:rPr>
+        <w:lastRenderedPageBreak/>
+        <w:t>Добавление книг в БД</w:t>
+      </w:r>
+    </w:p>
+    <w:p>
+      <w:pPr>
+        <w:rPr>
+          <w:rFonts w:ascii="Times New Roman" w:hAnsi="Times New Roman" w:cs="Times New Roman"/>
+          <w:color w:val="000000" w:themeColor="text1"/>
+          <w:sz w:val="28"/>
+          <w:szCs w:val="28"/>
+        </w:rPr>
+      </w:pPr>
+      <w:r>
+        <w:rPr>
+          <w:rFonts w:ascii="Times New Roman" w:hAnsi="Times New Roman" w:cs="Times New Roman"/>
+          <w:noProof/>
+          <w:color w:val="000000" w:themeColor="text1"/>
+          <w:sz w:val="28"/>
+          <w:szCs w:val="28"/>
+        </w:rPr>
+        <w:drawing>
+          <wp:inline distT="0" distB="0" distL="0" distR="0" wp14:anchorId="23E0F56B" wp14:editId="2B804A9C">
+            <wp:extent cx="1846053" cy="3684519"/>
+            <wp:effectExtent l="0" t="0" r="1905" b="0"/>
+            <wp:docPr id="34" name="Рисунок 34"/>
+            <wp:cNvGraphicFramePr>
+              <a:graphicFrameLocks xmlns:a="http://schemas.openxmlformats.org/drawingml/2006/main" noChangeAspect="1"/>
+            </wp:cNvGraphicFramePr>
+            <a:graphic xmlns:a="http://schemas.openxmlformats.org/drawingml/2006/main">
+              <a:graphicData uri="http://schemas.openxmlformats.org/drawingml/2006/picture">
+                <pic:pic xmlns:pic="http://schemas.openxmlformats.org/drawingml/2006/picture">
+                  <pic:nvPicPr>
+                    <pic:cNvPr id="1" name=""/>
+                    <pic:cNvPicPr/>
+                  </pic:nvPicPr>
+                  <pic:blipFill>
+                    <a:blip r:embed="rId57"/>
+                    <a:stretch>
+                      <a:fillRect/>
+                    </a:stretch>
+                  </pic:blipFill>
+                  <pic:spPr>
+                    <a:xfrm>
+                      <a:off x="0" y="0"/>
+                      <a:ext cx="1867857" cy="3728037"/>
+                    </a:xfrm>
+                    <a:prstGeom prst="rect">
+                      <a:avLst/>
+                    </a:prstGeom>
+                  </pic:spPr>
+                </pic:pic>
+              </a:graphicData>
+            </a:graphic>
+          </wp:inline>
+        </w:drawing>
+      </w:r>
+      <w:r>
+        <w:rPr>
+          <w:rFonts w:ascii="Times New Roman" w:hAnsi="Times New Roman" w:cs="Times New Roman"/>
+          <w:color w:val="000000" w:themeColor="text1"/>
+          <w:sz w:val="28"/>
+          <w:szCs w:val="28"/>
+        </w:rPr>
+        <w:br/>
+      </w:r>
+      <w:r>
+        <w:rPr>
+          <w:rFonts w:ascii="Times New Roman" w:hAnsi="Times New Roman" w:cs="Times New Roman"/>
+          <w:noProof/>
+          <w:color w:val="000000" w:themeColor="text1"/>
+          <w:sz w:val="28"/>
+          <w:szCs w:val="28"/>
+        </w:rPr>
+        <w:drawing>
+          <wp:inline distT="0" distB="0" distL="0" distR="0" wp14:anchorId="338DFE7B" wp14:editId="5214CDE6">
+            <wp:extent cx="1849867" cy="3545457"/>
+            <wp:effectExtent l="0" t="0" r="0" b="0"/>
+            <wp:docPr id="15" name="Рисунок 15"/>
+            <wp:cNvGraphicFramePr>
+              <a:graphicFrameLocks xmlns:a="http://schemas.openxmlformats.org/drawingml/2006/main" noChangeAspect="1"/>
+            </wp:cNvGraphicFramePr>
+            <a:graphic xmlns:a="http://schemas.openxmlformats.org/drawingml/2006/main">
+              <a:graphicData uri="http://schemas.openxmlformats.org/drawingml/2006/picture">
+                <pic:pic xmlns:pic="http://schemas.openxmlformats.org/drawingml/2006/picture">
+                  <pic:nvPicPr>
+                    <pic:cNvPr id="1" name=""/>
+                    <pic:cNvPicPr/>
+                  </pic:nvPicPr>
+                  <pic:blipFill>
+                    <a:blip r:embed="rId58"/>
+                    <a:stretch>
+                      <a:fillRect/>
+                    </a:stretch>
+                  </pic:blipFill>
+                  <pic:spPr>
+                    <a:xfrm>
+                      <a:off x="0" y="0"/>
+                      <a:ext cx="1857714" cy="3560497"/>
+                    </a:xfrm>
+                    <a:prstGeom prst="rect">
+                      <a:avLst/>
+                    </a:prstGeom>
+                  </pic:spPr>
+                </pic:pic>
+              </a:graphicData>
+            </a:graphic>
+          </wp:inline>
+        </w:drawing>
+      </w:r>
+    </w:p>
+    <w:p>
+      <w:pPr>
+        <w:suppressAutoHyphens w:val="0"/>
+        <w:rPr>
+          <w:rFonts w:ascii="Times New Roman" w:hAnsi="Times New Roman" w:cs="Times New Roman"/>
+          <w:color w:val="000000" w:themeColor="text1"/>
+          <w:sz w:val="28"/>
+          <w:szCs w:val="28"/>
+        </w:rPr>
+      </w:pPr>
+      <w:r>
+        <w:rPr>
+          <w:rFonts w:ascii="Times New Roman" w:hAnsi="Times New Roman" w:cs="Times New Roman"/>
+          <w:color w:val="000000" w:themeColor="text1"/>
+          <w:sz w:val="28"/>
+          <w:szCs w:val="28"/>
+        </w:rPr>
+        <w:br w:type="page"/>
+      </w:r>
+    </w:p>
+    <w:p>
+      <w:pPr>
+        <w:spacing w:after="0" w:line="360" w:lineRule="auto"/>
+        <w:ind w:firstLine="709"/>
+        <w:jc w:val="both"/>
+        <w:rPr>
+          <w:rFonts w:ascii="Times New Roman" w:hAnsi="Times New Roman" w:cs="Times New Roman"/>
+          <w:color w:val="000000" w:themeColor="text1"/>
+          <w:sz w:val="28"/>
+          <w:szCs w:val="28"/>
+        </w:rPr>
+      </w:pPr>
+      <w:r>
+        <w:rPr>
+          <w:rFonts w:ascii="Times New Roman" w:hAnsi="Times New Roman" w:cs="Times New Roman"/>
+          <w:color w:val="000000" w:themeColor="text1"/>
+          <w:sz w:val="28"/>
+          <w:szCs w:val="28"/>
+        </w:rPr>
+        <w:lastRenderedPageBreak/>
+        <w:t>Удаление книг из БД</w:t>
+      </w:r>
+    </w:p>
+    <w:p>
+      <w:pPr>
+        <w:rPr>
+          <w:rFonts w:ascii="Times New Roman" w:hAnsi="Times New Roman" w:cs="Times New Roman"/>
+          <w:color w:val="000000" w:themeColor="text1"/>
+          <w:sz w:val="28"/>
+          <w:szCs w:val="28"/>
+        </w:rPr>
+      </w:pPr>
+      <w:r>
+        <w:rPr>
+          <w:rFonts w:ascii="Times New Roman" w:hAnsi="Times New Roman" w:cs="Times New Roman"/>
+          <w:noProof/>
+          <w:color w:val="000000" w:themeColor="text1"/>
+          <w:sz w:val="28"/>
+          <w:szCs w:val="28"/>
+        </w:rPr>
+        <w:drawing>
+          <wp:inline distT="0" distB="0" distL="0" distR="0" wp14:anchorId="1EA4731E" wp14:editId="7715E07F">
+            <wp:extent cx="1840766" cy="3648974"/>
+            <wp:effectExtent l="0" t="0" r="7620" b="0"/>
+            <wp:docPr id="22" name="Рисунок 22"/>
+            <wp:cNvGraphicFramePr>
+              <a:graphicFrameLocks xmlns:a="http://schemas.openxmlformats.org/drawingml/2006/main" noChangeAspect="1"/>
+            </wp:cNvGraphicFramePr>
+            <a:graphic xmlns:a="http://schemas.openxmlformats.org/drawingml/2006/main">
+              <a:graphicData uri="http://schemas.openxmlformats.org/drawingml/2006/picture">
+                <pic:pic xmlns:pic="http://schemas.openxmlformats.org/drawingml/2006/picture">
+                  <pic:nvPicPr>
+                    <pic:cNvPr id="1" name=""/>
+                    <pic:cNvPicPr/>
+                  </pic:nvPicPr>
+                  <pic:blipFill>
+                    <a:blip r:embed="rId59"/>
+                    <a:stretch>
+                      <a:fillRect/>
+                    </a:stretch>
+                  </pic:blipFill>
+                  <pic:spPr>
+                    <a:xfrm>
+                      <a:off x="0" y="0"/>
+                      <a:ext cx="1854174" cy="3675553"/>
+                    </a:xfrm>
+                    <a:prstGeom prst="rect">
+                      <a:avLst/>
+                    </a:prstGeom>
+                  </pic:spPr>
+                </pic:pic>
+              </a:graphicData>
+            </a:graphic>
+          </wp:inline>
+        </w:drawing>
+      </w:r>
+    </w:p>
+    <w:p>
+      <w:pPr>
+        <w:spacing w:after="0" w:line="360" w:lineRule="auto"/>
+        <w:ind w:firstLine="709"/>
+        <w:jc w:val="both"/>
+        <w:rPr>
+          <w:rFonts w:ascii="Times New Roman" w:hAnsi="Times New Roman" w:cs="Times New Roman"/>
+          <w:color w:val="000000" w:themeColor="text1"/>
+          <w:sz w:val="28"/>
+          <w:szCs w:val="28"/>
+        </w:rPr>
+      </w:pPr>
+      <w:r>
+        <w:rPr>
+          <w:rFonts w:ascii="Times New Roman" w:hAnsi="Times New Roman" w:cs="Times New Roman"/>
+          <w:color w:val="000000" w:themeColor="text1"/>
+          <w:sz w:val="28"/>
+          <w:szCs w:val="28"/>
+        </w:rPr>
+        <w:t>Осталась одна книга</w:t>
+      </w:r>
+    </w:p>
+    <w:p>
+      <w:pPr>
+        <w:rPr>
+          <w:rFonts w:ascii="Times New Roman" w:hAnsi="Times New Roman" w:cs="Times New Roman"/>
+          <w:color w:val="000000" w:themeColor="text1"/>
+          <w:sz w:val="28"/>
+          <w:szCs w:val="28"/>
+        </w:rPr>
+      </w:pPr>
+      <w:r>
+        <w:rPr>
+          <w:rFonts w:ascii="Times New Roman" w:hAnsi="Times New Roman" w:cs="Times New Roman"/>
+          <w:noProof/>
+          <w:color w:val="000000" w:themeColor="text1"/>
+          <w:sz w:val="28"/>
+          <w:szCs w:val="28"/>
+        </w:rPr>
+        <w:drawing>
+          <wp:inline distT="0" distB="0" distL="0" distR="0" wp14:anchorId="1F8B53B8" wp14:editId="2DDA18BB">
+            <wp:extent cx="1723270" cy="3416061"/>
+            <wp:effectExtent l="0" t="0" r="0" b="0"/>
+            <wp:docPr id="24" name="Рисунок 24"/>
+            <wp:cNvGraphicFramePr>
+              <a:graphicFrameLocks xmlns:a="http://schemas.openxmlformats.org/drawingml/2006/main" noChangeAspect="1"/>
+            </wp:cNvGraphicFramePr>
+            <a:graphic xmlns:a="http://schemas.openxmlformats.org/drawingml/2006/main">
+              <a:graphicData uri="http://schemas.openxmlformats.org/drawingml/2006/picture">
+                <pic:pic xmlns:pic="http://schemas.openxmlformats.org/drawingml/2006/picture">
+                  <pic:nvPicPr>
+                    <pic:cNvPr id="1" name=""/>
+                    <pic:cNvPicPr/>
+                  </pic:nvPicPr>
+                  <pic:blipFill>
+                    <a:blip r:embed="rId60"/>
+                    <a:stretch>
+                      <a:fillRect/>
+                    </a:stretch>
+                  </pic:blipFill>
+                  <pic:spPr>
+                    <a:xfrm>
+                      <a:off x="0" y="0"/>
+                      <a:ext cx="1731120" cy="3431623"/>
+                    </a:xfrm>
+                    <a:prstGeom prst="rect">
+                      <a:avLst/>
+                    </a:prstGeom>
+                  </pic:spPr>
+                </pic:pic>
+              </a:graphicData>
+            </a:graphic>
+          </wp:inline>
+        </w:drawing>
+      </w:r>
+    </w:p>
+    <w:p>
+      <w:pPr>
         <w:pStyle w:val="1"/>
         <w:ind w:firstLine="709"/>
         <w:rPr>
@@ -7962,8 +8704,6 @@
           <w:color w:val="000000" w:themeColor="text1"/>
         </w:rPr>
       </w:pPr>
-      <w:bookmarkStart w:id="14" w:name="_GoBack"/>
-      <w:bookmarkEnd w:id="14"/>
     </w:p>
     <w:p>
       <w:pPr>
@@ -7993,7 +8733,7 @@
           <w:color w:val="000000" w:themeColor="text1"/>
         </w:rPr>
       </w:pPr>
-      <w:bookmarkStart w:id="15" w:name="_Toc195538324"/>
+      <w:bookmarkStart w:id="14" w:name="_Toc195538324"/>
       <w:r>
         <w:rPr>
           <w:rFonts w:ascii="Times New Roman" w:hAnsi="Times New Roman" w:cs="Times New Roman"/>
@@ -8003,6 +8743,8 @@
         <w:lastRenderedPageBreak/>
         <w:t>Тема 15. Защита приложения. Оценка качества и надежности приложения.</w:t>
       </w:r>
+      <w:bookmarkStart w:id="15" w:name="_GoBack"/>
+      <w:bookmarkEnd w:id="14"/>
       <w:bookmarkEnd w:id="15"/>
     </w:p>
     <w:p>
@@ -8105,7 +8847,7 @@
       </w:pPr>
     </w:p>
     <w:sectPr>
-      <w:footerReference w:type="default" r:id="rId54"/>
+      <w:footerReference w:type="default" r:id="rId61"/>
       <w:pgSz w:w="11906" w:h="16838"/>
       <w:pgMar w:top="1134" w:right="850" w:bottom="1134" w:left="1701" w:header="708" w:footer="708" w:gutter="0"/>
       <w:cols w:space="708"/>
@@ -10156,7 +10898,7 @@
 </file>
 
 <file path=customXml/itemProps1.xml><?xml version="1.0" encoding="utf-8"?>
-<ds:datastoreItem xmlns:ds="http://schemas.openxmlformats.org/officeDocument/2006/customXml" ds:itemID="{C3F06F1D-A782-458E-A35E-5FC2A9CEB271}">
+<ds:datastoreItem xmlns:ds="http://schemas.openxmlformats.org/officeDocument/2006/customXml" ds:itemID="{CAC447A9-E407-42A8-AEB0-BDA53904F57A}">
   <ds:schemaRefs>
     <ds:schemaRef ds:uri="http://schemas.openxmlformats.org/officeDocument/2006/bibliography"/>
   </ds:schemaRefs>
